--- a/Fase 1/Evidencias Grupales/1.5_GuiaEstudiante_Fase 1_Definicion Proyecto APT (Español).docx
+++ b/Fase 1/Evidencias Grupales/1.5_GuiaEstudiante_Fase 1_Definicion Proyecto APT (Español).docx
@@ -11,7 +11,7 @@
         <mc:AlternateContent>
           <mc:Choice Requires="wpg">
             <w:drawing>
-              <wp:anchor distT="0" distB="0" distL="0" distR="0" simplePos="0" relativeHeight="10" behindDoc="0" locked="0" layoutInCell="0" allowOverlap="1" wp14:anchorId="2D7FCADB">
+              <wp:anchor distT="0" distB="0" distL="0" distR="0" simplePos="0" relativeHeight="11" behindDoc="0" locked="0" layoutInCell="0" allowOverlap="1" wp14:anchorId="2D7FCADB">
                 <wp:simplePos x="0" y="0"/>
                 <wp:positionH relativeFrom="margin">
                   <wp:posOffset>-434975</wp:posOffset>
@@ -123,7 +123,7 @@
                             </w:p>
                           </w:txbxContent>
                         </wps:txbx>
-                        <wps:bodyPr anchor="t">
+                        <wps:bodyPr lIns="0" tIns="0" rIns="0" bIns="0" anchor="t">
                           <a:noAutofit/>
                         </wps:bodyPr>
                       </wps:wsp>
@@ -133,7 +133,7 @@
                         <wps:spPr>
                           <a:xfrm>
                             <a:off x="0" y="0"/>
-                            <a:ext cx="1106280" cy="1486440"/>
+                            <a:ext cx="1105560" cy="1486440"/>
                           </a:xfrm>
                           <a:prstGeom prst="rect">
                             <a:avLst/>
@@ -174,7 +174,7 @@
               <v:group id="shape_0" alt="Grupo 47" style="position:absolute;margin-left:-34.25pt;margin-top:2.65pt;width:518.15pt;height:117.05pt" coordorigin="-685,53" coordsize="10363,2341">
                 <v:rect id="shape_0" stroked="f" o:allowincell="f" style="position:absolute;left:1113;top:429;width:8564;height:1945;mso-wrap-style:square;v-text-anchor:top;mso-position-horizontal-relative:margin">
                   <v:fill o:detectmouseclick="t" on="false"/>
-                  <v:stroke color="#3465a4" weight="9360" joinstyle="miter" endcap="flat"/>
+                  <v:stroke color="#3465a4" weight="9360" joinstyle="round" endcap="flat"/>
                   <v:textbox>
                     <w:txbxContent>
                       <w:p>
@@ -243,7 +243,7 @@
                   </v:textbox>
                   <w10:wrap type="none"/>
                 </v:rect>
-                <v:rect id="shape_0" fillcolor="#203864" stroked="f" o:allowincell="f" style="position:absolute;left:-685;top:53;width:1741;height:2340;mso-wrap-style:none;v-text-anchor:middle;mso-position-horizontal-relative:margin">
+                <v:rect id="shape_0" fillcolor="#203864" stroked="f" o:allowincell="f" style="position:absolute;left:-685;top:53;width:1740;height:2340;mso-wrap-style:none;v-text-anchor:middle;mso-position-horizontal-relative:margin">
                   <v:fill o:detectmouseclick="t" type="solid" color2="#dfc79b"/>
                   <v:stroke color="#3465a4" weight="12600" joinstyle="miter" endcap="flat"/>
                   <w10:wrap type="none"/>
@@ -380,6 +380,7 @@
             <w:pPr>
               <w:pStyle w:val="Normal"/>
               <w:widowControl/>
+              <w:suppressAutoHyphens w:val="true"/>
               <w:spacing w:before="0" w:after="160"/>
               <w:jc w:val="start"/>
               <w:rPr>
@@ -464,6 +465,7 @@
             <w:pPr>
               <w:pStyle w:val="Normal"/>
               <w:widowControl/>
+              <w:suppressAutoHyphens w:val="true"/>
               <w:spacing w:before="0" w:after="160"/>
               <w:jc w:val="start"/>
               <w:rPr>
@@ -473,21 +475,12 @@
             </w:pPr>
             <w:r>
               <w:rPr>
-                <w:rFonts w:eastAsia="Calibri" w:cs="" w:ascii="Calibri" w:hAnsi="Calibri"/>
+                <w:rFonts w:eastAsia="Calibri" w:cs=""/>
                 <w:color w:themeColor="accent1" w:themeShade="80" w:val="1F3864"/>
                 <w:kern w:val="0"/>
                 <w:lang w:val="es-CL" w:eastAsia="en-US" w:bidi="ar-SA"/>
               </w:rPr>
-              <w:t>Nombre estudiante</w:t>
-            </w:r>
-            <w:r>
-              <w:rPr>
-                <w:rFonts w:eastAsia="Calibri" w:cs="" w:ascii="Calibri" w:hAnsi="Calibri"/>
-                <w:color w:themeColor="accent1" w:themeShade="80" w:val="1F3864"/>
-                <w:kern w:val="0"/>
-                <w:lang w:val="es-CL" w:eastAsia="en-US" w:bidi="ar-SA"/>
-              </w:rPr>
-              <w:t>s</w:t>
+              <w:t>Nombre estudiantes</w:t>
             </w:r>
           </w:p>
         </w:tc>
@@ -506,6 +499,7 @@
             <w:pPr>
               <w:pStyle w:val="Normal"/>
               <w:widowControl/>
+              <w:suppressAutoHyphens w:val="true"/>
               <w:spacing w:before="0" w:after="160"/>
               <w:jc w:val="start"/>
               <w:rPr>
@@ -543,6 +537,7 @@
             <w:pPr>
               <w:pStyle w:val="Normal"/>
               <w:widowControl/>
+              <w:suppressAutoHyphens w:val="true"/>
               <w:spacing w:before="0" w:after="160"/>
               <w:jc w:val="start"/>
               <w:rPr>
@@ -552,7 +547,7 @@
             </w:pPr>
             <w:r>
               <w:rPr>
-                <w:rFonts w:eastAsia="Calibri" w:cs="" w:ascii="Calibri" w:hAnsi="Calibri"/>
+                <w:rFonts w:eastAsia="Calibri" w:cs=""/>
                 <w:color w:themeColor="accent1" w:themeShade="80" w:val="1F3864"/>
                 <w:kern w:val="0"/>
                 <w:lang w:val="es-CL" w:eastAsia="en-US" w:bidi="ar-SA"/>
@@ -576,6 +571,7 @@
             <w:pPr>
               <w:pStyle w:val="Normal"/>
               <w:widowControl/>
+              <w:suppressAutoHyphens w:val="true"/>
               <w:spacing w:before="0" w:after="160"/>
               <w:jc w:val="start"/>
               <w:rPr>
@@ -613,6 +609,7 @@
             <w:pPr>
               <w:pStyle w:val="Normal"/>
               <w:widowControl/>
+              <w:suppressAutoHyphens w:val="true"/>
               <w:spacing w:before="0" w:after="160"/>
               <w:jc w:val="start"/>
               <w:rPr>
@@ -622,7 +619,7 @@
             </w:pPr>
             <w:r>
               <w:rPr>
-                <w:rFonts w:eastAsia="Calibri" w:cs="" w:ascii="Calibri" w:hAnsi="Calibri"/>
+                <w:rFonts w:eastAsia="Calibri" w:cs=""/>
                 <w:color w:themeColor="accent1" w:themeShade="80" w:val="1F3864"/>
                 <w:kern w:val="0"/>
                 <w:lang w:val="es-CL" w:eastAsia="en-US" w:bidi="ar-SA"/>
@@ -646,6 +643,7 @@
             <w:pPr>
               <w:pStyle w:val="Normal"/>
               <w:widowControl/>
+              <w:suppressAutoHyphens w:val="true"/>
               <w:spacing w:before="0" w:after="160"/>
               <w:jc w:val="start"/>
               <w:rPr>
@@ -683,6 +681,7 @@
             <w:pPr>
               <w:pStyle w:val="Normal"/>
               <w:widowControl/>
+              <w:suppressAutoHyphens w:val="true"/>
               <w:spacing w:before="0" w:after="160"/>
               <w:jc w:val="start"/>
               <w:rPr>
@@ -692,7 +691,7 @@
             </w:pPr>
             <w:r>
               <w:rPr>
-                <w:rFonts w:eastAsia="Calibri" w:cs="" w:ascii="Calibri" w:hAnsi="Calibri"/>
+                <w:rFonts w:eastAsia="Calibri" w:cs=""/>
                 <w:color w:themeColor="accent1" w:themeShade="80" w:val="1F3864"/>
                 <w:kern w:val="0"/>
                 <w:lang w:val="es-CL" w:eastAsia="en-US" w:bidi="ar-SA"/>
@@ -716,6 +715,7 @@
             <w:pPr>
               <w:pStyle w:val="Normal"/>
               <w:widowControl/>
+              <w:suppressAutoHyphens w:val="true"/>
               <w:spacing w:before="0" w:after="160"/>
               <w:jc w:val="start"/>
               <w:rPr>
@@ -793,6 +793,7 @@
             <w:pPr>
               <w:pStyle w:val="Normal"/>
               <w:widowControl/>
+              <w:suppressAutoHyphens w:val="true"/>
               <w:spacing w:before="0" w:after="160"/>
               <w:jc w:val="start"/>
               <w:rPr>
@@ -873,6 +874,7 @@
             <w:pPr>
               <w:pStyle w:val="Normal"/>
               <w:widowControl/>
+              <w:suppressAutoHyphens w:val="true"/>
               <w:spacing w:before="0" w:after="160"/>
               <w:jc w:val="start"/>
               <w:rPr>
@@ -882,7 +884,7 @@
             </w:pPr>
             <w:r>
               <w:rPr>
-                <w:rFonts w:eastAsia="Calibri" w:cs="" w:ascii="Calibri" w:hAnsi="Calibri"/>
+                <w:rFonts w:eastAsia="Calibri" w:cs=""/>
                 <w:color w:themeColor="accent1" w:themeShade="80" w:val="1F3864"/>
                 <w:kern w:val="0"/>
                 <w:lang w:val="es-CL" w:eastAsia="en-US" w:bidi="ar-SA"/>
@@ -906,6 +908,7 @@
             <w:pPr>
               <w:pStyle w:val="Normal"/>
               <w:widowControl/>
+              <w:suppressAutoHyphens w:val="true"/>
               <w:bidi w:val="0"/>
               <w:spacing w:before="0" w:after="160"/>
               <w:jc w:val="start"/>
@@ -918,7 +921,7 @@
             </w:pPr>
             <w:r>
               <w:rPr>
-                <w:rFonts w:eastAsia="Calibri" w:cs="Arial" w:ascii="Calibri" w:hAnsi="Calibri"/>
+                <w:rFonts w:eastAsia="Calibri" w:cs="Arial"/>
                 <w:b/>
                 <w:i w:val="false"/>
                 <w:iCs w:val="false"/>
@@ -932,7 +935,7 @@
             </w:r>
             <w:r>
               <w:rPr>
-                <w:rFonts w:eastAsia="Calibri" w:cs="Arial" w:ascii="Calibri" w:hAnsi="Calibri"/>
+                <w:rFonts w:eastAsia="Calibri" w:cs="Arial"/>
                 <w:b w:val="false"/>
                 <w:bCs w:val="false"/>
                 <w:i/>
@@ -966,6 +969,7 @@
             <w:pPr>
               <w:pStyle w:val="Normal"/>
               <w:widowControl/>
+              <w:suppressAutoHyphens w:val="true"/>
               <w:spacing w:before="0" w:after="160"/>
               <w:jc w:val="start"/>
               <w:rPr>
@@ -975,7 +979,7 @@
             </w:pPr>
             <w:r>
               <w:rPr>
-                <w:rFonts w:eastAsia="Calibri" w:cs="" w:ascii="Calibri" w:hAnsi="Calibri"/>
+                <w:rFonts w:eastAsia="Calibri" w:cs=""/>
                 <w:color w:themeColor="accent1" w:themeShade="80" w:val="1F3864"/>
                 <w:kern w:val="0"/>
                 <w:lang w:val="es-CL" w:eastAsia="en-US" w:bidi="ar-SA"/>
@@ -999,6 +1003,7 @@
             <w:pPr>
               <w:pStyle w:val="Normal"/>
               <w:widowControl/>
+              <w:suppressAutoHyphens w:val="true"/>
               <w:bidi w:val="0"/>
               <w:spacing w:before="0" w:after="160"/>
               <w:jc w:val="start"/>
@@ -1013,7 +1018,7 @@
             </w:pPr>
             <w:r>
               <w:rPr>
-                <w:rFonts w:eastAsia="Calibri" w:cs="Arial" w:ascii="Calibri" w:hAnsi="Calibri"/>
+                <w:rFonts w:eastAsia="Calibri" w:cs="Arial"/>
                 <w:i w:val="false"/>
                 <w:iCs w:val="false"/>
                 <w:color w:val="000000"/>
@@ -1046,6 +1051,7 @@
             <w:pPr>
               <w:pStyle w:val="Normal"/>
               <w:widowControl/>
+              <w:suppressAutoHyphens w:val="true"/>
               <w:spacing w:before="0" w:after="160"/>
               <w:jc w:val="start"/>
               <w:rPr>
@@ -1055,7 +1061,7 @@
             </w:pPr>
             <w:r>
               <w:rPr>
-                <w:rFonts w:eastAsia="Calibri" w:cs="" w:ascii="Calibri" w:hAnsi="Calibri"/>
+                <w:rFonts w:eastAsia="Calibri" w:cs=""/>
                 <w:color w:themeColor="accent1" w:themeShade="80" w:val="1F3864"/>
                 <w:kern w:val="0"/>
                 <w:lang w:val="es-CL" w:eastAsia="en-US" w:bidi="ar-SA"/>
@@ -1067,6 +1073,7 @@
             <w:pPr>
               <w:pStyle w:val="Normal"/>
               <w:widowControl/>
+              <w:suppressAutoHyphens w:val="true"/>
               <w:spacing w:before="0" w:after="160"/>
               <w:jc w:val="start"/>
               <w:rPr>
@@ -1076,10 +1083,7 @@
             </w:pPr>
             <w:r>
               <w:rPr>
-                <w:rFonts w:eastAsia="Calibri" w:cs="" w:ascii="Calibri" w:hAnsi="Calibri"/>
                 <w:color w:themeColor="accent1" w:themeShade="80" w:val="1F3864"/>
-                <w:kern w:val="0"/>
-                <w:lang w:val="es-CL" w:eastAsia="en-US" w:bidi="ar-SA"/>
               </w:rPr>
             </w:r>
           </w:p>
@@ -1099,6 +1103,7 @@
             <w:pPr>
               <w:pStyle w:val="Normal"/>
               <w:widowControl/>
+              <w:suppressAutoHyphens w:val="true"/>
               <w:bidi w:val="0"/>
               <w:spacing w:before="0" w:after="160"/>
               <w:jc w:val="start"/>
@@ -1115,7 +1120,7 @@
             </w:pPr>
             <w:r>
               <w:rPr>
-                <w:rFonts w:eastAsia="Calibri" w:cs="Arial" w:ascii="Calibri" w:hAnsi="Calibri"/>
+                <w:rFonts w:eastAsia="Calibri" w:cs="Arial"/>
                 <w:b w:val="false"/>
                 <w:bCs w:val="false"/>
                 <w:i w:val="false"/>
@@ -1216,6 +1221,7 @@
               <w:pStyle w:val="Normal"/>
               <w:pageBreakBefore/>
               <w:widowControl/>
+              <w:suppressAutoHyphens w:val="true"/>
               <w:spacing w:before="0" w:after="160"/>
               <w:jc w:val="start"/>
               <w:rPr>
@@ -1298,6 +1304,7 @@
             <w:pPr>
               <w:pStyle w:val="Normal"/>
               <w:widowControl/>
+              <w:suppressAutoHyphens w:val="true"/>
               <w:spacing w:before="0" w:after="160"/>
               <w:jc w:val="start"/>
               <w:rPr>
@@ -1307,7 +1314,7 @@
             </w:pPr>
             <w:r>
               <w:rPr>
-                <w:rFonts w:eastAsia="Calibri" w:cs="" w:ascii="Calibri" w:hAnsi="Calibri"/>
+                <w:rFonts w:eastAsia="Calibri" w:cs=""/>
                 <w:color w:themeColor="accent1" w:themeShade="80" w:val="1F3864"/>
                 <w:kern w:val="0"/>
                 <w:lang w:val="es-CL" w:eastAsia="en-US" w:bidi="ar-SA"/>
@@ -1331,6 +1338,7 @@
             <w:pPr>
               <w:pStyle w:val="Normal"/>
               <w:widowControl/>
+              <w:suppressAutoHyphens w:val="true"/>
               <w:bidi w:val="0"/>
               <w:spacing w:before="0" w:after="160"/>
               <w:jc w:val="both"/>
@@ -1347,7 +1355,7 @@
             </w:pPr>
             <w:r>
               <w:rPr>
-                <w:rFonts w:eastAsia="Calibri" w:cs="Arial" w:ascii="Calibri" w:hAnsi="Calibri"/>
+                <w:rFonts w:eastAsia="Calibri" w:cs="Arial"/>
                 <w:i w:val="false"/>
                 <w:iCs w:val="false"/>
                 <w:color w:val="000000"/>
@@ -1363,6 +1371,7 @@
             <w:pPr>
               <w:pStyle w:val="Normal"/>
               <w:widowControl/>
+              <w:suppressAutoHyphens w:val="true"/>
               <w:bidi w:val="0"/>
               <w:spacing w:before="0" w:after="160"/>
               <w:jc w:val="both"/>
@@ -1379,7 +1388,7 @@
             </w:pPr>
             <w:r>
               <w:rPr>
-                <w:rFonts w:eastAsia="Calibri" w:cs="Arial" w:ascii="Calibri" w:hAnsi="Calibri"/>
+                <w:rFonts w:eastAsia="Calibri" w:cs="Arial"/>
                 <w:i w:val="false"/>
                 <w:iCs w:val="false"/>
                 <w:color w:val="000000"/>
@@ -1395,6 +1404,7 @@
             <w:pPr>
               <w:pStyle w:val="Normal"/>
               <w:widowControl/>
+              <w:suppressAutoHyphens w:val="true"/>
               <w:bidi w:val="0"/>
               <w:spacing w:before="0" w:after="160"/>
               <w:jc w:val="both"/>
@@ -1411,7 +1421,7 @@
             </w:pPr>
             <w:r>
               <w:rPr>
-                <w:rFonts w:eastAsia="Calibri" w:cs="Arial" w:ascii="Calibri" w:hAnsi="Calibri"/>
+                <w:rFonts w:eastAsia="Calibri" w:cs="Arial"/>
                 <w:i w:val="false"/>
                 <w:iCs w:val="false"/>
                 <w:color w:val="000000"/>
@@ -1427,6 +1437,7 @@
             <w:pPr>
               <w:pStyle w:val="Normal"/>
               <w:widowControl/>
+              <w:suppressAutoHyphens w:val="true"/>
               <w:bidi w:val="0"/>
               <w:spacing w:before="0" w:after="160"/>
               <w:jc w:val="both"/>
@@ -1443,7 +1454,7 @@
             </w:pPr>
             <w:r>
               <w:rPr>
-                <w:rFonts w:eastAsia="Calibri" w:cs="Arial" w:ascii="Calibri" w:hAnsi="Calibri"/>
+                <w:rFonts w:eastAsia="Calibri" w:cs="Arial"/>
                 <w:i w:val="false"/>
                 <w:iCs w:val="false"/>
                 <w:color w:val="000000"/>
@@ -1476,6 +1487,7 @@
             <w:pPr>
               <w:pStyle w:val="Normal"/>
               <w:widowControl/>
+              <w:suppressAutoHyphens w:val="true"/>
               <w:spacing w:before="0" w:after="160"/>
               <w:jc w:val="start"/>
               <w:rPr>
@@ -1485,7 +1497,7 @@
             </w:pPr>
             <w:r>
               <w:rPr>
-                <w:rFonts w:eastAsia="Calibri" w:cs="" w:ascii="Calibri" w:hAnsi="Calibri"/>
+                <w:rFonts w:eastAsia="Calibri" w:cs=""/>
                 <w:color w:themeColor="accent1" w:themeShade="80" w:val="1F3864"/>
                 <w:kern w:val="0"/>
                 <w:lang w:val="es-CL" w:eastAsia="en-US" w:bidi="ar-SA"/>
@@ -1509,6 +1521,7 @@
             <w:pPr>
               <w:pStyle w:val="Normal"/>
               <w:widowControl/>
+              <w:suppressAutoHyphens w:val="true"/>
               <w:bidi w:val="0"/>
               <w:spacing w:before="0" w:after="160"/>
               <w:jc w:val="both"/>
@@ -1524,7 +1537,7 @@
             </w:pPr>
             <w:r>
               <w:rPr>
-                <w:rFonts w:eastAsia="Calibri" w:cs="Arial" w:ascii="Calibri" w:hAnsi="Calibri"/>
+                <w:rFonts w:eastAsia="Calibri" w:cs="Arial"/>
                 <w:b/>
                 <w:bCs/>
                 <w:i w:val="false"/>
@@ -1539,7 +1552,7 @@
             </w:r>
             <w:r>
               <w:rPr>
-                <w:rFonts w:eastAsia="Calibri" w:cs="Arial" w:ascii="Calibri" w:hAnsi="Calibri"/>
+                <w:rFonts w:eastAsia="Calibri" w:cs="Arial"/>
                 <w:i w:val="false"/>
                 <w:iCs w:val="false"/>
                 <w:color w:val="000000"/>
@@ -1548,52 +1561,14 @@
                 <w:szCs w:val="20"/>
                 <w:lang w:val="es-CL" w:eastAsia="es-CL" w:bidi="ar-SA"/>
               </w:rPr>
-              <w:t xml:space="preserve"> será un videojuego de estrategia y automatización </w:t>
-            </w:r>
-            <w:r>
-              <w:rPr>
-                <w:rFonts w:eastAsia="Calibri" w:cs="Arial" w:ascii="Calibri" w:hAnsi="Calibri"/>
-                <w:i w:val="false"/>
-                <w:iCs w:val="false"/>
-                <w:color w:val="000000"/>
-                <w:kern w:val="0"/>
-                <w:sz w:val="20"/>
-                <w:szCs w:val="20"/>
-                <w:lang w:val="es-CL" w:eastAsia="es-CL" w:bidi="ar-SA"/>
-              </w:rPr>
-              <w:t xml:space="preserve">con enfoque </w:t>
-            </w:r>
-            <w:r>
-              <w:rPr>
-                <w:rFonts w:eastAsia="Calibri" w:cs="Arial" w:ascii="Calibri" w:hAnsi="Calibri"/>
-                <w:i w:val="false"/>
-                <w:iCs w:val="false"/>
-                <w:color w:val="000000"/>
-                <w:kern w:val="0"/>
-                <w:sz w:val="20"/>
-                <w:szCs w:val="20"/>
-                <w:lang w:val="es-CL" w:eastAsia="es-CL" w:bidi="ar-SA"/>
-              </w:rPr>
-              <w:t>educativo</w:t>
-            </w:r>
-            <w:r>
-              <w:rPr>
-                <w:rFonts w:eastAsia="Calibri" w:cs="Arial" w:ascii="Calibri" w:hAnsi="Calibri"/>
-                <w:i w:val="false"/>
-                <w:iCs w:val="false"/>
-                <w:color w:val="000000"/>
-                <w:kern w:val="0"/>
-                <w:sz w:val="20"/>
-                <w:szCs w:val="20"/>
-                <w:lang w:val="es-CL" w:eastAsia="es-CL" w:bidi="ar-SA"/>
-              </w:rPr>
-              <w:t xml:space="preserve"> para computadores de escritorio, desarrollado en Unity, cuyo objetivo es permitir que los jugadores aprendan y practiquen conceptos de programación mediante la resolución de desafíos dentro de un entorno simulado.</w:t>
-            </w:r>
-          </w:p>
-          <w:p>
-            <w:pPr>
-              <w:pStyle w:val="Normal"/>
-              <w:widowControl/>
+              <w:t xml:space="preserve"> será un videojuego de estrategia y automatización con enfoque educativo para computadores de escritorio, desarrollado en Unity, cuyo objetivo es permitir que los jugadores aprendan y practiquen conceptos de programación mediante la resolución de desafíos dentro de un entorno simulado.</w:t>
+            </w:r>
+          </w:p>
+          <w:p>
+            <w:pPr>
+              <w:pStyle w:val="Normal"/>
+              <w:widowControl/>
+              <w:suppressAutoHyphens w:val="true"/>
               <w:bidi w:val="0"/>
               <w:spacing w:before="0" w:after="160"/>
               <w:jc w:val="both"/>
@@ -1609,7 +1584,7 @@
             </w:pPr>
             <w:r>
               <w:rPr>
-                <w:rFonts w:eastAsia="Calibri" w:cs="Arial" w:ascii="Calibri" w:hAnsi="Calibri"/>
+                <w:rFonts w:eastAsia="Calibri" w:cs="Arial"/>
                 <w:i w:val="false"/>
                 <w:iCs w:val="false"/>
                 <w:color w:val="000000"/>
@@ -1625,6 +1600,7 @@
             <w:pPr>
               <w:pStyle w:val="Normal"/>
               <w:widowControl/>
+              <w:suppressAutoHyphens w:val="true"/>
               <w:bidi w:val="0"/>
               <w:spacing w:before="0" w:after="160"/>
               <w:jc w:val="both"/>
@@ -1640,7 +1616,7 @@
             </w:pPr>
             <w:r>
               <w:rPr>
-                <w:rFonts w:eastAsia="Calibri" w:cs="Arial" w:ascii="Calibri" w:hAnsi="Calibri"/>
+                <w:rFonts w:eastAsia="Calibri" w:cs="Arial"/>
                 <w:i w:val="false"/>
                 <w:iCs w:val="false"/>
                 <w:color w:val="000000"/>
@@ -1656,6 +1632,7 @@
             <w:pPr>
               <w:pStyle w:val="Normal"/>
               <w:widowControl/>
+              <w:suppressAutoHyphens w:val="true"/>
               <w:bidi w:val="0"/>
               <w:spacing w:before="0" w:after="160"/>
               <w:jc w:val="both"/>
@@ -1671,7 +1648,7 @@
             </w:pPr>
             <w:r>
               <w:rPr>
-                <w:rFonts w:eastAsia="Calibri" w:cs="Arial" w:ascii="Calibri" w:hAnsi="Calibri"/>
+                <w:rFonts w:eastAsia="Calibri" w:cs="Arial"/>
                 <w:i w:val="false"/>
                 <w:iCs w:val="false"/>
                 <w:color w:val="000000"/>
@@ -1687,6 +1664,7 @@
             <w:pPr>
               <w:pStyle w:val="Normal"/>
               <w:widowControl/>
+              <w:suppressAutoHyphens w:val="true"/>
               <w:bidi w:val="0"/>
               <w:spacing w:before="0" w:after="160"/>
               <w:jc w:val="both"/>
@@ -1702,7 +1680,7 @@
             </w:pPr>
             <w:r>
               <w:rPr>
-                <w:rFonts w:eastAsia="Calibri" w:cs="Arial" w:ascii="Calibri" w:hAnsi="Calibri"/>
+                <w:rFonts w:eastAsia="Calibri" w:cs="Arial"/>
                 <w:i w:val="false"/>
                 <w:iCs w:val="false"/>
                 <w:color w:val="000000"/>
@@ -1715,7 +1693,7 @@
             </w:r>
             <w:r>
               <w:rPr>
-                <w:rFonts w:eastAsia="Calibri" w:cs="Arial" w:ascii="Calibri" w:hAnsi="Calibri"/>
+                <w:rFonts w:eastAsia="Calibri" w:cs="Arial"/>
                 <w:i/>
                 <w:color w:val="548DD4"/>
                 <w:kern w:val="0"/>
@@ -1747,6 +1725,7 @@
             <w:pPr>
               <w:pStyle w:val="Normal"/>
               <w:widowControl/>
+              <w:suppressAutoHyphens w:val="true"/>
               <w:spacing w:before="0" w:after="160"/>
               <w:jc w:val="start"/>
               <w:rPr>
@@ -1756,7 +1735,7 @@
             </w:pPr>
             <w:r>
               <w:rPr>
-                <w:rFonts w:eastAsia="Calibri" w:cs="" w:ascii="Calibri" w:hAnsi="Calibri"/>
+                <w:rFonts w:eastAsia="Calibri" w:cs=""/>
                 <w:color w:themeColor="accent1" w:themeShade="80" w:val="1F3864"/>
                 <w:kern w:val="0"/>
                 <w:lang w:val="es-CL" w:eastAsia="en-US" w:bidi="ar-SA"/>
@@ -1780,6 +1759,7 @@
             <w:pPr>
               <w:pStyle w:val="Normal"/>
               <w:widowControl/>
+              <w:suppressAutoHyphens w:val="true"/>
               <w:bidi w:val="0"/>
               <w:spacing w:before="0" w:after="160"/>
               <w:jc w:val="both"/>
@@ -1798,7 +1778,7 @@
             </w:pPr>
             <w:r>
               <w:rPr>
-                <w:rFonts w:eastAsia="Calibri" w:cs="Arial" w:ascii="Calibri" w:hAnsi="Calibri"/>
+                <w:rFonts w:eastAsia="Calibri" w:cs="Arial"/>
                 <w:i w:val="false"/>
                 <w:iCs w:val="false"/>
                 <w:color w:val="000000"/>
@@ -1812,7 +1792,7 @@
             </w:r>
             <w:r>
               <w:rPr>
-                <w:rFonts w:eastAsia="Calibri" w:cs="Arial" w:ascii="Calibri" w:hAnsi="Calibri"/>
+                <w:rFonts w:eastAsia="Calibri" w:cs="Arial"/>
                 <w:b/>
                 <w:bCs/>
                 <w:i w:val="false"/>
@@ -1828,7 +1808,7 @@
             </w:r>
             <w:r>
               <w:rPr>
-                <w:rFonts w:eastAsia="Calibri" w:cs="Arial" w:ascii="Calibri" w:hAnsi="Calibri"/>
+                <w:rFonts w:eastAsia="Calibri" w:cs="Arial"/>
                 <w:i w:val="false"/>
                 <w:iCs w:val="false"/>
                 <w:color w:val="000000"/>
@@ -1845,6 +1825,7 @@
             <w:pPr>
               <w:pStyle w:val="Normal"/>
               <w:widowControl/>
+              <w:suppressAutoHyphens w:val="true"/>
               <w:bidi w:val="0"/>
               <w:spacing w:before="0" w:after="160"/>
               <w:jc w:val="both"/>
@@ -1863,7 +1844,7 @@
             </w:pPr>
             <w:r>
               <w:rPr>
-                <w:rFonts w:eastAsia="Calibri" w:cs="Arial" w:ascii="Calibri" w:hAnsi="Calibri"/>
+                <w:rFonts w:eastAsia="Calibri" w:cs="Arial"/>
                 <w:i w:val="false"/>
                 <w:iCs w:val="false"/>
                 <w:color w:val="000000"/>
@@ -1880,6 +1861,7 @@
             <w:pPr>
               <w:pStyle w:val="Normal"/>
               <w:widowControl/>
+              <w:suppressAutoHyphens w:val="true"/>
               <w:bidi w:val="0"/>
               <w:spacing w:before="0" w:after="160"/>
               <w:jc w:val="both"/>
@@ -1898,7 +1880,7 @@
             </w:pPr>
             <w:r>
               <w:rPr>
-                <w:rFonts w:eastAsia="Calibri" w:cs="Arial" w:ascii="Calibri" w:hAnsi="Calibri"/>
+                <w:rFonts w:eastAsia="Calibri" w:cs="Arial"/>
                 <w:i w:val="false"/>
                 <w:iCs w:val="false"/>
                 <w:color w:val="000000"/>
@@ -1915,6 +1897,7 @@
             <w:pPr>
               <w:pStyle w:val="Normal"/>
               <w:widowControl/>
+              <w:suppressAutoHyphens w:val="true"/>
               <w:bidi w:val="0"/>
               <w:spacing w:before="0" w:after="160"/>
               <w:jc w:val="both"/>
@@ -1933,7 +1916,7 @@
             </w:pPr>
             <w:r>
               <w:rPr>
-                <w:rFonts w:eastAsia="Calibri" w:cs="Arial" w:ascii="Calibri" w:hAnsi="Calibri"/>
+                <w:rFonts w:eastAsia="Calibri" w:cs="Arial"/>
                 <w:i w:val="false"/>
                 <w:iCs w:val="false"/>
                 <w:color w:val="000000"/>
@@ -1967,6 +1950,7 @@
             <w:pPr>
               <w:pStyle w:val="Normal"/>
               <w:widowControl/>
+              <w:suppressAutoHyphens w:val="true"/>
               <w:spacing w:before="0" w:after="160"/>
               <w:jc w:val="start"/>
               <w:rPr>
@@ -1976,7 +1960,7 @@
             </w:pPr>
             <w:r>
               <w:rPr>
-                <w:rFonts w:eastAsia="Calibri" w:cs="" w:ascii="Calibri" w:hAnsi="Calibri"/>
+                <w:rFonts w:eastAsia="Calibri" w:cs=""/>
                 <w:color w:themeColor="accent1" w:themeShade="80" w:val="1F3864"/>
                 <w:kern w:val="0"/>
                 <w:lang w:val="es-CL" w:eastAsia="en-US" w:bidi="ar-SA"/>
@@ -2000,6 +1984,7 @@
             <w:pPr>
               <w:pStyle w:val="BodyText"/>
               <w:widowControl/>
+              <w:suppressAutoHyphens w:val="true"/>
               <w:spacing w:before="0" w:after="160"/>
               <w:jc w:val="both"/>
               <w:rPr>
@@ -2013,7 +1998,7 @@
             </w:pPr>
             <w:r>
               <w:rPr>
-                <w:rFonts w:eastAsia="Calibri" w:cs="Arial" w:ascii="Calibri" w:hAnsi="Calibri"/>
+                <w:rFonts w:eastAsia="Calibri" w:cs="Arial"/>
                 <w:i w:val="false"/>
                 <w:iCs w:val="false"/>
                 <w:color w:val="000000"/>
@@ -2027,7 +2012,7 @@
             <w:r>
               <w:rPr>
                 <w:rStyle w:val="Strong"/>
-                <w:rFonts w:eastAsia="Calibri" w:cs="Arial" w:ascii="Calibri" w:hAnsi="Calibri"/>
+                <w:rFonts w:eastAsia="Calibri" w:cs="Arial"/>
                 <w:i w:val="false"/>
                 <w:iCs w:val="false"/>
                 <w:color w:val="000000"/>
@@ -2040,7 +2025,7 @@
             </w:r>
             <w:r>
               <w:rPr>
-                <w:rFonts w:eastAsia="Calibri" w:cs="Arial" w:ascii="Calibri" w:hAnsi="Calibri"/>
+                <w:rFonts w:eastAsia="Calibri" w:cs="Arial"/>
                 <w:i w:val="false"/>
                 <w:iCs w:val="false"/>
                 <w:color w:val="000000"/>
@@ -2056,6 +2041,7 @@
             <w:pPr>
               <w:pStyle w:val="BodyText"/>
               <w:widowControl/>
+              <w:suppressAutoHyphens w:val="true"/>
               <w:spacing w:before="0" w:after="160"/>
               <w:jc w:val="both"/>
               <w:rPr>
@@ -2070,7 +2056,7 @@
             </w:pPr>
             <w:r>
               <w:rPr>
-                <w:rFonts w:cs="Arial" w:ascii="Calibri" w:hAnsi="Calibri"/>
+                <w:rFonts w:cs="Arial"/>
                 <w:i w:val="false"/>
                 <w:iCs w:val="false"/>
                 <w:color w:val="000000"/>
@@ -2084,6 +2070,7 @@
           <w:p>
             <w:pPr>
               <w:pStyle w:val="BodyText"/>
+              <w:suppressAutoHyphens w:val="true"/>
               <w:spacing w:lineRule="auto" w:line="259" w:before="0" w:after="160"/>
               <w:jc w:val="both"/>
               <w:rPr>
@@ -2098,7 +2085,7 @@
             </w:pPr>
             <w:r>
               <w:rPr>
-                <w:rFonts w:cs="Arial" w:ascii="Calibri" w:hAnsi="Calibri"/>
+                <w:rFonts w:cs="Arial"/>
                 <w:i w:val="false"/>
                 <w:iCs w:val="false"/>
                 <w:color w:val="000000"/>
@@ -2112,6 +2099,7 @@
           <w:p>
             <w:pPr>
               <w:pStyle w:val="BodyText"/>
+              <w:suppressAutoHyphens w:val="true"/>
               <w:spacing w:lineRule="auto" w:line="259" w:before="0" w:after="160"/>
               <w:jc w:val="both"/>
               <w:rPr>
@@ -2121,7 +2109,7 @@
             </w:pPr>
             <w:r>
               <w:rPr>
-                <w:rFonts w:cs="Arial" w:ascii="Calibri" w:hAnsi="Calibri"/>
+                <w:rFonts w:cs="Arial"/>
                 <w:i w:val="false"/>
                 <w:iCs w:val="false"/>
                 <w:color w:val="000000"/>
@@ -2134,7 +2122,7 @@
             <w:r>
               <w:rPr>
                 <w:rStyle w:val="Strong"/>
-                <w:rFonts w:cs="Arial" w:ascii="Calibri" w:hAnsi="Calibri"/>
+                <w:rFonts w:cs="Arial"/>
                 <w:i w:val="false"/>
                 <w:iCs w:val="false"/>
                 <w:color w:val="000000"/>
@@ -2146,7 +2134,7 @@
             </w:r>
             <w:r>
               <w:rPr>
-                <w:rFonts w:cs="Arial" w:ascii="Calibri" w:hAnsi="Calibri"/>
+                <w:rFonts w:cs="Arial"/>
                 <w:i w:val="false"/>
                 <w:iCs w:val="false"/>
                 <w:color w:val="000000"/>
@@ -2178,6 +2166,7 @@
             <w:pPr>
               <w:pStyle w:val="Normal"/>
               <w:widowControl/>
+              <w:suppressAutoHyphens w:val="true"/>
               <w:spacing w:before="0" w:after="160"/>
               <w:jc w:val="start"/>
               <w:rPr>
@@ -2187,7 +2176,7 @@
             </w:pPr>
             <w:r>
               <w:rPr>
-                <w:rFonts w:eastAsia="Calibri" w:cs="" w:ascii="Calibri" w:hAnsi="Calibri"/>
+                <w:rFonts w:eastAsia="Calibri" w:cs=""/>
                 <w:color w:themeColor="accent1" w:themeShade="80" w:val="1F3864"/>
                 <w:kern w:val="0"/>
                 <w:lang w:val="es-CL" w:eastAsia="en-US" w:bidi="ar-SA"/>
@@ -2211,6 +2200,7 @@
             <w:pPr>
               <w:pStyle w:val="Normal"/>
               <w:widowControl/>
+              <w:suppressAutoHyphens w:val="true"/>
               <w:bidi w:val="0"/>
               <w:spacing w:before="0" w:after="160"/>
               <w:jc w:val="both"/>
@@ -2229,7 +2219,7 @@
             </w:pPr>
             <w:r>
               <w:rPr>
-                <w:rFonts w:eastAsia="Calibri" w:cs="Arial" w:ascii="Calibri" w:hAnsi="Calibri"/>
+                <w:rFonts w:eastAsia="Calibri" w:cs="Arial"/>
                 <w:b w:val="false"/>
                 <w:bCs w:val="false"/>
                 <w:i w:val="false"/>
@@ -2244,7 +2234,7 @@
             </w:r>
             <w:r>
               <w:rPr>
-                <w:rFonts w:eastAsia="Calibri" w:cs="Arial" w:ascii="Calibri" w:hAnsi="Calibri"/>
+                <w:rFonts w:eastAsia="Calibri" w:cs="Arial"/>
                 <w:b/>
                 <w:bCs/>
                 <w:i w:val="false"/>
@@ -2259,7 +2249,7 @@
             </w:r>
             <w:r>
               <w:rPr>
-                <w:rFonts w:eastAsia="Calibri" w:cs="Arial" w:ascii="Calibri" w:hAnsi="Calibri"/>
+                <w:rFonts w:eastAsia="Calibri" w:cs="Arial"/>
                 <w:b w:val="false"/>
                 <w:bCs w:val="false"/>
                 <w:i w:val="false"/>
@@ -2277,6 +2267,7 @@
             <w:pPr>
               <w:pStyle w:val="Normal"/>
               <w:widowControl/>
+              <w:suppressAutoHyphens w:val="true"/>
               <w:bidi w:val="0"/>
               <w:spacing w:before="0" w:after="160"/>
               <w:jc w:val="both"/>
@@ -2295,7 +2286,7 @@
             </w:pPr>
             <w:r>
               <w:rPr>
-                <w:rFonts w:eastAsia="Calibri" w:cs="Arial" w:ascii="Calibri" w:hAnsi="Calibri"/>
+                <w:rFonts w:eastAsia="Calibri" w:cs="Arial"/>
                 <w:b w:val="false"/>
                 <w:bCs w:val="false"/>
                 <w:i w:val="false"/>
@@ -2313,6 +2304,7 @@
             <w:pPr>
               <w:pStyle w:val="Normal"/>
               <w:widowControl/>
+              <w:suppressAutoHyphens w:val="true"/>
               <w:bidi w:val="0"/>
               <w:spacing w:before="0" w:after="160"/>
               <w:jc w:val="both"/>
@@ -2331,7 +2323,7 @@
             </w:pPr>
             <w:r>
               <w:rPr>
-                <w:rFonts w:eastAsia="Calibri" w:cs="Arial" w:ascii="Calibri" w:hAnsi="Calibri"/>
+                <w:rFonts w:eastAsia="Calibri" w:cs="Arial"/>
                 <w:b w:val="false"/>
                 <w:bCs w:val="false"/>
                 <w:i w:val="false"/>
@@ -2349,6 +2341,7 @@
             <w:pPr>
               <w:pStyle w:val="Normal"/>
               <w:widowControl/>
+              <w:suppressAutoHyphens w:val="true"/>
               <w:bidi w:val="0"/>
               <w:spacing w:before="0" w:after="160"/>
               <w:jc w:val="both"/>
@@ -2367,7 +2360,7 @@
             </w:pPr>
             <w:r>
               <w:rPr>
-                <w:rFonts w:eastAsia="Calibri" w:cs="Arial" w:ascii="Calibri" w:hAnsi="Calibri"/>
+                <w:rFonts w:eastAsia="Calibri" w:cs="Arial"/>
                 <w:b w:val="false"/>
                 <w:bCs w:val="false"/>
                 <w:i w:val="false"/>
@@ -2385,6 +2378,7 @@
             <w:pPr>
               <w:pStyle w:val="Normal"/>
               <w:widowControl/>
+              <w:suppressAutoHyphens w:val="true"/>
               <w:bidi w:val="0"/>
               <w:spacing w:before="0" w:after="160"/>
               <w:jc w:val="both"/>
@@ -2396,7 +2390,7 @@
             </w:pPr>
             <w:r>
               <w:rPr>
-                <w:rFonts w:eastAsia="Calibri" w:cs="Arial" w:ascii="Calibri" w:hAnsi="Calibri"/>
+                <w:rFonts w:eastAsia="Calibri" w:cs="Arial"/>
                 <w:b w:val="false"/>
                 <w:bCs w:val="false"/>
                 <w:i w:val="false"/>
@@ -2444,6 +2438,8 @@
           <w:ilvl w:val="0"/>
           <w:numId w:val="1"/>
         </w:numPr>
+        <w:spacing w:before="0" w:after="160"/>
+        <w:contextualSpacing/>
         <w:rPr>
           <w:b/>
           <w:bCs/>
@@ -2500,6 +2496,7 @@
             <w:pPr>
               <w:pStyle w:val="Normal"/>
               <w:widowControl/>
+              <w:suppressAutoHyphens w:val="true"/>
               <w:spacing w:before="0" w:after="160"/>
               <w:jc w:val="start"/>
               <w:rPr>
@@ -2544,6 +2541,7 @@
             <w:pPr>
               <w:pStyle w:val="Footer"/>
               <w:widowControl/>
+              <w:suppressAutoHyphens w:val="true"/>
               <w:spacing w:before="0" w:after="0"/>
               <w:jc w:val="both"/>
               <w:rPr>
@@ -2553,7 +2551,7 @@
             </w:pPr>
             <w:r>
               <w:rPr>
-                <w:rFonts w:eastAsia="Calibri" w:cs="" w:ascii="Calibri" w:hAnsi="Calibri"/>
+                <w:rFonts w:eastAsia="Calibri" w:cs=""/>
                 <w:color w:themeColor="accent1" w:themeShade="80" w:val="1F3864"/>
                 <w:kern w:val="0"/>
                 <w:lang w:val="es-CL" w:eastAsia="en-US" w:bidi="ar-SA"/>
@@ -2599,8 +2597,8 @@
         <w:tblLook w:val="04a0" w:firstRow="1" w:noVBand="1" w:lastRow="0" w:firstColumn="1" w:lastColumn="0" w:noHBand="0"/>
       </w:tblPr>
       <w:tblGrid>
-        <w:gridCol w:w="2637"/>
-        <w:gridCol w:w="6861"/>
+        <w:gridCol w:w="2636"/>
+        <w:gridCol w:w="6862"/>
       </w:tblGrid>
       <w:tr>
         <w:trPr>
@@ -2608,7 +2606,7 @@
         </w:trPr>
         <w:tc>
           <w:tcPr>
-            <w:tcW w:w="2637" w:type="dxa"/>
+            <w:tcW w:w="2636" w:type="dxa"/>
             <w:tcBorders>
               <w:top w:val="single" w:sz="4" w:space="0" w:color="BFBFBF"/>
               <w:start w:val="single" w:sz="4" w:space="0" w:color="BFBFBF"/>
@@ -2621,6 +2619,7 @@
             <w:pPr>
               <w:pStyle w:val="Normal"/>
               <w:widowControl/>
+              <w:suppressAutoHyphens w:val="true"/>
               <w:spacing w:before="0" w:after="160"/>
               <w:jc w:val="start"/>
               <w:rPr>
@@ -2630,7 +2629,7 @@
             </w:pPr>
             <w:r>
               <w:rPr>
-                <w:rFonts w:eastAsia="Calibri" w:cs="" w:ascii="Calibri" w:hAnsi="Calibri"/>
+                <w:rFonts w:eastAsia="Calibri" w:cs=""/>
                 <w:color w:themeColor="accent1" w:themeShade="80" w:val="1F3864"/>
                 <w:kern w:val="0"/>
                 <w:lang w:val="es-CL" w:eastAsia="en-US" w:bidi="ar-SA"/>
@@ -2641,7 +2640,7 @@
         </w:tc>
         <w:tc>
           <w:tcPr>
-            <w:tcW w:w="6861" w:type="dxa"/>
+            <w:tcW w:w="6862" w:type="dxa"/>
             <w:tcBorders>
               <w:top w:val="single" w:sz="4" w:space="0" w:color="BFBFBF"/>
               <w:start w:val="single" w:sz="4" w:space="0" w:color="BFBFBF"/>
@@ -2654,6 +2653,7 @@
             <w:pPr>
               <w:pStyle w:val="Normal"/>
               <w:widowControl/>
+              <w:suppressAutoHyphens w:val="true"/>
               <w:bidi w:val="0"/>
               <w:spacing w:before="0" w:after="160"/>
               <w:jc w:val="both"/>
@@ -2669,7 +2669,7 @@
             </w:pPr>
             <w:r>
               <w:rPr>
-                <w:rFonts w:eastAsia="Calibri" w:cs="Arial" w:ascii="Calibri" w:hAnsi="Calibri"/>
+                <w:rFonts w:eastAsia="Calibri" w:cs="Arial"/>
                 <w:i w:val="false"/>
                 <w:iCs w:val="false"/>
                 <w:color w:val="000000"/>
@@ -2678,11 +2678,13 @@
                 <w:szCs w:val="20"/>
                 <w:lang w:val="es-CL" w:eastAsia="es-CL" w:bidi="ar-SA"/>
               </w:rPr>
-              <w:t>D</w:t>
-            </w:r>
-            <w:r>
-              <w:rPr>
-                <w:rFonts w:eastAsia="Calibri" w:cs="Arial" w:ascii="Calibri" w:hAnsi="Calibri"/>
+              <w:t xml:space="preserve">Desarrollar </w:t>
+            </w:r>
+            <w:r>
+              <w:rPr>
+                <w:rFonts w:eastAsia="Calibri" w:cs="Arial"/>
+                <w:b/>
+                <w:bCs/>
                 <w:i w:val="false"/>
                 <w:iCs w:val="false"/>
                 <w:color w:val="000000"/>
@@ -2691,26 +2693,11 @@
                 <w:szCs w:val="20"/>
                 <w:lang w:val="es-CL" w:eastAsia="es-CL" w:bidi="ar-SA"/>
               </w:rPr>
-              <w:t xml:space="preserve">esarrollar </w:t>
-            </w:r>
-            <w:r>
-              <w:rPr>
-                <w:rFonts w:eastAsia="Calibri" w:cs="Arial" w:ascii="Calibri" w:hAnsi="Calibri"/>
-                <w:b/>
-                <w:bCs/>
-                <w:i w:val="false"/>
-                <w:iCs w:val="false"/>
-                <w:color w:val="000000"/>
-                <w:kern w:val="0"/>
-                <w:sz w:val="20"/>
-                <w:szCs w:val="20"/>
-                <w:lang w:val="es-CL" w:eastAsia="es-CL" w:bidi="ar-SA"/>
-              </w:rPr>
               <w:t>Directiva</w:t>
             </w:r>
             <w:r>
               <w:rPr>
-                <w:rFonts w:eastAsia="Calibri" w:cs="Arial" w:ascii="Calibri" w:hAnsi="Calibri"/>
+                <w:rFonts w:eastAsia="Calibri" w:cs="Arial"/>
                 <w:i w:val="false"/>
                 <w:iCs w:val="false"/>
                 <w:color w:val="000000"/>
@@ -2730,7 +2717,7 @@
         </w:trPr>
         <w:tc>
           <w:tcPr>
-            <w:tcW w:w="2637" w:type="dxa"/>
+            <w:tcW w:w="2636" w:type="dxa"/>
             <w:tcBorders>
               <w:top w:val="single" w:sz="4" w:space="0" w:color="BFBFBF"/>
               <w:start w:val="single" w:sz="4" w:space="0" w:color="BFBFBF"/>
@@ -2743,6 +2730,7 @@
             <w:pPr>
               <w:pStyle w:val="Normal"/>
               <w:widowControl/>
+              <w:suppressAutoHyphens w:val="true"/>
               <w:spacing w:before="0" w:after="160"/>
               <w:jc w:val="start"/>
               <w:rPr>
@@ -2752,7 +2740,7 @@
             </w:pPr>
             <w:r>
               <w:rPr>
-                <w:rFonts w:eastAsia="Calibri" w:cs="" w:ascii="Calibri" w:hAnsi="Calibri"/>
+                <w:rFonts w:eastAsia="Calibri" w:cs=""/>
                 <w:color w:themeColor="accent1" w:themeShade="80" w:val="1F3864"/>
                 <w:kern w:val="0"/>
                 <w:lang w:val="es-CL" w:eastAsia="en-US" w:bidi="ar-SA"/>
@@ -2763,7 +2751,7 @@
         </w:tc>
         <w:tc>
           <w:tcPr>
-            <w:tcW w:w="6861" w:type="dxa"/>
+            <w:tcW w:w="6862" w:type="dxa"/>
             <w:tcBorders>
               <w:top w:val="single" w:sz="4" w:space="0" w:color="BFBFBF"/>
               <w:start w:val="single" w:sz="4" w:space="0" w:color="BFBFBF"/>
@@ -2780,6 +2768,7 @@
                 <w:ilvl w:val="0"/>
                 <w:numId w:val="2"/>
               </w:numPr>
+              <w:suppressAutoHyphens w:val="true"/>
               <w:bidi w:val="0"/>
               <w:spacing w:before="0" w:after="160"/>
               <w:jc w:val="both"/>
@@ -2796,7 +2785,7 @@
             </w:pPr>
             <w:r>
               <w:rPr>
-                <w:rFonts w:eastAsia="Calibri" w:cs="Arial" w:ascii="Calibri" w:hAnsi="Calibri"/>
+                <w:rFonts w:eastAsia="Calibri" w:cs="Arial"/>
                 <w:i w:val="false"/>
                 <w:iCs w:val="false"/>
                 <w:color w:val="000000"/>
@@ -2816,6 +2805,7 @@
                 <w:ilvl w:val="0"/>
                 <w:numId w:val="2"/>
               </w:numPr>
+              <w:suppressAutoHyphens w:val="true"/>
               <w:bidi w:val="0"/>
               <w:spacing w:before="0" w:after="160"/>
               <w:jc w:val="both"/>
@@ -2832,7 +2822,7 @@
             </w:pPr>
             <w:r>
               <w:rPr>
-                <w:rFonts w:eastAsia="Calibri" w:cs="Arial" w:ascii="Calibri" w:hAnsi="Calibri"/>
+                <w:rFonts w:eastAsia="Calibri" w:cs="Arial"/>
                 <w:i w:val="false"/>
                 <w:iCs w:val="false"/>
                 <w:color w:val="000000"/>
@@ -2852,6 +2842,7 @@
                 <w:ilvl w:val="0"/>
                 <w:numId w:val="2"/>
               </w:numPr>
+              <w:suppressAutoHyphens w:val="true"/>
               <w:bidi w:val="0"/>
               <w:spacing w:before="0" w:after="160"/>
               <w:jc w:val="both"/>
@@ -2868,7 +2859,7 @@
             </w:pPr>
             <w:r>
               <w:rPr>
-                <w:rFonts w:eastAsia="Calibri" w:cs="Arial" w:ascii="Calibri" w:hAnsi="Calibri"/>
+                <w:rFonts w:eastAsia="Calibri" w:cs="Arial"/>
                 <w:i w:val="false"/>
                 <w:iCs w:val="false"/>
                 <w:color w:val="000000"/>
@@ -2888,6 +2879,7 @@
                 <w:ilvl w:val="0"/>
                 <w:numId w:val="2"/>
               </w:numPr>
+              <w:suppressAutoHyphens w:val="true"/>
               <w:bidi w:val="0"/>
               <w:spacing w:before="0" w:after="160"/>
               <w:jc w:val="both"/>
@@ -2904,7 +2896,7 @@
             </w:pPr>
             <w:r>
               <w:rPr>
-                <w:rFonts w:eastAsia="Calibri" w:cs="Arial" w:ascii="Calibri" w:hAnsi="Calibri"/>
+                <w:rFonts w:eastAsia="Calibri" w:cs="Arial"/>
                 <w:i w:val="false"/>
                 <w:iCs w:val="false"/>
                 <w:color w:val="000000"/>
@@ -2924,6 +2916,7 @@
                 <w:ilvl w:val="0"/>
                 <w:numId w:val="2"/>
               </w:numPr>
+              <w:suppressAutoHyphens w:val="true"/>
               <w:bidi w:val="0"/>
               <w:spacing w:before="0" w:after="160"/>
               <w:jc w:val="both"/>
@@ -2939,7 +2932,7 @@
             </w:pPr>
             <w:r>
               <w:rPr>
-                <w:rFonts w:eastAsia="Calibri" w:cs="Arial" w:ascii="Calibri" w:hAnsi="Calibri"/>
+                <w:rFonts w:eastAsia="Calibri" w:cs="Arial"/>
                 <w:i w:val="false"/>
                 <w:iCs w:val="false"/>
                 <w:color w:val="000000"/>
@@ -3029,6 +3022,7 @@
             <w:pPr>
               <w:pStyle w:val="Normal"/>
               <w:widowControl/>
+              <w:suppressAutoHyphens w:val="true"/>
               <w:spacing w:before="0" w:after="160"/>
               <w:jc w:val="start"/>
               <w:rPr>
@@ -3107,6 +3101,7 @@
             <w:pPr>
               <w:pStyle w:val="Normal"/>
               <w:widowControl/>
+              <w:suppressAutoHyphens w:val="true"/>
               <w:spacing w:before="0" w:after="160"/>
               <w:jc w:val="center"/>
               <w:rPr>
@@ -3116,7 +3111,7 @@
             </w:pPr>
             <w:r>
               <w:rPr>
-                <w:rFonts w:eastAsia="Calibri" w:cs="" w:ascii="Calibri" w:hAnsi="Calibri"/>
+                <w:rFonts w:eastAsia="Calibri" w:cs=""/>
                 <w:color w:themeColor="accent1" w:themeShade="80" w:val="1F3864"/>
                 <w:kern w:val="0"/>
                 <w:lang w:val="es-CL" w:eastAsia="en-US" w:bidi="ar-SA"/>
@@ -3144,6 +3139,7 @@
             <w:pPr>
               <w:pStyle w:val="Normal"/>
               <w:widowControl/>
+              <w:suppressAutoHyphens w:val="true"/>
               <w:spacing w:before="0" w:after="160"/>
               <w:jc w:val="both"/>
               <w:rPr>
@@ -3157,20 +3153,20 @@
             </w:pPr>
             <w:r>
               <w:rPr>
-                <w:rFonts w:eastAsia="Calibri" w:cs="Arial" w:ascii="Calibri" w:hAnsi="Calibri"/>
+                <w:rFonts w:cs="Arial"/>
                 <w:i/>
                 <w:color w:val="548DD4"/>
-                <w:kern w:val="0"/>
                 <w:sz w:val="20"/>
                 <w:szCs w:val="20"/>
-                <w:lang w:val="es-CL" w:eastAsia="es-CL" w:bidi="ar-SA"/>
-              </w:rPr>
-            </w:r>
-          </w:p>
-          <w:p>
-            <w:pPr>
-              <w:pStyle w:val="Normal"/>
-              <w:widowControl/>
+                <w:lang w:eastAsia="es-CL"/>
+              </w:rPr>
+            </w:r>
+          </w:p>
+          <w:p>
+            <w:pPr>
+              <w:pStyle w:val="Normal"/>
+              <w:widowControl/>
+              <w:suppressAutoHyphens w:val="true"/>
               <w:bidi w:val="0"/>
               <w:spacing w:before="0" w:after="160"/>
               <w:jc w:val="both"/>
@@ -3185,7 +3181,7 @@
             </w:pPr>
             <w:r>
               <w:rPr>
-                <w:rFonts w:eastAsia="Calibri" w:cs="Arial" w:ascii="Calibri" w:hAnsi="Calibri"/>
+                <w:rFonts w:eastAsia="Calibri" w:cs="Arial"/>
                 <w:i/>
                 <w:color w:val="548DD4"/>
                 <w:kern w:val="0"/>
@@ -3201,7 +3197,7 @@
             </w:r>
             <w:r>
               <w:rPr>
-                <w:rFonts w:eastAsia="Calibri" w:cs="Arial" w:ascii="Calibri" w:hAnsi="Calibri"/>
+                <w:rFonts w:eastAsia="Calibri" w:cs="Arial"/>
                 <w:b w:val="false"/>
                 <w:bCs w:val="false"/>
                 <w:i w:val="false"/>
@@ -3219,6 +3215,7 @@
             <w:pPr>
               <w:pStyle w:val="Normal"/>
               <w:widowControl/>
+              <w:suppressAutoHyphens w:val="true"/>
               <w:bidi w:val="0"/>
               <w:spacing w:before="0" w:after="160"/>
               <w:jc w:val="both"/>
@@ -3237,7 +3234,7 @@
             </w:pPr>
             <w:r>
               <w:rPr>
-                <w:rFonts w:eastAsia="Calibri" w:cs="Arial" w:ascii="Calibri" w:hAnsi="Calibri"/>
+                <w:rFonts w:eastAsia="Calibri" w:cs="Arial"/>
                 <w:b w:val="false"/>
                 <w:bCs w:val="false"/>
                 <w:i w:val="false"/>
@@ -3255,6 +3252,7 @@
             <w:pPr>
               <w:pStyle w:val="Normal"/>
               <w:widowControl/>
+              <w:suppressAutoHyphens w:val="true"/>
               <w:bidi w:val="0"/>
               <w:spacing w:before="0" w:after="160"/>
               <w:jc w:val="both"/>
@@ -3273,7 +3271,7 @@
             </w:pPr>
             <w:r>
               <w:rPr>
-                <w:rFonts w:eastAsia="Calibri" w:cs="Arial" w:ascii="Calibri" w:hAnsi="Calibri"/>
+                <w:rFonts w:eastAsia="Calibri" w:cs="Arial"/>
                 <w:b w:val="false"/>
                 <w:bCs w:val="false"/>
                 <w:i w:val="false"/>
@@ -3291,6 +3289,7 @@
             <w:pPr>
               <w:pStyle w:val="Normal"/>
               <w:widowControl/>
+              <w:suppressAutoHyphens w:val="true"/>
               <w:bidi w:val="0"/>
               <w:spacing w:before="0" w:after="160"/>
               <w:jc w:val="both"/>
@@ -3302,7 +3301,7 @@
             </w:pPr>
             <w:r>
               <w:rPr>
-                <w:rFonts w:eastAsia="Calibri" w:cs="Arial" w:ascii="Calibri" w:hAnsi="Calibri"/>
+                <w:rFonts w:eastAsia="Calibri" w:cs="Arial"/>
                 <w:b w:val="false"/>
                 <w:bCs w:val="false"/>
                 <w:i w:val="false"/>
@@ -3379,6 +3378,7 @@
               <w:pStyle w:val="Normal"/>
               <w:pageBreakBefore/>
               <w:widowControl/>
+              <w:suppressAutoHyphens w:val="true"/>
               <w:spacing w:before="0" w:after="160"/>
               <w:jc w:val="start"/>
               <w:rPr>
@@ -3423,6 +3423,7 @@
             <w:pPr>
               <w:pStyle w:val="Normal"/>
               <w:widowControl/>
+              <w:suppressAutoHyphens w:val="true"/>
               <w:spacing w:before="0" w:after="0"/>
               <w:jc w:val="both"/>
               <w:rPr>
@@ -3433,7 +3434,7 @@
             </w:pPr>
             <w:r>
               <w:rPr>
-                <w:rFonts w:eastAsia="Calibri" w:cs="" w:ascii="Calibri" w:hAnsi="Calibri"/>
+                <w:rFonts w:eastAsia="Calibri" w:cs=""/>
                 <w:color w:themeColor="accent1" w:themeShade="80" w:val="1F3864"/>
                 <w:kern w:val="0"/>
                 <w:lang w:val="es-CL" w:eastAsia="en-US" w:bidi="ar-SA"/>
@@ -3496,9 +3497,9 @@
         <w:tblLook w:val="04a0" w:firstRow="1" w:noVBand="1" w:lastRow="0" w:firstColumn="1" w:lastColumn="0" w:noHBand="0"/>
       </w:tblPr>
       <w:tblGrid>
-        <w:gridCol w:w="1875"/>
+        <w:gridCol w:w="1874"/>
         <w:gridCol w:w="2125"/>
-        <w:gridCol w:w="3025"/>
+        <w:gridCol w:w="3026"/>
         <w:gridCol w:w="3037"/>
       </w:tblGrid>
       <w:tr>
@@ -3507,7 +3508,7 @@
         </w:trPr>
         <w:tc>
           <w:tcPr>
-            <w:tcW w:w="1875" w:type="dxa"/>
+            <w:tcW w:w="1874" w:type="dxa"/>
             <w:tcBorders>
               <w:top w:val="single" w:sz="4" w:space="0" w:color="BFBFBF"/>
               <w:start w:val="single" w:sz="4" w:space="0" w:color="BFBFBF"/>
@@ -3520,6 +3521,7 @@
             <w:pPr>
               <w:pStyle w:val="Footer"/>
               <w:widowControl/>
+              <w:suppressAutoHyphens w:val="true"/>
               <w:spacing w:before="0" w:after="0"/>
               <w:jc w:val="center"/>
               <w:rPr>
@@ -3530,7 +3532,7 @@
             </w:pPr>
             <w:r>
               <w:rPr>
-                <w:rFonts w:eastAsia="Calibri" w:cs="" w:ascii="Calibri" w:hAnsi="Calibri"/>
+                <w:rFonts w:eastAsia="Calibri" w:cs=""/>
                 <w:b/>
                 <w:color w:themeColor="accent1" w:themeShade="80" w:val="1F3864"/>
                 <w:kern w:val="0"/>
@@ -3543,6 +3545,7 @@
             <w:pPr>
               <w:pStyle w:val="Footer"/>
               <w:widowControl/>
+              <w:suppressAutoHyphens w:val="true"/>
               <w:spacing w:before="0" w:after="0"/>
               <w:jc w:val="center"/>
               <w:rPr>
@@ -3553,7 +3556,7 @@
             </w:pPr>
             <w:r>
               <w:rPr>
-                <w:rFonts w:eastAsia="Calibri" w:cs="" w:ascii="Calibri" w:hAnsi="Calibri"/>
+                <w:rFonts w:eastAsia="Calibri" w:cs=""/>
                 <w:b/>
                 <w:color w:themeColor="accent1" w:themeShade="80" w:val="1F3864"/>
                 <w:kern w:val="0"/>
@@ -3578,6 +3581,7 @@
             <w:pPr>
               <w:pStyle w:val="Footer"/>
               <w:widowControl/>
+              <w:suppressAutoHyphens w:val="true"/>
               <w:spacing w:before="0" w:after="0"/>
               <w:jc w:val="center"/>
               <w:rPr>
@@ -3588,7 +3592,7 @@
             </w:pPr>
             <w:r>
               <w:rPr>
-                <w:rFonts w:eastAsia="Calibri" w:cs="" w:ascii="Calibri" w:hAnsi="Calibri"/>
+                <w:rFonts w:eastAsia="Calibri" w:cs=""/>
                 <w:b/>
                 <w:color w:themeColor="accent1" w:themeShade="80" w:val="1F3864"/>
                 <w:kern w:val="0"/>
@@ -3600,7 +3604,7 @@
         </w:tc>
         <w:tc>
           <w:tcPr>
-            <w:tcW w:w="3025" w:type="dxa"/>
+            <w:tcW w:w="3026" w:type="dxa"/>
             <w:tcBorders>
               <w:top w:val="single" w:sz="4" w:space="0" w:color="BFBFBF"/>
               <w:start w:val="single" w:sz="4" w:space="0" w:color="BFBFBF"/>
@@ -3613,6 +3617,7 @@
             <w:pPr>
               <w:pStyle w:val="Footer"/>
               <w:widowControl/>
+              <w:suppressAutoHyphens w:val="true"/>
               <w:spacing w:before="0" w:after="0"/>
               <w:jc w:val="center"/>
               <w:rPr>
@@ -3623,7 +3628,7 @@
             </w:pPr>
             <w:r>
               <w:rPr>
-                <w:rFonts w:eastAsia="Calibri" w:cs="" w:ascii="Calibri" w:hAnsi="Calibri"/>
+                <w:rFonts w:eastAsia="Calibri" w:cs=""/>
                 <w:b/>
                 <w:color w:themeColor="accent1" w:themeShade="80" w:val="1F3864"/>
                 <w:kern w:val="0"/>
@@ -3648,6 +3653,7 @@
             <w:pPr>
               <w:pStyle w:val="Footer"/>
               <w:widowControl/>
+              <w:suppressAutoHyphens w:val="true"/>
               <w:spacing w:before="0" w:after="0"/>
               <w:jc w:val="center"/>
               <w:rPr>
@@ -3658,7 +3664,7 @@
             </w:pPr>
             <w:r>
               <w:rPr>
-                <w:rFonts w:eastAsia="Calibri" w:cs="" w:ascii="Calibri" w:hAnsi="Calibri"/>
+                <w:rFonts w:eastAsia="Calibri" w:cs=""/>
                 <w:b/>
                 <w:color w:themeColor="accent1" w:themeShade="80" w:val="1F3864"/>
                 <w:kern w:val="0"/>
@@ -3675,7 +3681,7 @@
         </w:trPr>
         <w:tc>
           <w:tcPr>
-            <w:tcW w:w="1875" w:type="dxa"/>
+            <w:tcW w:w="1874" w:type="dxa"/>
             <w:tcBorders>
               <w:top w:val="single" w:sz="4" w:space="0" w:color="BFBFBF"/>
               <w:start w:val="single" w:sz="4" w:space="0" w:color="BFBFBF"/>
@@ -3687,6 +3693,7 @@
             <w:pPr>
               <w:pStyle w:val="Footer"/>
               <w:widowControl/>
+              <w:suppressAutoHyphens w:val="true"/>
               <w:spacing w:before="0" w:after="0"/>
               <w:jc w:val="both"/>
               <w:rPr>
@@ -3700,7 +3707,7 @@
             </w:pPr>
             <w:r>
               <w:rPr>
-                <w:rFonts w:eastAsia="Calibri" w:cs="" w:ascii="Calibri" w:hAnsi="Calibri"/>
+                <w:rFonts w:eastAsia="Calibri" w:cs=""/>
                 <w:b w:val="false"/>
                 <w:bCs w:val="false"/>
                 <w:color w:val="000000"/>
@@ -3725,6 +3732,7 @@
             <w:pPr>
               <w:pStyle w:val="Footer"/>
               <w:widowControl/>
+              <w:suppressAutoHyphens w:val="true"/>
               <w:bidi w:val="0"/>
               <w:spacing w:before="0" w:after="0"/>
               <w:jc w:val="start"/>
@@ -3739,42 +3747,32 @@
             </w:pPr>
             <w:r>
               <w:rPr>
-                <w:rFonts w:eastAsia="Calibri" w:cs="" w:ascii="Calibri" w:hAnsi="Calibri"/>
+                <w:rFonts w:eastAsia="Calibri" w:cs=""/>
                 <w:b w:val="false"/>
                 <w:bCs w:val="false"/>
                 <w:color w:val="000000"/>
                 <w:kern w:val="0"/>
                 <w:lang w:val="es-CL" w:eastAsia="en-US" w:bidi="ar-SA"/>
               </w:rPr>
-              <w:t>Documentación de planificación y diseño del proyect</w:t>
-            </w:r>
-            <w:r>
-              <w:rPr>
-                <w:rFonts w:eastAsia="Calibri" w:cs="" w:ascii="Calibri" w:hAnsi="Calibri"/>
-                <w:b w:val="false"/>
-                <w:bCs w:val="false"/>
-                <w:color w:val="000000"/>
-                <w:kern w:val="0"/>
-                <w:lang w:val="es-CL" w:eastAsia="en-US" w:bidi="ar-SA"/>
-              </w:rPr>
-              <w:t>o</w:t>
-            </w:r>
-          </w:p>
-        </w:tc>
-        <w:tc>
-          <w:tcPr>
-            <w:tcW w:w="3025" w:type="dxa"/>
-            <w:tcBorders>
-              <w:top w:val="single" w:sz="4" w:space="0" w:color="BFBFBF"/>
-              <w:start w:val="single" w:sz="4" w:space="0" w:color="BFBFBF"/>
-              <w:bottom w:val="single" w:sz="4" w:space="0" w:color="BFBFBF"/>
-              <w:end w:val="single" w:sz="4" w:space="0" w:color="BFBFBF"/>
-            </w:tcBorders>
-          </w:tcPr>
-          <w:p>
-            <w:pPr>
-              <w:pStyle w:val="Normal"/>
-              <w:widowControl/>
+              <w:t>Documentación de planificación y diseño del proyecto</w:t>
+            </w:r>
+          </w:p>
+        </w:tc>
+        <w:tc>
+          <w:tcPr>
+            <w:tcW w:w="3026" w:type="dxa"/>
+            <w:tcBorders>
+              <w:top w:val="single" w:sz="4" w:space="0" w:color="BFBFBF"/>
+              <w:start w:val="single" w:sz="4" w:space="0" w:color="BFBFBF"/>
+              <w:bottom w:val="single" w:sz="4" w:space="0" w:color="BFBFBF"/>
+              <w:end w:val="single" w:sz="4" w:space="0" w:color="BFBFBF"/>
+            </w:tcBorders>
+          </w:tcPr>
+          <w:p>
+            <w:pPr>
+              <w:pStyle w:val="Normal"/>
+              <w:widowControl/>
+              <w:suppressAutoHyphens w:val="true"/>
               <w:bidi w:val="0"/>
               <w:spacing w:before="0" w:after="160"/>
               <w:jc w:val="start"/>
@@ -3789,7 +3787,7 @@
             </w:pPr>
             <w:r>
               <w:rPr>
-                <w:rFonts w:eastAsia="Calibri" w:cs="" w:ascii="Calibri" w:hAnsi="Calibri"/>
+                <w:rFonts w:eastAsia="Calibri" w:cs=""/>
                 <w:b w:val="false"/>
                 <w:bCs w:val="false"/>
                 <w:color w:val="000000"/>
@@ -3814,6 +3812,7 @@
             <w:pPr>
               <w:pStyle w:val="Footer"/>
               <w:widowControl/>
+              <w:suppressAutoHyphens w:val="true"/>
               <w:spacing w:before="0" w:after="0"/>
               <w:jc w:val="start"/>
               <w:rPr>
@@ -3827,7 +3826,7 @@
             </w:pPr>
             <w:r>
               <w:rPr>
-                <w:rFonts w:eastAsia="Calibri" w:cs="" w:ascii="Calibri" w:hAnsi="Calibri"/>
+                <w:rFonts w:eastAsia="Calibri" w:cs=""/>
                 <w:b w:val="false"/>
                 <w:bCs w:val="false"/>
                 <w:color w:val="000000"/>
@@ -3845,7 +3844,7 @@
         </w:trPr>
         <w:tc>
           <w:tcPr>
-            <w:tcW w:w="1875" w:type="dxa"/>
+            <w:tcW w:w="1874" w:type="dxa"/>
             <w:tcBorders>
               <w:top w:val="single" w:sz="4" w:space="0" w:color="BFBFBF"/>
               <w:start w:val="single" w:sz="4" w:space="0" w:color="BFBFBF"/>
@@ -3857,6 +3856,7 @@
             <w:pPr>
               <w:pStyle w:val="Footer"/>
               <w:widowControl/>
+              <w:suppressAutoHyphens w:val="true"/>
               <w:spacing w:before="0" w:after="0"/>
               <w:jc w:val="both"/>
               <w:rPr>
@@ -3870,7 +3870,7 @@
             </w:pPr>
             <w:r>
               <w:rPr>
-                <w:rFonts w:eastAsia="Calibri" w:cs="" w:ascii="Calibri" w:hAnsi="Calibri"/>
+                <w:rFonts w:eastAsia="Calibri" w:cs=""/>
                 <w:b w:val="false"/>
                 <w:bCs w:val="false"/>
                 <w:color w:val="000000"/>
@@ -3895,6 +3895,7 @@
             <w:pPr>
               <w:pStyle w:val="Footer"/>
               <w:widowControl/>
+              <w:suppressAutoHyphens w:val="true"/>
               <w:bidi w:val="0"/>
               <w:spacing w:before="0" w:after="0"/>
               <w:jc w:val="start"/>
@@ -3909,7 +3910,7 @@
             </w:pPr>
             <w:r>
               <w:rPr>
-                <w:rFonts w:eastAsia="Calibri" w:cs="" w:ascii="Calibri" w:hAnsi="Calibri"/>
+                <w:rFonts w:eastAsia="Calibri" w:cs=""/>
                 <w:b w:val="false"/>
                 <w:bCs w:val="false"/>
                 <w:color w:val="000000"/>
@@ -3922,7 +3923,7 @@
         </w:tc>
         <w:tc>
           <w:tcPr>
-            <w:tcW w:w="3025" w:type="dxa"/>
+            <w:tcW w:w="3026" w:type="dxa"/>
             <w:tcBorders>
               <w:top w:val="single" w:sz="4" w:space="0" w:color="BFBFBF"/>
               <w:start w:val="single" w:sz="4" w:space="0" w:color="BFBFBF"/>
@@ -3934,6 +3935,7 @@
             <w:pPr>
               <w:pStyle w:val="Footer"/>
               <w:widowControl/>
+              <w:suppressAutoHyphens w:val="true"/>
               <w:bidi w:val="0"/>
               <w:spacing w:before="0" w:after="0"/>
               <w:jc w:val="start"/>
@@ -3948,7 +3950,7 @@
             </w:pPr>
             <w:r>
               <w:rPr>
-                <w:rFonts w:eastAsia="Calibri" w:cs="" w:ascii="Calibri" w:hAnsi="Calibri"/>
+                <w:rFonts w:eastAsia="Calibri" w:cs=""/>
                 <w:b w:val="false"/>
                 <w:bCs w:val="false"/>
                 <w:color w:val="000000"/>
@@ -3973,6 +3975,7 @@
             <w:pPr>
               <w:pStyle w:val="Footer"/>
               <w:widowControl/>
+              <w:suppressAutoHyphens w:val="true"/>
               <w:bidi w:val="0"/>
               <w:spacing w:before="0" w:after="0"/>
               <w:jc w:val="start"/>
@@ -3987,7 +3990,7 @@
             </w:pPr>
             <w:r>
               <w:rPr>
-                <w:rFonts w:eastAsia="Calibri" w:cs="" w:ascii="Calibri" w:hAnsi="Calibri"/>
+                <w:rFonts w:eastAsia="Calibri" w:cs=""/>
                 <w:b w:val="false"/>
                 <w:bCs w:val="false"/>
                 <w:color w:val="000000"/>
@@ -4005,7 +4008,7 @@
         </w:trPr>
         <w:tc>
           <w:tcPr>
-            <w:tcW w:w="1875" w:type="dxa"/>
+            <w:tcW w:w="1874" w:type="dxa"/>
             <w:tcBorders>
               <w:top w:val="single" w:sz="4" w:space="0" w:color="BFBFBF"/>
               <w:start w:val="single" w:sz="4" w:space="0" w:color="BFBFBF"/>
@@ -4017,6 +4020,7 @@
             <w:pPr>
               <w:pStyle w:val="Footer"/>
               <w:widowControl/>
+              <w:suppressAutoHyphens w:val="true"/>
               <w:spacing w:before="0" w:after="0"/>
               <w:jc w:val="both"/>
               <w:rPr>
@@ -4030,7 +4034,7 @@
             </w:pPr>
             <w:r>
               <w:rPr>
-                <w:rFonts w:eastAsia="Calibri" w:cs="" w:ascii="Calibri" w:hAnsi="Calibri"/>
+                <w:rFonts w:eastAsia="Calibri" w:cs=""/>
                 <w:b w:val="false"/>
                 <w:bCs w:val="false"/>
                 <w:color w:val="000000"/>
@@ -4055,6 +4059,7 @@
             <w:pPr>
               <w:pStyle w:val="Footer"/>
               <w:widowControl/>
+              <w:suppressAutoHyphens w:val="true"/>
               <w:spacing w:before="0" w:after="0"/>
               <w:jc w:val="start"/>
               <w:rPr>
@@ -4068,7 +4073,7 @@
             </w:pPr>
             <w:r>
               <w:rPr>
-                <w:rFonts w:eastAsia="Calibri" w:cs="" w:ascii="Calibri" w:hAnsi="Calibri"/>
+                <w:rFonts w:eastAsia="Calibri" w:cs=""/>
                 <w:b w:val="false"/>
                 <w:bCs w:val="false"/>
                 <w:color w:val="000000"/>
@@ -4081,7 +4086,7 @@
         </w:tc>
         <w:tc>
           <w:tcPr>
-            <w:tcW w:w="3025" w:type="dxa"/>
+            <w:tcW w:w="3026" w:type="dxa"/>
             <w:tcBorders>
               <w:top w:val="single" w:sz="4" w:space="0" w:color="BFBFBF"/>
               <w:start w:val="single" w:sz="4" w:space="0" w:color="BFBFBF"/>
@@ -4093,6 +4098,7 @@
             <w:pPr>
               <w:pStyle w:val="Footer"/>
               <w:widowControl/>
+              <w:suppressAutoHyphens w:val="true"/>
               <w:bidi w:val="0"/>
               <w:spacing w:before="0" w:after="0"/>
               <w:jc w:val="start"/>
@@ -4107,7 +4113,7 @@
             </w:pPr>
             <w:r>
               <w:rPr>
-                <w:rFonts w:eastAsia="Calibri" w:cs="" w:ascii="Calibri" w:hAnsi="Calibri"/>
+                <w:rFonts w:eastAsia="Calibri" w:cs=""/>
                 <w:b w:val="false"/>
                 <w:bCs w:val="false"/>
                 <w:color w:val="000000"/>
@@ -4132,6 +4138,7 @@
             <w:pPr>
               <w:pStyle w:val="Footer"/>
               <w:widowControl/>
+              <w:suppressAutoHyphens w:val="true"/>
               <w:bidi w:val="0"/>
               <w:spacing w:before="0" w:after="0"/>
               <w:jc w:val="start"/>
@@ -4146,7 +4153,7 @@
             </w:pPr>
             <w:r>
               <w:rPr>
-                <w:rFonts w:eastAsia="Calibri" w:cs="" w:ascii="Calibri" w:hAnsi="Calibri"/>
+                <w:rFonts w:eastAsia="Calibri" w:cs=""/>
                 <w:b w:val="false"/>
                 <w:bCs w:val="false"/>
                 <w:color w:val="000000"/>
@@ -4164,7 +4171,7 @@
         </w:trPr>
         <w:tc>
           <w:tcPr>
-            <w:tcW w:w="1875" w:type="dxa"/>
+            <w:tcW w:w="1874" w:type="dxa"/>
             <w:tcBorders>
               <w:top w:val="single" w:sz="4" w:space="0" w:color="BFBFBF"/>
               <w:start w:val="single" w:sz="4" w:space="0" w:color="BFBFBF"/>
@@ -4176,6 +4183,7 @@
             <w:pPr>
               <w:pStyle w:val="Footer"/>
               <w:widowControl/>
+              <w:suppressAutoHyphens w:val="true"/>
               <w:spacing w:before="0" w:after="0"/>
               <w:jc w:val="both"/>
               <w:rPr>
@@ -4189,7 +4197,7 @@
             </w:pPr>
             <w:r>
               <w:rPr>
-                <w:rFonts w:eastAsia="Calibri" w:cs="" w:ascii="Calibri" w:hAnsi="Calibri"/>
+                <w:rFonts w:eastAsia="Calibri" w:cs=""/>
                 <w:b w:val="false"/>
                 <w:bCs w:val="false"/>
                 <w:color w:val="000000"/>
@@ -4214,6 +4222,7 @@
             <w:pPr>
               <w:pStyle w:val="Footer"/>
               <w:widowControl/>
+              <w:suppressAutoHyphens w:val="true"/>
               <w:spacing w:before="0" w:after="0"/>
               <w:jc w:val="start"/>
               <w:rPr>
@@ -4227,7 +4236,7 @@
             </w:pPr>
             <w:r>
               <w:rPr>
-                <w:rFonts w:eastAsia="Calibri" w:cs="" w:ascii="Calibri" w:hAnsi="Calibri"/>
+                <w:rFonts w:eastAsia="Calibri" w:cs=""/>
                 <w:b w:val="false"/>
                 <w:bCs w:val="false"/>
                 <w:color w:val="000000"/>
@@ -4240,7 +4249,7 @@
         </w:tc>
         <w:tc>
           <w:tcPr>
-            <w:tcW w:w="3025" w:type="dxa"/>
+            <w:tcW w:w="3026" w:type="dxa"/>
             <w:tcBorders>
               <w:top w:val="single" w:sz="4" w:space="0" w:color="BFBFBF"/>
               <w:start w:val="single" w:sz="4" w:space="0" w:color="BFBFBF"/>
@@ -4252,6 +4261,7 @@
             <w:pPr>
               <w:pStyle w:val="Footer"/>
               <w:widowControl/>
+              <w:suppressAutoHyphens w:val="true"/>
               <w:bidi w:val="0"/>
               <w:spacing w:before="0" w:after="0"/>
               <w:jc w:val="start"/>
@@ -4266,7 +4276,7 @@
             </w:pPr>
             <w:r>
               <w:rPr>
-                <w:rFonts w:eastAsia="Calibri" w:cs="" w:ascii="Calibri" w:hAnsi="Calibri"/>
+                <w:rFonts w:eastAsia="Calibri" w:cs=""/>
                 <w:b w:val="false"/>
                 <w:bCs w:val="false"/>
                 <w:color w:val="000000"/>
@@ -4291,6 +4301,7 @@
             <w:pPr>
               <w:pStyle w:val="Footer"/>
               <w:widowControl/>
+              <w:suppressAutoHyphens w:val="true"/>
               <w:bidi w:val="0"/>
               <w:spacing w:before="0" w:after="0"/>
               <w:jc w:val="start"/>
@@ -4305,7 +4316,7 @@
             </w:pPr>
             <w:r>
               <w:rPr>
-                <w:rFonts w:eastAsia="Calibri" w:cs="" w:ascii="Calibri" w:hAnsi="Calibri"/>
+                <w:rFonts w:eastAsia="Calibri" w:cs=""/>
                 <w:b w:val="false"/>
                 <w:bCs w:val="false"/>
                 <w:color w:val="000000"/>
@@ -4378,6 +4389,7 @@
               <w:pStyle w:val="Normal"/>
               <w:pageBreakBefore/>
               <w:widowControl/>
+              <w:suppressAutoHyphens w:val="true"/>
               <w:spacing w:before="0" w:after="160"/>
               <w:jc w:val="start"/>
               <w:rPr>
@@ -4463,6 +4475,7 @@
             <w:pPr>
               <w:pStyle w:val="Normal"/>
               <w:widowControl/>
+              <w:suppressAutoHyphens w:val="true"/>
               <w:spacing w:before="0" w:after="160"/>
               <w:jc w:val="center"/>
               <w:rPr>
@@ -4472,7 +4485,7 @@
             </w:pPr>
             <w:r>
               <w:rPr>
-                <w:rFonts w:eastAsia="Calibri" w:cs="" w:ascii="Calibri" w:hAnsi="Calibri"/>
+                <w:rFonts w:eastAsia="Calibri" w:cs=""/>
                 <w:b/>
                 <w:color w:themeColor="accent1" w:themeShade="80" w:val="1F3864"/>
                 <w:kern w:val="0"/>
@@ -4499,6 +4512,7 @@
             <w:pPr>
               <w:pStyle w:val="Normal"/>
               <w:widowControl/>
+              <w:suppressAutoHyphens w:val="true"/>
               <w:spacing w:before="0" w:after="160"/>
               <w:jc w:val="center"/>
               <w:rPr>
@@ -4509,7 +4523,7 @@
             </w:pPr>
             <w:r>
               <w:rPr>
-                <w:rFonts w:eastAsia="Calibri" w:cs="" w:ascii="Calibri" w:hAnsi="Calibri"/>
+                <w:rFonts w:eastAsia="Calibri" w:cs=""/>
                 <w:color w:themeColor="accent1" w:themeShade="80" w:val="1F3864"/>
                 <w:kern w:val="0"/>
                 <w:sz w:val="18"/>
@@ -4534,6 +4548,7 @@
             <w:pPr>
               <w:pStyle w:val="Normal"/>
               <w:widowControl/>
+              <w:suppressAutoHyphens w:val="true"/>
               <w:spacing w:before="0" w:after="160"/>
               <w:jc w:val="center"/>
               <w:rPr>
@@ -4543,7 +4558,7 @@
             </w:pPr>
             <w:r>
               <w:rPr>
-                <w:rFonts w:eastAsia="Calibri" w:cs="" w:ascii="Calibri" w:hAnsi="Calibri"/>
+                <w:rFonts w:eastAsia="Calibri" w:cs=""/>
                 <w:color w:themeColor="accent1" w:themeShade="80" w:val="1F3864"/>
                 <w:kern w:val="0"/>
                 <w:lang w:val="es-CL" w:eastAsia="en-US" w:bidi="ar-SA"/>
@@ -4567,6 +4582,7 @@
             <w:pPr>
               <w:pStyle w:val="Normal"/>
               <w:widowControl/>
+              <w:suppressAutoHyphens w:val="true"/>
               <w:spacing w:before="0" w:after="160"/>
               <w:jc w:val="center"/>
               <w:rPr>
@@ -4576,7 +4592,7 @@
             </w:pPr>
             <w:r>
               <w:rPr>
-                <w:rFonts w:eastAsia="Calibri" w:cs="" w:ascii="Calibri" w:hAnsi="Calibri"/>
+                <w:rFonts w:eastAsia="Calibri" w:cs=""/>
                 <w:color w:themeColor="accent1" w:themeShade="80" w:val="1F3864"/>
                 <w:kern w:val="0"/>
                 <w:lang w:val="es-CL" w:eastAsia="en-US" w:bidi="ar-SA"/>
@@ -4600,6 +4616,7 @@
             <w:pPr>
               <w:pStyle w:val="Normal"/>
               <w:widowControl/>
+              <w:suppressAutoHyphens w:val="true"/>
               <w:spacing w:before="0" w:after="160"/>
               <w:jc w:val="center"/>
               <w:rPr>
@@ -4609,7 +4626,7 @@
             </w:pPr>
             <w:r>
               <w:rPr>
-                <w:rFonts w:eastAsia="Calibri" w:cs="" w:ascii="Calibri" w:hAnsi="Calibri"/>
+                <w:rFonts w:eastAsia="Calibri" w:cs=""/>
                 <w:color w:themeColor="accent1" w:themeShade="80" w:val="1F3864"/>
                 <w:kern w:val="0"/>
                 <w:lang w:val="es-CL" w:eastAsia="en-US" w:bidi="ar-SA"/>
@@ -4633,6 +4650,7 @@
             <w:pPr>
               <w:pStyle w:val="Normal"/>
               <w:widowControl/>
+              <w:suppressAutoHyphens w:val="true"/>
               <w:spacing w:before="0" w:after="160"/>
               <w:jc w:val="center"/>
               <w:rPr>
@@ -4642,7 +4660,7 @@
             </w:pPr>
             <w:r>
               <w:rPr>
-                <w:rFonts w:eastAsia="Calibri" w:cs="" w:ascii="Calibri" w:hAnsi="Calibri"/>
+                <w:rFonts w:eastAsia="Calibri" w:cs=""/>
                 <w:color w:themeColor="accent1" w:themeShade="80" w:val="1F3864"/>
                 <w:kern w:val="0"/>
                 <w:lang w:val="es-CL" w:eastAsia="en-US" w:bidi="ar-SA"/>
@@ -4654,6 +4672,7 @@
             <w:pPr>
               <w:pStyle w:val="Normal"/>
               <w:widowControl/>
+              <w:suppressAutoHyphens w:val="true"/>
               <w:spacing w:before="0" w:after="160"/>
               <w:jc w:val="center"/>
               <w:rPr>
@@ -4663,10 +4682,7 @@
             </w:pPr>
             <w:r>
               <w:rPr>
-                <w:rFonts w:eastAsia="Calibri" w:cs="" w:ascii="Calibri" w:hAnsi="Calibri"/>
                 <w:color w:themeColor="accent1" w:themeShade="80" w:val="1F3864"/>
-                <w:kern w:val="0"/>
-                <w:lang w:val="es-CL" w:eastAsia="en-US" w:bidi="ar-SA"/>
               </w:rPr>
             </w:r>
           </w:p>
@@ -4687,6 +4703,7 @@
             <w:pPr>
               <w:pStyle w:val="Normal"/>
               <w:widowControl/>
+              <w:suppressAutoHyphens w:val="true"/>
               <w:spacing w:before="0" w:after="160"/>
               <w:jc w:val="center"/>
               <w:rPr>
@@ -4696,7 +4713,7 @@
             </w:pPr>
             <w:r>
               <w:rPr>
-                <w:rFonts w:eastAsia="Calibri" w:cs="" w:ascii="Calibri" w:hAnsi="Calibri"/>
+                <w:rFonts w:eastAsia="Calibri" w:cs=""/>
                 <w:color w:themeColor="accent1" w:themeShade="80" w:val="1F3864"/>
                 <w:kern w:val="0"/>
                 <w:lang w:val="es-CL" w:eastAsia="en-US" w:bidi="ar-SA"/>
@@ -4706,7 +4723,7 @@
             <w:r>
               <w:rPr>
                 <w:rStyle w:val="FootnoteReference"/>
-                <w:rFonts w:eastAsia="Calibri" w:cs="" w:ascii="Calibri" w:hAnsi="Calibri"/>
+                <w:rFonts w:eastAsia="Calibri" w:cs=""/>
                 <w:color w:themeColor="accent1" w:themeShade="80" w:val="1F3864"/>
                 <w:kern w:val="0"/>
                 <w:lang w:val="es-CL" w:eastAsia="en-US" w:bidi="ar-SA"/>
@@ -4730,6 +4747,7 @@
             <w:pPr>
               <w:pStyle w:val="Normal"/>
               <w:widowControl/>
+              <w:suppressAutoHyphens w:val="true"/>
               <w:spacing w:before="0" w:after="160"/>
               <w:jc w:val="center"/>
               <w:rPr>
@@ -4739,12 +4757,322 @@
             </w:pPr>
             <w:r>
               <w:rPr>
-                <w:rFonts w:eastAsia="Calibri" w:cs="" w:ascii="Calibri" w:hAnsi="Calibri"/>
+                <w:rFonts w:eastAsia="Calibri" w:cs=""/>
                 <w:color w:themeColor="accent1" w:themeShade="80" w:val="1F3864"/>
                 <w:kern w:val="0"/>
                 <w:lang w:val="es-CL" w:eastAsia="en-US" w:bidi="ar-SA"/>
               </w:rPr>
               <w:t>Observaciones</w:t>
+            </w:r>
+          </w:p>
+        </w:tc>
+      </w:tr>
+      <w:tr>
+        <w:trPr>
+          <w:trHeight w:val="4130" w:hRule="atLeast"/>
+        </w:trPr>
+        <w:tc>
+          <w:tcPr>
+            <w:tcW w:w="1580" w:type="dxa"/>
+            <w:tcBorders>
+              <w:top w:val="single" w:sz="4" w:space="0" w:color="BFBFBF"/>
+              <w:start w:val="single" w:sz="4" w:space="0" w:color="BFBFBF"/>
+              <w:bottom w:val="single" w:sz="4" w:space="0" w:color="BFBFBF"/>
+              <w:end w:val="single" w:sz="4" w:space="0" w:color="BFBFBF"/>
+            </w:tcBorders>
+          </w:tcPr>
+          <w:p>
+            <w:pPr>
+              <w:pStyle w:val="Normal"/>
+              <w:widowControl/>
+              <w:suppressAutoHyphens w:val="true"/>
+              <w:bidi w:val="0"/>
+              <w:spacing w:before="0" w:after="160"/>
+              <w:jc w:val="start"/>
+              <w:rPr>
+                <w:b w:val="false"/>
+                <w:bCs w:val="false"/>
+                <w:i w:val="false"/>
+                <w:iCs w:val="false"/>
+                <w:color w:val="000000"/>
+              </w:rPr>
+            </w:pPr>
+            <w:r>
+              <w:rPr>
+                <w:rFonts w:eastAsia="Calibri" w:cs="Arial"/>
+                <w:b w:val="false"/>
+                <w:bCs w:val="false"/>
+                <w:i w:val="false"/>
+                <w:iCs w:val="false"/>
+                <w:color w:val="000000"/>
+                <w:kern w:val="0"/>
+                <w:sz w:val="18"/>
+                <w:szCs w:val="20"/>
+                <w:lang w:val="es-CL" w:eastAsia="es-CL" w:bidi="ar-SA"/>
+              </w:rPr>
+              <w:t>Gestionar proyectos informáticos, ofreciendo alternativas para la toma de decisiones de acuerdo a los requerimientos de la organización.</w:t>
+            </w:r>
+          </w:p>
+        </w:tc>
+        <w:tc>
+          <w:tcPr>
+            <w:tcW w:w="1580" w:type="dxa"/>
+            <w:tcBorders>
+              <w:top w:val="single" w:sz="4" w:space="0" w:color="BFBFBF"/>
+              <w:start w:val="single" w:sz="4" w:space="0" w:color="BFBFBF"/>
+              <w:bottom w:val="single" w:sz="4" w:space="0" w:color="BFBFBF"/>
+              <w:end w:val="single" w:sz="4" w:space="0" w:color="BFBFBF"/>
+            </w:tcBorders>
+          </w:tcPr>
+          <w:p>
+            <w:pPr>
+              <w:pStyle w:val="Normal"/>
+              <w:widowControl/>
+              <w:suppressAutoHyphens w:val="true"/>
+              <w:bidi w:val="0"/>
+              <w:spacing w:before="0" w:after="160"/>
+              <w:jc w:val="start"/>
+              <w:rPr>
+                <w:b w:val="false"/>
+                <w:bCs w:val="false"/>
+                <w:i w:val="false"/>
+                <w:iCs w:val="false"/>
+                <w:color w:val="000000"/>
+              </w:rPr>
+            </w:pPr>
+            <w:r>
+              <w:rPr>
+                <w:rFonts w:eastAsia="Calibri" w:cs="Arial"/>
+                <w:b w:val="false"/>
+                <w:bCs w:val="false"/>
+                <w:i w:val="false"/>
+                <w:iCs w:val="false"/>
+                <w:color w:val="000000"/>
+                <w:kern w:val="0"/>
+                <w:sz w:val="18"/>
+                <w:szCs w:val="20"/>
+                <w:lang w:val="es-CL" w:eastAsia="es-CL" w:bidi="ar-SA"/>
+              </w:rPr>
+              <w:t>Definición y planificación del proyecto</w:t>
+            </w:r>
+          </w:p>
+        </w:tc>
+        <w:tc>
+          <w:tcPr>
+            <w:tcW w:w="1580" w:type="dxa"/>
+            <w:tcBorders>
+              <w:top w:val="single" w:sz="4" w:space="0" w:color="BFBFBF"/>
+              <w:start w:val="single" w:sz="4" w:space="0" w:color="BFBFBF"/>
+              <w:bottom w:val="single" w:sz="4" w:space="0" w:color="BFBFBF"/>
+              <w:end w:val="single" w:sz="4" w:space="0" w:color="BFBFBF"/>
+            </w:tcBorders>
+          </w:tcPr>
+          <w:p>
+            <w:pPr>
+              <w:pStyle w:val="Normal"/>
+              <w:widowControl/>
+              <w:suppressAutoHyphens w:val="true"/>
+              <w:bidi w:val="0"/>
+              <w:spacing w:before="0" w:after="160"/>
+              <w:jc w:val="start"/>
+              <w:rPr>
+                <w:b w:val="false"/>
+                <w:bCs w:val="false"/>
+                <w:i w:val="false"/>
+                <w:iCs w:val="false"/>
+                <w:color w:val="000000"/>
+              </w:rPr>
+            </w:pPr>
+            <w:r>
+              <w:rPr>
+                <w:rFonts w:eastAsia="Calibri" w:cs="Arial"/>
+                <w:b w:val="false"/>
+                <w:bCs w:val="false"/>
+                <w:i w:val="false"/>
+                <w:iCs w:val="false"/>
+                <w:color w:val="000000"/>
+                <w:kern w:val="0"/>
+                <w:sz w:val="18"/>
+                <w:szCs w:val="20"/>
+                <w:lang w:val="es-CL" w:eastAsia="es-CL" w:bidi="ar-SA"/>
+              </w:rPr>
+              <w:t>Definir la visión, problemática, alcance, objetivos y requisitos iniciales de Directiva. Establecer la metodología de trabajo, roles y responsabilidades, riesgos principales, Product Backlog inicial y planificación general del proyecto.</w:t>
+            </w:r>
+          </w:p>
+        </w:tc>
+        <w:tc>
+          <w:tcPr>
+            <w:tcW w:w="1580" w:type="dxa"/>
+            <w:tcBorders>
+              <w:top w:val="single" w:sz="4" w:space="0" w:color="BFBFBF"/>
+              <w:start w:val="single" w:sz="4" w:space="0" w:color="BFBFBF"/>
+              <w:bottom w:val="single" w:sz="4" w:space="0" w:color="BFBFBF"/>
+              <w:end w:val="single" w:sz="4" w:space="0" w:color="BFBFBF"/>
+            </w:tcBorders>
+          </w:tcPr>
+          <w:p>
+            <w:pPr>
+              <w:pStyle w:val="Normal"/>
+              <w:widowControl/>
+              <w:suppressAutoHyphens w:val="true"/>
+              <w:bidi w:val="0"/>
+              <w:spacing w:before="0" w:after="160"/>
+              <w:jc w:val="start"/>
+              <w:rPr>
+                <w:b w:val="false"/>
+                <w:bCs w:val="false"/>
+                <w:i w:val="false"/>
+                <w:iCs w:val="false"/>
+                <w:color w:val="000000"/>
+              </w:rPr>
+            </w:pPr>
+            <w:r>
+              <w:rPr>
+                <w:rFonts w:eastAsia="Calibri" w:cs="Arial"/>
+                <w:b w:val="false"/>
+                <w:bCs w:val="false"/>
+                <w:i w:val="false"/>
+                <w:iCs w:val="false"/>
+                <w:color w:val="000000"/>
+                <w:kern w:val="0"/>
+                <w:sz w:val="18"/>
+                <w:szCs w:val="20"/>
+                <w:lang w:val="es-CL" w:eastAsia="es-CL" w:bidi="ar-SA"/>
+              </w:rPr>
+              <w:t>Guía APT, perfil de egreso, repositorio del proyecto, herramientas de documentación y diagramación, reuniones de coordinación del equipo.</w:t>
+            </w:r>
+          </w:p>
+        </w:tc>
+        <w:tc>
+          <w:tcPr>
+            <w:tcW w:w="1580" w:type="dxa"/>
+            <w:tcBorders>
+              <w:top w:val="single" w:sz="4" w:space="0" w:color="BFBFBF"/>
+              <w:start w:val="single" w:sz="4" w:space="0" w:color="BFBFBF"/>
+              <w:bottom w:val="single" w:sz="4" w:space="0" w:color="BFBFBF"/>
+              <w:end w:val="single" w:sz="4" w:space="0" w:color="FFFFFF"/>
+            </w:tcBorders>
+          </w:tcPr>
+          <w:p>
+            <w:pPr>
+              <w:pStyle w:val="Normal"/>
+              <w:widowControl/>
+              <w:suppressAutoHyphens w:val="true"/>
+              <w:spacing w:before="0" w:after="160"/>
+              <w:jc w:val="start"/>
+              <w:rPr>
+                <w:rFonts w:ascii="Calibri" w:hAnsi="Calibri" w:cs="Arial"/>
+                <w:b w:val="false"/>
+                <w:bCs w:val="false"/>
+                <w:i w:val="false"/>
+                <w:iCs w:val="false"/>
+                <w:color w:val="000000"/>
+                <w:sz w:val="18"/>
+                <w:szCs w:val="20"/>
+                <w:lang w:eastAsia="es-CL"/>
+              </w:rPr>
+            </w:pPr>
+            <w:r>
+              <w:rPr>
+                <w:rFonts w:eastAsia="Calibri" w:cs="Arial"/>
+                <w:b w:val="false"/>
+                <w:bCs w:val="false"/>
+                <w:i w:val="false"/>
+                <w:iCs w:val="false"/>
+                <w:color w:val="000000"/>
+                <w:kern w:val="0"/>
+                <w:sz w:val="18"/>
+                <w:szCs w:val="20"/>
+                <w:lang w:val="es-CL" w:eastAsia="es-CL" w:bidi="ar-SA"/>
+              </w:rPr>
+              <w:t>Fase 1 (4 semanas)</w:t>
+            </w:r>
+          </w:p>
+        </w:tc>
+        <w:tc>
+          <w:tcPr>
+            <w:tcW w:w="1580" w:type="dxa"/>
+            <w:tcBorders>
+              <w:top w:val="single" w:sz="4" w:space="0" w:color="BFBFBF"/>
+              <w:start w:val="single" w:sz="4" w:space="0" w:color="FFFFFF"/>
+              <w:bottom w:val="single" w:sz="4" w:space="0" w:color="BFBFBF"/>
+              <w:end w:val="single" w:sz="4" w:space="0" w:color="BFBFBF"/>
+            </w:tcBorders>
+            <w:shd w:color="auto" w:fill="D9D9D9" w:themeFill="background1" w:themeFillShade="d9" w:val="clear"/>
+          </w:tcPr>
+          <w:p>
+            <w:pPr>
+              <w:pStyle w:val="Normal"/>
+              <w:widowControl/>
+              <w:suppressAutoHyphens w:val="true"/>
+              <w:bidi w:val="0"/>
+              <w:spacing w:before="0" w:after="160"/>
+              <w:jc w:val="start"/>
+              <w:rPr>
+                <w:b w:val="false"/>
+                <w:bCs w:val="false"/>
+                <w:i w:val="false"/>
+                <w:iCs w:val="false"/>
+                <w:color w:val="000000"/>
+              </w:rPr>
+            </w:pPr>
+            <w:r>
+              <w:rPr>
+                <w:rFonts w:eastAsia="Calibri" w:cs="Arial"/>
+                <w:b w:val="false"/>
+                <w:bCs w:val="false"/>
+                <w:i w:val="false"/>
+                <w:iCs w:val="false"/>
+                <w:color w:val="000000"/>
+                <w:kern w:val="0"/>
+                <w:sz w:val="18"/>
+                <w:szCs w:val="20"/>
+                <w:lang w:val="es-CL" w:eastAsia="es-CL" w:bidi="ar-SA"/>
+              </w:rPr>
+              <w:t>Álvaro Castro</w:t>
+            </w:r>
+          </w:p>
+        </w:tc>
+        <w:tc>
+          <w:tcPr>
+            <w:tcW w:w="1581" w:type="dxa"/>
+            <w:tcBorders>
+              <w:top w:val="single" w:sz="4" w:space="0" w:color="BFBFBF"/>
+              <w:start w:val="single" w:sz="4" w:space="0" w:color="BFBFBF"/>
+              <w:bottom w:val="single" w:sz="4" w:space="0" w:color="BFBFBF"/>
+              <w:end w:val="single" w:sz="4" w:space="0" w:color="BFBFBF"/>
+            </w:tcBorders>
+          </w:tcPr>
+          <w:p>
+            <w:pPr>
+              <w:pStyle w:val="Normal"/>
+              <w:widowControl/>
+              <w:suppressAutoHyphens w:val="true"/>
+              <w:bidi w:val="0"/>
+              <w:spacing w:before="0" w:after="160"/>
+              <w:jc w:val="start"/>
+              <w:rPr>
+                <w:b w:val="false"/>
+                <w:bCs w:val="false"/>
+                <w:i w:val="false"/>
+                <w:iCs w:val="false"/>
+                <w:color w:val="000000"/>
+              </w:rPr>
+            </w:pPr>
+            <w:r>
+              <w:rPr>
+                <w:rFonts w:eastAsia="Calibri" w:cs="Arial"/>
+                <w:b w:val="false"/>
+                <w:bCs w:val="false"/>
+                <w:i w:val="false"/>
+                <w:iCs w:val="false"/>
+                <w:color w:val="000000"/>
+                <w:kern w:val="0"/>
+                <w:sz w:val="18"/>
+                <w:szCs w:val="20"/>
+                <w:lang w:val="es-CL" w:eastAsia="es-CL" w:bidi="ar-SA"/>
+              </w:rPr>
+              <w:t>Como facilitadores se cuenta con una visión compartida del producto, un alcance inicial acotado y roles definidos. Debido al enfoque ágil, algunos requisitos y prioridades podrán modificarse posteriormente a partir de los resultados de los playtests.</w:t>
             </w:r>
           </w:p>
         </w:tc>
@@ -4765,12 +5093,16 @@
             <w:pPr>
               <w:pStyle w:val="Normal"/>
               <w:widowControl/>
+              <w:suppressAutoHyphens w:val="true"/>
               <w:spacing w:before="0" w:after="160"/>
-              <w:jc w:val="both"/>
+              <w:jc w:val="start"/>
               <w:rPr>
                 <w:rFonts w:ascii="Calibri" w:hAnsi="Calibri" w:cs="Arial"/>
-                <w:i/>
-                <w:color w:val="548DD4"/>
+                <w:b w:val="false"/>
+                <w:bCs w:val="false"/>
+                <w:i w:val="false"/>
+                <w:iCs w:val="false"/>
+                <w:color w:val="000000"/>
                 <w:sz w:val="18"/>
                 <w:szCs w:val="20"/>
                 <w:lang w:eastAsia="es-CL"/>
@@ -4778,15 +5110,16 @@
             </w:pPr>
             <w:r>
               <w:rPr>
-                <w:rFonts w:eastAsia="Calibri" w:cs="Arial" w:ascii="Calibri" w:hAnsi="Calibri"/>
-                <w:i/>
-                <w:color w:val="548DD4"/>
-                <w:kern w:val="0"/>
+                <w:rFonts w:cs="Arial"/>
+                <w:b w:val="false"/>
+                <w:bCs w:val="false"/>
+                <w:i w:val="false"/>
+                <w:iCs w:val="false"/>
+                <w:color w:val="000000"/>
                 <w:sz w:val="18"/>
                 <w:szCs w:val="20"/>
-                <w:lang w:val="es-CL" w:eastAsia="es-CL" w:bidi="ar-SA"/>
-              </w:rPr>
-              <w:t>Nombra las competencias o unidades de competencias que se relacionan con las diferentes actividades requeridas para el desarrollo de la actividad.</w:t>
+                <w:lang w:eastAsia="es-CL"/>
+              </w:rPr>
             </w:r>
           </w:p>
         </w:tc>
@@ -4804,25 +5137,33 @@
             <w:pPr>
               <w:pStyle w:val="Normal"/>
               <w:widowControl/>
+              <w:suppressAutoHyphens w:val="true"/>
               <w:spacing w:before="0" w:after="160"/>
-              <w:jc w:val="both"/>
-              <w:rPr>
-                <w:b/>
+              <w:jc w:val="start"/>
+              <w:rPr>
+                <w:rFonts w:ascii="Calibri" w:hAnsi="Calibri" w:cs="Arial"/>
+                <w:b w:val="false"/>
+                <w:bCs w:val="false"/>
+                <w:i w:val="false"/>
+                <w:iCs w:val="false"/>
+                <w:color w:val="000000"/>
                 <w:sz w:val="18"/>
-                <w:szCs w:val="24"/>
-              </w:rPr>
-            </w:pPr>
-            <w:r>
-              <w:rPr>
-                <w:rFonts w:eastAsia="Calibri" w:cs="Arial" w:ascii="Calibri" w:hAnsi="Calibri"/>
-                <w:i/>
-                <w:color w:val="548DD4"/>
-                <w:kern w:val="0"/>
+                <w:szCs w:val="20"/>
+                <w:lang w:eastAsia="es-CL"/>
+              </w:rPr>
+            </w:pPr>
+            <w:r>
+              <w:rPr>
+                <w:rFonts w:cs="Arial"/>
+                <w:b w:val="false"/>
+                <w:bCs w:val="false"/>
+                <w:i w:val="false"/>
+                <w:iCs w:val="false"/>
+                <w:color w:val="000000"/>
                 <w:sz w:val="18"/>
                 <w:szCs w:val="20"/>
-                <w:lang w:val="es-CL" w:eastAsia="es-CL" w:bidi="ar-SA"/>
-              </w:rPr>
-              <w:t>Señale el nombre de la tarea o actividad.</w:t>
+                <w:lang w:eastAsia="es-CL"/>
+              </w:rPr>
             </w:r>
           </w:p>
         </w:tc>
@@ -4840,25 +5181,33 @@
             <w:pPr>
               <w:pStyle w:val="Normal"/>
               <w:widowControl/>
+              <w:suppressAutoHyphens w:val="true"/>
               <w:spacing w:before="0" w:after="160"/>
-              <w:jc w:val="both"/>
-              <w:rPr>
-                <w:b/>
+              <w:jc w:val="start"/>
+              <w:rPr>
+                <w:rFonts w:ascii="Calibri" w:hAnsi="Calibri" w:cs="Arial"/>
+                <w:b w:val="false"/>
+                <w:bCs w:val="false"/>
+                <w:i w:val="false"/>
+                <w:iCs w:val="false"/>
+                <w:color w:val="000000"/>
                 <w:sz w:val="18"/>
-                <w:szCs w:val="24"/>
-              </w:rPr>
-            </w:pPr>
-            <w:r>
-              <w:rPr>
-                <w:rFonts w:eastAsia="Calibri" w:cs="Arial" w:ascii="Calibri" w:hAnsi="Calibri"/>
-                <w:i/>
-                <w:color w:val="548DD4"/>
-                <w:kern w:val="0"/>
+                <w:szCs w:val="20"/>
+                <w:lang w:eastAsia="es-CL"/>
+              </w:rPr>
+            </w:pPr>
+            <w:r>
+              <w:rPr>
+                <w:rFonts w:cs="Arial"/>
+                <w:b w:val="false"/>
+                <w:bCs w:val="false"/>
+                <w:i w:val="false"/>
+                <w:iCs w:val="false"/>
+                <w:color w:val="000000"/>
                 <w:sz w:val="18"/>
                 <w:szCs w:val="20"/>
-                <w:lang w:val="es-CL" w:eastAsia="es-CL" w:bidi="ar-SA"/>
-              </w:rPr>
-              <w:t>Describe la tarea o actividad.</w:t>
+                <w:lang w:eastAsia="es-CL"/>
+              </w:rPr>
             </w:r>
           </w:p>
         </w:tc>
@@ -4876,12 +5225,16 @@
             <w:pPr>
               <w:pStyle w:val="Normal"/>
               <w:widowControl/>
+              <w:suppressAutoHyphens w:val="true"/>
               <w:spacing w:before="0" w:after="160"/>
-              <w:jc w:val="both"/>
+              <w:jc w:val="start"/>
               <w:rPr>
                 <w:rFonts w:ascii="Calibri" w:hAnsi="Calibri" w:cs="Arial"/>
-                <w:i/>
-                <w:color w:val="548DD4"/>
+                <w:b w:val="false"/>
+                <w:bCs w:val="false"/>
+                <w:i w:val="false"/>
+                <w:iCs w:val="false"/>
+                <w:color w:val="000000"/>
                 <w:sz w:val="18"/>
                 <w:szCs w:val="20"/>
                 <w:lang w:eastAsia="es-CL"/>
@@ -4889,15 +5242,16 @@
             </w:pPr>
             <w:r>
               <w:rPr>
-                <w:rFonts w:eastAsia="Calibri" w:cs="Arial" w:ascii="Calibri" w:hAnsi="Calibri"/>
-                <w:i/>
-                <w:color w:val="548DD4"/>
-                <w:kern w:val="0"/>
+                <w:rFonts w:cs="Arial"/>
+                <w:b w:val="false"/>
+                <w:bCs w:val="false"/>
+                <w:i w:val="false"/>
+                <w:iCs w:val="false"/>
+                <w:color w:val="000000"/>
                 <w:sz w:val="18"/>
                 <w:szCs w:val="20"/>
-                <w:lang w:val="es-CL" w:eastAsia="es-CL" w:bidi="ar-SA"/>
-              </w:rPr>
-              <w:t>Nombra los recursos necesarios para llevar a cabo las actividades definidas.</w:t>
+                <w:lang w:eastAsia="es-CL"/>
+              </w:rPr>
             </w:r>
           </w:p>
         </w:tc>
@@ -4915,12 +5269,16 @@
             <w:pPr>
               <w:pStyle w:val="Normal"/>
               <w:widowControl/>
+              <w:suppressAutoHyphens w:val="true"/>
               <w:spacing w:before="0" w:after="160"/>
-              <w:jc w:val="both"/>
+              <w:jc w:val="start"/>
               <w:rPr>
                 <w:rFonts w:ascii="Calibri" w:hAnsi="Calibri" w:cs="Arial"/>
-                <w:i/>
-                <w:color w:val="548DD4"/>
+                <w:b w:val="false"/>
+                <w:bCs w:val="false"/>
+                <w:i w:val="false"/>
+                <w:iCs w:val="false"/>
+                <w:color w:val="000000"/>
                 <w:sz w:val="18"/>
                 <w:szCs w:val="20"/>
                 <w:lang w:eastAsia="es-CL"/>
@@ -4928,27 +5286,44 @@
             </w:pPr>
             <w:r>
               <w:rPr>
-                <w:rFonts w:eastAsia="Calibri" w:cs="Arial" w:ascii="Calibri" w:hAnsi="Calibri"/>
-                <w:i/>
-                <w:color w:val="548DD4"/>
-                <w:kern w:val="0"/>
+                <w:rFonts w:cs="Arial"/>
+                <w:b w:val="false"/>
+                <w:bCs w:val="false"/>
+                <w:i w:val="false"/>
+                <w:iCs w:val="false"/>
+                <w:color w:val="000000"/>
                 <w:sz w:val="18"/>
                 <w:szCs w:val="20"/>
-                <w:lang w:val="es-CL" w:eastAsia="es-CL" w:bidi="ar-SA"/>
-              </w:rPr>
-              <w:t>Escribe la duración de actividades o tarea.</w:t>
-            </w:r>
-          </w:p>
-          <w:p>
-            <w:pPr>
-              <w:pStyle w:val="Normal"/>
-              <w:widowControl/>
+                <w:lang w:eastAsia="es-CL"/>
+              </w:rPr>
+            </w:r>
+          </w:p>
+        </w:tc>
+        <w:tc>
+          <w:tcPr>
+            <w:tcW w:w="1580" w:type="dxa"/>
+            <w:tcBorders>
+              <w:top w:val="single" w:sz="4" w:space="0" w:color="BFBFBF"/>
+              <w:start w:val="single" w:sz="4" w:space="0" w:color="FFFFFF"/>
+              <w:bottom w:val="single" w:sz="4" w:space="0" w:color="BFBFBF"/>
+              <w:end w:val="single" w:sz="4" w:space="0" w:color="BFBFBF"/>
+            </w:tcBorders>
+            <w:shd w:color="auto" w:fill="D9D9D9" w:themeFill="background1" w:themeFillShade="d9" w:val="clear"/>
+          </w:tcPr>
+          <w:p>
+            <w:pPr>
+              <w:pStyle w:val="Normal"/>
+              <w:widowControl/>
+              <w:suppressAutoHyphens w:val="true"/>
               <w:spacing w:before="0" w:after="160"/>
-              <w:jc w:val="both"/>
+              <w:jc w:val="start"/>
               <w:rPr>
                 <w:rFonts w:ascii="Calibri" w:hAnsi="Calibri" w:cs="Arial"/>
-                <w:i/>
-                <w:color w:val="548DD4"/>
+                <w:b w:val="false"/>
+                <w:bCs w:val="false"/>
+                <w:i w:val="false"/>
+                <w:iCs w:val="false"/>
+                <w:color w:val="000000"/>
                 <w:sz w:val="18"/>
                 <w:szCs w:val="20"/>
                 <w:lang w:eastAsia="es-CL"/>
@@ -4956,87 +5331,60 @@
             </w:pPr>
             <w:r>
               <w:rPr>
-                <w:rFonts w:eastAsia="Calibri" w:cs="Arial" w:ascii="Calibri" w:hAnsi="Calibri"/>
-                <w:i/>
-                <w:color w:val="548DD4"/>
-                <w:kern w:val="0"/>
+                <w:rFonts w:cs="Arial"/>
+                <w:b w:val="false"/>
+                <w:bCs w:val="false"/>
+                <w:i w:val="false"/>
+                <w:iCs w:val="false"/>
+                <w:color w:val="000000"/>
                 <w:sz w:val="18"/>
                 <w:szCs w:val="20"/>
-                <w:lang w:val="es-CL" w:eastAsia="es-CL" w:bidi="ar-SA"/>
-              </w:rPr>
-            </w:r>
-          </w:p>
-        </w:tc>
-        <w:tc>
-          <w:tcPr>
-            <w:tcW w:w="1580" w:type="dxa"/>
-            <w:tcBorders>
-              <w:top w:val="single" w:sz="4" w:space="0" w:color="BFBFBF"/>
-              <w:start w:val="single" w:sz="4" w:space="0" w:color="FFFFFF"/>
-              <w:bottom w:val="single" w:sz="4" w:space="0" w:color="BFBFBF"/>
-              <w:end w:val="single" w:sz="4" w:space="0" w:color="BFBFBF"/>
-            </w:tcBorders>
-            <w:shd w:color="auto" w:fill="D9D9D9" w:themeFill="background1" w:themeFillShade="d9" w:val="clear"/>
-          </w:tcPr>
-          <w:p>
-            <w:pPr>
-              <w:pStyle w:val="Normal"/>
-              <w:widowControl/>
+                <w:lang w:eastAsia="es-CL"/>
+              </w:rPr>
+            </w:r>
+          </w:p>
+        </w:tc>
+        <w:tc>
+          <w:tcPr>
+            <w:tcW w:w="1581" w:type="dxa"/>
+            <w:tcBorders>
+              <w:top w:val="single" w:sz="4" w:space="0" w:color="BFBFBF"/>
+              <w:start w:val="single" w:sz="4" w:space="0" w:color="BFBFBF"/>
+              <w:bottom w:val="single" w:sz="4" w:space="0" w:color="BFBFBF"/>
+              <w:end w:val="single" w:sz="4" w:space="0" w:color="BFBFBF"/>
+            </w:tcBorders>
+          </w:tcPr>
+          <w:p>
+            <w:pPr>
+              <w:pStyle w:val="Normal"/>
+              <w:widowControl/>
+              <w:suppressAutoHyphens w:val="true"/>
               <w:spacing w:before="0" w:after="160"/>
-              <w:jc w:val="both"/>
-              <w:rPr>
-                <w:b/>
+              <w:jc w:val="start"/>
+              <w:rPr>
+                <w:rFonts w:ascii="Calibri" w:hAnsi="Calibri" w:cs="Arial"/>
+                <w:b w:val="false"/>
+                <w:bCs w:val="false"/>
+                <w:i w:val="false"/>
+                <w:iCs w:val="false"/>
+                <w:color w:val="000000"/>
                 <w:sz w:val="18"/>
-                <w:szCs w:val="24"/>
-              </w:rPr>
-            </w:pPr>
-            <w:r>
-              <w:rPr>
-                <w:rFonts w:eastAsia="Calibri" w:cs="Arial" w:ascii="Calibri" w:hAnsi="Calibri"/>
-                <w:i/>
-                <w:color w:val="548DD4"/>
-                <w:kern w:val="0"/>
+                <w:szCs w:val="20"/>
+                <w:lang w:eastAsia="es-CL"/>
+              </w:rPr>
+            </w:pPr>
+            <w:r>
+              <w:rPr>
+                <w:rFonts w:cs="Arial"/>
+                <w:b w:val="false"/>
+                <w:bCs w:val="false"/>
+                <w:i w:val="false"/>
+                <w:iCs w:val="false"/>
+                <w:color w:val="000000"/>
                 <w:sz w:val="18"/>
                 <w:szCs w:val="20"/>
-                <w:lang w:val="es-CL" w:eastAsia="es-CL" w:bidi="ar-SA"/>
-              </w:rPr>
-              <w:t>Escribe el nombre del integrante del equipo responsable de la actividad y tareas asociadas.</w:t>
-            </w:r>
-          </w:p>
-        </w:tc>
-        <w:tc>
-          <w:tcPr>
-            <w:tcW w:w="1581" w:type="dxa"/>
-            <w:tcBorders>
-              <w:top w:val="single" w:sz="4" w:space="0" w:color="BFBFBF"/>
-              <w:start w:val="single" w:sz="4" w:space="0" w:color="BFBFBF"/>
-              <w:bottom w:val="single" w:sz="4" w:space="0" w:color="BFBFBF"/>
-              <w:end w:val="single" w:sz="4" w:space="0" w:color="BFBFBF"/>
-            </w:tcBorders>
-          </w:tcPr>
-          <w:p>
-            <w:pPr>
-              <w:pStyle w:val="Normal"/>
-              <w:widowControl/>
-              <w:spacing w:before="0" w:after="160"/>
-              <w:jc w:val="both"/>
-              <w:rPr>
-                <w:b/>
-                <w:sz w:val="18"/>
-                <w:szCs w:val="24"/>
-              </w:rPr>
-            </w:pPr>
-            <w:r>
-              <w:rPr>
-                <w:rFonts w:eastAsia="Calibri" w:cs="Arial" w:ascii="Calibri" w:hAnsi="Calibri"/>
-                <w:i/>
-                <w:color w:val="548DD4"/>
-                <w:kern w:val="0"/>
-                <w:sz w:val="18"/>
-                <w:szCs w:val="20"/>
-                <w:lang w:val="es-CL" w:eastAsia="es-CL" w:bidi="ar-SA"/>
-              </w:rPr>
-              <w:t>Escribe las dificultades o facilitadores que se podrían presentar durante la ejecución de cada una de las actividades propuestas para llevar a cabo el plan de trabajo.</w:t>
+                <w:lang w:eastAsia="es-CL"/>
+              </w:rPr>
             </w:r>
           </w:p>
         </w:tc>
@@ -5057,12 +5405,16 @@
             <w:pPr>
               <w:pStyle w:val="Normal"/>
               <w:widowControl/>
+              <w:suppressAutoHyphens w:val="true"/>
               <w:spacing w:before="0" w:after="160"/>
-              <w:jc w:val="both"/>
+              <w:jc w:val="start"/>
               <w:rPr>
                 <w:rFonts w:ascii="Calibri" w:hAnsi="Calibri" w:cs="Arial"/>
-                <w:i/>
-                <w:color w:val="548DD4"/>
+                <w:b w:val="false"/>
+                <w:bCs w:val="false"/>
+                <w:i w:val="false"/>
+                <w:iCs w:val="false"/>
+                <w:color w:val="000000"/>
                 <w:sz w:val="18"/>
                 <w:szCs w:val="20"/>
                 <w:lang w:eastAsia="es-CL"/>
@@ -5070,13 +5422,15 @@
             </w:pPr>
             <w:r>
               <w:rPr>
-                <w:rFonts w:eastAsia="Calibri" w:cs="Arial" w:ascii="Calibri" w:hAnsi="Calibri"/>
-                <w:i/>
-                <w:color w:val="548DD4"/>
-                <w:kern w:val="0"/>
+                <w:rFonts w:cs="Arial"/>
+                <w:b w:val="false"/>
+                <w:bCs w:val="false"/>
+                <w:i w:val="false"/>
+                <w:iCs w:val="false"/>
+                <w:color w:val="000000"/>
                 <w:sz w:val="18"/>
                 <w:szCs w:val="20"/>
-                <w:lang w:val="es-CL" w:eastAsia="es-CL" w:bidi="ar-SA"/>
+                <w:lang w:eastAsia="es-CL"/>
               </w:rPr>
             </w:r>
           </w:p>
@@ -5095,12 +5449,16 @@
             <w:pPr>
               <w:pStyle w:val="Normal"/>
               <w:widowControl/>
+              <w:suppressAutoHyphens w:val="true"/>
               <w:spacing w:before="0" w:after="160"/>
-              <w:jc w:val="both"/>
+              <w:jc w:val="start"/>
               <w:rPr>
                 <w:rFonts w:ascii="Calibri" w:hAnsi="Calibri" w:cs="Arial"/>
-                <w:i/>
-                <w:color w:val="548DD4"/>
+                <w:b w:val="false"/>
+                <w:bCs w:val="false"/>
+                <w:i w:val="false"/>
+                <w:iCs w:val="false"/>
+                <w:color w:val="000000"/>
                 <w:sz w:val="18"/>
                 <w:szCs w:val="20"/>
                 <w:lang w:eastAsia="es-CL"/>
@@ -5108,13 +5466,15 @@
             </w:pPr>
             <w:r>
               <w:rPr>
-                <w:rFonts w:eastAsia="Calibri" w:cs="Arial" w:ascii="Calibri" w:hAnsi="Calibri"/>
-                <w:i/>
-                <w:color w:val="548DD4"/>
-                <w:kern w:val="0"/>
+                <w:rFonts w:cs="Arial"/>
+                <w:b w:val="false"/>
+                <w:bCs w:val="false"/>
+                <w:i w:val="false"/>
+                <w:iCs w:val="false"/>
+                <w:color w:val="000000"/>
                 <w:sz w:val="18"/>
                 <w:szCs w:val="20"/>
-                <w:lang w:val="es-CL" w:eastAsia="es-CL" w:bidi="ar-SA"/>
+                <w:lang w:eastAsia="es-CL"/>
               </w:rPr>
             </w:r>
           </w:p>
@@ -5133,12 +5493,16 @@
             <w:pPr>
               <w:pStyle w:val="Normal"/>
               <w:widowControl/>
+              <w:suppressAutoHyphens w:val="true"/>
               <w:spacing w:before="0" w:after="160"/>
-              <w:jc w:val="both"/>
+              <w:jc w:val="start"/>
               <w:rPr>
                 <w:rFonts w:ascii="Calibri" w:hAnsi="Calibri" w:cs="Arial"/>
-                <w:i/>
-                <w:color w:val="548DD4"/>
+                <w:b w:val="false"/>
+                <w:bCs w:val="false"/>
+                <w:i w:val="false"/>
+                <w:iCs w:val="false"/>
+                <w:color w:val="000000"/>
                 <w:sz w:val="18"/>
                 <w:szCs w:val="20"/>
                 <w:lang w:eastAsia="es-CL"/>
@@ -5146,13 +5510,15 @@
             </w:pPr>
             <w:r>
               <w:rPr>
-                <w:rFonts w:eastAsia="Calibri" w:cs="Arial" w:ascii="Calibri" w:hAnsi="Calibri"/>
-                <w:i/>
-                <w:color w:val="548DD4"/>
-                <w:kern w:val="0"/>
+                <w:rFonts w:cs="Arial"/>
+                <w:b w:val="false"/>
+                <w:bCs w:val="false"/>
+                <w:i w:val="false"/>
+                <w:iCs w:val="false"/>
+                <w:color w:val="000000"/>
                 <w:sz w:val="18"/>
                 <w:szCs w:val="20"/>
-                <w:lang w:val="es-CL" w:eastAsia="es-CL" w:bidi="ar-SA"/>
+                <w:lang w:eastAsia="es-CL"/>
               </w:rPr>
             </w:r>
           </w:p>
@@ -5171,12 +5537,16 @@
             <w:pPr>
               <w:pStyle w:val="Normal"/>
               <w:widowControl/>
+              <w:suppressAutoHyphens w:val="true"/>
               <w:spacing w:before="0" w:after="160"/>
-              <w:jc w:val="both"/>
+              <w:jc w:val="start"/>
               <w:rPr>
                 <w:rFonts w:ascii="Calibri" w:hAnsi="Calibri" w:cs="Arial"/>
-                <w:i/>
-                <w:color w:val="548DD4"/>
+                <w:b w:val="false"/>
+                <w:bCs w:val="false"/>
+                <w:i w:val="false"/>
+                <w:iCs w:val="false"/>
+                <w:color w:val="000000"/>
                 <w:sz w:val="18"/>
                 <w:szCs w:val="20"/>
                 <w:lang w:eastAsia="es-CL"/>
@@ -5184,13 +5554,15 @@
             </w:pPr>
             <w:r>
               <w:rPr>
-                <w:rFonts w:eastAsia="Calibri" w:cs="Arial" w:ascii="Calibri" w:hAnsi="Calibri"/>
-                <w:i/>
-                <w:color w:val="548DD4"/>
-                <w:kern w:val="0"/>
+                <w:rFonts w:cs="Arial"/>
+                <w:b w:val="false"/>
+                <w:bCs w:val="false"/>
+                <w:i w:val="false"/>
+                <w:iCs w:val="false"/>
+                <w:color w:val="000000"/>
                 <w:sz w:val="18"/>
                 <w:szCs w:val="20"/>
-                <w:lang w:val="es-CL" w:eastAsia="es-CL" w:bidi="ar-SA"/>
+                <w:lang w:eastAsia="es-CL"/>
               </w:rPr>
             </w:r>
           </w:p>
@@ -5209,12 +5581,16 @@
             <w:pPr>
               <w:pStyle w:val="Normal"/>
               <w:widowControl/>
+              <w:suppressAutoHyphens w:val="true"/>
               <w:spacing w:before="0" w:after="160"/>
-              <w:jc w:val="both"/>
+              <w:jc w:val="start"/>
               <w:rPr>
                 <w:rFonts w:ascii="Calibri" w:hAnsi="Calibri" w:cs="Arial"/>
-                <w:i/>
-                <w:color w:val="548DD4"/>
+                <w:b w:val="false"/>
+                <w:bCs w:val="false"/>
+                <w:i w:val="false"/>
+                <w:iCs w:val="false"/>
+                <w:color w:val="000000"/>
                 <w:sz w:val="18"/>
                 <w:szCs w:val="20"/>
                 <w:lang w:eastAsia="es-CL"/>
@@ -5222,13 +5598,15 @@
             </w:pPr>
             <w:r>
               <w:rPr>
-                <w:rFonts w:eastAsia="Calibri" w:cs="Arial" w:ascii="Calibri" w:hAnsi="Calibri"/>
-                <w:i/>
-                <w:color w:val="548DD4"/>
-                <w:kern w:val="0"/>
+                <w:rFonts w:cs="Arial"/>
+                <w:b w:val="false"/>
+                <w:bCs w:val="false"/>
+                <w:i w:val="false"/>
+                <w:iCs w:val="false"/>
+                <w:color w:val="000000"/>
                 <w:sz w:val="18"/>
                 <w:szCs w:val="20"/>
-                <w:lang w:val="es-CL" w:eastAsia="es-CL" w:bidi="ar-SA"/>
+                <w:lang w:eastAsia="es-CL"/>
               </w:rPr>
             </w:r>
           </w:p>
@@ -5248,12 +5626,16 @@
             <w:pPr>
               <w:pStyle w:val="Normal"/>
               <w:widowControl/>
+              <w:suppressAutoHyphens w:val="true"/>
               <w:spacing w:before="0" w:after="160"/>
-              <w:jc w:val="both"/>
+              <w:jc w:val="start"/>
               <w:rPr>
                 <w:rFonts w:ascii="Calibri" w:hAnsi="Calibri" w:cs="Arial"/>
-                <w:i/>
-                <w:color w:val="548DD4"/>
+                <w:b w:val="false"/>
+                <w:bCs w:val="false"/>
+                <w:i w:val="false"/>
+                <w:iCs w:val="false"/>
+                <w:color w:val="000000"/>
                 <w:sz w:val="18"/>
                 <w:szCs w:val="20"/>
                 <w:lang w:eastAsia="es-CL"/>
@@ -5261,13 +5643,15 @@
             </w:pPr>
             <w:r>
               <w:rPr>
-                <w:rFonts w:eastAsia="Calibri" w:cs="Arial" w:ascii="Calibri" w:hAnsi="Calibri"/>
-                <w:i/>
-                <w:color w:val="548DD4"/>
-                <w:kern w:val="0"/>
+                <w:rFonts w:cs="Arial"/>
+                <w:b w:val="false"/>
+                <w:bCs w:val="false"/>
+                <w:i w:val="false"/>
+                <w:iCs w:val="false"/>
+                <w:color w:val="000000"/>
                 <w:sz w:val="18"/>
                 <w:szCs w:val="20"/>
-                <w:lang w:val="es-CL" w:eastAsia="es-CL" w:bidi="ar-SA"/>
+                <w:lang w:eastAsia="es-CL"/>
               </w:rPr>
             </w:r>
           </w:p>
@@ -5286,12 +5670,16 @@
             <w:pPr>
               <w:pStyle w:val="Normal"/>
               <w:widowControl/>
+              <w:suppressAutoHyphens w:val="true"/>
               <w:spacing w:before="0" w:after="160"/>
-              <w:jc w:val="both"/>
+              <w:jc w:val="start"/>
               <w:rPr>
                 <w:rFonts w:ascii="Calibri" w:hAnsi="Calibri" w:cs="Arial"/>
-                <w:i/>
-                <w:color w:val="548DD4"/>
+                <w:b w:val="false"/>
+                <w:bCs w:val="false"/>
+                <w:i w:val="false"/>
+                <w:iCs w:val="false"/>
+                <w:color w:val="000000"/>
                 <w:sz w:val="18"/>
                 <w:szCs w:val="20"/>
                 <w:lang w:eastAsia="es-CL"/>
@@ -5299,283 +5687,15 @@
             </w:pPr>
             <w:r>
               <w:rPr>
-                <w:rFonts w:eastAsia="Calibri" w:cs="Arial" w:ascii="Calibri" w:hAnsi="Calibri"/>
-                <w:i/>
-                <w:color w:val="548DD4"/>
-                <w:kern w:val="0"/>
+                <w:rFonts w:cs="Arial"/>
+                <w:b w:val="false"/>
+                <w:bCs w:val="false"/>
+                <w:i w:val="false"/>
+                <w:iCs w:val="false"/>
+                <w:color w:val="000000"/>
                 <w:sz w:val="18"/>
                 <w:szCs w:val="20"/>
-                <w:lang w:val="es-CL" w:eastAsia="es-CL" w:bidi="ar-SA"/>
-              </w:rPr>
-            </w:r>
-          </w:p>
-        </w:tc>
-      </w:tr>
-      <w:tr>
-        <w:trPr/>
-        <w:tc>
-          <w:tcPr>
-            <w:tcW w:w="1580" w:type="dxa"/>
-            <w:tcBorders>
-              <w:top w:val="single" w:sz="4" w:space="0" w:color="BFBFBF"/>
-              <w:start w:val="single" w:sz="4" w:space="0" w:color="BFBFBF"/>
-              <w:bottom w:val="single" w:sz="4" w:space="0" w:color="BFBFBF"/>
-              <w:end w:val="single" w:sz="4" w:space="0" w:color="BFBFBF"/>
-            </w:tcBorders>
-          </w:tcPr>
-          <w:p>
-            <w:pPr>
-              <w:pStyle w:val="Normal"/>
-              <w:widowControl/>
-              <w:spacing w:before="0" w:after="160"/>
-              <w:jc w:val="both"/>
-              <w:rPr>
-                <w:rFonts w:ascii="Calibri" w:hAnsi="Calibri" w:cs="Arial"/>
-                <w:i/>
-                <w:color w:val="548DD4"/>
-                <w:sz w:val="18"/>
-                <w:szCs w:val="20"/>
                 <w:lang w:eastAsia="es-CL"/>
-              </w:rPr>
-            </w:pPr>
-            <w:r>
-              <w:rPr>
-                <w:rFonts w:eastAsia="Calibri" w:cs="Arial" w:ascii="Calibri" w:hAnsi="Calibri"/>
-                <w:i/>
-                <w:color w:val="548DD4"/>
-                <w:kern w:val="0"/>
-                <w:sz w:val="18"/>
-                <w:szCs w:val="20"/>
-                <w:lang w:val="es-CL" w:eastAsia="es-CL" w:bidi="ar-SA"/>
-              </w:rPr>
-            </w:r>
-          </w:p>
-        </w:tc>
-        <w:tc>
-          <w:tcPr>
-            <w:tcW w:w="1580" w:type="dxa"/>
-            <w:tcBorders>
-              <w:top w:val="single" w:sz="4" w:space="0" w:color="BFBFBF"/>
-              <w:start w:val="single" w:sz="4" w:space="0" w:color="BFBFBF"/>
-              <w:bottom w:val="single" w:sz="4" w:space="0" w:color="BFBFBF"/>
-              <w:end w:val="single" w:sz="4" w:space="0" w:color="BFBFBF"/>
-            </w:tcBorders>
-          </w:tcPr>
-          <w:p>
-            <w:pPr>
-              <w:pStyle w:val="Normal"/>
-              <w:widowControl/>
-              <w:spacing w:before="0" w:after="160"/>
-              <w:jc w:val="both"/>
-              <w:rPr>
-                <w:rFonts w:ascii="Calibri" w:hAnsi="Calibri" w:cs="Arial"/>
-                <w:i/>
-                <w:color w:val="548DD4"/>
-                <w:sz w:val="18"/>
-                <w:szCs w:val="20"/>
-                <w:lang w:eastAsia="es-CL"/>
-              </w:rPr>
-            </w:pPr>
-            <w:r>
-              <w:rPr>
-                <w:rFonts w:eastAsia="Calibri" w:cs="Arial" w:ascii="Calibri" w:hAnsi="Calibri"/>
-                <w:i/>
-                <w:color w:val="548DD4"/>
-                <w:kern w:val="0"/>
-                <w:sz w:val="18"/>
-                <w:szCs w:val="20"/>
-                <w:lang w:val="es-CL" w:eastAsia="es-CL" w:bidi="ar-SA"/>
-              </w:rPr>
-            </w:r>
-          </w:p>
-        </w:tc>
-        <w:tc>
-          <w:tcPr>
-            <w:tcW w:w="1580" w:type="dxa"/>
-            <w:tcBorders>
-              <w:top w:val="single" w:sz="4" w:space="0" w:color="BFBFBF"/>
-              <w:start w:val="single" w:sz="4" w:space="0" w:color="BFBFBF"/>
-              <w:bottom w:val="single" w:sz="4" w:space="0" w:color="BFBFBF"/>
-              <w:end w:val="single" w:sz="4" w:space="0" w:color="BFBFBF"/>
-            </w:tcBorders>
-          </w:tcPr>
-          <w:p>
-            <w:pPr>
-              <w:pStyle w:val="Normal"/>
-              <w:widowControl/>
-              <w:spacing w:before="0" w:after="160"/>
-              <w:jc w:val="both"/>
-              <w:rPr>
-                <w:rFonts w:ascii="Calibri" w:hAnsi="Calibri" w:cs="Arial"/>
-                <w:i/>
-                <w:color w:val="548DD4"/>
-                <w:sz w:val="18"/>
-                <w:szCs w:val="20"/>
-                <w:lang w:eastAsia="es-CL"/>
-              </w:rPr>
-            </w:pPr>
-            <w:r>
-              <w:rPr>
-                <w:rFonts w:eastAsia="Calibri" w:cs="Arial" w:ascii="Calibri" w:hAnsi="Calibri"/>
-                <w:i/>
-                <w:color w:val="548DD4"/>
-                <w:kern w:val="0"/>
-                <w:sz w:val="18"/>
-                <w:szCs w:val="20"/>
-                <w:lang w:val="es-CL" w:eastAsia="es-CL" w:bidi="ar-SA"/>
-              </w:rPr>
-            </w:r>
-          </w:p>
-        </w:tc>
-        <w:tc>
-          <w:tcPr>
-            <w:tcW w:w="1580" w:type="dxa"/>
-            <w:tcBorders>
-              <w:top w:val="single" w:sz="4" w:space="0" w:color="BFBFBF"/>
-              <w:start w:val="single" w:sz="4" w:space="0" w:color="BFBFBF"/>
-              <w:bottom w:val="single" w:sz="4" w:space="0" w:color="BFBFBF"/>
-              <w:end w:val="single" w:sz="4" w:space="0" w:color="BFBFBF"/>
-            </w:tcBorders>
-          </w:tcPr>
-          <w:p>
-            <w:pPr>
-              <w:pStyle w:val="Normal"/>
-              <w:widowControl/>
-              <w:spacing w:before="0" w:after="160"/>
-              <w:jc w:val="both"/>
-              <w:rPr>
-                <w:rFonts w:ascii="Calibri" w:hAnsi="Calibri" w:cs="Arial"/>
-                <w:i/>
-                <w:color w:val="548DD4"/>
-                <w:sz w:val="18"/>
-                <w:szCs w:val="20"/>
-                <w:lang w:eastAsia="es-CL"/>
-              </w:rPr>
-            </w:pPr>
-            <w:r>
-              <w:rPr>
-                <w:rFonts w:eastAsia="Calibri" w:cs="Arial" w:ascii="Calibri" w:hAnsi="Calibri"/>
-                <w:i/>
-                <w:color w:val="548DD4"/>
-                <w:kern w:val="0"/>
-                <w:sz w:val="18"/>
-                <w:szCs w:val="20"/>
-                <w:lang w:val="es-CL" w:eastAsia="es-CL" w:bidi="ar-SA"/>
-              </w:rPr>
-            </w:r>
-          </w:p>
-        </w:tc>
-        <w:tc>
-          <w:tcPr>
-            <w:tcW w:w="1580" w:type="dxa"/>
-            <w:tcBorders>
-              <w:top w:val="single" w:sz="4" w:space="0" w:color="BFBFBF"/>
-              <w:start w:val="single" w:sz="4" w:space="0" w:color="BFBFBF"/>
-              <w:bottom w:val="single" w:sz="4" w:space="0" w:color="BFBFBF"/>
-              <w:end w:val="single" w:sz="4" w:space="0" w:color="FFFFFF"/>
-            </w:tcBorders>
-          </w:tcPr>
-          <w:p>
-            <w:pPr>
-              <w:pStyle w:val="Normal"/>
-              <w:widowControl/>
-              <w:spacing w:before="0" w:after="160"/>
-              <w:jc w:val="both"/>
-              <w:rPr>
-                <w:rFonts w:ascii="Calibri" w:hAnsi="Calibri" w:cs="Arial"/>
-                <w:i/>
-                <w:color w:val="548DD4"/>
-                <w:sz w:val="18"/>
-                <w:szCs w:val="20"/>
-                <w:lang w:eastAsia="es-CL"/>
-              </w:rPr>
-            </w:pPr>
-            <w:r>
-              <w:rPr>
-                <w:rFonts w:eastAsia="Calibri" w:cs="Arial" w:ascii="Calibri" w:hAnsi="Calibri"/>
-                <w:i/>
-                <w:color w:val="548DD4"/>
-                <w:kern w:val="0"/>
-                <w:sz w:val="18"/>
-                <w:szCs w:val="20"/>
-                <w:lang w:val="es-CL" w:eastAsia="es-CL" w:bidi="ar-SA"/>
-              </w:rPr>
-            </w:r>
-          </w:p>
-        </w:tc>
-        <w:tc>
-          <w:tcPr>
-            <w:tcW w:w="1580" w:type="dxa"/>
-            <w:tcBorders>
-              <w:top w:val="single" w:sz="4" w:space="0" w:color="BFBFBF"/>
-              <w:start w:val="single" w:sz="4" w:space="0" w:color="FFFFFF"/>
-              <w:bottom w:val="single" w:sz="4" w:space="0" w:color="BFBFBF"/>
-              <w:end w:val="single" w:sz="4" w:space="0" w:color="BFBFBF"/>
-            </w:tcBorders>
-            <w:shd w:color="auto" w:fill="D9D9D9" w:themeFill="background1" w:themeFillShade="d9" w:val="clear"/>
-          </w:tcPr>
-          <w:p>
-            <w:pPr>
-              <w:pStyle w:val="Normal"/>
-              <w:widowControl/>
-              <w:spacing w:before="0" w:after="160"/>
-              <w:jc w:val="both"/>
-              <w:rPr>
-                <w:rFonts w:ascii="Calibri" w:hAnsi="Calibri" w:cs="Arial"/>
-                <w:i/>
-                <w:color w:val="548DD4"/>
-                <w:sz w:val="18"/>
-                <w:szCs w:val="20"/>
-                <w:lang w:eastAsia="es-CL"/>
-              </w:rPr>
-            </w:pPr>
-            <w:r>
-              <w:rPr>
-                <w:rFonts w:eastAsia="Calibri" w:cs="Arial" w:ascii="Calibri" w:hAnsi="Calibri"/>
-                <w:i/>
-                <w:color w:val="548DD4"/>
-                <w:kern w:val="0"/>
-                <w:sz w:val="18"/>
-                <w:szCs w:val="20"/>
-                <w:lang w:val="es-CL" w:eastAsia="es-CL" w:bidi="ar-SA"/>
-              </w:rPr>
-            </w:r>
-          </w:p>
-        </w:tc>
-        <w:tc>
-          <w:tcPr>
-            <w:tcW w:w="1581" w:type="dxa"/>
-            <w:tcBorders>
-              <w:top w:val="single" w:sz="4" w:space="0" w:color="BFBFBF"/>
-              <w:start w:val="single" w:sz="4" w:space="0" w:color="BFBFBF"/>
-              <w:bottom w:val="single" w:sz="4" w:space="0" w:color="BFBFBF"/>
-              <w:end w:val="single" w:sz="4" w:space="0" w:color="BFBFBF"/>
-            </w:tcBorders>
-          </w:tcPr>
-          <w:p>
-            <w:pPr>
-              <w:pStyle w:val="Normal"/>
-              <w:widowControl/>
-              <w:spacing w:before="0" w:after="160"/>
-              <w:jc w:val="both"/>
-              <w:rPr>
-                <w:rFonts w:ascii="Calibri" w:hAnsi="Calibri" w:cs="Arial"/>
-                <w:i/>
-                <w:color w:val="548DD4"/>
-                <w:sz w:val="18"/>
-                <w:szCs w:val="20"/>
-                <w:lang w:eastAsia="es-CL"/>
-              </w:rPr>
-            </w:pPr>
-            <w:r>
-              <w:rPr>
-                <w:rFonts w:eastAsia="Calibri" w:cs="Arial" w:ascii="Calibri" w:hAnsi="Calibri"/>
-                <w:i/>
-                <w:color w:val="548DD4"/>
-                <w:kern w:val="0"/>
-                <w:sz w:val="18"/>
-                <w:szCs w:val="20"/>
-                <w:lang w:val="es-CL" w:eastAsia="es-CL" w:bidi="ar-SA"/>
               </w:rPr>
             </w:r>
           </w:p>
@@ -5638,6 +5758,7 @@
             <w:pPr>
               <w:pStyle w:val="Normal"/>
               <w:widowControl/>
+              <w:suppressAutoHyphens w:val="true"/>
               <w:spacing w:before="0" w:after="160"/>
               <w:jc w:val="start"/>
               <w:rPr>
@@ -5682,6 +5803,7 @@
             <w:pPr>
               <w:pStyle w:val="Footer"/>
               <w:widowControl/>
+              <w:suppressAutoHyphens w:val="true"/>
               <w:spacing w:before="0" w:after="0"/>
               <w:jc w:val="both"/>
               <w:rPr>
@@ -5691,7 +5813,7 @@
             </w:pPr>
             <w:r>
               <w:rPr>
-                <w:rFonts w:eastAsia="Calibri" w:cs="" w:ascii="Calibri" w:hAnsi="Calibri"/>
+                <w:rFonts w:eastAsia="Calibri" w:cs=""/>
                 <w:color w:themeColor="accent1" w:themeShade="80" w:val="1F3864"/>
                 <w:kern w:val="0"/>
                 <w:lang w:val="es-CL" w:eastAsia="en-US" w:bidi="ar-SA"/>
@@ -5758,22 +5880,22 @@
       <w:tblGrid>
         <w:gridCol w:w="1351"/>
         <w:gridCol w:w="536"/>
-        <w:gridCol w:w="521"/>
+        <w:gridCol w:w="520"/>
         <w:gridCol w:w="523"/>
         <w:gridCol w:w="526"/>
-        <w:gridCol w:w="523"/>
+        <w:gridCol w:w="524"/>
         <w:gridCol w:w="524"/>
         <w:gridCol w:w="523"/>
         <w:gridCol w:w="523"/>
-        <w:gridCol w:w="522"/>
+        <w:gridCol w:w="521"/>
         <w:gridCol w:w="523"/>
-        <w:gridCol w:w="523"/>
+        <w:gridCol w:w="524"/>
         <w:gridCol w:w="524"/>
         <w:gridCol w:w="525"/>
         <w:gridCol w:w="525"/>
         <w:gridCol w:w="525"/>
-        <w:gridCol w:w="6"/>
-        <w:gridCol w:w="519"/>
+        <w:gridCol w:w="5"/>
+        <w:gridCol w:w="520"/>
         <w:gridCol w:w="525"/>
         <w:gridCol w:w="525"/>
         <w:gridCol w:w="10"/>
@@ -5797,6 +5919,7 @@
             <w:pPr>
               <w:pStyle w:val="Normal"/>
               <w:widowControl/>
+              <w:suppressAutoHyphens w:val="true"/>
               <w:spacing w:lineRule="auto" w:line="360" w:before="0" w:after="160"/>
               <w:jc w:val="both"/>
               <w:rPr>
@@ -5820,7 +5943,7 @@
         </w:tc>
         <w:tc>
           <w:tcPr>
-            <w:tcW w:w="2106" w:type="dxa"/>
+            <w:tcW w:w="2105" w:type="dxa"/>
             <w:gridSpan w:val="4"/>
             <w:tcBorders>
               <w:top w:val="single" w:sz="4" w:space="0" w:color="BFBFBF"/>
@@ -5834,6 +5957,7 @@
             <w:pPr>
               <w:pStyle w:val="Normal"/>
               <w:widowControl/>
+              <w:suppressAutoHyphens w:val="true"/>
               <w:spacing w:lineRule="auto" w:line="360" w:before="0" w:after="160"/>
               <w:jc w:val="center"/>
               <w:rPr>
@@ -5871,6 +5995,7 @@
             <w:pPr>
               <w:pStyle w:val="Normal"/>
               <w:widowControl/>
+              <w:suppressAutoHyphens w:val="true"/>
               <w:spacing w:lineRule="auto" w:line="360" w:before="0" w:after="160"/>
               <w:jc w:val="center"/>
               <w:rPr>
@@ -5894,7 +6019,7 @@
         </w:tc>
         <w:tc>
           <w:tcPr>
-            <w:tcW w:w="1579" w:type="dxa"/>
+            <w:tcW w:w="1580" w:type="dxa"/>
             <w:gridSpan w:val="4"/>
             <w:tcBorders>
               <w:top w:val="single" w:sz="4" w:space="0" w:color="BFBFBF"/>
@@ -5908,6 +6033,7 @@
             <w:pPr>
               <w:pStyle w:val="Normal"/>
               <w:widowControl/>
+              <w:suppressAutoHyphens w:val="true"/>
               <w:spacing w:lineRule="auto" w:line="360" w:before="0" w:after="160"/>
               <w:jc w:val="center"/>
               <w:rPr>
@@ -5950,6 +6076,7 @@
             <w:pPr>
               <w:pStyle w:val="Normal"/>
               <w:widowControl/>
+              <w:suppressAutoHyphens w:val="true"/>
               <w:spacing w:before="0" w:after="160"/>
               <w:jc w:val="start"/>
               <w:rPr>
@@ -5960,12 +6087,9 @@
             </w:pPr>
             <w:r>
               <w:rPr>
-                <w:rFonts w:eastAsia="Calibri" w:cs=""/>
-                <w:b/>
-                <w:kern w:val="0"/>
-                <w:sz w:val="16"/>
-                <w:szCs w:val="16"/>
-                <w:lang w:val="es-CL" w:eastAsia="en-US" w:bidi="ar-SA"/>
+                <w:b/>
+                <w:sz w:val="16"/>
+                <w:szCs w:val="16"/>
               </w:rPr>
             </w:r>
           </w:p>
@@ -5984,6 +6108,7 @@
             <w:pPr>
               <w:pStyle w:val="Normal"/>
               <w:widowControl/>
+              <w:suppressAutoHyphens w:val="true"/>
               <w:spacing w:lineRule="auto" w:line="360" w:before="0" w:after="160"/>
               <w:jc w:val="center"/>
               <w:rPr>
@@ -6007,18 +6132,19 @@
         </w:tc>
         <w:tc>
           <w:tcPr>
-            <w:tcW w:w="521" w:type="dxa"/>
-            <w:tcBorders>
-              <w:top w:val="single" w:sz="4" w:space="0" w:color="BFBFBF"/>
-              <w:start w:val="single" w:sz="4" w:space="0" w:color="BFBFBF"/>
-              <w:bottom w:val="single" w:sz="4" w:space="0" w:color="BFBFBF"/>
-              <w:end w:val="single" w:sz="4" w:space="0" w:color="BFBFBF"/>
-            </w:tcBorders>
-          </w:tcPr>
-          <w:p>
-            <w:pPr>
-              <w:pStyle w:val="Normal"/>
-              <w:widowControl/>
+            <w:tcW w:w="520" w:type="dxa"/>
+            <w:tcBorders>
+              <w:top w:val="single" w:sz="4" w:space="0" w:color="BFBFBF"/>
+              <w:start w:val="single" w:sz="4" w:space="0" w:color="BFBFBF"/>
+              <w:bottom w:val="single" w:sz="4" w:space="0" w:color="BFBFBF"/>
+              <w:end w:val="single" w:sz="4" w:space="0" w:color="BFBFBF"/>
+            </w:tcBorders>
+          </w:tcPr>
+          <w:p>
+            <w:pPr>
+              <w:pStyle w:val="Normal"/>
+              <w:widowControl/>
+              <w:suppressAutoHyphens w:val="true"/>
               <w:spacing w:lineRule="auto" w:line="360" w:before="0" w:after="160"/>
               <w:jc w:val="center"/>
               <w:rPr>
@@ -6054,6 +6180,7 @@
             <w:pPr>
               <w:pStyle w:val="Normal"/>
               <w:widowControl/>
+              <w:suppressAutoHyphens w:val="true"/>
               <w:spacing w:lineRule="auto" w:line="360" w:before="0" w:after="160"/>
               <w:jc w:val="center"/>
               <w:rPr>
@@ -6089,6 +6216,7 @@
             <w:pPr>
               <w:pStyle w:val="Normal"/>
               <w:widowControl/>
+              <w:suppressAutoHyphens w:val="true"/>
               <w:spacing w:lineRule="auto" w:line="360" w:before="0" w:after="160"/>
               <w:jc w:val="center"/>
               <w:rPr>
@@ -6112,18 +6240,19 @@
         </w:tc>
         <w:tc>
           <w:tcPr>
-            <w:tcW w:w="523" w:type="dxa"/>
-            <w:tcBorders>
-              <w:top w:val="single" w:sz="4" w:space="0" w:color="BFBFBF"/>
-              <w:start w:val="single" w:sz="4" w:space="0" w:color="BFBFBF"/>
-              <w:bottom w:val="single" w:sz="4" w:space="0" w:color="BFBFBF"/>
-              <w:end w:val="single" w:sz="4" w:space="0" w:color="BFBFBF"/>
-            </w:tcBorders>
-          </w:tcPr>
-          <w:p>
-            <w:pPr>
-              <w:pStyle w:val="Normal"/>
-              <w:widowControl/>
+            <w:tcW w:w="524" w:type="dxa"/>
+            <w:tcBorders>
+              <w:top w:val="single" w:sz="4" w:space="0" w:color="BFBFBF"/>
+              <w:start w:val="single" w:sz="4" w:space="0" w:color="BFBFBF"/>
+              <w:bottom w:val="single" w:sz="4" w:space="0" w:color="BFBFBF"/>
+              <w:end w:val="single" w:sz="4" w:space="0" w:color="BFBFBF"/>
+            </w:tcBorders>
+          </w:tcPr>
+          <w:p>
+            <w:pPr>
+              <w:pStyle w:val="Normal"/>
+              <w:widowControl/>
+              <w:suppressAutoHyphens w:val="true"/>
               <w:spacing w:lineRule="auto" w:line="360" w:before="0" w:after="160"/>
               <w:jc w:val="center"/>
               <w:rPr>
@@ -6159,6 +6288,7 @@
             <w:pPr>
               <w:pStyle w:val="Normal"/>
               <w:widowControl/>
+              <w:suppressAutoHyphens w:val="true"/>
               <w:spacing w:lineRule="auto" w:line="360" w:before="0" w:after="160"/>
               <w:jc w:val="center"/>
               <w:rPr>
@@ -6194,6 +6324,7 @@
             <w:pPr>
               <w:pStyle w:val="Normal"/>
               <w:widowControl/>
+              <w:suppressAutoHyphens w:val="true"/>
               <w:spacing w:lineRule="auto" w:line="360" w:before="0" w:after="160"/>
               <w:jc w:val="center"/>
               <w:rPr>
@@ -6229,6 +6360,7 @@
             <w:pPr>
               <w:pStyle w:val="Normal"/>
               <w:widowControl/>
+              <w:suppressAutoHyphens w:val="true"/>
               <w:spacing w:lineRule="auto" w:line="360" w:before="0" w:after="160"/>
               <w:jc w:val="center"/>
               <w:rPr>
@@ -6252,18 +6384,19 @@
         </w:tc>
         <w:tc>
           <w:tcPr>
-            <w:tcW w:w="522" w:type="dxa"/>
-            <w:tcBorders>
-              <w:top w:val="single" w:sz="4" w:space="0" w:color="BFBFBF"/>
-              <w:start w:val="single" w:sz="4" w:space="0" w:color="BFBFBF"/>
-              <w:bottom w:val="single" w:sz="4" w:space="0" w:color="BFBFBF"/>
-              <w:end w:val="single" w:sz="4" w:space="0" w:color="BFBFBF"/>
-            </w:tcBorders>
-          </w:tcPr>
-          <w:p>
-            <w:pPr>
-              <w:pStyle w:val="Normal"/>
-              <w:widowControl/>
+            <w:tcW w:w="521" w:type="dxa"/>
+            <w:tcBorders>
+              <w:top w:val="single" w:sz="4" w:space="0" w:color="BFBFBF"/>
+              <w:start w:val="single" w:sz="4" w:space="0" w:color="BFBFBF"/>
+              <w:bottom w:val="single" w:sz="4" w:space="0" w:color="BFBFBF"/>
+              <w:end w:val="single" w:sz="4" w:space="0" w:color="BFBFBF"/>
+            </w:tcBorders>
+          </w:tcPr>
+          <w:p>
+            <w:pPr>
+              <w:pStyle w:val="Normal"/>
+              <w:widowControl/>
+              <w:suppressAutoHyphens w:val="true"/>
               <w:spacing w:lineRule="auto" w:line="360" w:before="0" w:after="160"/>
               <w:jc w:val="center"/>
               <w:rPr>
@@ -6299,6 +6432,7 @@
             <w:pPr>
               <w:pStyle w:val="Normal"/>
               <w:widowControl/>
+              <w:suppressAutoHyphens w:val="true"/>
               <w:spacing w:lineRule="auto" w:line="360" w:before="0" w:after="160"/>
               <w:jc w:val="center"/>
               <w:rPr>
@@ -6322,18 +6456,19 @@
         </w:tc>
         <w:tc>
           <w:tcPr>
-            <w:tcW w:w="523" w:type="dxa"/>
-            <w:tcBorders>
-              <w:top w:val="single" w:sz="4" w:space="0" w:color="BFBFBF"/>
-              <w:start w:val="single" w:sz="4" w:space="0" w:color="BFBFBF"/>
-              <w:bottom w:val="single" w:sz="4" w:space="0" w:color="BFBFBF"/>
-              <w:end w:val="single" w:sz="4" w:space="0" w:color="BFBFBF"/>
-            </w:tcBorders>
-          </w:tcPr>
-          <w:p>
-            <w:pPr>
-              <w:pStyle w:val="Normal"/>
-              <w:widowControl/>
+            <w:tcW w:w="524" w:type="dxa"/>
+            <w:tcBorders>
+              <w:top w:val="single" w:sz="4" w:space="0" w:color="BFBFBF"/>
+              <w:start w:val="single" w:sz="4" w:space="0" w:color="BFBFBF"/>
+              <w:bottom w:val="single" w:sz="4" w:space="0" w:color="BFBFBF"/>
+              <w:end w:val="single" w:sz="4" w:space="0" w:color="BFBFBF"/>
+            </w:tcBorders>
+          </w:tcPr>
+          <w:p>
+            <w:pPr>
+              <w:pStyle w:val="Normal"/>
+              <w:widowControl/>
+              <w:suppressAutoHyphens w:val="true"/>
               <w:spacing w:lineRule="auto" w:line="360" w:before="0" w:after="160"/>
               <w:jc w:val="center"/>
               <w:rPr>
@@ -6369,6 +6504,7 @@
             <w:pPr>
               <w:pStyle w:val="Normal"/>
               <w:widowControl/>
+              <w:suppressAutoHyphens w:val="true"/>
               <w:spacing w:lineRule="auto" w:line="360" w:before="0" w:after="160"/>
               <w:jc w:val="center"/>
               <w:rPr>
@@ -6404,6 +6540,7 @@
             <w:pPr>
               <w:pStyle w:val="Normal"/>
               <w:widowControl/>
+              <w:suppressAutoHyphens w:val="true"/>
               <w:spacing w:lineRule="auto" w:line="360" w:before="0" w:after="160"/>
               <w:jc w:val="center"/>
               <w:rPr>
@@ -6439,6 +6576,7 @@
             <w:pPr>
               <w:pStyle w:val="Normal"/>
               <w:widowControl/>
+              <w:suppressAutoHyphens w:val="true"/>
               <w:spacing w:lineRule="auto" w:line="360" w:before="0" w:after="160"/>
               <w:jc w:val="center"/>
               <w:rPr>
@@ -6474,6 +6612,7 @@
             <w:pPr>
               <w:pStyle w:val="Normal"/>
               <w:widowControl/>
+              <w:suppressAutoHyphens w:val="true"/>
               <w:spacing w:lineRule="auto" w:line="360" w:before="0" w:after="160"/>
               <w:jc w:val="center"/>
               <w:rPr>
@@ -6510,6 +6649,7 @@
             <w:pPr>
               <w:pStyle w:val="Normal"/>
               <w:widowControl/>
+              <w:suppressAutoHyphens w:val="true"/>
               <w:spacing w:lineRule="auto" w:line="360" w:before="0" w:after="160"/>
               <w:jc w:val="center"/>
               <w:rPr>
@@ -6545,6 +6685,7 @@
             <w:pPr>
               <w:pStyle w:val="Normal"/>
               <w:widowControl/>
+              <w:suppressAutoHyphens w:val="true"/>
               <w:spacing w:lineRule="auto" w:line="360" w:before="0" w:after="160"/>
               <w:jc w:val="center"/>
               <w:rPr>
@@ -6580,6 +6721,7 @@
             <w:pPr>
               <w:pStyle w:val="Normal"/>
               <w:widowControl/>
+              <w:suppressAutoHyphens w:val="true"/>
               <w:spacing w:lineRule="auto" w:line="360" w:before="0" w:after="160"/>
               <w:jc w:val="center"/>
               <w:rPr>
@@ -6615,6 +6757,7 @@
             <w:pPr>
               <w:pStyle w:val="Normal"/>
               <w:widowControl/>
+              <w:suppressAutoHyphens w:val="true"/>
               <w:spacing w:lineRule="atLeast" w:line="0" w:before="0" w:after="0"/>
               <w:jc w:val="start"/>
               <w:rPr>
@@ -6623,10 +6766,7 @@
             </w:pPr>
             <w:r>
               <w:rPr>
-                <w:rFonts w:eastAsia="Calibri" w:cs=""/>
-                <w:kern w:val="0"/>
                 <w:sz w:val="2"/>
-                <w:lang w:val="es-CL" w:eastAsia="en-US" w:bidi="ar-SA"/>
               </w:rPr>
             </w:r>
           </w:p>
@@ -6650,6 +6790,7 @@
             <w:pPr>
               <w:pStyle w:val="Normal"/>
               <w:widowControl/>
+              <w:suppressAutoHyphens w:val="true"/>
               <w:spacing w:lineRule="auto" w:line="360" w:before="0" w:after="160"/>
               <w:jc w:val="both"/>
               <w:rPr>
@@ -6660,7 +6801,7 @@
             </w:pPr>
             <w:r>
               <w:rPr>
-                <w:rFonts w:eastAsia="Calibri" w:cs="Arial" w:ascii="Calibri" w:hAnsi="Calibri"/>
+                <w:rFonts w:eastAsia="Calibri" w:cs="Arial"/>
                 <w:i/>
                 <w:color w:val="548DD4"/>
                 <w:kern w:val="0"/>
@@ -6686,6 +6827,7 @@
             <w:pPr>
               <w:pStyle w:val="Normal"/>
               <w:widowControl/>
+              <w:suppressAutoHyphens w:val="true"/>
               <w:spacing w:lineRule="auto" w:line="360" w:before="0" w:after="160"/>
               <w:jc w:val="both"/>
               <w:rPr>
@@ -6696,30 +6838,28 @@
             </w:pPr>
             <w:r>
               <w:rPr>
-                <w:rFonts w:eastAsia="Calibri" w:cs=""/>
-                <w:b/>
-                <w:kern w:val="0"/>
-                <w:sz w:val="16"/>
-                <w:szCs w:val="16"/>
-                <w:lang w:val="es-CL" w:eastAsia="en-US" w:bidi="ar-SA"/>
-              </w:rPr>
-            </w:r>
-          </w:p>
-        </w:tc>
-        <w:tc>
-          <w:tcPr>
-            <w:tcW w:w="521" w:type="dxa"/>
-            <w:tcBorders>
-              <w:top w:val="single" w:sz="4" w:space="0" w:color="BFBFBF"/>
-              <w:start w:val="single" w:sz="4" w:space="0" w:color="BFBFBF"/>
-              <w:bottom w:val="single" w:sz="4" w:space="0" w:color="BFBFBF"/>
-              <w:end w:val="single" w:sz="4" w:space="0" w:color="BFBFBF"/>
-            </w:tcBorders>
-          </w:tcPr>
-          <w:p>
-            <w:pPr>
-              <w:pStyle w:val="Normal"/>
-              <w:widowControl/>
+                <w:b/>
+                <w:sz w:val="16"/>
+                <w:szCs w:val="16"/>
+              </w:rPr>
+            </w:r>
+          </w:p>
+        </w:tc>
+        <w:tc>
+          <w:tcPr>
+            <w:tcW w:w="520" w:type="dxa"/>
+            <w:tcBorders>
+              <w:top w:val="single" w:sz="4" w:space="0" w:color="BFBFBF"/>
+              <w:start w:val="single" w:sz="4" w:space="0" w:color="BFBFBF"/>
+              <w:bottom w:val="single" w:sz="4" w:space="0" w:color="BFBFBF"/>
+              <w:end w:val="single" w:sz="4" w:space="0" w:color="BFBFBF"/>
+            </w:tcBorders>
+          </w:tcPr>
+          <w:p>
+            <w:pPr>
+              <w:pStyle w:val="Normal"/>
+              <w:widowControl/>
+              <w:suppressAutoHyphens w:val="true"/>
               <w:spacing w:lineRule="auto" w:line="360" w:before="0" w:after="160"/>
               <w:jc w:val="both"/>
               <w:rPr>
@@ -6730,12 +6870,9 @@
             </w:pPr>
             <w:r>
               <w:rPr>
-                <w:rFonts w:eastAsia="Calibri" w:cs=""/>
-                <w:b/>
-                <w:kern w:val="0"/>
-                <w:sz w:val="16"/>
-                <w:szCs w:val="16"/>
-                <w:lang w:val="es-CL" w:eastAsia="en-US" w:bidi="ar-SA"/>
+                <w:b/>
+                <w:sz w:val="16"/>
+                <w:szCs w:val="16"/>
               </w:rPr>
             </w:r>
           </w:p>
@@ -6754,6 +6891,7 @@
             <w:pPr>
               <w:pStyle w:val="Normal"/>
               <w:widowControl/>
+              <w:suppressAutoHyphens w:val="true"/>
               <w:spacing w:lineRule="auto" w:line="360" w:before="0" w:after="160"/>
               <w:jc w:val="both"/>
               <w:rPr>
@@ -6764,12 +6902,9 @@
             </w:pPr>
             <w:r>
               <w:rPr>
-                <w:rFonts w:eastAsia="Calibri" w:cs=""/>
-                <w:b/>
-                <w:kern w:val="0"/>
-                <w:sz w:val="16"/>
-                <w:szCs w:val="16"/>
-                <w:lang w:val="es-CL" w:eastAsia="en-US" w:bidi="ar-SA"/>
+                <w:b/>
+                <w:sz w:val="16"/>
+                <w:szCs w:val="16"/>
               </w:rPr>
             </w:r>
           </w:p>
@@ -6788,6 +6923,7 @@
             <w:pPr>
               <w:pStyle w:val="Normal"/>
               <w:widowControl/>
+              <w:suppressAutoHyphens w:val="true"/>
               <w:spacing w:lineRule="auto" w:line="360" w:before="0" w:after="160"/>
               <w:jc w:val="both"/>
               <w:rPr>
@@ -6798,30 +6934,28 @@
             </w:pPr>
             <w:r>
               <w:rPr>
-                <w:rFonts w:eastAsia="Calibri" w:cs=""/>
-                <w:b/>
-                <w:kern w:val="0"/>
-                <w:sz w:val="16"/>
-                <w:szCs w:val="16"/>
-                <w:lang w:val="es-CL" w:eastAsia="en-US" w:bidi="ar-SA"/>
-              </w:rPr>
-            </w:r>
-          </w:p>
-        </w:tc>
-        <w:tc>
-          <w:tcPr>
-            <w:tcW w:w="523" w:type="dxa"/>
-            <w:tcBorders>
-              <w:top w:val="single" w:sz="4" w:space="0" w:color="BFBFBF"/>
-              <w:start w:val="single" w:sz="4" w:space="0" w:color="BFBFBF"/>
-              <w:bottom w:val="single" w:sz="4" w:space="0" w:color="BFBFBF"/>
-              <w:end w:val="single" w:sz="4" w:space="0" w:color="BFBFBF"/>
-            </w:tcBorders>
-          </w:tcPr>
-          <w:p>
-            <w:pPr>
-              <w:pStyle w:val="Normal"/>
-              <w:widowControl/>
+                <w:b/>
+                <w:sz w:val="16"/>
+                <w:szCs w:val="16"/>
+              </w:rPr>
+            </w:r>
+          </w:p>
+        </w:tc>
+        <w:tc>
+          <w:tcPr>
+            <w:tcW w:w="524" w:type="dxa"/>
+            <w:tcBorders>
+              <w:top w:val="single" w:sz="4" w:space="0" w:color="BFBFBF"/>
+              <w:start w:val="single" w:sz="4" w:space="0" w:color="BFBFBF"/>
+              <w:bottom w:val="single" w:sz="4" w:space="0" w:color="BFBFBF"/>
+              <w:end w:val="single" w:sz="4" w:space="0" w:color="BFBFBF"/>
+            </w:tcBorders>
+          </w:tcPr>
+          <w:p>
+            <w:pPr>
+              <w:pStyle w:val="Normal"/>
+              <w:widowControl/>
+              <w:suppressAutoHyphens w:val="true"/>
               <w:spacing w:lineRule="auto" w:line="360" w:before="0" w:after="160"/>
               <w:jc w:val="both"/>
               <w:rPr>
@@ -6832,12 +6966,9 @@
             </w:pPr>
             <w:r>
               <w:rPr>
-                <w:rFonts w:eastAsia="Calibri" w:cs=""/>
-                <w:b/>
-                <w:kern w:val="0"/>
-                <w:sz w:val="16"/>
-                <w:szCs w:val="16"/>
-                <w:lang w:val="es-CL" w:eastAsia="en-US" w:bidi="ar-SA"/>
+                <w:b/>
+                <w:sz w:val="16"/>
+                <w:szCs w:val="16"/>
               </w:rPr>
             </w:r>
           </w:p>
@@ -6856,6 +6987,7 @@
             <w:pPr>
               <w:pStyle w:val="Normal"/>
               <w:widowControl/>
+              <w:suppressAutoHyphens w:val="true"/>
               <w:spacing w:lineRule="auto" w:line="360" w:before="0" w:after="160"/>
               <w:jc w:val="both"/>
               <w:rPr>
@@ -6866,12 +6998,9 @@
             </w:pPr>
             <w:r>
               <w:rPr>
-                <w:rFonts w:eastAsia="Calibri" w:cs=""/>
-                <w:b/>
-                <w:kern w:val="0"/>
-                <w:sz w:val="16"/>
-                <w:szCs w:val="16"/>
-                <w:lang w:val="es-CL" w:eastAsia="en-US" w:bidi="ar-SA"/>
+                <w:b/>
+                <w:sz w:val="16"/>
+                <w:szCs w:val="16"/>
               </w:rPr>
             </w:r>
           </w:p>
@@ -6890,6 +7019,7 @@
             <w:pPr>
               <w:pStyle w:val="Normal"/>
               <w:widowControl/>
+              <w:suppressAutoHyphens w:val="true"/>
               <w:spacing w:lineRule="auto" w:line="360" w:before="0" w:after="160"/>
               <w:jc w:val="both"/>
               <w:rPr>
@@ -6900,12 +7030,9 @@
             </w:pPr>
             <w:r>
               <w:rPr>
-                <w:rFonts w:eastAsia="Calibri" w:cs=""/>
-                <w:b/>
-                <w:kern w:val="0"/>
-                <w:sz w:val="16"/>
-                <w:szCs w:val="16"/>
-                <w:lang w:val="es-CL" w:eastAsia="en-US" w:bidi="ar-SA"/>
+                <w:b/>
+                <w:sz w:val="16"/>
+                <w:szCs w:val="16"/>
               </w:rPr>
             </w:r>
           </w:p>
@@ -6924,6 +7051,7 @@
             <w:pPr>
               <w:pStyle w:val="Normal"/>
               <w:widowControl/>
+              <w:suppressAutoHyphens w:val="true"/>
               <w:spacing w:lineRule="auto" w:line="360" w:before="0" w:after="160"/>
               <w:jc w:val="both"/>
               <w:rPr>
@@ -6934,30 +7062,28 @@
             </w:pPr>
             <w:r>
               <w:rPr>
-                <w:rFonts w:eastAsia="Calibri" w:cs=""/>
-                <w:b/>
-                <w:kern w:val="0"/>
-                <w:sz w:val="16"/>
-                <w:szCs w:val="16"/>
-                <w:lang w:val="es-CL" w:eastAsia="en-US" w:bidi="ar-SA"/>
-              </w:rPr>
-            </w:r>
-          </w:p>
-        </w:tc>
-        <w:tc>
-          <w:tcPr>
-            <w:tcW w:w="522" w:type="dxa"/>
-            <w:tcBorders>
-              <w:top w:val="single" w:sz="4" w:space="0" w:color="BFBFBF"/>
-              <w:start w:val="single" w:sz="4" w:space="0" w:color="BFBFBF"/>
-              <w:bottom w:val="single" w:sz="4" w:space="0" w:color="BFBFBF"/>
-              <w:end w:val="single" w:sz="4" w:space="0" w:color="BFBFBF"/>
-            </w:tcBorders>
-          </w:tcPr>
-          <w:p>
-            <w:pPr>
-              <w:pStyle w:val="Normal"/>
-              <w:widowControl/>
+                <w:b/>
+                <w:sz w:val="16"/>
+                <w:szCs w:val="16"/>
+              </w:rPr>
+            </w:r>
+          </w:p>
+        </w:tc>
+        <w:tc>
+          <w:tcPr>
+            <w:tcW w:w="521" w:type="dxa"/>
+            <w:tcBorders>
+              <w:top w:val="single" w:sz="4" w:space="0" w:color="BFBFBF"/>
+              <w:start w:val="single" w:sz="4" w:space="0" w:color="BFBFBF"/>
+              <w:bottom w:val="single" w:sz="4" w:space="0" w:color="BFBFBF"/>
+              <w:end w:val="single" w:sz="4" w:space="0" w:color="BFBFBF"/>
+            </w:tcBorders>
+          </w:tcPr>
+          <w:p>
+            <w:pPr>
+              <w:pStyle w:val="Normal"/>
+              <w:widowControl/>
+              <w:suppressAutoHyphens w:val="true"/>
               <w:spacing w:lineRule="auto" w:line="360" w:before="0" w:after="160"/>
               <w:jc w:val="both"/>
               <w:rPr>
@@ -6968,12 +7094,9 @@
             </w:pPr>
             <w:r>
               <w:rPr>
-                <w:rFonts w:eastAsia="Calibri" w:cs=""/>
-                <w:b/>
-                <w:kern w:val="0"/>
-                <w:sz w:val="16"/>
-                <w:szCs w:val="16"/>
-                <w:lang w:val="es-CL" w:eastAsia="en-US" w:bidi="ar-SA"/>
+                <w:b/>
+                <w:sz w:val="16"/>
+                <w:szCs w:val="16"/>
               </w:rPr>
             </w:r>
           </w:p>
@@ -6992,6 +7115,7 @@
             <w:pPr>
               <w:pStyle w:val="Normal"/>
               <w:widowControl/>
+              <w:suppressAutoHyphens w:val="true"/>
               <w:spacing w:lineRule="auto" w:line="360" w:before="0" w:after="160"/>
               <w:jc w:val="both"/>
               <w:rPr>
@@ -7002,30 +7126,28 @@
             </w:pPr>
             <w:r>
               <w:rPr>
-                <w:rFonts w:eastAsia="Calibri" w:cs=""/>
-                <w:b/>
-                <w:kern w:val="0"/>
-                <w:sz w:val="16"/>
-                <w:szCs w:val="16"/>
-                <w:lang w:val="es-CL" w:eastAsia="en-US" w:bidi="ar-SA"/>
-              </w:rPr>
-            </w:r>
-          </w:p>
-        </w:tc>
-        <w:tc>
-          <w:tcPr>
-            <w:tcW w:w="523" w:type="dxa"/>
-            <w:tcBorders>
-              <w:top w:val="single" w:sz="4" w:space="0" w:color="BFBFBF"/>
-              <w:start w:val="single" w:sz="4" w:space="0" w:color="BFBFBF"/>
-              <w:bottom w:val="single" w:sz="4" w:space="0" w:color="BFBFBF"/>
-              <w:end w:val="single" w:sz="4" w:space="0" w:color="BFBFBF"/>
-            </w:tcBorders>
-          </w:tcPr>
-          <w:p>
-            <w:pPr>
-              <w:pStyle w:val="Normal"/>
-              <w:widowControl/>
+                <w:b/>
+                <w:sz w:val="16"/>
+                <w:szCs w:val="16"/>
+              </w:rPr>
+            </w:r>
+          </w:p>
+        </w:tc>
+        <w:tc>
+          <w:tcPr>
+            <w:tcW w:w="524" w:type="dxa"/>
+            <w:tcBorders>
+              <w:top w:val="single" w:sz="4" w:space="0" w:color="BFBFBF"/>
+              <w:start w:val="single" w:sz="4" w:space="0" w:color="BFBFBF"/>
+              <w:bottom w:val="single" w:sz="4" w:space="0" w:color="BFBFBF"/>
+              <w:end w:val="single" w:sz="4" w:space="0" w:color="BFBFBF"/>
+            </w:tcBorders>
+          </w:tcPr>
+          <w:p>
+            <w:pPr>
+              <w:pStyle w:val="Normal"/>
+              <w:widowControl/>
+              <w:suppressAutoHyphens w:val="true"/>
               <w:spacing w:lineRule="auto" w:line="360" w:before="0" w:after="160"/>
               <w:jc w:val="both"/>
               <w:rPr>
@@ -7036,12 +7158,9 @@
             </w:pPr>
             <w:r>
               <w:rPr>
-                <w:rFonts w:eastAsia="Calibri" w:cs=""/>
-                <w:b/>
-                <w:kern w:val="0"/>
-                <w:sz w:val="16"/>
-                <w:szCs w:val="16"/>
-                <w:lang w:val="es-CL" w:eastAsia="en-US" w:bidi="ar-SA"/>
+                <w:b/>
+                <w:sz w:val="16"/>
+                <w:szCs w:val="16"/>
               </w:rPr>
             </w:r>
           </w:p>
@@ -7060,6 +7179,7 @@
             <w:pPr>
               <w:pStyle w:val="Normal"/>
               <w:widowControl/>
+              <w:suppressAutoHyphens w:val="true"/>
               <w:spacing w:lineRule="auto" w:line="360" w:before="0" w:after="160"/>
               <w:jc w:val="both"/>
               <w:rPr>
@@ -7070,12 +7190,9 @@
             </w:pPr>
             <w:r>
               <w:rPr>
-                <w:rFonts w:eastAsia="Calibri" w:cs=""/>
-                <w:b/>
-                <w:kern w:val="0"/>
-                <w:sz w:val="16"/>
-                <w:szCs w:val="16"/>
-                <w:lang w:val="es-CL" w:eastAsia="en-US" w:bidi="ar-SA"/>
+                <w:b/>
+                <w:sz w:val="16"/>
+                <w:szCs w:val="16"/>
               </w:rPr>
             </w:r>
           </w:p>
@@ -7094,6 +7211,7 @@
             <w:pPr>
               <w:pStyle w:val="Normal"/>
               <w:widowControl/>
+              <w:suppressAutoHyphens w:val="true"/>
               <w:spacing w:lineRule="auto" w:line="360" w:before="0" w:after="160"/>
               <w:jc w:val="both"/>
               <w:rPr>
@@ -7104,12 +7222,9 @@
             </w:pPr>
             <w:r>
               <w:rPr>
-                <w:rFonts w:eastAsia="Calibri" w:cs=""/>
-                <w:b/>
-                <w:kern w:val="0"/>
-                <w:sz w:val="16"/>
-                <w:szCs w:val="16"/>
-                <w:lang w:val="es-CL" w:eastAsia="en-US" w:bidi="ar-SA"/>
+                <w:b/>
+                <w:sz w:val="16"/>
+                <w:szCs w:val="16"/>
               </w:rPr>
             </w:r>
           </w:p>
@@ -7128,6 +7243,7 @@
             <w:pPr>
               <w:pStyle w:val="Normal"/>
               <w:widowControl/>
+              <w:suppressAutoHyphens w:val="true"/>
               <w:spacing w:lineRule="auto" w:line="360" w:before="0" w:after="160"/>
               <w:jc w:val="both"/>
               <w:rPr>
@@ -7138,12 +7254,9 @@
             </w:pPr>
             <w:r>
               <w:rPr>
-                <w:rFonts w:eastAsia="Calibri" w:cs=""/>
-                <w:b/>
-                <w:kern w:val="0"/>
-                <w:sz w:val="16"/>
-                <w:szCs w:val="16"/>
-                <w:lang w:val="es-CL" w:eastAsia="en-US" w:bidi="ar-SA"/>
+                <w:b/>
+                <w:sz w:val="16"/>
+                <w:szCs w:val="16"/>
               </w:rPr>
             </w:r>
           </w:p>
@@ -7162,6 +7275,7 @@
             <w:pPr>
               <w:pStyle w:val="Normal"/>
               <w:widowControl/>
+              <w:suppressAutoHyphens w:val="true"/>
               <w:spacing w:lineRule="auto" w:line="360" w:before="0" w:after="160"/>
               <w:jc w:val="both"/>
               <w:rPr>
@@ -7172,12 +7286,9 @@
             </w:pPr>
             <w:r>
               <w:rPr>
-                <w:rFonts w:eastAsia="Calibri" w:cs=""/>
-                <w:b/>
-                <w:kern w:val="0"/>
-                <w:sz w:val="16"/>
-                <w:szCs w:val="16"/>
-                <w:lang w:val="es-CL" w:eastAsia="en-US" w:bidi="ar-SA"/>
+                <w:b/>
+                <w:sz w:val="16"/>
+                <w:szCs w:val="16"/>
               </w:rPr>
             </w:r>
           </w:p>
@@ -7197,6 +7308,7 @@
             <w:pPr>
               <w:pStyle w:val="Normal"/>
               <w:widowControl/>
+              <w:suppressAutoHyphens w:val="true"/>
               <w:spacing w:lineRule="auto" w:line="360" w:before="0" w:after="160"/>
               <w:jc w:val="both"/>
               <w:rPr>
@@ -7207,12 +7319,9 @@
             </w:pPr>
             <w:r>
               <w:rPr>
-                <w:rFonts w:eastAsia="Calibri" w:cs=""/>
-                <w:b/>
-                <w:kern w:val="0"/>
-                <w:sz w:val="16"/>
-                <w:szCs w:val="16"/>
-                <w:lang w:val="es-CL" w:eastAsia="en-US" w:bidi="ar-SA"/>
+                <w:b/>
+                <w:sz w:val="16"/>
+                <w:szCs w:val="16"/>
               </w:rPr>
             </w:r>
           </w:p>
@@ -7231,6 +7340,7 @@
             <w:pPr>
               <w:pStyle w:val="Normal"/>
               <w:widowControl/>
+              <w:suppressAutoHyphens w:val="true"/>
               <w:spacing w:lineRule="auto" w:line="360" w:before="0" w:after="160"/>
               <w:jc w:val="both"/>
               <w:rPr>
@@ -7241,12 +7351,9 @@
             </w:pPr>
             <w:r>
               <w:rPr>
-                <w:rFonts w:eastAsia="Calibri" w:cs=""/>
-                <w:b/>
-                <w:kern w:val="0"/>
-                <w:sz w:val="16"/>
-                <w:szCs w:val="16"/>
-                <w:lang w:val="es-CL" w:eastAsia="en-US" w:bidi="ar-SA"/>
+                <w:b/>
+                <w:sz w:val="16"/>
+                <w:szCs w:val="16"/>
               </w:rPr>
             </w:r>
           </w:p>
@@ -7265,6 +7372,7 @@
             <w:pPr>
               <w:pStyle w:val="Normal"/>
               <w:widowControl/>
+              <w:suppressAutoHyphens w:val="true"/>
               <w:spacing w:lineRule="auto" w:line="360" w:before="0" w:after="160"/>
               <w:jc w:val="both"/>
               <w:rPr>
@@ -7275,12 +7383,9 @@
             </w:pPr>
             <w:r>
               <w:rPr>
-                <w:rFonts w:eastAsia="Calibri" w:cs=""/>
-                <w:b/>
-                <w:kern w:val="0"/>
-                <w:sz w:val="16"/>
-                <w:szCs w:val="16"/>
-                <w:lang w:val="es-CL" w:eastAsia="en-US" w:bidi="ar-SA"/>
+                <w:b/>
+                <w:sz w:val="16"/>
+                <w:szCs w:val="16"/>
               </w:rPr>
             </w:r>
           </w:p>
@@ -7299,6 +7404,7 @@
             <w:pPr>
               <w:pStyle w:val="Normal"/>
               <w:widowControl/>
+              <w:suppressAutoHyphens w:val="true"/>
               <w:spacing w:lineRule="atLeast" w:line="0" w:before="0" w:after="0"/>
               <w:jc w:val="start"/>
               <w:rPr>
@@ -7307,10 +7413,7 @@
             </w:pPr>
             <w:r>
               <w:rPr>
-                <w:rFonts w:eastAsia="Calibri" w:cs=""/>
-                <w:kern w:val="0"/>
                 <w:sz w:val="2"/>
-                <w:lang w:val="es-CL" w:eastAsia="en-US" w:bidi="ar-SA"/>
               </w:rPr>
             </w:r>
           </w:p>
@@ -7334,6 +7437,7 @@
             <w:pPr>
               <w:pStyle w:val="Normal"/>
               <w:widowControl/>
+              <w:suppressAutoHyphens w:val="true"/>
               <w:spacing w:lineRule="auto" w:line="360" w:before="0" w:after="160"/>
               <w:jc w:val="both"/>
               <w:rPr>
@@ -7344,12 +7448,9 @@
             </w:pPr>
             <w:r>
               <w:rPr>
-                <w:rFonts w:eastAsia="Calibri" w:cs=""/>
-                <w:b/>
-                <w:kern w:val="0"/>
-                <w:sz w:val="16"/>
-                <w:szCs w:val="16"/>
-                <w:lang w:val="es-CL" w:eastAsia="en-US" w:bidi="ar-SA"/>
+                <w:b/>
+                <w:sz w:val="16"/>
+                <w:szCs w:val="16"/>
               </w:rPr>
             </w:r>
           </w:p>
@@ -7368,6 +7469,7 @@
             <w:pPr>
               <w:pStyle w:val="Normal"/>
               <w:widowControl/>
+              <w:suppressAutoHyphens w:val="true"/>
               <w:spacing w:lineRule="auto" w:line="360" w:before="0" w:after="160"/>
               <w:jc w:val="both"/>
               <w:rPr>
@@ -7378,30 +7480,28 @@
             </w:pPr>
             <w:r>
               <w:rPr>
-                <w:rFonts w:eastAsia="Calibri" w:cs=""/>
-                <w:b/>
-                <w:kern w:val="0"/>
-                <w:sz w:val="16"/>
-                <w:szCs w:val="16"/>
-                <w:lang w:val="es-CL" w:eastAsia="en-US" w:bidi="ar-SA"/>
-              </w:rPr>
-            </w:r>
-          </w:p>
-        </w:tc>
-        <w:tc>
-          <w:tcPr>
-            <w:tcW w:w="521" w:type="dxa"/>
-            <w:tcBorders>
-              <w:top w:val="single" w:sz="4" w:space="0" w:color="BFBFBF"/>
-              <w:start w:val="single" w:sz="4" w:space="0" w:color="BFBFBF"/>
-              <w:bottom w:val="single" w:sz="4" w:space="0" w:color="BFBFBF"/>
-              <w:end w:val="single" w:sz="4" w:space="0" w:color="BFBFBF"/>
-            </w:tcBorders>
-          </w:tcPr>
-          <w:p>
-            <w:pPr>
-              <w:pStyle w:val="Normal"/>
-              <w:widowControl/>
+                <w:b/>
+                <w:sz w:val="16"/>
+                <w:szCs w:val="16"/>
+              </w:rPr>
+            </w:r>
+          </w:p>
+        </w:tc>
+        <w:tc>
+          <w:tcPr>
+            <w:tcW w:w="520" w:type="dxa"/>
+            <w:tcBorders>
+              <w:top w:val="single" w:sz="4" w:space="0" w:color="BFBFBF"/>
+              <w:start w:val="single" w:sz="4" w:space="0" w:color="BFBFBF"/>
+              <w:bottom w:val="single" w:sz="4" w:space="0" w:color="BFBFBF"/>
+              <w:end w:val="single" w:sz="4" w:space="0" w:color="BFBFBF"/>
+            </w:tcBorders>
+          </w:tcPr>
+          <w:p>
+            <w:pPr>
+              <w:pStyle w:val="Normal"/>
+              <w:widowControl/>
+              <w:suppressAutoHyphens w:val="true"/>
               <w:spacing w:lineRule="auto" w:line="360" w:before="0" w:after="160"/>
               <w:jc w:val="both"/>
               <w:rPr>
@@ -7412,12 +7512,9 @@
             </w:pPr>
             <w:r>
               <w:rPr>
-                <w:rFonts w:eastAsia="Calibri" w:cs=""/>
-                <w:b/>
-                <w:kern w:val="0"/>
-                <w:sz w:val="16"/>
-                <w:szCs w:val="16"/>
-                <w:lang w:val="es-CL" w:eastAsia="en-US" w:bidi="ar-SA"/>
+                <w:b/>
+                <w:sz w:val="16"/>
+                <w:szCs w:val="16"/>
               </w:rPr>
             </w:r>
           </w:p>
@@ -7436,6 +7533,7 @@
             <w:pPr>
               <w:pStyle w:val="Normal"/>
               <w:widowControl/>
+              <w:suppressAutoHyphens w:val="true"/>
               <w:spacing w:lineRule="auto" w:line="360" w:before="0" w:after="160"/>
               <w:jc w:val="both"/>
               <w:rPr>
@@ -7446,12 +7544,9 @@
             </w:pPr>
             <w:r>
               <w:rPr>
-                <w:rFonts w:eastAsia="Calibri" w:cs=""/>
-                <w:b/>
-                <w:kern w:val="0"/>
-                <w:sz w:val="16"/>
-                <w:szCs w:val="16"/>
-                <w:lang w:val="es-CL" w:eastAsia="en-US" w:bidi="ar-SA"/>
+                <w:b/>
+                <w:sz w:val="16"/>
+                <w:szCs w:val="16"/>
               </w:rPr>
             </w:r>
           </w:p>
@@ -7470,6 +7565,7 @@
             <w:pPr>
               <w:pStyle w:val="Normal"/>
               <w:widowControl/>
+              <w:suppressAutoHyphens w:val="true"/>
               <w:spacing w:lineRule="auto" w:line="360" w:before="0" w:after="160"/>
               <w:jc w:val="both"/>
               <w:rPr>
@@ -7480,30 +7576,28 @@
             </w:pPr>
             <w:r>
               <w:rPr>
-                <w:rFonts w:eastAsia="Calibri" w:cs=""/>
-                <w:b/>
-                <w:kern w:val="0"/>
-                <w:sz w:val="16"/>
-                <w:szCs w:val="16"/>
-                <w:lang w:val="es-CL" w:eastAsia="en-US" w:bidi="ar-SA"/>
-              </w:rPr>
-            </w:r>
-          </w:p>
-        </w:tc>
-        <w:tc>
-          <w:tcPr>
-            <w:tcW w:w="523" w:type="dxa"/>
-            <w:tcBorders>
-              <w:top w:val="single" w:sz="4" w:space="0" w:color="BFBFBF"/>
-              <w:start w:val="single" w:sz="4" w:space="0" w:color="BFBFBF"/>
-              <w:bottom w:val="single" w:sz="4" w:space="0" w:color="BFBFBF"/>
-              <w:end w:val="single" w:sz="4" w:space="0" w:color="BFBFBF"/>
-            </w:tcBorders>
-          </w:tcPr>
-          <w:p>
-            <w:pPr>
-              <w:pStyle w:val="Normal"/>
-              <w:widowControl/>
+                <w:b/>
+                <w:sz w:val="16"/>
+                <w:szCs w:val="16"/>
+              </w:rPr>
+            </w:r>
+          </w:p>
+        </w:tc>
+        <w:tc>
+          <w:tcPr>
+            <w:tcW w:w="524" w:type="dxa"/>
+            <w:tcBorders>
+              <w:top w:val="single" w:sz="4" w:space="0" w:color="BFBFBF"/>
+              <w:start w:val="single" w:sz="4" w:space="0" w:color="BFBFBF"/>
+              <w:bottom w:val="single" w:sz="4" w:space="0" w:color="BFBFBF"/>
+              <w:end w:val="single" w:sz="4" w:space="0" w:color="BFBFBF"/>
+            </w:tcBorders>
+          </w:tcPr>
+          <w:p>
+            <w:pPr>
+              <w:pStyle w:val="Normal"/>
+              <w:widowControl/>
+              <w:suppressAutoHyphens w:val="true"/>
               <w:spacing w:lineRule="auto" w:line="360" w:before="0" w:after="160"/>
               <w:jc w:val="both"/>
               <w:rPr>
@@ -7514,12 +7608,9 @@
             </w:pPr>
             <w:r>
               <w:rPr>
-                <w:rFonts w:eastAsia="Calibri" w:cs=""/>
-                <w:b/>
-                <w:kern w:val="0"/>
-                <w:sz w:val="16"/>
-                <w:szCs w:val="16"/>
-                <w:lang w:val="es-CL" w:eastAsia="en-US" w:bidi="ar-SA"/>
+                <w:b/>
+                <w:sz w:val="16"/>
+                <w:szCs w:val="16"/>
               </w:rPr>
             </w:r>
           </w:p>
@@ -7538,6 +7629,7 @@
             <w:pPr>
               <w:pStyle w:val="Normal"/>
               <w:widowControl/>
+              <w:suppressAutoHyphens w:val="true"/>
               <w:spacing w:lineRule="auto" w:line="360" w:before="0" w:after="160"/>
               <w:jc w:val="both"/>
               <w:rPr>
@@ -7548,12 +7640,9 @@
             </w:pPr>
             <w:r>
               <w:rPr>
-                <w:rFonts w:eastAsia="Calibri" w:cs=""/>
-                <w:b/>
-                <w:kern w:val="0"/>
-                <w:sz w:val="16"/>
-                <w:szCs w:val="16"/>
-                <w:lang w:val="es-CL" w:eastAsia="en-US" w:bidi="ar-SA"/>
+                <w:b/>
+                <w:sz w:val="16"/>
+                <w:szCs w:val="16"/>
               </w:rPr>
             </w:r>
           </w:p>
@@ -7572,6 +7661,7 @@
             <w:pPr>
               <w:pStyle w:val="Normal"/>
               <w:widowControl/>
+              <w:suppressAutoHyphens w:val="true"/>
               <w:spacing w:lineRule="auto" w:line="360" w:before="0" w:after="160"/>
               <w:jc w:val="both"/>
               <w:rPr>
@@ -7582,12 +7672,9 @@
             </w:pPr>
             <w:r>
               <w:rPr>
-                <w:rFonts w:eastAsia="Calibri" w:cs=""/>
-                <w:b/>
-                <w:kern w:val="0"/>
-                <w:sz w:val="16"/>
-                <w:szCs w:val="16"/>
-                <w:lang w:val="es-CL" w:eastAsia="en-US" w:bidi="ar-SA"/>
+                <w:b/>
+                <w:sz w:val="16"/>
+                <w:szCs w:val="16"/>
               </w:rPr>
             </w:r>
           </w:p>
@@ -7606,6 +7693,7 @@
             <w:pPr>
               <w:pStyle w:val="Normal"/>
               <w:widowControl/>
+              <w:suppressAutoHyphens w:val="true"/>
               <w:spacing w:lineRule="auto" w:line="360" w:before="0" w:after="160"/>
               <w:jc w:val="both"/>
               <w:rPr>
@@ -7616,30 +7704,28 @@
             </w:pPr>
             <w:r>
               <w:rPr>
-                <w:rFonts w:eastAsia="Calibri" w:cs=""/>
-                <w:b/>
-                <w:kern w:val="0"/>
-                <w:sz w:val="16"/>
-                <w:szCs w:val="16"/>
-                <w:lang w:val="es-CL" w:eastAsia="en-US" w:bidi="ar-SA"/>
-              </w:rPr>
-            </w:r>
-          </w:p>
-        </w:tc>
-        <w:tc>
-          <w:tcPr>
-            <w:tcW w:w="522" w:type="dxa"/>
-            <w:tcBorders>
-              <w:top w:val="single" w:sz="4" w:space="0" w:color="BFBFBF"/>
-              <w:start w:val="single" w:sz="4" w:space="0" w:color="BFBFBF"/>
-              <w:bottom w:val="single" w:sz="4" w:space="0" w:color="BFBFBF"/>
-              <w:end w:val="single" w:sz="4" w:space="0" w:color="BFBFBF"/>
-            </w:tcBorders>
-          </w:tcPr>
-          <w:p>
-            <w:pPr>
-              <w:pStyle w:val="Normal"/>
-              <w:widowControl/>
+                <w:b/>
+                <w:sz w:val="16"/>
+                <w:szCs w:val="16"/>
+              </w:rPr>
+            </w:r>
+          </w:p>
+        </w:tc>
+        <w:tc>
+          <w:tcPr>
+            <w:tcW w:w="521" w:type="dxa"/>
+            <w:tcBorders>
+              <w:top w:val="single" w:sz="4" w:space="0" w:color="BFBFBF"/>
+              <w:start w:val="single" w:sz="4" w:space="0" w:color="BFBFBF"/>
+              <w:bottom w:val="single" w:sz="4" w:space="0" w:color="BFBFBF"/>
+              <w:end w:val="single" w:sz="4" w:space="0" w:color="BFBFBF"/>
+            </w:tcBorders>
+          </w:tcPr>
+          <w:p>
+            <w:pPr>
+              <w:pStyle w:val="Normal"/>
+              <w:widowControl/>
+              <w:suppressAutoHyphens w:val="true"/>
               <w:spacing w:lineRule="auto" w:line="360" w:before="0" w:after="160"/>
               <w:jc w:val="both"/>
               <w:rPr>
@@ -7650,12 +7736,9 @@
             </w:pPr>
             <w:r>
               <w:rPr>
-                <w:rFonts w:eastAsia="Calibri" w:cs=""/>
-                <w:b/>
-                <w:kern w:val="0"/>
-                <w:sz w:val="16"/>
-                <w:szCs w:val="16"/>
-                <w:lang w:val="es-CL" w:eastAsia="en-US" w:bidi="ar-SA"/>
+                <w:b/>
+                <w:sz w:val="16"/>
+                <w:szCs w:val="16"/>
               </w:rPr>
             </w:r>
           </w:p>
@@ -7674,6 +7757,7 @@
             <w:pPr>
               <w:pStyle w:val="Normal"/>
               <w:widowControl/>
+              <w:suppressAutoHyphens w:val="true"/>
               <w:spacing w:lineRule="auto" w:line="360" w:before="0" w:after="160"/>
               <w:jc w:val="both"/>
               <w:rPr>
@@ -7684,30 +7768,28 @@
             </w:pPr>
             <w:r>
               <w:rPr>
-                <w:rFonts w:eastAsia="Calibri" w:cs=""/>
-                <w:b/>
-                <w:kern w:val="0"/>
-                <w:sz w:val="16"/>
-                <w:szCs w:val="16"/>
-                <w:lang w:val="es-CL" w:eastAsia="en-US" w:bidi="ar-SA"/>
-              </w:rPr>
-            </w:r>
-          </w:p>
-        </w:tc>
-        <w:tc>
-          <w:tcPr>
-            <w:tcW w:w="523" w:type="dxa"/>
-            <w:tcBorders>
-              <w:top w:val="single" w:sz="4" w:space="0" w:color="BFBFBF"/>
-              <w:start w:val="single" w:sz="4" w:space="0" w:color="BFBFBF"/>
-              <w:bottom w:val="single" w:sz="4" w:space="0" w:color="BFBFBF"/>
-              <w:end w:val="single" w:sz="4" w:space="0" w:color="BFBFBF"/>
-            </w:tcBorders>
-          </w:tcPr>
-          <w:p>
-            <w:pPr>
-              <w:pStyle w:val="Normal"/>
-              <w:widowControl/>
+                <w:b/>
+                <w:sz w:val="16"/>
+                <w:szCs w:val="16"/>
+              </w:rPr>
+            </w:r>
+          </w:p>
+        </w:tc>
+        <w:tc>
+          <w:tcPr>
+            <w:tcW w:w="524" w:type="dxa"/>
+            <w:tcBorders>
+              <w:top w:val="single" w:sz="4" w:space="0" w:color="BFBFBF"/>
+              <w:start w:val="single" w:sz="4" w:space="0" w:color="BFBFBF"/>
+              <w:bottom w:val="single" w:sz="4" w:space="0" w:color="BFBFBF"/>
+              <w:end w:val="single" w:sz="4" w:space="0" w:color="BFBFBF"/>
+            </w:tcBorders>
+          </w:tcPr>
+          <w:p>
+            <w:pPr>
+              <w:pStyle w:val="Normal"/>
+              <w:widowControl/>
+              <w:suppressAutoHyphens w:val="true"/>
               <w:spacing w:lineRule="auto" w:line="360" w:before="0" w:after="160"/>
               <w:jc w:val="both"/>
               <w:rPr>
@@ -7718,12 +7800,9 @@
             </w:pPr>
             <w:r>
               <w:rPr>
-                <w:rFonts w:eastAsia="Calibri" w:cs=""/>
-                <w:b/>
-                <w:kern w:val="0"/>
-                <w:sz w:val="16"/>
-                <w:szCs w:val="16"/>
-                <w:lang w:val="es-CL" w:eastAsia="en-US" w:bidi="ar-SA"/>
+                <w:b/>
+                <w:sz w:val="16"/>
+                <w:szCs w:val="16"/>
               </w:rPr>
             </w:r>
           </w:p>
@@ -7742,6 +7821,7 @@
             <w:pPr>
               <w:pStyle w:val="Normal"/>
               <w:widowControl/>
+              <w:suppressAutoHyphens w:val="true"/>
               <w:spacing w:lineRule="auto" w:line="360" w:before="0" w:after="160"/>
               <w:jc w:val="both"/>
               <w:rPr>
@@ -7752,12 +7832,9 @@
             </w:pPr>
             <w:r>
               <w:rPr>
-                <w:rFonts w:eastAsia="Calibri" w:cs=""/>
-                <w:b/>
-                <w:kern w:val="0"/>
-                <w:sz w:val="16"/>
-                <w:szCs w:val="16"/>
-                <w:lang w:val="es-CL" w:eastAsia="en-US" w:bidi="ar-SA"/>
+                <w:b/>
+                <w:sz w:val="16"/>
+                <w:szCs w:val="16"/>
               </w:rPr>
             </w:r>
           </w:p>
@@ -7776,6 +7853,7 @@
             <w:pPr>
               <w:pStyle w:val="Normal"/>
               <w:widowControl/>
+              <w:suppressAutoHyphens w:val="true"/>
               <w:spacing w:lineRule="auto" w:line="360" w:before="0" w:after="160"/>
               <w:jc w:val="both"/>
               <w:rPr>
@@ -7786,12 +7864,9 @@
             </w:pPr>
             <w:r>
               <w:rPr>
-                <w:rFonts w:eastAsia="Calibri" w:cs=""/>
-                <w:b/>
-                <w:kern w:val="0"/>
-                <w:sz w:val="16"/>
-                <w:szCs w:val="16"/>
-                <w:lang w:val="es-CL" w:eastAsia="en-US" w:bidi="ar-SA"/>
+                <w:b/>
+                <w:sz w:val="16"/>
+                <w:szCs w:val="16"/>
               </w:rPr>
             </w:r>
           </w:p>
@@ -7810,6 +7885,7 @@
             <w:pPr>
               <w:pStyle w:val="Normal"/>
               <w:widowControl/>
+              <w:suppressAutoHyphens w:val="true"/>
               <w:spacing w:lineRule="auto" w:line="360" w:before="0" w:after="160"/>
               <w:jc w:val="both"/>
               <w:rPr>
@@ -7820,12 +7896,9 @@
             </w:pPr>
             <w:r>
               <w:rPr>
-                <w:rFonts w:eastAsia="Calibri" w:cs=""/>
-                <w:b/>
-                <w:kern w:val="0"/>
-                <w:sz w:val="16"/>
-                <w:szCs w:val="16"/>
-                <w:lang w:val="es-CL" w:eastAsia="en-US" w:bidi="ar-SA"/>
+                <w:b/>
+                <w:sz w:val="16"/>
+                <w:szCs w:val="16"/>
               </w:rPr>
             </w:r>
           </w:p>
@@ -7844,6 +7917,7 @@
             <w:pPr>
               <w:pStyle w:val="Normal"/>
               <w:widowControl/>
+              <w:suppressAutoHyphens w:val="true"/>
               <w:spacing w:lineRule="auto" w:line="360" w:before="0" w:after="160"/>
               <w:jc w:val="both"/>
               <w:rPr>
@@ -7854,12 +7928,9 @@
             </w:pPr>
             <w:r>
               <w:rPr>
-                <w:rFonts w:eastAsia="Calibri" w:cs=""/>
-                <w:b/>
-                <w:kern w:val="0"/>
-                <w:sz w:val="16"/>
-                <w:szCs w:val="16"/>
-                <w:lang w:val="es-CL" w:eastAsia="en-US" w:bidi="ar-SA"/>
+                <w:b/>
+                <w:sz w:val="16"/>
+                <w:szCs w:val="16"/>
               </w:rPr>
             </w:r>
           </w:p>
@@ -7879,6 +7950,7 @@
             <w:pPr>
               <w:pStyle w:val="Normal"/>
               <w:widowControl/>
+              <w:suppressAutoHyphens w:val="true"/>
               <w:spacing w:lineRule="auto" w:line="360" w:before="0" w:after="160"/>
               <w:jc w:val="both"/>
               <w:rPr>
@@ -7889,12 +7961,9 @@
             </w:pPr>
             <w:r>
               <w:rPr>
-                <w:rFonts w:eastAsia="Calibri" w:cs=""/>
-                <w:b/>
-                <w:kern w:val="0"/>
-                <w:sz w:val="16"/>
-                <w:szCs w:val="16"/>
-                <w:lang w:val="es-CL" w:eastAsia="en-US" w:bidi="ar-SA"/>
+                <w:b/>
+                <w:sz w:val="16"/>
+                <w:szCs w:val="16"/>
               </w:rPr>
             </w:r>
           </w:p>
@@ -7913,6 +7982,7 @@
             <w:pPr>
               <w:pStyle w:val="Normal"/>
               <w:widowControl/>
+              <w:suppressAutoHyphens w:val="true"/>
               <w:spacing w:lineRule="auto" w:line="360" w:before="0" w:after="160"/>
               <w:jc w:val="both"/>
               <w:rPr>
@@ -7923,12 +7993,9 @@
             </w:pPr>
             <w:r>
               <w:rPr>
-                <w:rFonts w:eastAsia="Calibri" w:cs=""/>
-                <w:b/>
-                <w:kern w:val="0"/>
-                <w:sz w:val="16"/>
-                <w:szCs w:val="16"/>
-                <w:lang w:val="es-CL" w:eastAsia="en-US" w:bidi="ar-SA"/>
+                <w:b/>
+                <w:sz w:val="16"/>
+                <w:szCs w:val="16"/>
               </w:rPr>
             </w:r>
           </w:p>
@@ -7947,6 +8014,7 @@
             <w:pPr>
               <w:pStyle w:val="Normal"/>
               <w:widowControl/>
+              <w:suppressAutoHyphens w:val="true"/>
               <w:spacing w:lineRule="auto" w:line="360" w:before="0" w:after="160"/>
               <w:jc w:val="both"/>
               <w:rPr>
@@ -7957,12 +8025,9 @@
             </w:pPr>
             <w:r>
               <w:rPr>
-                <w:rFonts w:eastAsia="Calibri" w:cs=""/>
-                <w:b/>
-                <w:kern w:val="0"/>
-                <w:sz w:val="16"/>
-                <w:szCs w:val="16"/>
-                <w:lang w:val="es-CL" w:eastAsia="en-US" w:bidi="ar-SA"/>
+                <w:b/>
+                <w:sz w:val="16"/>
+                <w:szCs w:val="16"/>
               </w:rPr>
             </w:r>
           </w:p>
@@ -7981,6 +8046,7 @@
             <w:pPr>
               <w:pStyle w:val="Normal"/>
               <w:widowControl/>
+              <w:suppressAutoHyphens w:val="true"/>
               <w:spacing w:lineRule="atLeast" w:line="0" w:before="0" w:after="0"/>
               <w:jc w:val="start"/>
               <w:rPr>
@@ -7989,10 +8055,7 @@
             </w:pPr>
             <w:r>
               <w:rPr>
-                <w:rFonts w:eastAsia="Calibri" w:cs=""/>
-                <w:kern w:val="0"/>
                 <w:sz w:val="2"/>
-                <w:lang w:val="es-CL" w:eastAsia="en-US" w:bidi="ar-SA"/>
               </w:rPr>
             </w:r>
           </w:p>
@@ -8016,6 +8079,7 @@
             <w:pPr>
               <w:pStyle w:val="Normal"/>
               <w:widowControl/>
+              <w:suppressAutoHyphens w:val="true"/>
               <w:spacing w:lineRule="auto" w:line="360" w:before="0" w:after="160"/>
               <w:jc w:val="both"/>
               <w:rPr>
@@ -8026,12 +8090,9 @@
             </w:pPr>
             <w:r>
               <w:rPr>
-                <w:rFonts w:eastAsia="Calibri" w:cs=""/>
-                <w:b/>
-                <w:kern w:val="0"/>
-                <w:sz w:val="16"/>
-                <w:szCs w:val="16"/>
-                <w:lang w:val="es-CL" w:eastAsia="en-US" w:bidi="ar-SA"/>
+                <w:b/>
+                <w:sz w:val="16"/>
+                <w:szCs w:val="16"/>
               </w:rPr>
             </w:r>
           </w:p>
@@ -8050,6 +8111,7 @@
             <w:pPr>
               <w:pStyle w:val="Normal"/>
               <w:widowControl/>
+              <w:suppressAutoHyphens w:val="true"/>
               <w:spacing w:lineRule="auto" w:line="360" w:before="0" w:after="160"/>
               <w:jc w:val="both"/>
               <w:rPr>
@@ -8060,30 +8122,28 @@
             </w:pPr>
             <w:r>
               <w:rPr>
-                <w:rFonts w:eastAsia="Calibri" w:cs=""/>
-                <w:b/>
-                <w:kern w:val="0"/>
-                <w:sz w:val="16"/>
-                <w:szCs w:val="16"/>
-                <w:lang w:val="es-CL" w:eastAsia="en-US" w:bidi="ar-SA"/>
-              </w:rPr>
-            </w:r>
-          </w:p>
-        </w:tc>
-        <w:tc>
-          <w:tcPr>
-            <w:tcW w:w="521" w:type="dxa"/>
-            <w:tcBorders>
-              <w:top w:val="single" w:sz="4" w:space="0" w:color="BFBFBF"/>
-              <w:start w:val="single" w:sz="4" w:space="0" w:color="BFBFBF"/>
-              <w:bottom w:val="single" w:sz="4" w:space="0" w:color="BFBFBF"/>
-              <w:end w:val="single" w:sz="4" w:space="0" w:color="BFBFBF"/>
-            </w:tcBorders>
-          </w:tcPr>
-          <w:p>
-            <w:pPr>
-              <w:pStyle w:val="Normal"/>
-              <w:widowControl/>
+                <w:b/>
+                <w:sz w:val="16"/>
+                <w:szCs w:val="16"/>
+              </w:rPr>
+            </w:r>
+          </w:p>
+        </w:tc>
+        <w:tc>
+          <w:tcPr>
+            <w:tcW w:w="520" w:type="dxa"/>
+            <w:tcBorders>
+              <w:top w:val="single" w:sz="4" w:space="0" w:color="BFBFBF"/>
+              <w:start w:val="single" w:sz="4" w:space="0" w:color="BFBFBF"/>
+              <w:bottom w:val="single" w:sz="4" w:space="0" w:color="BFBFBF"/>
+              <w:end w:val="single" w:sz="4" w:space="0" w:color="BFBFBF"/>
+            </w:tcBorders>
+          </w:tcPr>
+          <w:p>
+            <w:pPr>
+              <w:pStyle w:val="Normal"/>
+              <w:widowControl/>
+              <w:suppressAutoHyphens w:val="true"/>
               <w:spacing w:lineRule="auto" w:line="360" w:before="0" w:after="160"/>
               <w:jc w:val="both"/>
               <w:rPr>
@@ -8094,12 +8154,9 @@
             </w:pPr>
             <w:r>
               <w:rPr>
-                <w:rFonts w:eastAsia="Calibri" w:cs=""/>
-                <w:b/>
-                <w:kern w:val="0"/>
-                <w:sz w:val="16"/>
-                <w:szCs w:val="16"/>
-                <w:lang w:val="es-CL" w:eastAsia="en-US" w:bidi="ar-SA"/>
+                <w:b/>
+                <w:sz w:val="16"/>
+                <w:szCs w:val="16"/>
               </w:rPr>
             </w:r>
           </w:p>
@@ -8118,6 +8175,7 @@
             <w:pPr>
               <w:pStyle w:val="Normal"/>
               <w:widowControl/>
+              <w:suppressAutoHyphens w:val="true"/>
               <w:spacing w:lineRule="auto" w:line="360" w:before="0" w:after="160"/>
               <w:jc w:val="both"/>
               <w:rPr>
@@ -8128,12 +8186,9 @@
             </w:pPr>
             <w:r>
               <w:rPr>
-                <w:rFonts w:eastAsia="Calibri" w:cs=""/>
-                <w:b/>
-                <w:kern w:val="0"/>
-                <w:sz w:val="16"/>
-                <w:szCs w:val="16"/>
-                <w:lang w:val="es-CL" w:eastAsia="en-US" w:bidi="ar-SA"/>
+                <w:b/>
+                <w:sz w:val="16"/>
+                <w:szCs w:val="16"/>
               </w:rPr>
             </w:r>
           </w:p>
@@ -8152,6 +8207,7 @@
             <w:pPr>
               <w:pStyle w:val="Normal"/>
               <w:widowControl/>
+              <w:suppressAutoHyphens w:val="true"/>
               <w:spacing w:lineRule="auto" w:line="360" w:before="0" w:after="160"/>
               <w:jc w:val="both"/>
               <w:rPr>
@@ -8162,30 +8218,28 @@
             </w:pPr>
             <w:r>
               <w:rPr>
-                <w:rFonts w:eastAsia="Calibri" w:cs=""/>
-                <w:b/>
-                <w:kern w:val="0"/>
-                <w:sz w:val="16"/>
-                <w:szCs w:val="16"/>
-                <w:lang w:val="es-CL" w:eastAsia="en-US" w:bidi="ar-SA"/>
-              </w:rPr>
-            </w:r>
-          </w:p>
-        </w:tc>
-        <w:tc>
-          <w:tcPr>
-            <w:tcW w:w="523" w:type="dxa"/>
-            <w:tcBorders>
-              <w:top w:val="single" w:sz="4" w:space="0" w:color="BFBFBF"/>
-              <w:start w:val="single" w:sz="4" w:space="0" w:color="BFBFBF"/>
-              <w:bottom w:val="single" w:sz="4" w:space="0" w:color="BFBFBF"/>
-              <w:end w:val="single" w:sz="4" w:space="0" w:color="BFBFBF"/>
-            </w:tcBorders>
-          </w:tcPr>
-          <w:p>
-            <w:pPr>
-              <w:pStyle w:val="Normal"/>
-              <w:widowControl/>
+                <w:b/>
+                <w:sz w:val="16"/>
+                <w:szCs w:val="16"/>
+              </w:rPr>
+            </w:r>
+          </w:p>
+        </w:tc>
+        <w:tc>
+          <w:tcPr>
+            <w:tcW w:w="524" w:type="dxa"/>
+            <w:tcBorders>
+              <w:top w:val="single" w:sz="4" w:space="0" w:color="BFBFBF"/>
+              <w:start w:val="single" w:sz="4" w:space="0" w:color="BFBFBF"/>
+              <w:bottom w:val="single" w:sz="4" w:space="0" w:color="BFBFBF"/>
+              <w:end w:val="single" w:sz="4" w:space="0" w:color="BFBFBF"/>
+            </w:tcBorders>
+          </w:tcPr>
+          <w:p>
+            <w:pPr>
+              <w:pStyle w:val="Normal"/>
+              <w:widowControl/>
+              <w:suppressAutoHyphens w:val="true"/>
               <w:spacing w:lineRule="auto" w:line="360" w:before="0" w:after="160"/>
               <w:jc w:val="both"/>
               <w:rPr>
@@ -8196,12 +8250,9 @@
             </w:pPr>
             <w:r>
               <w:rPr>
-                <w:rFonts w:eastAsia="Calibri" w:cs=""/>
-                <w:b/>
-                <w:kern w:val="0"/>
-                <w:sz w:val="16"/>
-                <w:szCs w:val="16"/>
-                <w:lang w:val="es-CL" w:eastAsia="en-US" w:bidi="ar-SA"/>
+                <w:b/>
+                <w:sz w:val="16"/>
+                <w:szCs w:val="16"/>
               </w:rPr>
             </w:r>
           </w:p>
@@ -8220,6 +8271,7 @@
             <w:pPr>
               <w:pStyle w:val="Normal"/>
               <w:widowControl/>
+              <w:suppressAutoHyphens w:val="true"/>
               <w:spacing w:lineRule="auto" w:line="360" w:before="0" w:after="160"/>
               <w:jc w:val="both"/>
               <w:rPr>
@@ -8230,12 +8282,9 @@
             </w:pPr>
             <w:r>
               <w:rPr>
-                <w:rFonts w:eastAsia="Calibri" w:cs=""/>
-                <w:b/>
-                <w:kern w:val="0"/>
-                <w:sz w:val="16"/>
-                <w:szCs w:val="16"/>
-                <w:lang w:val="es-CL" w:eastAsia="en-US" w:bidi="ar-SA"/>
+                <w:b/>
+                <w:sz w:val="16"/>
+                <w:szCs w:val="16"/>
               </w:rPr>
             </w:r>
           </w:p>
@@ -8254,6 +8303,7 @@
             <w:pPr>
               <w:pStyle w:val="Normal"/>
               <w:widowControl/>
+              <w:suppressAutoHyphens w:val="true"/>
               <w:spacing w:lineRule="auto" w:line="360" w:before="0" w:after="160"/>
               <w:jc w:val="both"/>
               <w:rPr>
@@ -8264,12 +8314,9 @@
             </w:pPr>
             <w:r>
               <w:rPr>
-                <w:rFonts w:eastAsia="Calibri" w:cs=""/>
-                <w:b/>
-                <w:kern w:val="0"/>
-                <w:sz w:val="16"/>
-                <w:szCs w:val="16"/>
-                <w:lang w:val="es-CL" w:eastAsia="en-US" w:bidi="ar-SA"/>
+                <w:b/>
+                <w:sz w:val="16"/>
+                <w:szCs w:val="16"/>
               </w:rPr>
             </w:r>
           </w:p>
@@ -8288,6 +8335,7 @@
             <w:pPr>
               <w:pStyle w:val="Normal"/>
               <w:widowControl/>
+              <w:suppressAutoHyphens w:val="true"/>
               <w:spacing w:lineRule="auto" w:line="360" w:before="0" w:after="160"/>
               <w:jc w:val="both"/>
               <w:rPr>
@@ -8298,30 +8346,28 @@
             </w:pPr>
             <w:r>
               <w:rPr>
-                <w:rFonts w:eastAsia="Calibri" w:cs=""/>
-                <w:b/>
-                <w:kern w:val="0"/>
-                <w:sz w:val="16"/>
-                <w:szCs w:val="16"/>
-                <w:lang w:val="es-CL" w:eastAsia="en-US" w:bidi="ar-SA"/>
-              </w:rPr>
-            </w:r>
-          </w:p>
-        </w:tc>
-        <w:tc>
-          <w:tcPr>
-            <w:tcW w:w="522" w:type="dxa"/>
-            <w:tcBorders>
-              <w:top w:val="single" w:sz="4" w:space="0" w:color="BFBFBF"/>
-              <w:start w:val="single" w:sz="4" w:space="0" w:color="BFBFBF"/>
-              <w:bottom w:val="single" w:sz="4" w:space="0" w:color="BFBFBF"/>
-              <w:end w:val="single" w:sz="4" w:space="0" w:color="BFBFBF"/>
-            </w:tcBorders>
-          </w:tcPr>
-          <w:p>
-            <w:pPr>
-              <w:pStyle w:val="Normal"/>
-              <w:widowControl/>
+                <w:b/>
+                <w:sz w:val="16"/>
+                <w:szCs w:val="16"/>
+              </w:rPr>
+            </w:r>
+          </w:p>
+        </w:tc>
+        <w:tc>
+          <w:tcPr>
+            <w:tcW w:w="521" w:type="dxa"/>
+            <w:tcBorders>
+              <w:top w:val="single" w:sz="4" w:space="0" w:color="BFBFBF"/>
+              <w:start w:val="single" w:sz="4" w:space="0" w:color="BFBFBF"/>
+              <w:bottom w:val="single" w:sz="4" w:space="0" w:color="BFBFBF"/>
+              <w:end w:val="single" w:sz="4" w:space="0" w:color="BFBFBF"/>
+            </w:tcBorders>
+          </w:tcPr>
+          <w:p>
+            <w:pPr>
+              <w:pStyle w:val="Normal"/>
+              <w:widowControl/>
+              <w:suppressAutoHyphens w:val="true"/>
               <w:spacing w:lineRule="auto" w:line="360" w:before="0" w:after="160"/>
               <w:jc w:val="both"/>
               <w:rPr>
@@ -8332,12 +8378,9 @@
             </w:pPr>
             <w:r>
               <w:rPr>
-                <w:rFonts w:eastAsia="Calibri" w:cs=""/>
-                <w:b/>
-                <w:kern w:val="0"/>
-                <w:sz w:val="16"/>
-                <w:szCs w:val="16"/>
-                <w:lang w:val="es-CL" w:eastAsia="en-US" w:bidi="ar-SA"/>
+                <w:b/>
+                <w:sz w:val="16"/>
+                <w:szCs w:val="16"/>
               </w:rPr>
             </w:r>
           </w:p>
@@ -8356,6 +8399,7 @@
             <w:pPr>
               <w:pStyle w:val="Normal"/>
               <w:widowControl/>
+              <w:suppressAutoHyphens w:val="true"/>
               <w:spacing w:lineRule="auto" w:line="360" w:before="0" w:after="160"/>
               <w:jc w:val="both"/>
               <w:rPr>
@@ -8366,30 +8410,28 @@
             </w:pPr>
             <w:r>
               <w:rPr>
-                <w:rFonts w:eastAsia="Calibri" w:cs=""/>
-                <w:b/>
-                <w:kern w:val="0"/>
-                <w:sz w:val="16"/>
-                <w:szCs w:val="16"/>
-                <w:lang w:val="es-CL" w:eastAsia="en-US" w:bidi="ar-SA"/>
-              </w:rPr>
-            </w:r>
-          </w:p>
-        </w:tc>
-        <w:tc>
-          <w:tcPr>
-            <w:tcW w:w="523" w:type="dxa"/>
-            <w:tcBorders>
-              <w:top w:val="single" w:sz="4" w:space="0" w:color="BFBFBF"/>
-              <w:start w:val="single" w:sz="4" w:space="0" w:color="BFBFBF"/>
-              <w:bottom w:val="single" w:sz="4" w:space="0" w:color="BFBFBF"/>
-              <w:end w:val="single" w:sz="4" w:space="0" w:color="BFBFBF"/>
-            </w:tcBorders>
-          </w:tcPr>
-          <w:p>
-            <w:pPr>
-              <w:pStyle w:val="Normal"/>
-              <w:widowControl/>
+                <w:b/>
+                <w:sz w:val="16"/>
+                <w:szCs w:val="16"/>
+              </w:rPr>
+            </w:r>
+          </w:p>
+        </w:tc>
+        <w:tc>
+          <w:tcPr>
+            <w:tcW w:w="524" w:type="dxa"/>
+            <w:tcBorders>
+              <w:top w:val="single" w:sz="4" w:space="0" w:color="BFBFBF"/>
+              <w:start w:val="single" w:sz="4" w:space="0" w:color="BFBFBF"/>
+              <w:bottom w:val="single" w:sz="4" w:space="0" w:color="BFBFBF"/>
+              <w:end w:val="single" w:sz="4" w:space="0" w:color="BFBFBF"/>
+            </w:tcBorders>
+          </w:tcPr>
+          <w:p>
+            <w:pPr>
+              <w:pStyle w:val="Normal"/>
+              <w:widowControl/>
+              <w:suppressAutoHyphens w:val="true"/>
               <w:spacing w:lineRule="auto" w:line="360" w:before="0" w:after="160"/>
               <w:jc w:val="both"/>
               <w:rPr>
@@ -8400,12 +8442,9 @@
             </w:pPr>
             <w:r>
               <w:rPr>
-                <w:rFonts w:eastAsia="Calibri" w:cs=""/>
-                <w:b/>
-                <w:kern w:val="0"/>
-                <w:sz w:val="16"/>
-                <w:szCs w:val="16"/>
-                <w:lang w:val="es-CL" w:eastAsia="en-US" w:bidi="ar-SA"/>
+                <w:b/>
+                <w:sz w:val="16"/>
+                <w:szCs w:val="16"/>
               </w:rPr>
             </w:r>
           </w:p>
@@ -8424,6 +8463,7 @@
             <w:pPr>
               <w:pStyle w:val="Normal"/>
               <w:widowControl/>
+              <w:suppressAutoHyphens w:val="true"/>
               <w:spacing w:lineRule="auto" w:line="360" w:before="0" w:after="160"/>
               <w:jc w:val="both"/>
               <w:rPr>
@@ -8434,12 +8474,9 @@
             </w:pPr>
             <w:r>
               <w:rPr>
-                <w:rFonts w:eastAsia="Calibri" w:cs=""/>
-                <w:b/>
-                <w:kern w:val="0"/>
-                <w:sz w:val="16"/>
-                <w:szCs w:val="16"/>
-                <w:lang w:val="es-CL" w:eastAsia="en-US" w:bidi="ar-SA"/>
+                <w:b/>
+                <w:sz w:val="16"/>
+                <w:szCs w:val="16"/>
               </w:rPr>
             </w:r>
           </w:p>
@@ -8458,6 +8495,7 @@
             <w:pPr>
               <w:pStyle w:val="Normal"/>
               <w:widowControl/>
+              <w:suppressAutoHyphens w:val="true"/>
               <w:spacing w:lineRule="auto" w:line="360" w:before="0" w:after="160"/>
               <w:jc w:val="both"/>
               <w:rPr>
@@ -8468,12 +8506,9 @@
             </w:pPr>
             <w:r>
               <w:rPr>
-                <w:rFonts w:eastAsia="Calibri" w:cs=""/>
-                <w:b/>
-                <w:kern w:val="0"/>
-                <w:sz w:val="16"/>
-                <w:szCs w:val="16"/>
-                <w:lang w:val="es-CL" w:eastAsia="en-US" w:bidi="ar-SA"/>
+                <w:b/>
+                <w:sz w:val="16"/>
+                <w:szCs w:val="16"/>
               </w:rPr>
             </w:r>
           </w:p>
@@ -8492,6 +8527,7 @@
             <w:pPr>
               <w:pStyle w:val="Normal"/>
               <w:widowControl/>
+              <w:suppressAutoHyphens w:val="true"/>
               <w:spacing w:lineRule="auto" w:line="360" w:before="0" w:after="160"/>
               <w:jc w:val="both"/>
               <w:rPr>
@@ -8502,12 +8538,9 @@
             </w:pPr>
             <w:r>
               <w:rPr>
-                <w:rFonts w:eastAsia="Calibri" w:cs=""/>
-                <w:b/>
-                <w:kern w:val="0"/>
-                <w:sz w:val="16"/>
-                <w:szCs w:val="16"/>
-                <w:lang w:val="es-CL" w:eastAsia="en-US" w:bidi="ar-SA"/>
+                <w:b/>
+                <w:sz w:val="16"/>
+                <w:szCs w:val="16"/>
               </w:rPr>
             </w:r>
           </w:p>
@@ -8526,6 +8559,7 @@
             <w:pPr>
               <w:pStyle w:val="Normal"/>
               <w:widowControl/>
+              <w:suppressAutoHyphens w:val="true"/>
               <w:spacing w:lineRule="auto" w:line="360" w:before="0" w:after="160"/>
               <w:jc w:val="both"/>
               <w:rPr>
@@ -8536,12 +8570,9 @@
             </w:pPr>
             <w:r>
               <w:rPr>
-                <w:rFonts w:eastAsia="Calibri" w:cs=""/>
-                <w:b/>
-                <w:kern w:val="0"/>
-                <w:sz w:val="16"/>
-                <w:szCs w:val="16"/>
-                <w:lang w:val="es-CL" w:eastAsia="en-US" w:bidi="ar-SA"/>
+                <w:b/>
+                <w:sz w:val="16"/>
+                <w:szCs w:val="16"/>
               </w:rPr>
             </w:r>
           </w:p>
@@ -8561,6 +8592,7 @@
             <w:pPr>
               <w:pStyle w:val="Normal"/>
               <w:widowControl/>
+              <w:suppressAutoHyphens w:val="true"/>
               <w:spacing w:lineRule="auto" w:line="360" w:before="0" w:after="160"/>
               <w:jc w:val="both"/>
               <w:rPr>
@@ -8571,12 +8603,9 @@
             </w:pPr>
             <w:r>
               <w:rPr>
-                <w:rFonts w:eastAsia="Calibri" w:cs=""/>
-                <w:b/>
-                <w:kern w:val="0"/>
-                <w:sz w:val="16"/>
-                <w:szCs w:val="16"/>
-                <w:lang w:val="es-CL" w:eastAsia="en-US" w:bidi="ar-SA"/>
+                <w:b/>
+                <w:sz w:val="16"/>
+                <w:szCs w:val="16"/>
               </w:rPr>
             </w:r>
           </w:p>
@@ -8595,6 +8624,7 @@
             <w:pPr>
               <w:pStyle w:val="Normal"/>
               <w:widowControl/>
+              <w:suppressAutoHyphens w:val="true"/>
               <w:spacing w:lineRule="auto" w:line="360" w:before="0" w:after="160"/>
               <w:jc w:val="both"/>
               <w:rPr>
@@ -8605,12 +8635,9 @@
             </w:pPr>
             <w:r>
               <w:rPr>
-                <w:rFonts w:eastAsia="Calibri" w:cs=""/>
-                <w:b/>
-                <w:kern w:val="0"/>
-                <w:sz w:val="16"/>
-                <w:szCs w:val="16"/>
-                <w:lang w:val="es-CL" w:eastAsia="en-US" w:bidi="ar-SA"/>
+                <w:b/>
+                <w:sz w:val="16"/>
+                <w:szCs w:val="16"/>
               </w:rPr>
             </w:r>
           </w:p>
@@ -8629,6 +8656,7 @@
             <w:pPr>
               <w:pStyle w:val="Normal"/>
               <w:widowControl/>
+              <w:suppressAutoHyphens w:val="true"/>
               <w:spacing w:lineRule="auto" w:line="360" w:before="0" w:after="160"/>
               <w:jc w:val="both"/>
               <w:rPr>
@@ -8639,12 +8667,9 @@
             </w:pPr>
             <w:r>
               <w:rPr>
-                <w:rFonts w:eastAsia="Calibri" w:cs=""/>
-                <w:b/>
-                <w:kern w:val="0"/>
-                <w:sz w:val="16"/>
-                <w:szCs w:val="16"/>
-                <w:lang w:val="es-CL" w:eastAsia="en-US" w:bidi="ar-SA"/>
+                <w:b/>
+                <w:sz w:val="16"/>
+                <w:szCs w:val="16"/>
               </w:rPr>
             </w:r>
           </w:p>
@@ -8663,6 +8688,7 @@
             <w:pPr>
               <w:pStyle w:val="Normal"/>
               <w:widowControl/>
+              <w:suppressAutoHyphens w:val="true"/>
               <w:spacing w:lineRule="atLeast" w:line="0" w:before="0" w:after="0"/>
               <w:jc w:val="start"/>
               <w:rPr>
@@ -8671,10 +8697,7 @@
             </w:pPr>
             <w:r>
               <w:rPr>
-                <w:rFonts w:eastAsia="Calibri" w:cs=""/>
-                <w:kern w:val="0"/>
                 <w:sz w:val="2"/>
-                <w:lang w:val="es-CL" w:eastAsia="en-US" w:bidi="ar-SA"/>
               </w:rPr>
             </w:r>
           </w:p>
@@ -8792,8 +8815,8 @@
       <w:tblLook w:val="04a0" w:firstRow="1" w:noVBand="1" w:lastRow="0" w:firstColumn="1" w:lastColumn="0" w:noHBand="0"/>
     </w:tblPr>
     <w:tblGrid>
-      <w:gridCol w:w="5706"/>
-      <w:gridCol w:w="4217"/>
+      <w:gridCol w:w="5705"/>
+      <w:gridCol w:w="4218"/>
     </w:tblGrid>
     <w:tr>
       <w:trPr>
@@ -8801,7 +8824,7 @@
       </w:trPr>
       <w:tc>
         <w:tcPr>
-          <w:tcW w:w="5706" w:type="dxa"/>
+          <w:tcW w:w="5705" w:type="dxa"/>
           <w:tcBorders>
             <w:top w:val="nil"/>
             <w:start w:val="nil"/>
@@ -8813,6 +8836,7 @@
           <w:pPr>
             <w:pStyle w:val="Normal"/>
             <w:widowControl/>
+            <w:suppressAutoHyphens w:val="true"/>
             <w:spacing w:before="0" w:after="0"/>
             <w:jc w:val="start"/>
             <w:rPr>
@@ -8840,6 +8864,7 @@
           <w:pPr>
             <w:pStyle w:val="Normal"/>
             <w:widowControl/>
+            <w:suppressAutoHyphens w:val="true"/>
             <w:spacing w:before="0" w:after="0"/>
             <w:jc w:val="start"/>
             <w:rPr>
@@ -8866,7 +8891,7 @@
       </w:tc>
       <w:tc>
         <w:tcPr>
-          <w:tcW w:w="4217" w:type="dxa"/>
+          <w:tcW w:w="4218" w:type="dxa"/>
           <w:tcBorders>
             <w:top w:val="nil"/>
             <w:start w:val="nil"/>
@@ -8878,6 +8903,7 @@
           <w:pPr>
             <w:pStyle w:val="Normal"/>
             <w:widowControl/>
+            <w:suppressAutoHyphens w:val="true"/>
             <w:spacing w:before="0" w:after="160"/>
             <w:jc w:val="end"/>
             <w:rPr>
@@ -8889,11 +8915,7 @@
             </w:rPr>
           </w:pPr>
           <w:r>
-            <w:rPr>
-              <w:rFonts w:cs=""/>
-              <w:kern w:val="0"/>
-              <w:lang w:bidi="ar-SA"/>
-            </w:rPr>
+            <w:rPr/>
             <w:drawing>
               <wp:inline distT="0" distB="0" distL="0" distR="0">
                 <wp:extent cx="1996440" cy="428625"/>
@@ -8967,8 +8989,8 @@
       <w:tblLook w:val="04a0" w:firstRow="1" w:noVBand="1" w:lastRow="0" w:firstColumn="1" w:lastColumn="0" w:noHBand="0"/>
     </w:tblPr>
     <w:tblGrid>
-      <w:gridCol w:w="5706"/>
-      <w:gridCol w:w="4217"/>
+      <w:gridCol w:w="5705"/>
+      <w:gridCol w:w="4218"/>
     </w:tblGrid>
     <w:tr>
       <w:trPr>
@@ -8976,7 +8998,7 @@
       </w:trPr>
       <w:tc>
         <w:tcPr>
-          <w:tcW w:w="5706" w:type="dxa"/>
+          <w:tcW w:w="5705" w:type="dxa"/>
           <w:tcBorders>
             <w:top w:val="nil"/>
             <w:start w:val="nil"/>
@@ -8988,6 +9010,7 @@
           <w:pPr>
             <w:pStyle w:val="Normal"/>
             <w:widowControl/>
+            <w:suppressAutoHyphens w:val="true"/>
             <w:spacing w:before="0" w:after="0"/>
             <w:jc w:val="start"/>
             <w:rPr>
@@ -9015,6 +9038,7 @@
           <w:pPr>
             <w:pStyle w:val="Normal"/>
             <w:widowControl/>
+            <w:suppressAutoHyphens w:val="true"/>
             <w:spacing w:before="0" w:after="0"/>
             <w:jc w:val="start"/>
             <w:rPr>
@@ -9041,7 +9065,7 @@
       </w:tc>
       <w:tc>
         <w:tcPr>
-          <w:tcW w:w="4217" w:type="dxa"/>
+          <w:tcW w:w="4218" w:type="dxa"/>
           <w:tcBorders>
             <w:top w:val="nil"/>
             <w:start w:val="nil"/>
@@ -9053,6 +9077,7 @@
           <w:pPr>
             <w:pStyle w:val="Normal"/>
             <w:widowControl/>
+            <w:suppressAutoHyphens w:val="true"/>
             <w:spacing w:before="0" w:after="160"/>
             <w:jc w:val="end"/>
             <w:rPr>
@@ -9064,11 +9089,7 @@
             </w:rPr>
           </w:pPr>
           <w:r>
-            <w:rPr>
-              <w:rFonts w:cs=""/>
-              <w:kern w:val="0"/>
-              <w:lang w:bidi="ar-SA"/>
-            </w:rPr>
+            <w:rPr/>
             <w:drawing>
               <wp:inline distT="0" distB="0" distL="0" distR="0">
                 <wp:extent cx="1996440" cy="428625"/>
@@ -9893,6 +9914,7 @@
     <w:rsid w:val="00d110ec"/>
     <w:pPr>
       <w:widowControl/>
+      <w:suppressAutoHyphens w:val="true"/>
       <w:bidi w:val="0"/>
       <w:spacing w:lineRule="auto" w:line="259" w:before="0" w:after="160"/>
       <w:jc w:val="start"/>
@@ -9980,11 +10002,17 @@
       <w:lang w:val="es-ES"/>
     </w:rPr>
   </w:style>
-  <w:style w:type="character" w:styleId="FootnoteCharacters">
-    <w:name w:val="Footnote Characters"/>
+  <w:style w:type="character" w:styleId="FootnoteCharactersuser">
+    <w:name w:val="Footnote Characters (user)"/>
     <w:basedOn w:val="DefaultParagraphFont"/>
     <w:unhideWhenUsed/>
     <w:rsid w:val="00d110ec"/>
+    <w:rPr>
+      <w:vertAlign w:val="superscript"/>
+    </w:rPr>
+  </w:style>
+  <w:style w:type="character" w:styleId="FootnoteCharacters">
+    <w:name w:val="Footnote Characters"/>
     <w:rPr>
       <w:vertAlign w:val="superscript"/>
     </w:rPr>
@@ -10067,14 +10095,20 @@
     <w:name w:val="Numbering Symbols"/>
     <w:rPr/>
   </w:style>
+  <w:style w:type="character" w:styleId="EndnoteCharacters">
+    <w:name w:val="Endnote Characters"/>
+    <w:rPr>
+      <w:vertAlign w:val="superscript"/>
+    </w:rPr>
+  </w:style>
   <w:style w:type="character" w:styleId="EndnoteReference">
     <w:name w:val="endnote reference"/>
     <w:rPr>
       <w:vertAlign w:val="superscript"/>
     </w:rPr>
   </w:style>
-  <w:style w:type="character" w:styleId="EndnoteCharacters">
-    <w:name w:val="Endnote Characters"/>
+  <w:style w:type="character" w:styleId="EndnoteCharactersuser">
+    <w:name w:val="Endnote Characters (user)"/>
     <w:rPr/>
   </w:style>
   <w:style w:type="paragraph" w:styleId="Heading">
@@ -10250,8 +10284,8 @@
       <w:bCs/>
     </w:rPr>
   </w:style>
-  <w:style w:type="paragraph" w:styleId="FrameContents">
-    <w:name w:val="Frame Contents"/>
+  <w:style w:type="paragraph" w:styleId="FrameContentsuser">
+    <w:name w:val="Frame Contents (user)"/>
     <w:basedOn w:val="Normal"/>
     <w:pPr/>
     <w:rPr/>
@@ -10276,6 +10310,12 @@
       <w:b/>
       <w:bCs/>
     </w:rPr>
+  </w:style>
+  <w:style w:type="paragraph" w:styleId="FrameContents">
+    <w:name w:val="Frame Contents"/>
+    <w:basedOn w:val="Normal"/>
+    <w:pPr/>
+    <w:rPr/>
   </w:style>
   <w:style w:type="numbering" w:styleId="NoList" w:default="1">
     <w:name w:val="No List"/>

--- a/Fase 1/Evidencias Grupales/1.5_GuiaEstudiante_Fase 1_Definicion Proyecto APT (Español).docx
+++ b/Fase 1/Evidencias Grupales/1.5_GuiaEstudiante_Fase 1_Definicion Proyecto APT (Español).docx
@@ -133,7 +133,7 @@
                         <wps:spPr>
                           <a:xfrm>
                             <a:off x="0" y="0"/>
-                            <a:ext cx="1105560" cy="1486440"/>
+                            <a:ext cx="1104840" cy="1486440"/>
                           </a:xfrm>
                           <a:prstGeom prst="rect">
                             <a:avLst/>
@@ -243,7 +243,7 @@
                   </v:textbox>
                   <w10:wrap type="none"/>
                 </v:rect>
-                <v:rect id="shape_0" fillcolor="#203864" stroked="f" o:allowincell="f" style="position:absolute;left:-685;top:53;width:1740;height:2340;mso-wrap-style:none;v-text-anchor:middle;mso-position-horizontal-relative:margin">
+                <v:rect id="shape_0" fillcolor="#203864" stroked="f" o:allowincell="f" style="position:absolute;left:-685;top:53;width:1739;height:2340;mso-wrap-style:none;v-text-anchor:middle;mso-position-horizontal-relative:margin">
                   <v:fill o:detectmouseclick="t" type="solid" color2="#dfc79b"/>
                   <v:stroke color="#3465a4" weight="12600" joinstyle="miter" endcap="flat"/>
                   <w10:wrap type="none"/>
@@ -2597,8 +2597,8 @@
         <w:tblLook w:val="04a0" w:firstRow="1" w:noVBand="1" w:lastRow="0" w:firstColumn="1" w:lastColumn="0" w:noHBand="0"/>
       </w:tblPr>
       <w:tblGrid>
-        <w:gridCol w:w="2636"/>
-        <w:gridCol w:w="6862"/>
+        <w:gridCol w:w="2635"/>
+        <w:gridCol w:w="6863"/>
       </w:tblGrid>
       <w:tr>
         <w:trPr>
@@ -2606,7 +2606,7 @@
         </w:trPr>
         <w:tc>
           <w:tcPr>
-            <w:tcW w:w="2636" w:type="dxa"/>
+            <w:tcW w:w="2635" w:type="dxa"/>
             <w:tcBorders>
               <w:top w:val="single" w:sz="4" w:space="0" w:color="BFBFBF"/>
               <w:start w:val="single" w:sz="4" w:space="0" w:color="BFBFBF"/>
@@ -2640,7 +2640,7 @@
         </w:tc>
         <w:tc>
           <w:tcPr>
-            <w:tcW w:w="6862" w:type="dxa"/>
+            <w:tcW w:w="6863" w:type="dxa"/>
             <w:tcBorders>
               <w:top w:val="single" w:sz="4" w:space="0" w:color="BFBFBF"/>
               <w:start w:val="single" w:sz="4" w:space="0" w:color="BFBFBF"/>
@@ -2717,7 +2717,7 @@
         </w:trPr>
         <w:tc>
           <w:tcPr>
-            <w:tcW w:w="2636" w:type="dxa"/>
+            <w:tcW w:w="2635" w:type="dxa"/>
             <w:tcBorders>
               <w:top w:val="single" w:sz="4" w:space="0" w:color="BFBFBF"/>
               <w:start w:val="single" w:sz="4" w:space="0" w:color="BFBFBF"/>
@@ -2751,7 +2751,7 @@
         </w:tc>
         <w:tc>
           <w:tcPr>
-            <w:tcW w:w="6862" w:type="dxa"/>
+            <w:tcW w:w="6863" w:type="dxa"/>
             <w:tcBorders>
               <w:top w:val="single" w:sz="4" w:space="0" w:color="BFBFBF"/>
               <w:start w:val="single" w:sz="4" w:space="0" w:color="BFBFBF"/>
@@ -3282,7 +3282,37 @@
                 <w:szCs w:val="20"/>
                 <w:lang w:val="es-CL" w:eastAsia="es-CL" w:bidi="ar-SA"/>
               </w:rPr>
-              <w:t>Debido a que el equipo está compuesto por dos integrantes, ambos podrán participar transversalmente en distintas áreas del proyecto. Sin embargo, se establecerán responsabilidades principales. Ángel Rojas asumirá el rol de Líder Técnico y Desarrollador Principal, siendo responsable principalmente de la arquitectura de software, decisiones técnicas, programación, integración y rendimiento del sistema. Álvaro Castro asumirá el rol de Jefe de Proyecto, siendo responsable principalmente de la planificación, seguimiento del proyecto, gestión de riesgos, presupuesto, coordinación de playtests, comunicación con usuarios y gestión de los recursos necesarios para el desarrollo, incluyendo el área de diseño sonoro.</w:t>
+              <w:t xml:space="preserve">Debido a que el equipo está compuesto por dos integrantes, ambos podrán participar transversalmente en distintas áreas del proyecto. Sin embargo, se establecerán responsabilidades principales. </w:t>
+            </w:r>
+            <w:r>
+              <w:rPr>
+                <w:rFonts w:eastAsia="Calibri" w:cs="Arial"/>
+                <w:b w:val="false"/>
+                <w:bCs w:val="false"/>
+                <w:i w:val="false"/>
+                <w:iCs w:val="false"/>
+                <w:color w:val="000000"/>
+                <w:kern w:val="0"/>
+                <w:sz w:val="20"/>
+                <w:szCs w:val="20"/>
+                <w:lang w:val="es-CL" w:eastAsia="es-CL" w:bidi="ar-SA"/>
+              </w:rPr>
+              <w:t>A</w:t>
+            </w:r>
+            <w:r>
+              <w:rPr>
+                <w:rFonts w:eastAsia="Calibri" w:cs="Arial"/>
+                <w:b w:val="false"/>
+                <w:bCs w:val="false"/>
+                <w:i w:val="false"/>
+                <w:iCs w:val="false"/>
+                <w:color w:val="000000"/>
+                <w:kern w:val="0"/>
+                <w:sz w:val="20"/>
+                <w:szCs w:val="20"/>
+                <w:lang w:val="es-CL" w:eastAsia="es-CL" w:bidi="ar-SA"/>
+              </w:rPr>
+              <w:t>ngel Rojas asumirá el rol de Líder Técnico y Desarrollador Principal, siendo responsable principalmente de la arquitectura de software, decisiones técnicas, programación, integración y rendimiento del sistema. Álvaro Castro asumirá el rol de Jefe de Proyecto, siendo responsable principalmente de la planificación, seguimiento del proyecto, gestión de riesgos, presupuesto, coordinación de playtests, comunicación con usuarios y gestión de los recursos necesarios para el desarrollo, incluyendo el área de diseño sonoro.</w:t>
             </w:r>
           </w:p>
           <w:p>
@@ -3497,9 +3527,9 @@
         <w:tblLook w:val="04a0" w:firstRow="1" w:noVBand="1" w:lastRow="0" w:firstColumn="1" w:lastColumn="0" w:noHBand="0"/>
       </w:tblPr>
       <w:tblGrid>
-        <w:gridCol w:w="1874"/>
+        <w:gridCol w:w="1873"/>
         <w:gridCol w:w="2125"/>
-        <w:gridCol w:w="3026"/>
+        <w:gridCol w:w="3027"/>
         <w:gridCol w:w="3037"/>
       </w:tblGrid>
       <w:tr>
@@ -3508,7 +3538,7 @@
         </w:trPr>
         <w:tc>
           <w:tcPr>
-            <w:tcW w:w="1874" w:type="dxa"/>
+            <w:tcW w:w="1873" w:type="dxa"/>
             <w:tcBorders>
               <w:top w:val="single" w:sz="4" w:space="0" w:color="BFBFBF"/>
               <w:start w:val="single" w:sz="4" w:space="0" w:color="BFBFBF"/>
@@ -3604,7 +3634,7 @@
         </w:tc>
         <w:tc>
           <w:tcPr>
-            <w:tcW w:w="3026" w:type="dxa"/>
+            <w:tcW w:w="3027" w:type="dxa"/>
             <w:tcBorders>
               <w:top w:val="single" w:sz="4" w:space="0" w:color="BFBFBF"/>
               <w:start w:val="single" w:sz="4" w:space="0" w:color="BFBFBF"/>
@@ -3681,7 +3711,7 @@
         </w:trPr>
         <w:tc>
           <w:tcPr>
-            <w:tcW w:w="1874" w:type="dxa"/>
+            <w:tcW w:w="1873" w:type="dxa"/>
             <w:tcBorders>
               <w:top w:val="single" w:sz="4" w:space="0" w:color="BFBFBF"/>
               <w:start w:val="single" w:sz="4" w:space="0" w:color="BFBFBF"/>
@@ -3760,7 +3790,7 @@
         </w:tc>
         <w:tc>
           <w:tcPr>
-            <w:tcW w:w="3026" w:type="dxa"/>
+            <w:tcW w:w="3027" w:type="dxa"/>
             <w:tcBorders>
               <w:top w:val="single" w:sz="4" w:space="0" w:color="BFBFBF"/>
               <w:start w:val="single" w:sz="4" w:space="0" w:color="BFBFBF"/>
@@ -3844,7 +3874,7 @@
         </w:trPr>
         <w:tc>
           <w:tcPr>
-            <w:tcW w:w="1874" w:type="dxa"/>
+            <w:tcW w:w="1873" w:type="dxa"/>
             <w:tcBorders>
               <w:top w:val="single" w:sz="4" w:space="0" w:color="BFBFBF"/>
               <w:start w:val="single" w:sz="4" w:space="0" w:color="BFBFBF"/>
@@ -3923,7 +3953,7 @@
         </w:tc>
         <w:tc>
           <w:tcPr>
-            <w:tcW w:w="3026" w:type="dxa"/>
+            <w:tcW w:w="3027" w:type="dxa"/>
             <w:tcBorders>
               <w:top w:val="single" w:sz="4" w:space="0" w:color="BFBFBF"/>
               <w:start w:val="single" w:sz="4" w:space="0" w:color="BFBFBF"/>
@@ -4008,7 +4038,7 @@
         </w:trPr>
         <w:tc>
           <w:tcPr>
-            <w:tcW w:w="1874" w:type="dxa"/>
+            <w:tcW w:w="1873" w:type="dxa"/>
             <w:tcBorders>
               <w:top w:val="single" w:sz="4" w:space="0" w:color="BFBFBF"/>
               <w:start w:val="single" w:sz="4" w:space="0" w:color="BFBFBF"/>
@@ -4086,7 +4116,7 @@
         </w:tc>
         <w:tc>
           <w:tcPr>
-            <w:tcW w:w="3026" w:type="dxa"/>
+            <w:tcW w:w="3027" w:type="dxa"/>
             <w:tcBorders>
               <w:top w:val="single" w:sz="4" w:space="0" w:color="BFBFBF"/>
               <w:start w:val="single" w:sz="4" w:space="0" w:color="BFBFBF"/>
@@ -4171,7 +4201,7 @@
         </w:trPr>
         <w:tc>
           <w:tcPr>
-            <w:tcW w:w="1874" w:type="dxa"/>
+            <w:tcW w:w="1873" w:type="dxa"/>
             <w:tcBorders>
               <w:top w:val="single" w:sz="4" w:space="0" w:color="BFBFBF"/>
               <w:start w:val="single" w:sz="4" w:space="0" w:color="BFBFBF"/>
@@ -4249,7 +4279,7 @@
         </w:tc>
         <w:tc>
           <w:tcPr>
-            <w:tcW w:w="3026" w:type="dxa"/>
+            <w:tcW w:w="3027" w:type="dxa"/>
             <w:tcBorders>
               <w:top w:val="single" w:sz="4" w:space="0" w:color="BFBFBF"/>
               <w:start w:val="single" w:sz="4" w:space="0" w:color="BFBFBF"/>
@@ -4437,7 +4467,7 @@
     <w:tbl>
       <w:tblPr>
         <w:tblStyle w:val="Tablaconcuadrcula"/>
-        <w:tblW w:w="11061" w:type="dxa"/>
+        <w:tblW w:w="11060" w:type="dxa"/>
         <w:jc w:val="center"/>
         <w:tblInd w:w="0" w:type="dxa"/>
         <w:tblLayout w:type="fixed"/>
@@ -4450,11 +4480,11 @@
         <w:tblLook w:val="04a0" w:firstRow="1" w:noVBand="1" w:lastRow="0" w:firstColumn="1" w:lastColumn="0" w:noHBand="0"/>
       </w:tblPr>
       <w:tblGrid>
-        <w:gridCol w:w="1580"/>
-        <w:gridCol w:w="1580"/>
-        <w:gridCol w:w="1580"/>
-        <w:gridCol w:w="1580"/>
-        <w:gridCol w:w="1580"/>
+        <w:gridCol w:w="1579"/>
+        <w:gridCol w:w="1371"/>
+        <w:gridCol w:w="2150"/>
+        <w:gridCol w:w="1813"/>
+        <w:gridCol w:w="986"/>
         <w:gridCol w:w="1580"/>
         <w:gridCol w:w="1581"/>
       </w:tblGrid>
@@ -4462,7 +4492,7 @@
         <w:trPr/>
         <w:tc>
           <w:tcPr>
-            <w:tcW w:w="11061" w:type="dxa"/>
+            <w:tcW w:w="11060" w:type="dxa"/>
             <w:gridSpan w:val="7"/>
             <w:tcBorders>
               <w:top w:val="single" w:sz="4" w:space="0" w:color="BFBFBF"/>
@@ -4500,7 +4530,7 @@
         <w:trPr/>
         <w:tc>
           <w:tcPr>
-            <w:tcW w:w="1580" w:type="dxa"/>
+            <w:tcW w:w="1579" w:type="dxa"/>
             <w:tcBorders>
               <w:top w:val="single" w:sz="4" w:space="0" w:color="BFBFBF"/>
               <w:start w:val="single" w:sz="4" w:space="0" w:color="BFBFBF"/>
@@ -4535,7 +4565,7 @@
         </w:tc>
         <w:tc>
           <w:tcPr>
-            <w:tcW w:w="1580" w:type="dxa"/>
+            <w:tcW w:w="1371" w:type="dxa"/>
             <w:tcBorders>
               <w:top w:val="single" w:sz="4" w:space="0" w:color="BFBFBF"/>
               <w:start w:val="single" w:sz="4" w:space="0" w:color="BFBFBF"/>
@@ -4569,7 +4599,7 @@
         </w:tc>
         <w:tc>
           <w:tcPr>
-            <w:tcW w:w="1580" w:type="dxa"/>
+            <w:tcW w:w="2150" w:type="dxa"/>
             <w:tcBorders>
               <w:top w:val="single" w:sz="4" w:space="0" w:color="BFBFBF"/>
               <w:start w:val="single" w:sz="4" w:space="0" w:color="BFBFBF"/>
@@ -4603,7 +4633,7 @@
         </w:tc>
         <w:tc>
           <w:tcPr>
-            <w:tcW w:w="1580" w:type="dxa"/>
+            <w:tcW w:w="1813" w:type="dxa"/>
             <w:tcBorders>
               <w:top w:val="single" w:sz="4" w:space="0" w:color="BFBFBF"/>
               <w:start w:val="single" w:sz="4" w:space="0" w:color="BFBFBF"/>
@@ -4637,7 +4667,7 @@
         </w:tc>
         <w:tc>
           <w:tcPr>
-            <w:tcW w:w="1580" w:type="dxa"/>
+            <w:tcW w:w="986" w:type="dxa"/>
             <w:tcBorders>
               <w:top w:val="single" w:sz="4" w:space="0" w:color="BFBFBF"/>
               <w:start w:val="single" w:sz="4" w:space="0" w:color="BFBFBF"/>
@@ -4773,7 +4803,7 @@
         </w:trPr>
         <w:tc>
           <w:tcPr>
-            <w:tcW w:w="1580" w:type="dxa"/>
+            <w:tcW w:w="1579" w:type="dxa"/>
             <w:tcBorders>
               <w:top w:val="single" w:sz="4" w:space="0" w:color="BFBFBF"/>
               <w:start w:val="single" w:sz="4" w:space="0" w:color="BFBFBF"/>
@@ -4816,7 +4846,7 @@
         </w:tc>
         <w:tc>
           <w:tcPr>
-            <w:tcW w:w="1580" w:type="dxa"/>
+            <w:tcW w:w="1371" w:type="dxa"/>
             <w:tcBorders>
               <w:top w:val="single" w:sz="4" w:space="0" w:color="BFBFBF"/>
               <w:start w:val="single" w:sz="4" w:space="0" w:color="BFBFBF"/>
@@ -4859,7 +4889,7 @@
         </w:tc>
         <w:tc>
           <w:tcPr>
-            <w:tcW w:w="1580" w:type="dxa"/>
+            <w:tcW w:w="2150" w:type="dxa"/>
             <w:tcBorders>
               <w:top w:val="single" w:sz="4" w:space="0" w:color="BFBFBF"/>
               <w:start w:val="single" w:sz="4" w:space="0" w:color="BFBFBF"/>
@@ -4902,7 +4932,7 @@
         </w:tc>
         <w:tc>
           <w:tcPr>
-            <w:tcW w:w="1580" w:type="dxa"/>
+            <w:tcW w:w="1813" w:type="dxa"/>
             <w:tcBorders>
               <w:top w:val="single" w:sz="4" w:space="0" w:color="BFBFBF"/>
               <w:start w:val="single" w:sz="4" w:space="0" w:color="BFBFBF"/>
@@ -4945,7 +4975,7 @@
         </w:tc>
         <w:tc>
           <w:tcPr>
-            <w:tcW w:w="1580" w:type="dxa"/>
+            <w:tcW w:w="986" w:type="dxa"/>
             <w:tcBorders>
               <w:top w:val="single" w:sz="4" w:space="0" w:color="BFBFBF"/>
               <w:start w:val="single" w:sz="4" w:space="0" w:color="BFBFBF"/>
@@ -5081,19 +5111,20 @@
         <w:trPr/>
         <w:tc>
           <w:tcPr>
-            <w:tcW w:w="1580" w:type="dxa"/>
-            <w:tcBorders>
-              <w:top w:val="single" w:sz="4" w:space="0" w:color="BFBFBF"/>
-              <w:start w:val="single" w:sz="4" w:space="0" w:color="BFBFBF"/>
-              <w:bottom w:val="single" w:sz="4" w:space="0" w:color="BFBFBF"/>
-              <w:end w:val="single" w:sz="4" w:space="0" w:color="BFBFBF"/>
-            </w:tcBorders>
-          </w:tcPr>
-          <w:p>
-            <w:pPr>
-              <w:pStyle w:val="Normal"/>
-              <w:widowControl/>
-              <w:suppressAutoHyphens w:val="true"/>
+            <w:tcW w:w="1579" w:type="dxa"/>
+            <w:tcBorders>
+              <w:top w:val="single" w:sz="4" w:space="0" w:color="BFBFBF"/>
+              <w:start w:val="single" w:sz="4" w:space="0" w:color="BFBFBF"/>
+              <w:bottom w:val="single" w:sz="4" w:space="0" w:color="BFBFBF"/>
+              <w:end w:val="single" w:sz="4" w:space="0" w:color="BFBFBF"/>
+            </w:tcBorders>
+          </w:tcPr>
+          <w:p>
+            <w:pPr>
+              <w:pStyle w:val="Normal"/>
+              <w:widowControl/>
+              <w:suppressAutoHyphens w:val="true"/>
+              <w:bidi w:val="0"/>
               <w:spacing w:before="0" w:after="160"/>
               <w:jc w:val="start"/>
               <w:rPr>
@@ -5120,24 +5151,26 @@
                 <w:szCs w:val="20"/>
                 <w:lang w:eastAsia="es-CL"/>
               </w:rPr>
-            </w:r>
-          </w:p>
-        </w:tc>
-        <w:tc>
-          <w:tcPr>
-            <w:tcW w:w="1580" w:type="dxa"/>
-            <w:tcBorders>
-              <w:top w:val="single" w:sz="4" w:space="0" w:color="BFBFBF"/>
-              <w:start w:val="single" w:sz="4" w:space="0" w:color="BFBFBF"/>
-              <w:bottom w:val="single" w:sz="4" w:space="0" w:color="BFBFBF"/>
-              <w:end w:val="single" w:sz="4" w:space="0" w:color="BFBFBF"/>
-            </w:tcBorders>
-          </w:tcPr>
-          <w:p>
-            <w:pPr>
-              <w:pStyle w:val="Normal"/>
-              <w:widowControl/>
-              <w:suppressAutoHyphens w:val="true"/>
+              <w:t>Desarrollar una solución de software utilizando técnicas que permitan sistematizar el proceso de desarrollo y mantenimiento, asegurando el logro de los objetivos.</w:t>
+            </w:r>
+          </w:p>
+        </w:tc>
+        <w:tc>
+          <w:tcPr>
+            <w:tcW w:w="1371" w:type="dxa"/>
+            <w:tcBorders>
+              <w:top w:val="single" w:sz="4" w:space="0" w:color="BFBFBF"/>
+              <w:start w:val="single" w:sz="4" w:space="0" w:color="BFBFBF"/>
+              <w:bottom w:val="single" w:sz="4" w:space="0" w:color="BFBFBF"/>
+              <w:end w:val="single" w:sz="4" w:space="0" w:color="BFBFBF"/>
+            </w:tcBorders>
+          </w:tcPr>
+          <w:p>
+            <w:pPr>
+              <w:pStyle w:val="Normal"/>
+              <w:widowControl/>
+              <w:suppressAutoHyphens w:val="true"/>
+              <w:bidi w:val="0"/>
               <w:spacing w:before="0" w:after="160"/>
               <w:jc w:val="start"/>
               <w:rPr>
@@ -5164,24 +5197,26 @@
                 <w:szCs w:val="20"/>
                 <w:lang w:eastAsia="es-CL"/>
               </w:rPr>
-            </w:r>
-          </w:p>
-        </w:tc>
-        <w:tc>
-          <w:tcPr>
-            <w:tcW w:w="1580" w:type="dxa"/>
-            <w:tcBorders>
-              <w:top w:val="single" w:sz="4" w:space="0" w:color="BFBFBF"/>
-              <w:start w:val="single" w:sz="4" w:space="0" w:color="BFBFBF"/>
-              <w:bottom w:val="single" w:sz="4" w:space="0" w:color="BFBFBF"/>
-              <w:end w:val="single" w:sz="4" w:space="0" w:color="BFBFBF"/>
-            </w:tcBorders>
-          </w:tcPr>
-          <w:p>
-            <w:pPr>
-              <w:pStyle w:val="Normal"/>
-              <w:widowControl/>
-              <w:suppressAutoHyphens w:val="true"/>
+              <w:t>Diseño de arquitectura de software</w:t>
+            </w:r>
+          </w:p>
+        </w:tc>
+        <w:tc>
+          <w:tcPr>
+            <w:tcW w:w="2150" w:type="dxa"/>
+            <w:tcBorders>
+              <w:top w:val="single" w:sz="4" w:space="0" w:color="BFBFBF"/>
+              <w:start w:val="single" w:sz="4" w:space="0" w:color="BFBFBF"/>
+              <w:bottom w:val="single" w:sz="4" w:space="0" w:color="BFBFBF"/>
+              <w:end w:val="single" w:sz="4" w:space="0" w:color="BFBFBF"/>
+            </w:tcBorders>
+          </w:tcPr>
+          <w:p>
+            <w:pPr>
+              <w:pStyle w:val="Normal"/>
+              <w:widowControl/>
+              <w:suppressAutoHyphens w:val="true"/>
+              <w:bidi w:val="0"/>
               <w:spacing w:before="0" w:after="160"/>
               <w:jc w:val="start"/>
               <w:rPr>
@@ -5208,24 +5243,26 @@
                 <w:szCs w:val="20"/>
                 <w:lang w:eastAsia="es-CL"/>
               </w:rPr>
-            </w:r>
-          </w:p>
-        </w:tc>
-        <w:tc>
-          <w:tcPr>
-            <w:tcW w:w="1580" w:type="dxa"/>
-            <w:tcBorders>
-              <w:top w:val="single" w:sz="4" w:space="0" w:color="BFBFBF"/>
-              <w:start w:val="single" w:sz="4" w:space="0" w:color="BFBFBF"/>
-              <w:bottom w:val="single" w:sz="4" w:space="0" w:color="BFBFBF"/>
-              <w:end w:val="single" w:sz="4" w:space="0" w:color="BFBFBF"/>
-            </w:tcBorders>
-          </w:tcPr>
-          <w:p>
-            <w:pPr>
-              <w:pStyle w:val="Normal"/>
-              <w:widowControl/>
-              <w:suppressAutoHyphens w:val="true"/>
+              <w:t>Diseñar la arquitectura modular de Directiva, definiendo las principales capas del sistema, sus responsabilidades y mecanismos de comunicación. Se considerarán, entre otras, las capas de presentación visual, orquestación del juego, programación, intérprete y simulación, procurando mantener bajo acoplamiento entre componentes y facilitar su mantenimiento, prueba y eventual reemplazo o ampliación.</w:t>
+            </w:r>
+          </w:p>
+        </w:tc>
+        <w:tc>
+          <w:tcPr>
+            <w:tcW w:w="1813" w:type="dxa"/>
+            <w:tcBorders>
+              <w:top w:val="single" w:sz="4" w:space="0" w:color="BFBFBF"/>
+              <w:start w:val="single" w:sz="4" w:space="0" w:color="BFBFBF"/>
+              <w:bottom w:val="single" w:sz="4" w:space="0" w:color="BFBFBF"/>
+              <w:end w:val="single" w:sz="4" w:space="0" w:color="BFBFBF"/>
+            </w:tcBorders>
+          </w:tcPr>
+          <w:p>
+            <w:pPr>
+              <w:pStyle w:val="Normal"/>
+              <w:widowControl/>
+              <w:suppressAutoHyphens w:val="true"/>
+              <w:bidi w:val="0"/>
               <w:spacing w:before="0" w:after="160"/>
               <w:jc w:val="start"/>
               <w:rPr>
@@ -5252,12 +5289,13 @@
                 <w:szCs w:val="20"/>
                 <w:lang w:eastAsia="es-CL"/>
               </w:rPr>
-            </w:r>
-          </w:p>
-        </w:tc>
-        <w:tc>
-          <w:tcPr>
-            <w:tcW w:w="1580" w:type="dxa"/>
+              <w:t>Herramientas de diagramación y documentación, Unity, repositorio del proyecto, documentación técnica y reuniones de diseño del equipo.</w:t>
+            </w:r>
+          </w:p>
+        </w:tc>
+        <w:tc>
+          <w:tcPr>
+            <w:tcW w:w="986" w:type="dxa"/>
             <w:tcBorders>
               <w:top w:val="single" w:sz="4" w:space="0" w:color="BFBFBF"/>
               <w:start w:val="single" w:sz="4" w:space="0" w:color="BFBFBF"/>
@@ -5270,6 +5308,7 @@
               <w:pStyle w:val="Normal"/>
               <w:widowControl/>
               <w:suppressAutoHyphens w:val="true"/>
+              <w:bidi w:val="0"/>
               <w:spacing w:before="0" w:after="160"/>
               <w:jc w:val="start"/>
               <w:rPr>
@@ -5296,6 +5335,7 @@
                 <w:szCs w:val="20"/>
                 <w:lang w:eastAsia="es-CL"/>
               </w:rPr>
+              <w:t>Fase 1 y ajustes durante Fase 2</w:t>
             </w:r>
           </w:p>
         </w:tc>
@@ -5315,6 +5355,7 @@
               <w:pStyle w:val="Normal"/>
               <w:widowControl/>
               <w:suppressAutoHyphens w:val="true"/>
+              <w:bidi w:val="0"/>
               <w:spacing w:before="0" w:after="160"/>
               <w:jc w:val="start"/>
               <w:rPr>
@@ -5341,6 +5382,21 @@
                 <w:szCs w:val="20"/>
                 <w:lang w:eastAsia="es-CL"/>
               </w:rPr>
+              <w:t>A</w:t>
+            </w:r>
+            <w:r>
+              <w:rPr>
+                <w:rFonts w:cs="Arial"/>
+                <w:b w:val="false"/>
+                <w:bCs w:val="false"/>
+                <w:i w:val="false"/>
+                <w:iCs w:val="false"/>
+                <w:color w:val="000000"/>
+                <w:sz w:val="18"/>
+                <w:szCs w:val="20"/>
+                <w:lang w:eastAsia="es-CL"/>
+              </w:rPr>
+              <w:t>ngel Rojas</w:t>
             </w:r>
           </w:p>
         </w:tc>
@@ -5359,6 +5415,7 @@
               <w:pStyle w:val="Normal"/>
               <w:widowControl/>
               <w:suppressAutoHyphens w:val="true"/>
+              <w:bidi w:val="0"/>
               <w:spacing w:before="0" w:after="160"/>
               <w:jc w:val="start"/>
               <w:rPr>
@@ -5385,6 +5442,7 @@
                 <w:szCs w:val="20"/>
                 <w:lang w:eastAsia="es-CL"/>
               </w:rPr>
+              <w:t>La arquitectura será definida inicialmente durante la planificación, pero podrá ajustarse durante el desarrollo si aparecen nuevas necesidades técnicas. Como facilitador se cuenta con experiencia previa del responsable en desarrollo de software y Unity.</w:t>
             </w:r>
           </w:p>
         </w:tc>
@@ -5393,7 +5451,7 @@
         <w:trPr/>
         <w:tc>
           <w:tcPr>
-            <w:tcW w:w="1580" w:type="dxa"/>
+            <w:tcW w:w="1579" w:type="dxa"/>
             <w:tcBorders>
               <w:top w:val="single" w:sz="4" w:space="0" w:color="BFBFBF"/>
               <w:start w:val="single" w:sz="4" w:space="0" w:color="BFBFBF"/>
@@ -5437,7 +5495,7 @@
         </w:tc>
         <w:tc>
           <w:tcPr>
-            <w:tcW w:w="1580" w:type="dxa"/>
+            <w:tcW w:w="1371" w:type="dxa"/>
             <w:tcBorders>
               <w:top w:val="single" w:sz="4" w:space="0" w:color="BFBFBF"/>
               <w:start w:val="single" w:sz="4" w:space="0" w:color="BFBFBF"/>
@@ -5481,7 +5539,7 @@
         </w:tc>
         <w:tc>
           <w:tcPr>
-            <w:tcW w:w="1580" w:type="dxa"/>
+            <w:tcW w:w="2150" w:type="dxa"/>
             <w:tcBorders>
               <w:top w:val="single" w:sz="4" w:space="0" w:color="BFBFBF"/>
               <w:start w:val="single" w:sz="4" w:space="0" w:color="BFBFBF"/>
@@ -5525,7 +5583,7 @@
         </w:tc>
         <w:tc>
           <w:tcPr>
-            <w:tcW w:w="1580" w:type="dxa"/>
+            <w:tcW w:w="1813" w:type="dxa"/>
             <w:tcBorders>
               <w:top w:val="single" w:sz="4" w:space="0" w:color="BFBFBF"/>
               <w:start w:val="single" w:sz="4" w:space="0" w:color="BFBFBF"/>
@@ -5569,7 +5627,7 @@
         </w:tc>
         <w:tc>
           <w:tcPr>
-            <w:tcW w:w="1580" w:type="dxa"/>
+            <w:tcW w:w="986" w:type="dxa"/>
             <w:tcBorders>
               <w:top w:val="single" w:sz="4" w:space="0" w:color="BFBFBF"/>
               <w:start w:val="single" w:sz="4" w:space="0" w:color="BFBFBF"/>
@@ -5880,22 +5938,22 @@
       <w:tblGrid>
         <w:gridCol w:w="1351"/>
         <w:gridCol w:w="536"/>
-        <w:gridCol w:w="520"/>
+        <w:gridCol w:w="519"/>
         <w:gridCol w:w="523"/>
         <w:gridCol w:w="526"/>
-        <w:gridCol w:w="524"/>
+        <w:gridCol w:w="525"/>
         <w:gridCol w:w="524"/>
         <w:gridCol w:w="523"/>
         <w:gridCol w:w="523"/>
-        <w:gridCol w:w="521"/>
+        <w:gridCol w:w="520"/>
         <w:gridCol w:w="523"/>
-        <w:gridCol w:w="524"/>
+        <w:gridCol w:w="525"/>
         <w:gridCol w:w="524"/>
         <w:gridCol w:w="525"/>
         <w:gridCol w:w="525"/>
         <w:gridCol w:w="525"/>
-        <w:gridCol w:w="5"/>
-        <w:gridCol w:w="520"/>
+        <w:gridCol w:w="4"/>
+        <w:gridCol w:w="521"/>
         <w:gridCol w:w="525"/>
         <w:gridCol w:w="525"/>
         <w:gridCol w:w="10"/>
@@ -5943,7 +6001,7 @@
         </w:tc>
         <w:tc>
           <w:tcPr>
-            <w:tcW w:w="2105" w:type="dxa"/>
+            <w:tcW w:w="2104" w:type="dxa"/>
             <w:gridSpan w:val="4"/>
             <w:tcBorders>
               <w:top w:val="single" w:sz="4" w:space="0" w:color="BFBFBF"/>
@@ -6019,7 +6077,7 @@
         </w:tc>
         <w:tc>
           <w:tcPr>
-            <w:tcW w:w="1580" w:type="dxa"/>
+            <w:tcW w:w="1581" w:type="dxa"/>
             <w:gridSpan w:val="4"/>
             <w:tcBorders>
               <w:top w:val="single" w:sz="4" w:space="0" w:color="BFBFBF"/>
@@ -6132,7 +6190,7 @@
         </w:tc>
         <w:tc>
           <w:tcPr>
-            <w:tcW w:w="520" w:type="dxa"/>
+            <w:tcW w:w="519" w:type="dxa"/>
             <w:tcBorders>
               <w:top w:val="single" w:sz="4" w:space="0" w:color="BFBFBF"/>
               <w:start w:val="single" w:sz="4" w:space="0" w:color="BFBFBF"/>
@@ -6240,7 +6298,7 @@
         </w:tc>
         <w:tc>
           <w:tcPr>
-            <w:tcW w:w="524" w:type="dxa"/>
+            <w:tcW w:w="525" w:type="dxa"/>
             <w:tcBorders>
               <w:top w:val="single" w:sz="4" w:space="0" w:color="BFBFBF"/>
               <w:start w:val="single" w:sz="4" w:space="0" w:color="BFBFBF"/>
@@ -6384,7 +6442,7 @@
         </w:tc>
         <w:tc>
           <w:tcPr>
-            <w:tcW w:w="521" w:type="dxa"/>
+            <w:tcW w:w="520" w:type="dxa"/>
             <w:tcBorders>
               <w:top w:val="single" w:sz="4" w:space="0" w:color="BFBFBF"/>
               <w:start w:val="single" w:sz="4" w:space="0" w:color="BFBFBF"/>
@@ -6456,7 +6514,7 @@
         </w:tc>
         <w:tc>
           <w:tcPr>
-            <w:tcW w:w="524" w:type="dxa"/>
+            <w:tcW w:w="525" w:type="dxa"/>
             <w:tcBorders>
               <w:top w:val="single" w:sz="4" w:space="0" w:color="BFBFBF"/>
               <w:start w:val="single" w:sz="4" w:space="0" w:color="BFBFBF"/>
@@ -6847,7 +6905,7 @@
         </w:tc>
         <w:tc>
           <w:tcPr>
-            <w:tcW w:w="520" w:type="dxa"/>
+            <w:tcW w:w="519" w:type="dxa"/>
             <w:tcBorders>
               <w:top w:val="single" w:sz="4" w:space="0" w:color="BFBFBF"/>
               <w:start w:val="single" w:sz="4" w:space="0" w:color="BFBFBF"/>
@@ -6943,7 +7001,7 @@
         </w:tc>
         <w:tc>
           <w:tcPr>
-            <w:tcW w:w="524" w:type="dxa"/>
+            <w:tcW w:w="525" w:type="dxa"/>
             <w:tcBorders>
               <w:top w:val="single" w:sz="4" w:space="0" w:color="BFBFBF"/>
               <w:start w:val="single" w:sz="4" w:space="0" w:color="BFBFBF"/>
@@ -7071,7 +7129,7 @@
         </w:tc>
         <w:tc>
           <w:tcPr>
-            <w:tcW w:w="521" w:type="dxa"/>
+            <w:tcW w:w="520" w:type="dxa"/>
             <w:tcBorders>
               <w:top w:val="single" w:sz="4" w:space="0" w:color="BFBFBF"/>
               <w:start w:val="single" w:sz="4" w:space="0" w:color="BFBFBF"/>
@@ -7135,7 +7193,7 @@
         </w:tc>
         <w:tc>
           <w:tcPr>
-            <w:tcW w:w="524" w:type="dxa"/>
+            <w:tcW w:w="525" w:type="dxa"/>
             <w:tcBorders>
               <w:top w:val="single" w:sz="4" w:space="0" w:color="BFBFBF"/>
               <w:start w:val="single" w:sz="4" w:space="0" w:color="BFBFBF"/>
@@ -7489,7 +7547,7 @@
         </w:tc>
         <w:tc>
           <w:tcPr>
-            <w:tcW w:w="520" w:type="dxa"/>
+            <w:tcW w:w="519" w:type="dxa"/>
             <w:tcBorders>
               <w:top w:val="single" w:sz="4" w:space="0" w:color="BFBFBF"/>
               <w:start w:val="single" w:sz="4" w:space="0" w:color="BFBFBF"/>
@@ -7585,7 +7643,7 @@
         </w:tc>
         <w:tc>
           <w:tcPr>
-            <w:tcW w:w="524" w:type="dxa"/>
+            <w:tcW w:w="525" w:type="dxa"/>
             <w:tcBorders>
               <w:top w:val="single" w:sz="4" w:space="0" w:color="BFBFBF"/>
               <w:start w:val="single" w:sz="4" w:space="0" w:color="BFBFBF"/>
@@ -7713,7 +7771,7 @@
         </w:tc>
         <w:tc>
           <w:tcPr>
-            <w:tcW w:w="521" w:type="dxa"/>
+            <w:tcW w:w="520" w:type="dxa"/>
             <w:tcBorders>
               <w:top w:val="single" w:sz="4" w:space="0" w:color="BFBFBF"/>
               <w:start w:val="single" w:sz="4" w:space="0" w:color="BFBFBF"/>
@@ -7777,7 +7835,7 @@
         </w:tc>
         <w:tc>
           <w:tcPr>
-            <w:tcW w:w="524" w:type="dxa"/>
+            <w:tcW w:w="525" w:type="dxa"/>
             <w:tcBorders>
               <w:top w:val="single" w:sz="4" w:space="0" w:color="BFBFBF"/>
               <w:start w:val="single" w:sz="4" w:space="0" w:color="BFBFBF"/>
@@ -8131,7 +8189,7 @@
         </w:tc>
         <w:tc>
           <w:tcPr>
-            <w:tcW w:w="520" w:type="dxa"/>
+            <w:tcW w:w="519" w:type="dxa"/>
             <w:tcBorders>
               <w:top w:val="single" w:sz="4" w:space="0" w:color="BFBFBF"/>
               <w:start w:val="single" w:sz="4" w:space="0" w:color="BFBFBF"/>
@@ -8227,7 +8285,7 @@
         </w:tc>
         <w:tc>
           <w:tcPr>
-            <w:tcW w:w="524" w:type="dxa"/>
+            <w:tcW w:w="525" w:type="dxa"/>
             <w:tcBorders>
               <w:top w:val="single" w:sz="4" w:space="0" w:color="BFBFBF"/>
               <w:start w:val="single" w:sz="4" w:space="0" w:color="BFBFBF"/>
@@ -8355,7 +8413,7 @@
         </w:tc>
         <w:tc>
           <w:tcPr>
-            <w:tcW w:w="521" w:type="dxa"/>
+            <w:tcW w:w="520" w:type="dxa"/>
             <w:tcBorders>
               <w:top w:val="single" w:sz="4" w:space="0" w:color="BFBFBF"/>
               <w:start w:val="single" w:sz="4" w:space="0" w:color="BFBFBF"/>
@@ -8419,7 +8477,7 @@
         </w:tc>
         <w:tc>
           <w:tcPr>
-            <w:tcW w:w="524" w:type="dxa"/>
+            <w:tcW w:w="525" w:type="dxa"/>
             <w:tcBorders>
               <w:top w:val="single" w:sz="4" w:space="0" w:color="BFBFBF"/>
               <w:start w:val="single" w:sz="4" w:space="0" w:color="BFBFBF"/>
@@ -8815,8 +8873,8 @@
       <w:tblLook w:val="04a0" w:firstRow="1" w:noVBand="1" w:lastRow="0" w:firstColumn="1" w:lastColumn="0" w:noHBand="0"/>
     </w:tblPr>
     <w:tblGrid>
-      <w:gridCol w:w="5705"/>
-      <w:gridCol w:w="4218"/>
+      <w:gridCol w:w="5704"/>
+      <w:gridCol w:w="4219"/>
     </w:tblGrid>
     <w:tr>
       <w:trPr>
@@ -8824,7 +8882,7 @@
       </w:trPr>
       <w:tc>
         <w:tcPr>
-          <w:tcW w:w="5705" w:type="dxa"/>
+          <w:tcW w:w="5704" w:type="dxa"/>
           <w:tcBorders>
             <w:top w:val="nil"/>
             <w:start w:val="nil"/>
@@ -8891,7 +8949,7 @@
       </w:tc>
       <w:tc>
         <w:tcPr>
-          <w:tcW w:w="4218" w:type="dxa"/>
+          <w:tcW w:w="4219" w:type="dxa"/>
           <w:tcBorders>
             <w:top w:val="nil"/>
             <w:start w:val="nil"/>
@@ -8989,8 +9047,8 @@
       <w:tblLook w:val="04a0" w:firstRow="1" w:noVBand="1" w:lastRow="0" w:firstColumn="1" w:lastColumn="0" w:noHBand="0"/>
     </w:tblPr>
     <w:tblGrid>
-      <w:gridCol w:w="5705"/>
-      <w:gridCol w:w="4218"/>
+      <w:gridCol w:w="5704"/>
+      <w:gridCol w:w="4219"/>
     </w:tblGrid>
     <w:tr>
       <w:trPr>
@@ -8998,7 +9056,7 @@
       </w:trPr>
       <w:tc>
         <w:tcPr>
-          <w:tcW w:w="5705" w:type="dxa"/>
+          <w:tcW w:w="5704" w:type="dxa"/>
           <w:tcBorders>
             <w:top w:val="nil"/>
             <w:start w:val="nil"/>
@@ -9065,7 +9123,7 @@
       </w:tc>
       <w:tc>
         <w:tcPr>
-          <w:tcW w:w="4218" w:type="dxa"/>
+          <w:tcW w:w="4219" w:type="dxa"/>
           <w:tcBorders>
             <w:top w:val="nil"/>
             <w:start w:val="nil"/>
@@ -10002,17 +10060,16 @@
       <w:lang w:val="es-ES"/>
     </w:rPr>
   </w:style>
-  <w:style w:type="character" w:styleId="FootnoteCharactersuser">
-    <w:name w:val="Footnote Characters (user)"/>
-    <w:basedOn w:val="DefaultParagraphFont"/>
+  <w:style w:type="character" w:styleId="FootnoteCharacters">
+    <w:name w:val="Footnote Characters"/>
     <w:unhideWhenUsed/>
     <w:rsid w:val="00d110ec"/>
     <w:rPr>
       <w:vertAlign w:val="superscript"/>
     </w:rPr>
   </w:style>
-  <w:style w:type="character" w:styleId="FootnoteCharacters">
-    <w:name w:val="Footnote Characters"/>
+  <w:style w:type="character" w:styleId="FootnoteCharactersuser">
+    <w:name w:val="Footnote Characters (user)"/>
     <w:rPr>
       <w:vertAlign w:val="superscript"/>
     </w:rPr>
@@ -10095,21 +10152,21 @@
     <w:name w:val="Numbering Symbols"/>
     <w:rPr/>
   </w:style>
-  <w:style w:type="character" w:styleId="EndnoteCharacters">
-    <w:name w:val="Endnote Characters"/>
+  <w:style w:type="character" w:styleId="EndnoteCharactersuser">
+    <w:name w:val="Endnote Characters (user)"/>
     <w:rPr>
       <w:vertAlign w:val="superscript"/>
     </w:rPr>
+  </w:style>
+  <w:style w:type="character" w:styleId="EndnoteCharacters">
+    <w:name w:val="Endnote Characters"/>
+    <w:rPr/>
   </w:style>
   <w:style w:type="character" w:styleId="EndnoteReference">
     <w:name w:val="endnote reference"/>
     <w:rPr>
       <w:vertAlign w:val="superscript"/>
     </w:rPr>
-  </w:style>
-  <w:style w:type="character" w:styleId="EndnoteCharactersuser">
-    <w:name w:val="Endnote Characters (user)"/>
-    <w:rPr/>
   </w:style>
   <w:style w:type="paragraph" w:styleId="Heading">
     <w:name w:val="Heading"/>
@@ -10284,8 +10341,8 @@
       <w:bCs/>
     </w:rPr>
   </w:style>
-  <w:style w:type="paragraph" w:styleId="FrameContentsuser">
-    <w:name w:val="Frame Contents (user)"/>
+  <w:style w:type="paragraph" w:styleId="FrameContents">
+    <w:name w:val="Frame Contents"/>
     <w:basedOn w:val="Normal"/>
     <w:pPr/>
     <w:rPr/>
@@ -10311,8 +10368,8 @@
       <w:bCs/>
     </w:rPr>
   </w:style>
-  <w:style w:type="paragraph" w:styleId="FrameContents">
-    <w:name w:val="Frame Contents"/>
+  <w:style w:type="paragraph" w:styleId="FrameContentsuser">
+    <w:name w:val="Frame Contents (user)"/>
     <w:basedOn w:val="Normal"/>
     <w:pPr/>
     <w:rPr/>

--- a/Fase 1/Evidencias Grupales/1.5_GuiaEstudiante_Fase 1_Definicion Proyecto APT (Español).docx
+++ b/Fase 1/Evidencias Grupales/1.5_GuiaEstudiante_Fase 1_Definicion Proyecto APT (Español).docx
@@ -11,7 +11,7 @@
         <mc:AlternateContent>
           <mc:Choice Requires="wpg">
             <w:drawing>
-              <wp:anchor distT="0" distB="0" distL="0" distR="0" simplePos="0" relativeHeight="11" behindDoc="0" locked="0" layoutInCell="0" allowOverlap="1" wp14:anchorId="2D7FCADB">
+              <wp:anchor distT="0" distB="0" distL="0" distR="0" simplePos="0" relativeHeight="13" behindDoc="0" locked="0" layoutInCell="0" allowOverlap="1" wp14:anchorId="2D7FCADB">
                 <wp:simplePos x="0" y="0"/>
                 <wp:positionH relativeFrom="margin">
                   <wp:posOffset>-434975</wp:posOffset>
@@ -133,7 +133,7 @@
                         <wps:spPr>
                           <a:xfrm>
                             <a:off x="0" y="0"/>
-                            <a:ext cx="1104840" cy="1486440"/>
+                            <a:ext cx="1104120" cy="1486440"/>
                           </a:xfrm>
                           <a:prstGeom prst="rect">
                             <a:avLst/>
@@ -243,7 +243,7 @@
                   </v:textbox>
                   <w10:wrap type="none"/>
                 </v:rect>
-                <v:rect id="shape_0" fillcolor="#203864" stroked="f" o:allowincell="f" style="position:absolute;left:-685;top:53;width:1739;height:2340;mso-wrap-style:none;v-text-anchor:middle;mso-position-horizontal-relative:margin">
+                <v:rect id="shape_0" fillcolor="#203864" stroked="f" o:allowincell="f" style="position:absolute;left:-685;top:53;width:1738;height:2340;mso-wrap-style:none;v-text-anchor:middle;mso-position-horizontal-relative:margin">
                   <v:fill o:detectmouseclick="t" type="solid" color2="#dfc79b"/>
                   <v:stroke color="#3465a4" weight="12600" joinstyle="miter" endcap="flat"/>
                   <w10:wrap type="none"/>
@@ -2597,8 +2597,8 @@
         <w:tblLook w:val="04a0" w:firstRow="1" w:noVBand="1" w:lastRow="0" w:firstColumn="1" w:lastColumn="0" w:noHBand="0"/>
       </w:tblPr>
       <w:tblGrid>
-        <w:gridCol w:w="2635"/>
-        <w:gridCol w:w="6863"/>
+        <w:gridCol w:w="2634"/>
+        <w:gridCol w:w="6864"/>
       </w:tblGrid>
       <w:tr>
         <w:trPr>
@@ -2606,7 +2606,7 @@
         </w:trPr>
         <w:tc>
           <w:tcPr>
-            <w:tcW w:w="2635" w:type="dxa"/>
+            <w:tcW w:w="2634" w:type="dxa"/>
             <w:tcBorders>
               <w:top w:val="single" w:sz="4" w:space="0" w:color="BFBFBF"/>
               <w:start w:val="single" w:sz="4" w:space="0" w:color="BFBFBF"/>
@@ -2640,7 +2640,7 @@
         </w:tc>
         <w:tc>
           <w:tcPr>
-            <w:tcW w:w="6863" w:type="dxa"/>
+            <w:tcW w:w="6864" w:type="dxa"/>
             <w:tcBorders>
               <w:top w:val="single" w:sz="4" w:space="0" w:color="BFBFBF"/>
               <w:start w:val="single" w:sz="4" w:space="0" w:color="BFBFBF"/>
@@ -2717,7 +2717,7 @@
         </w:trPr>
         <w:tc>
           <w:tcPr>
-            <w:tcW w:w="2635" w:type="dxa"/>
+            <w:tcW w:w="2634" w:type="dxa"/>
             <w:tcBorders>
               <w:top w:val="single" w:sz="4" w:space="0" w:color="BFBFBF"/>
               <w:start w:val="single" w:sz="4" w:space="0" w:color="BFBFBF"/>
@@ -2751,7 +2751,7 @@
         </w:tc>
         <w:tc>
           <w:tcPr>
-            <w:tcW w:w="6863" w:type="dxa"/>
+            <w:tcW w:w="6864" w:type="dxa"/>
             <w:tcBorders>
               <w:top w:val="single" w:sz="4" w:space="0" w:color="BFBFBF"/>
               <w:start w:val="single" w:sz="4" w:space="0" w:color="BFBFBF"/>
@@ -3282,37 +3282,7 @@
                 <w:szCs w:val="20"/>
                 <w:lang w:val="es-CL" w:eastAsia="es-CL" w:bidi="ar-SA"/>
               </w:rPr>
-              <w:t xml:space="preserve">Debido a que el equipo está compuesto por dos integrantes, ambos podrán participar transversalmente en distintas áreas del proyecto. Sin embargo, se establecerán responsabilidades principales. </w:t>
-            </w:r>
-            <w:r>
-              <w:rPr>
-                <w:rFonts w:eastAsia="Calibri" w:cs="Arial"/>
-                <w:b w:val="false"/>
-                <w:bCs w:val="false"/>
-                <w:i w:val="false"/>
-                <w:iCs w:val="false"/>
-                <w:color w:val="000000"/>
-                <w:kern w:val="0"/>
-                <w:sz w:val="20"/>
-                <w:szCs w:val="20"/>
-                <w:lang w:val="es-CL" w:eastAsia="es-CL" w:bidi="ar-SA"/>
-              </w:rPr>
-              <w:t>A</w:t>
-            </w:r>
-            <w:r>
-              <w:rPr>
-                <w:rFonts w:eastAsia="Calibri" w:cs="Arial"/>
-                <w:b w:val="false"/>
-                <w:bCs w:val="false"/>
-                <w:i w:val="false"/>
-                <w:iCs w:val="false"/>
-                <w:color w:val="000000"/>
-                <w:kern w:val="0"/>
-                <w:sz w:val="20"/>
-                <w:szCs w:val="20"/>
-                <w:lang w:val="es-CL" w:eastAsia="es-CL" w:bidi="ar-SA"/>
-              </w:rPr>
-              <w:t>ngel Rojas asumirá el rol de Líder Técnico y Desarrollador Principal, siendo responsable principalmente de la arquitectura de software, decisiones técnicas, programación, integración y rendimiento del sistema. Álvaro Castro asumirá el rol de Jefe de Proyecto, siendo responsable principalmente de la planificación, seguimiento del proyecto, gestión de riesgos, presupuesto, coordinación de playtests, comunicación con usuarios y gestión de los recursos necesarios para el desarrollo, incluyendo el área de diseño sonoro.</w:t>
+              <w:t>Debido a que el equipo está compuesto por dos integrantes, ambos podrán participar transversalmente en distintas áreas del proyecto. Sin embargo, se establecerán responsabilidades principales. Angel Rojas asumirá el rol de Líder Técnico y Desarrollador Principal, siendo responsable principalmente de la arquitectura de software, decisiones técnicas, programación, integración y rendimiento del sistema. Álvaro Castro asumirá el rol de Jefe de Proyecto, siendo responsable principalmente de la planificación, seguimiento del proyecto, gestión de riesgos, presupuesto, coordinación de playtests, comunicación con usuarios y gestión de los recursos necesarios para el desarrollo, incluyendo el área de diseño sonoro.</w:t>
             </w:r>
           </w:p>
           <w:p>
@@ -3527,9 +3497,9 @@
         <w:tblLook w:val="04a0" w:firstRow="1" w:noVBand="1" w:lastRow="0" w:firstColumn="1" w:lastColumn="0" w:noHBand="0"/>
       </w:tblPr>
       <w:tblGrid>
-        <w:gridCol w:w="1873"/>
+        <w:gridCol w:w="1872"/>
         <w:gridCol w:w="2125"/>
-        <w:gridCol w:w="3027"/>
+        <w:gridCol w:w="3028"/>
         <w:gridCol w:w="3037"/>
       </w:tblGrid>
       <w:tr>
@@ -3538,7 +3508,7 @@
         </w:trPr>
         <w:tc>
           <w:tcPr>
-            <w:tcW w:w="1873" w:type="dxa"/>
+            <w:tcW w:w="1872" w:type="dxa"/>
             <w:tcBorders>
               <w:top w:val="single" w:sz="4" w:space="0" w:color="BFBFBF"/>
               <w:start w:val="single" w:sz="4" w:space="0" w:color="BFBFBF"/>
@@ -3634,7 +3604,7 @@
         </w:tc>
         <w:tc>
           <w:tcPr>
-            <w:tcW w:w="3027" w:type="dxa"/>
+            <w:tcW w:w="3028" w:type="dxa"/>
             <w:tcBorders>
               <w:top w:val="single" w:sz="4" w:space="0" w:color="BFBFBF"/>
               <w:start w:val="single" w:sz="4" w:space="0" w:color="BFBFBF"/>
@@ -3711,7 +3681,7 @@
         </w:trPr>
         <w:tc>
           <w:tcPr>
-            <w:tcW w:w="1873" w:type="dxa"/>
+            <w:tcW w:w="1872" w:type="dxa"/>
             <w:tcBorders>
               <w:top w:val="single" w:sz="4" w:space="0" w:color="BFBFBF"/>
               <w:start w:val="single" w:sz="4" w:space="0" w:color="BFBFBF"/>
@@ -3790,7 +3760,7 @@
         </w:tc>
         <w:tc>
           <w:tcPr>
-            <w:tcW w:w="3027" w:type="dxa"/>
+            <w:tcW w:w="3028" w:type="dxa"/>
             <w:tcBorders>
               <w:top w:val="single" w:sz="4" w:space="0" w:color="BFBFBF"/>
               <w:start w:val="single" w:sz="4" w:space="0" w:color="BFBFBF"/>
@@ -3874,7 +3844,7 @@
         </w:trPr>
         <w:tc>
           <w:tcPr>
-            <w:tcW w:w="1873" w:type="dxa"/>
+            <w:tcW w:w="1872" w:type="dxa"/>
             <w:tcBorders>
               <w:top w:val="single" w:sz="4" w:space="0" w:color="BFBFBF"/>
               <w:start w:val="single" w:sz="4" w:space="0" w:color="BFBFBF"/>
@@ -3953,7 +3923,7 @@
         </w:tc>
         <w:tc>
           <w:tcPr>
-            <w:tcW w:w="3027" w:type="dxa"/>
+            <w:tcW w:w="3028" w:type="dxa"/>
             <w:tcBorders>
               <w:top w:val="single" w:sz="4" w:space="0" w:color="BFBFBF"/>
               <w:start w:val="single" w:sz="4" w:space="0" w:color="BFBFBF"/>
@@ -4038,7 +4008,7 @@
         </w:trPr>
         <w:tc>
           <w:tcPr>
-            <w:tcW w:w="1873" w:type="dxa"/>
+            <w:tcW w:w="1872" w:type="dxa"/>
             <w:tcBorders>
               <w:top w:val="single" w:sz="4" w:space="0" w:color="BFBFBF"/>
               <w:start w:val="single" w:sz="4" w:space="0" w:color="BFBFBF"/>
@@ -4116,7 +4086,7 @@
         </w:tc>
         <w:tc>
           <w:tcPr>
-            <w:tcW w:w="3027" w:type="dxa"/>
+            <w:tcW w:w="3028" w:type="dxa"/>
             <w:tcBorders>
               <w:top w:val="single" w:sz="4" w:space="0" w:color="BFBFBF"/>
               <w:start w:val="single" w:sz="4" w:space="0" w:color="BFBFBF"/>
@@ -4201,7 +4171,7 @@
         </w:trPr>
         <w:tc>
           <w:tcPr>
-            <w:tcW w:w="1873" w:type="dxa"/>
+            <w:tcW w:w="1872" w:type="dxa"/>
             <w:tcBorders>
               <w:top w:val="single" w:sz="4" w:space="0" w:color="BFBFBF"/>
               <w:start w:val="single" w:sz="4" w:space="0" w:color="BFBFBF"/>
@@ -4279,7 +4249,7 @@
         </w:tc>
         <w:tc>
           <w:tcPr>
-            <w:tcW w:w="3027" w:type="dxa"/>
+            <w:tcW w:w="3028" w:type="dxa"/>
             <w:tcBorders>
               <w:top w:val="single" w:sz="4" w:space="0" w:color="BFBFBF"/>
               <w:start w:val="single" w:sz="4" w:space="0" w:color="BFBFBF"/>
@@ -4481,10 +4451,10 @@
       </w:tblPr>
       <w:tblGrid>
         <w:gridCol w:w="1579"/>
-        <w:gridCol w:w="1371"/>
+        <w:gridCol w:w="1370"/>
         <w:gridCol w:w="2150"/>
         <w:gridCol w:w="1813"/>
-        <w:gridCol w:w="986"/>
+        <w:gridCol w:w="987"/>
         <w:gridCol w:w="1580"/>
         <w:gridCol w:w="1581"/>
       </w:tblGrid>
@@ -4565,7 +4535,7 @@
         </w:tc>
         <w:tc>
           <w:tcPr>
-            <w:tcW w:w="1371" w:type="dxa"/>
+            <w:tcW w:w="1370" w:type="dxa"/>
             <w:tcBorders>
               <w:top w:val="single" w:sz="4" w:space="0" w:color="BFBFBF"/>
               <w:start w:val="single" w:sz="4" w:space="0" w:color="BFBFBF"/>
@@ -4667,7 +4637,7 @@
         </w:tc>
         <w:tc>
           <w:tcPr>
-            <w:tcW w:w="986" w:type="dxa"/>
+            <w:tcW w:w="987" w:type="dxa"/>
             <w:tcBorders>
               <w:top w:val="single" w:sz="4" w:space="0" w:color="BFBFBF"/>
               <w:start w:val="single" w:sz="4" w:space="0" w:color="BFBFBF"/>
@@ -4846,7 +4816,7 @@
         </w:tc>
         <w:tc>
           <w:tcPr>
-            <w:tcW w:w="1371" w:type="dxa"/>
+            <w:tcW w:w="1370" w:type="dxa"/>
             <w:tcBorders>
               <w:top w:val="single" w:sz="4" w:space="0" w:color="BFBFBF"/>
               <w:start w:val="single" w:sz="4" w:space="0" w:color="BFBFBF"/>
@@ -4975,7 +4945,7 @@
         </w:tc>
         <w:tc>
           <w:tcPr>
-            <w:tcW w:w="986" w:type="dxa"/>
+            <w:tcW w:w="987" w:type="dxa"/>
             <w:tcBorders>
               <w:top w:val="single" w:sz="4" w:space="0" w:color="BFBFBF"/>
               <w:start w:val="single" w:sz="4" w:space="0" w:color="BFBFBF"/>
@@ -5157,7 +5127,7 @@
         </w:tc>
         <w:tc>
           <w:tcPr>
-            <w:tcW w:w="1371" w:type="dxa"/>
+            <w:tcW w:w="1370" w:type="dxa"/>
             <w:tcBorders>
               <w:top w:val="single" w:sz="4" w:space="0" w:color="BFBFBF"/>
               <w:start w:val="single" w:sz="4" w:space="0" w:color="BFBFBF"/>
@@ -5295,7 +5265,7 @@
         </w:tc>
         <w:tc>
           <w:tcPr>
-            <w:tcW w:w="986" w:type="dxa"/>
+            <w:tcW w:w="987" w:type="dxa"/>
             <w:tcBorders>
               <w:top w:val="single" w:sz="4" w:space="0" w:color="BFBFBF"/>
               <w:start w:val="single" w:sz="4" w:space="0" w:color="BFBFBF"/>
@@ -5382,21 +5352,7 @@
                 <w:szCs w:val="20"/>
                 <w:lang w:eastAsia="es-CL"/>
               </w:rPr>
-              <w:t>A</w:t>
-            </w:r>
-            <w:r>
-              <w:rPr>
-                <w:rFonts w:cs="Arial"/>
-                <w:b w:val="false"/>
-                <w:bCs w:val="false"/>
-                <w:i w:val="false"/>
-                <w:iCs w:val="false"/>
-                <w:color w:val="000000"/>
-                <w:sz w:val="18"/>
-                <w:szCs w:val="20"/>
-                <w:lang w:eastAsia="es-CL"/>
-              </w:rPr>
-              <w:t>ngel Rojas</w:t>
+              <w:t>Angel Rojas</w:t>
             </w:r>
           </w:p>
         </w:tc>
@@ -5464,6 +5420,7 @@
               <w:pStyle w:val="Normal"/>
               <w:widowControl/>
               <w:suppressAutoHyphens w:val="true"/>
+              <w:bidi w:val="0"/>
               <w:spacing w:before="0" w:after="160"/>
               <w:jc w:val="start"/>
               <w:rPr>
@@ -5490,24 +5447,26 @@
                 <w:szCs w:val="20"/>
                 <w:lang w:eastAsia="es-CL"/>
               </w:rPr>
-            </w:r>
-          </w:p>
-        </w:tc>
-        <w:tc>
-          <w:tcPr>
-            <w:tcW w:w="1371" w:type="dxa"/>
-            <w:tcBorders>
-              <w:top w:val="single" w:sz="4" w:space="0" w:color="BFBFBF"/>
-              <w:start w:val="single" w:sz="4" w:space="0" w:color="BFBFBF"/>
-              <w:bottom w:val="single" w:sz="4" w:space="0" w:color="BFBFBF"/>
-              <w:end w:val="single" w:sz="4" w:space="0" w:color="BFBFBF"/>
-            </w:tcBorders>
-          </w:tcPr>
-          <w:p>
-            <w:pPr>
-              <w:pStyle w:val="Normal"/>
-              <w:widowControl/>
-              <w:suppressAutoHyphens w:val="true"/>
+              <w:t>Desarrollar una solución de software utilizando técnicas que permitan sistematizar el proceso de desarrollo y mantenimiento, asegurando el logro de los objetivos.</w:t>
+            </w:r>
+          </w:p>
+        </w:tc>
+        <w:tc>
+          <w:tcPr>
+            <w:tcW w:w="1370" w:type="dxa"/>
+            <w:tcBorders>
+              <w:top w:val="single" w:sz="4" w:space="0" w:color="BFBFBF"/>
+              <w:start w:val="single" w:sz="4" w:space="0" w:color="BFBFBF"/>
+              <w:bottom w:val="single" w:sz="4" w:space="0" w:color="BFBFBF"/>
+              <w:end w:val="single" w:sz="4" w:space="0" w:color="BFBFBF"/>
+            </w:tcBorders>
+          </w:tcPr>
+          <w:p>
+            <w:pPr>
+              <w:pStyle w:val="Normal"/>
+              <w:widowControl/>
+              <w:suppressAutoHyphens w:val="true"/>
+              <w:bidi w:val="0"/>
               <w:spacing w:before="0" w:after="160"/>
               <w:jc w:val="start"/>
               <w:rPr>
@@ -5534,6 +5493,7 @@
                 <w:szCs w:val="20"/>
                 <w:lang w:eastAsia="es-CL"/>
               </w:rPr>
+              <w:t>Diseño e implementación del lenguaje de programación e intérprete base</w:t>
             </w:r>
           </w:p>
         </w:tc>
@@ -5552,6 +5512,7 @@
               <w:pStyle w:val="Normal"/>
               <w:widowControl/>
               <w:suppressAutoHyphens w:val="true"/>
+              <w:bidi w:val="0"/>
               <w:spacing w:before="0" w:after="160"/>
               <w:jc w:val="start"/>
               <w:rPr>
@@ -5578,6 +5539,7 @@
                 <w:szCs w:val="20"/>
                 <w:lang w:eastAsia="es-CL"/>
               </w:rPr>
+              <w:t>Diseñar e implementar el lenguaje de programación utilizado por Directiva, con sintaxis inspirada en Python. El sistema incluirá variables, tipos de datos básicos, operaciones, estructuras de control, funciones, colecciones, importación de scripts y funciones predefinidas para consultar y actuar sobre el entorno. También se desarrollará el intérprete o máquina virtual encargado de procesar y ejecutar los programas de los Agentes y del Nexo.</w:t>
             </w:r>
           </w:p>
         </w:tc>
@@ -5596,6 +5558,7 @@
               <w:pStyle w:val="Normal"/>
               <w:widowControl/>
               <w:suppressAutoHyphens w:val="true"/>
+              <w:bidi w:val="0"/>
               <w:spacing w:before="0" w:after="160"/>
               <w:jc w:val="start"/>
               <w:rPr>
@@ -5622,12 +5585,13 @@
                 <w:szCs w:val="20"/>
                 <w:lang w:eastAsia="es-CL"/>
               </w:rPr>
-            </w:r>
-          </w:p>
-        </w:tc>
-        <w:tc>
-          <w:tcPr>
-            <w:tcW w:w="986" w:type="dxa"/>
+              <w:t>Entorno de desarrollo C#, Unity, repositorio del proyecto, documentación técnica, herramientas de pruebas y usuarios de prueba con conocimientos de programación.</w:t>
+            </w:r>
+          </w:p>
+        </w:tc>
+        <w:tc>
+          <w:tcPr>
+            <w:tcW w:w="987" w:type="dxa"/>
             <w:tcBorders>
               <w:top w:val="single" w:sz="4" w:space="0" w:color="BFBFBF"/>
               <w:start w:val="single" w:sz="4" w:space="0" w:color="BFBFBF"/>
@@ -5640,6 +5604,7 @@
               <w:pStyle w:val="Normal"/>
               <w:widowControl/>
               <w:suppressAutoHyphens w:val="true"/>
+              <w:bidi w:val="0"/>
               <w:spacing w:before="0" w:after="160"/>
               <w:jc w:val="start"/>
               <w:rPr>
@@ -5666,6 +5631,7 @@
                 <w:szCs w:val="20"/>
                 <w:lang w:eastAsia="es-CL"/>
               </w:rPr>
+              <w:t>2 semanas al inicio de la Fase 2</w:t>
             </w:r>
           </w:p>
         </w:tc>
@@ -5685,6 +5651,7 @@
               <w:pStyle w:val="Normal"/>
               <w:widowControl/>
               <w:suppressAutoHyphens w:val="true"/>
+              <w:bidi w:val="0"/>
               <w:spacing w:before="0" w:after="160"/>
               <w:jc w:val="start"/>
               <w:rPr>
@@ -5711,6 +5678,7 @@
                 <w:szCs w:val="20"/>
                 <w:lang w:eastAsia="es-CL"/>
               </w:rPr>
+              <w:t>Ángel Rojas</w:t>
             </w:r>
           </w:p>
         </w:tc>
@@ -5729,6 +5697,3208 @@
               <w:pStyle w:val="Normal"/>
               <w:widowControl/>
               <w:suppressAutoHyphens w:val="true"/>
+              <w:bidi w:val="0"/>
+              <w:spacing w:before="0" w:after="160"/>
+              <w:jc w:val="start"/>
+              <w:rPr>
+                <w:rFonts w:ascii="Calibri" w:hAnsi="Calibri" w:cs="Arial"/>
+                <w:b w:val="false"/>
+                <w:bCs w:val="false"/>
+                <w:i w:val="false"/>
+                <w:iCs w:val="false"/>
+                <w:color w:val="000000"/>
+                <w:sz w:val="18"/>
+                <w:szCs w:val="20"/>
+                <w:lang w:eastAsia="es-CL"/>
+              </w:rPr>
+            </w:pPr>
+            <w:r>
+              <w:rPr>
+                <w:rFonts w:cs="Arial"/>
+                <w:b w:val="false"/>
+                <w:bCs w:val="false"/>
+                <w:i w:val="false"/>
+                <w:iCs w:val="false"/>
+                <w:color w:val="000000"/>
+                <w:sz w:val="18"/>
+                <w:szCs w:val="20"/>
+                <w:lang w:eastAsia="es-CL"/>
+              </w:rPr>
+              <w:t>Esta actividad se priorizará al inicio del desarrollo por representar uno de los componentes técnicos centrales del proyecto. Se buscará obtener tempranamente una versión funcional del lenguaje que pueda ser probada de forma aislada por usuarios con conocimientos de programación, permitiendo detectar errores y problemas de diseño antes de integrarlo completamente con la simulación.</w:t>
+            </w:r>
+          </w:p>
+        </w:tc>
+      </w:tr>
+      <w:tr>
+        <w:trPr/>
+        <w:tc>
+          <w:tcPr>
+            <w:tcW w:w="1579" w:type="dxa"/>
+            <w:tcBorders>
+              <w:top w:val="nil"/>
+              <w:start w:val="single" w:sz="4" w:space="0" w:color="BFBFBF"/>
+              <w:bottom w:val="single" w:sz="4" w:space="0" w:color="BFBFBF"/>
+              <w:end w:val="single" w:sz="4" w:space="0" w:color="BFBFBF"/>
+            </w:tcBorders>
+          </w:tcPr>
+          <w:p>
+            <w:pPr>
+              <w:pStyle w:val="Normal"/>
+              <w:widowControl/>
+              <w:suppressAutoHyphens w:val="true"/>
+              <w:bidi w:val="0"/>
+              <w:spacing w:before="0" w:after="160"/>
+              <w:jc w:val="start"/>
+              <w:rPr>
+                <w:rFonts w:ascii="Calibri" w:hAnsi="Calibri" w:cs="Arial"/>
+                <w:b w:val="false"/>
+                <w:bCs w:val="false"/>
+                <w:i w:val="false"/>
+                <w:iCs w:val="false"/>
+                <w:color w:val="000000"/>
+                <w:sz w:val="18"/>
+                <w:szCs w:val="20"/>
+                <w:lang w:eastAsia="es-CL"/>
+              </w:rPr>
+            </w:pPr>
+            <w:r>
+              <w:rPr>
+                <w:rFonts w:cs="Arial"/>
+                <w:b w:val="false"/>
+                <w:bCs w:val="false"/>
+                <w:i w:val="false"/>
+                <w:iCs w:val="false"/>
+                <w:color w:val="000000"/>
+                <w:sz w:val="18"/>
+                <w:szCs w:val="20"/>
+                <w:lang w:eastAsia="es-CL"/>
+              </w:rPr>
+            </w:r>
+          </w:p>
+        </w:tc>
+        <w:tc>
+          <w:tcPr>
+            <w:tcW w:w="1370" w:type="dxa"/>
+            <w:tcBorders>
+              <w:top w:val="nil"/>
+              <w:start w:val="single" w:sz="4" w:space="0" w:color="BFBFBF"/>
+              <w:bottom w:val="single" w:sz="4" w:space="0" w:color="BFBFBF"/>
+              <w:end w:val="single" w:sz="4" w:space="0" w:color="BFBFBF"/>
+            </w:tcBorders>
+          </w:tcPr>
+          <w:p>
+            <w:pPr>
+              <w:pStyle w:val="Normal"/>
+              <w:widowControl/>
+              <w:suppressAutoHyphens w:val="true"/>
+              <w:bidi w:val="0"/>
+              <w:spacing w:before="0" w:after="160"/>
+              <w:jc w:val="start"/>
+              <w:rPr>
+                <w:rFonts w:ascii="Calibri" w:hAnsi="Calibri" w:cs="Arial"/>
+                <w:b w:val="false"/>
+                <w:bCs w:val="false"/>
+                <w:i w:val="false"/>
+                <w:iCs w:val="false"/>
+                <w:color w:val="000000"/>
+                <w:sz w:val="18"/>
+                <w:szCs w:val="20"/>
+                <w:lang w:eastAsia="es-CL"/>
+              </w:rPr>
+            </w:pPr>
+            <w:r>
+              <w:rPr>
+                <w:rFonts w:cs="Arial"/>
+                <w:b w:val="false"/>
+                <w:bCs w:val="false"/>
+                <w:i w:val="false"/>
+                <w:iCs w:val="false"/>
+                <w:color w:val="000000"/>
+                <w:sz w:val="18"/>
+                <w:szCs w:val="20"/>
+                <w:lang w:eastAsia="es-CL"/>
+              </w:rPr>
+              <w:t>Desarrollo del núcleo de simulación</w:t>
+            </w:r>
+          </w:p>
+        </w:tc>
+        <w:tc>
+          <w:tcPr>
+            <w:tcW w:w="2150" w:type="dxa"/>
+            <w:tcBorders>
+              <w:top w:val="nil"/>
+              <w:start w:val="single" w:sz="4" w:space="0" w:color="BFBFBF"/>
+              <w:bottom w:val="single" w:sz="4" w:space="0" w:color="BFBFBF"/>
+              <w:end w:val="single" w:sz="4" w:space="0" w:color="BFBFBF"/>
+            </w:tcBorders>
+          </w:tcPr>
+          <w:p>
+            <w:pPr>
+              <w:pStyle w:val="Normal"/>
+              <w:widowControl/>
+              <w:suppressAutoHyphens w:val="true"/>
+              <w:bidi w:val="0"/>
+              <w:spacing w:before="0" w:after="160"/>
+              <w:jc w:val="start"/>
+              <w:rPr>
+                <w:rFonts w:ascii="Calibri" w:hAnsi="Calibri" w:cs="Arial"/>
+                <w:b w:val="false"/>
+                <w:bCs w:val="false"/>
+                <w:i w:val="false"/>
+                <w:iCs w:val="false"/>
+                <w:color w:val="000000"/>
+                <w:sz w:val="18"/>
+                <w:szCs w:val="20"/>
+                <w:lang w:eastAsia="es-CL"/>
+              </w:rPr>
+            </w:pPr>
+            <w:r>
+              <w:rPr>
+                <w:rFonts w:cs="Arial"/>
+                <w:b w:val="false"/>
+                <w:bCs w:val="false"/>
+                <w:i w:val="false"/>
+                <w:iCs w:val="false"/>
+                <w:color w:val="000000"/>
+                <w:sz w:val="18"/>
+                <w:szCs w:val="20"/>
+                <w:lang w:eastAsia="es-CL"/>
+              </w:rPr>
+            </w:r>
+          </w:p>
+        </w:tc>
+        <w:tc>
+          <w:tcPr>
+            <w:tcW w:w="1813" w:type="dxa"/>
+            <w:tcBorders>
+              <w:top w:val="nil"/>
+              <w:start w:val="single" w:sz="4" w:space="0" w:color="BFBFBF"/>
+              <w:bottom w:val="single" w:sz="4" w:space="0" w:color="BFBFBF"/>
+              <w:end w:val="single" w:sz="4" w:space="0" w:color="BFBFBF"/>
+            </w:tcBorders>
+          </w:tcPr>
+          <w:p>
+            <w:pPr>
+              <w:pStyle w:val="Normal"/>
+              <w:widowControl/>
+              <w:suppressAutoHyphens w:val="true"/>
+              <w:bidi w:val="0"/>
+              <w:spacing w:before="0" w:after="160"/>
+              <w:jc w:val="start"/>
+              <w:rPr>
+                <w:rFonts w:ascii="Calibri" w:hAnsi="Calibri" w:cs="Arial"/>
+                <w:b w:val="false"/>
+                <w:bCs w:val="false"/>
+                <w:i w:val="false"/>
+                <w:iCs w:val="false"/>
+                <w:color w:val="000000"/>
+                <w:sz w:val="18"/>
+                <w:szCs w:val="20"/>
+                <w:lang w:eastAsia="es-CL"/>
+              </w:rPr>
+            </w:pPr>
+            <w:r>
+              <w:rPr>
+                <w:rFonts w:cs="Arial"/>
+                <w:b w:val="false"/>
+                <w:bCs w:val="false"/>
+                <w:i w:val="false"/>
+                <w:iCs w:val="false"/>
+                <w:color w:val="000000"/>
+                <w:sz w:val="18"/>
+                <w:szCs w:val="20"/>
+                <w:lang w:eastAsia="es-CL"/>
+              </w:rPr>
+            </w:r>
+          </w:p>
+        </w:tc>
+        <w:tc>
+          <w:tcPr>
+            <w:tcW w:w="987" w:type="dxa"/>
+            <w:tcBorders>
+              <w:top w:val="nil"/>
+              <w:start w:val="single" w:sz="4" w:space="0" w:color="BFBFBF"/>
+              <w:bottom w:val="single" w:sz="4" w:space="0" w:color="BFBFBF"/>
+              <w:end w:val="single" w:sz="4" w:space="0" w:color="FFFFFF"/>
+            </w:tcBorders>
+          </w:tcPr>
+          <w:p>
+            <w:pPr>
+              <w:pStyle w:val="Normal"/>
+              <w:widowControl/>
+              <w:suppressAutoHyphens w:val="true"/>
+              <w:bidi w:val="0"/>
+              <w:spacing w:before="0" w:after="160"/>
+              <w:jc w:val="start"/>
+              <w:rPr>
+                <w:rFonts w:ascii="Calibri" w:hAnsi="Calibri" w:cs="Arial"/>
+                <w:b w:val="false"/>
+                <w:bCs w:val="false"/>
+                <w:i w:val="false"/>
+                <w:iCs w:val="false"/>
+                <w:color w:val="000000"/>
+                <w:sz w:val="18"/>
+                <w:szCs w:val="20"/>
+                <w:lang w:eastAsia="es-CL"/>
+              </w:rPr>
+            </w:pPr>
+            <w:r>
+              <w:rPr>
+                <w:rFonts w:cs="Arial"/>
+                <w:b w:val="false"/>
+                <w:bCs w:val="false"/>
+                <w:i w:val="false"/>
+                <w:iCs w:val="false"/>
+                <w:color w:val="000000"/>
+                <w:sz w:val="18"/>
+                <w:szCs w:val="20"/>
+                <w:lang w:eastAsia="es-CL"/>
+              </w:rPr>
+            </w:r>
+          </w:p>
+        </w:tc>
+        <w:tc>
+          <w:tcPr>
+            <w:tcW w:w="1580" w:type="dxa"/>
+            <w:tcBorders>
+              <w:top w:val="nil"/>
+              <w:start w:val="single" w:sz="4" w:space="0" w:color="FFFFFF"/>
+              <w:bottom w:val="single" w:sz="4" w:space="0" w:color="BFBFBF"/>
+              <w:end w:val="single" w:sz="4" w:space="0" w:color="BFBFBF"/>
+            </w:tcBorders>
+            <w:shd w:color="auto" w:fill="D9D9D9" w:themeFill="background1" w:themeFillShade="d9" w:val="clear"/>
+          </w:tcPr>
+          <w:p>
+            <w:pPr>
+              <w:pStyle w:val="Normal"/>
+              <w:widowControl/>
+              <w:suppressAutoHyphens w:val="true"/>
+              <w:bidi w:val="0"/>
+              <w:spacing w:before="0" w:after="160"/>
+              <w:jc w:val="start"/>
+              <w:rPr>
+                <w:rFonts w:ascii="Calibri" w:hAnsi="Calibri" w:cs="Arial"/>
+                <w:b w:val="false"/>
+                <w:bCs w:val="false"/>
+                <w:i w:val="false"/>
+                <w:iCs w:val="false"/>
+                <w:color w:val="000000"/>
+                <w:sz w:val="18"/>
+                <w:szCs w:val="20"/>
+                <w:lang w:eastAsia="es-CL"/>
+              </w:rPr>
+            </w:pPr>
+            <w:r>
+              <w:rPr>
+                <w:rFonts w:cs="Arial"/>
+                <w:b w:val="false"/>
+                <w:bCs w:val="false"/>
+                <w:i w:val="false"/>
+                <w:iCs w:val="false"/>
+                <w:color w:val="000000"/>
+                <w:sz w:val="18"/>
+                <w:szCs w:val="20"/>
+                <w:lang w:eastAsia="es-CL"/>
+              </w:rPr>
+            </w:r>
+          </w:p>
+        </w:tc>
+        <w:tc>
+          <w:tcPr>
+            <w:tcW w:w="1581" w:type="dxa"/>
+            <w:tcBorders>
+              <w:top w:val="nil"/>
+              <w:start w:val="single" w:sz="4" w:space="0" w:color="BFBFBF"/>
+              <w:bottom w:val="single" w:sz="4" w:space="0" w:color="BFBFBF"/>
+              <w:end w:val="single" w:sz="4" w:space="0" w:color="BFBFBF"/>
+            </w:tcBorders>
+          </w:tcPr>
+          <w:p>
+            <w:pPr>
+              <w:pStyle w:val="Normal"/>
+              <w:widowControl/>
+              <w:suppressAutoHyphens w:val="true"/>
+              <w:bidi w:val="0"/>
+              <w:spacing w:before="0" w:after="160"/>
+              <w:jc w:val="start"/>
+              <w:rPr>
+                <w:rFonts w:ascii="Calibri" w:hAnsi="Calibri" w:cs="Arial"/>
+                <w:b w:val="false"/>
+                <w:bCs w:val="false"/>
+                <w:i w:val="false"/>
+                <w:iCs w:val="false"/>
+                <w:color w:val="000000"/>
+                <w:sz w:val="18"/>
+                <w:szCs w:val="20"/>
+                <w:lang w:eastAsia="es-CL"/>
+              </w:rPr>
+            </w:pPr>
+            <w:r>
+              <w:rPr>
+                <w:rFonts w:cs="Arial"/>
+                <w:b w:val="false"/>
+                <w:bCs w:val="false"/>
+                <w:i w:val="false"/>
+                <w:iCs w:val="false"/>
+                <w:color w:val="000000"/>
+                <w:sz w:val="18"/>
+                <w:szCs w:val="20"/>
+                <w:lang w:eastAsia="es-CL"/>
+              </w:rPr>
+            </w:r>
+          </w:p>
+        </w:tc>
+      </w:tr>
+      <w:tr>
+        <w:trPr/>
+        <w:tc>
+          <w:tcPr>
+            <w:tcW w:w="1579" w:type="dxa"/>
+            <w:tcBorders>
+              <w:top w:val="nil"/>
+              <w:start w:val="single" w:sz="4" w:space="0" w:color="BFBFBF"/>
+              <w:bottom w:val="single" w:sz="4" w:space="0" w:color="BFBFBF"/>
+              <w:end w:val="single" w:sz="4" w:space="0" w:color="BFBFBF"/>
+            </w:tcBorders>
+          </w:tcPr>
+          <w:p>
+            <w:pPr>
+              <w:pStyle w:val="Normal"/>
+              <w:widowControl/>
+              <w:suppressAutoHyphens w:val="true"/>
+              <w:bidi w:val="0"/>
+              <w:spacing w:before="0" w:after="160"/>
+              <w:jc w:val="start"/>
+              <w:rPr>
+                <w:rFonts w:ascii="Calibri" w:hAnsi="Calibri" w:cs="Arial"/>
+                <w:b w:val="false"/>
+                <w:bCs w:val="false"/>
+                <w:i w:val="false"/>
+                <w:iCs w:val="false"/>
+                <w:color w:val="000000"/>
+                <w:sz w:val="18"/>
+                <w:szCs w:val="20"/>
+                <w:lang w:eastAsia="es-CL"/>
+              </w:rPr>
+            </w:pPr>
+            <w:r>
+              <w:rPr>
+                <w:rFonts w:cs="Arial"/>
+                <w:b w:val="false"/>
+                <w:bCs w:val="false"/>
+                <w:i w:val="false"/>
+                <w:iCs w:val="false"/>
+                <w:color w:val="000000"/>
+                <w:sz w:val="18"/>
+                <w:szCs w:val="20"/>
+                <w:lang w:eastAsia="es-CL"/>
+              </w:rPr>
+            </w:r>
+          </w:p>
+        </w:tc>
+        <w:tc>
+          <w:tcPr>
+            <w:tcW w:w="1370" w:type="dxa"/>
+            <w:tcBorders>
+              <w:top w:val="nil"/>
+              <w:start w:val="single" w:sz="4" w:space="0" w:color="BFBFBF"/>
+              <w:bottom w:val="single" w:sz="4" w:space="0" w:color="BFBFBF"/>
+              <w:end w:val="single" w:sz="4" w:space="0" w:color="BFBFBF"/>
+            </w:tcBorders>
+          </w:tcPr>
+          <w:p>
+            <w:pPr>
+              <w:pStyle w:val="Normal"/>
+              <w:widowControl/>
+              <w:suppressAutoHyphens w:val="true"/>
+              <w:bidi w:val="0"/>
+              <w:spacing w:before="0" w:after="160"/>
+              <w:jc w:val="start"/>
+              <w:rPr>
+                <w:rFonts w:ascii="Calibri" w:hAnsi="Calibri" w:cs="Arial"/>
+                <w:b w:val="false"/>
+                <w:bCs w:val="false"/>
+                <w:i w:val="false"/>
+                <w:iCs w:val="false"/>
+                <w:color w:val="000000"/>
+                <w:sz w:val="18"/>
+                <w:szCs w:val="20"/>
+                <w:lang w:eastAsia="es-CL"/>
+              </w:rPr>
+            </w:pPr>
+            <w:r>
+              <w:rPr>
+                <w:rFonts w:cs="Arial"/>
+                <w:b w:val="false"/>
+                <w:bCs w:val="false"/>
+                <w:i w:val="false"/>
+                <w:iCs w:val="false"/>
+                <w:color w:val="000000"/>
+                <w:sz w:val="18"/>
+                <w:szCs w:val="20"/>
+                <w:lang w:eastAsia="es-CL"/>
+              </w:rPr>
+              <w:t>Desarrollo del orquestador y flujo general del juego</w:t>
+            </w:r>
+          </w:p>
+        </w:tc>
+        <w:tc>
+          <w:tcPr>
+            <w:tcW w:w="2150" w:type="dxa"/>
+            <w:tcBorders>
+              <w:top w:val="nil"/>
+              <w:start w:val="single" w:sz="4" w:space="0" w:color="BFBFBF"/>
+              <w:bottom w:val="single" w:sz="4" w:space="0" w:color="BFBFBF"/>
+              <w:end w:val="single" w:sz="4" w:space="0" w:color="BFBFBF"/>
+            </w:tcBorders>
+          </w:tcPr>
+          <w:p>
+            <w:pPr>
+              <w:pStyle w:val="Normal"/>
+              <w:widowControl/>
+              <w:suppressAutoHyphens w:val="true"/>
+              <w:bidi w:val="0"/>
+              <w:spacing w:before="0" w:after="160"/>
+              <w:jc w:val="start"/>
+              <w:rPr>
+                <w:rFonts w:ascii="Calibri" w:hAnsi="Calibri" w:cs="Arial"/>
+                <w:b w:val="false"/>
+                <w:bCs w:val="false"/>
+                <w:i w:val="false"/>
+                <w:iCs w:val="false"/>
+                <w:color w:val="000000"/>
+                <w:sz w:val="18"/>
+                <w:szCs w:val="20"/>
+                <w:lang w:eastAsia="es-CL"/>
+              </w:rPr>
+            </w:pPr>
+            <w:r>
+              <w:rPr>
+                <w:rFonts w:cs="Arial"/>
+                <w:b w:val="false"/>
+                <w:bCs w:val="false"/>
+                <w:i w:val="false"/>
+                <w:iCs w:val="false"/>
+                <w:color w:val="000000"/>
+                <w:sz w:val="18"/>
+                <w:szCs w:val="20"/>
+                <w:lang w:eastAsia="es-CL"/>
+              </w:rPr>
+            </w:r>
+          </w:p>
+        </w:tc>
+        <w:tc>
+          <w:tcPr>
+            <w:tcW w:w="1813" w:type="dxa"/>
+            <w:tcBorders>
+              <w:top w:val="nil"/>
+              <w:start w:val="single" w:sz="4" w:space="0" w:color="BFBFBF"/>
+              <w:bottom w:val="single" w:sz="4" w:space="0" w:color="BFBFBF"/>
+              <w:end w:val="single" w:sz="4" w:space="0" w:color="BFBFBF"/>
+            </w:tcBorders>
+          </w:tcPr>
+          <w:p>
+            <w:pPr>
+              <w:pStyle w:val="Normal"/>
+              <w:widowControl/>
+              <w:suppressAutoHyphens w:val="true"/>
+              <w:bidi w:val="0"/>
+              <w:spacing w:before="0" w:after="160"/>
+              <w:jc w:val="start"/>
+              <w:rPr>
+                <w:rFonts w:ascii="Calibri" w:hAnsi="Calibri" w:cs="Arial"/>
+                <w:b w:val="false"/>
+                <w:bCs w:val="false"/>
+                <w:i w:val="false"/>
+                <w:iCs w:val="false"/>
+                <w:color w:val="000000"/>
+                <w:sz w:val="18"/>
+                <w:szCs w:val="20"/>
+                <w:lang w:eastAsia="es-CL"/>
+              </w:rPr>
+            </w:pPr>
+            <w:r>
+              <w:rPr>
+                <w:rFonts w:cs="Arial"/>
+                <w:b w:val="false"/>
+                <w:bCs w:val="false"/>
+                <w:i w:val="false"/>
+                <w:iCs w:val="false"/>
+                <w:color w:val="000000"/>
+                <w:sz w:val="18"/>
+                <w:szCs w:val="20"/>
+                <w:lang w:eastAsia="es-CL"/>
+              </w:rPr>
+            </w:r>
+          </w:p>
+        </w:tc>
+        <w:tc>
+          <w:tcPr>
+            <w:tcW w:w="987" w:type="dxa"/>
+            <w:tcBorders>
+              <w:top w:val="nil"/>
+              <w:start w:val="single" w:sz="4" w:space="0" w:color="BFBFBF"/>
+              <w:bottom w:val="single" w:sz="4" w:space="0" w:color="BFBFBF"/>
+              <w:end w:val="single" w:sz="4" w:space="0" w:color="FFFFFF"/>
+            </w:tcBorders>
+          </w:tcPr>
+          <w:p>
+            <w:pPr>
+              <w:pStyle w:val="Normal"/>
+              <w:widowControl/>
+              <w:suppressAutoHyphens w:val="true"/>
+              <w:bidi w:val="0"/>
+              <w:spacing w:before="0" w:after="160"/>
+              <w:jc w:val="start"/>
+              <w:rPr>
+                <w:rFonts w:ascii="Calibri" w:hAnsi="Calibri" w:cs="Arial"/>
+                <w:b w:val="false"/>
+                <w:bCs w:val="false"/>
+                <w:i w:val="false"/>
+                <w:iCs w:val="false"/>
+                <w:color w:val="000000"/>
+                <w:sz w:val="18"/>
+                <w:szCs w:val="20"/>
+                <w:lang w:eastAsia="es-CL"/>
+              </w:rPr>
+            </w:pPr>
+            <w:r>
+              <w:rPr>
+                <w:rFonts w:cs="Arial"/>
+                <w:b w:val="false"/>
+                <w:bCs w:val="false"/>
+                <w:i w:val="false"/>
+                <w:iCs w:val="false"/>
+                <w:color w:val="000000"/>
+                <w:sz w:val="18"/>
+                <w:szCs w:val="20"/>
+                <w:lang w:eastAsia="es-CL"/>
+              </w:rPr>
+            </w:r>
+          </w:p>
+        </w:tc>
+        <w:tc>
+          <w:tcPr>
+            <w:tcW w:w="1580" w:type="dxa"/>
+            <w:tcBorders>
+              <w:top w:val="nil"/>
+              <w:start w:val="single" w:sz="4" w:space="0" w:color="FFFFFF"/>
+              <w:bottom w:val="single" w:sz="4" w:space="0" w:color="BFBFBF"/>
+              <w:end w:val="single" w:sz="4" w:space="0" w:color="BFBFBF"/>
+            </w:tcBorders>
+            <w:shd w:color="auto" w:fill="D9D9D9" w:themeFill="background1" w:themeFillShade="d9" w:val="clear"/>
+          </w:tcPr>
+          <w:p>
+            <w:pPr>
+              <w:pStyle w:val="Normal"/>
+              <w:widowControl/>
+              <w:suppressAutoHyphens w:val="true"/>
+              <w:bidi w:val="0"/>
+              <w:spacing w:before="0" w:after="160"/>
+              <w:jc w:val="start"/>
+              <w:rPr>
+                <w:rFonts w:ascii="Calibri" w:hAnsi="Calibri" w:cs="Arial"/>
+                <w:b w:val="false"/>
+                <w:bCs w:val="false"/>
+                <w:i w:val="false"/>
+                <w:iCs w:val="false"/>
+                <w:color w:val="000000"/>
+                <w:sz w:val="18"/>
+                <w:szCs w:val="20"/>
+                <w:lang w:eastAsia="es-CL"/>
+              </w:rPr>
+            </w:pPr>
+            <w:r>
+              <w:rPr>
+                <w:rFonts w:cs="Arial"/>
+                <w:b w:val="false"/>
+                <w:bCs w:val="false"/>
+                <w:i w:val="false"/>
+                <w:iCs w:val="false"/>
+                <w:color w:val="000000"/>
+                <w:sz w:val="18"/>
+                <w:szCs w:val="20"/>
+                <w:lang w:eastAsia="es-CL"/>
+              </w:rPr>
+            </w:r>
+          </w:p>
+        </w:tc>
+        <w:tc>
+          <w:tcPr>
+            <w:tcW w:w="1581" w:type="dxa"/>
+            <w:tcBorders>
+              <w:top w:val="nil"/>
+              <w:start w:val="single" w:sz="4" w:space="0" w:color="BFBFBF"/>
+              <w:bottom w:val="single" w:sz="4" w:space="0" w:color="BFBFBF"/>
+              <w:end w:val="single" w:sz="4" w:space="0" w:color="BFBFBF"/>
+            </w:tcBorders>
+          </w:tcPr>
+          <w:p>
+            <w:pPr>
+              <w:pStyle w:val="Normal"/>
+              <w:widowControl/>
+              <w:suppressAutoHyphens w:val="true"/>
+              <w:bidi w:val="0"/>
+              <w:spacing w:before="0" w:after="160"/>
+              <w:jc w:val="start"/>
+              <w:rPr>
+                <w:rFonts w:ascii="Calibri" w:hAnsi="Calibri" w:cs="Arial"/>
+                <w:b w:val="false"/>
+                <w:bCs w:val="false"/>
+                <w:i w:val="false"/>
+                <w:iCs w:val="false"/>
+                <w:color w:val="000000"/>
+                <w:sz w:val="18"/>
+                <w:szCs w:val="20"/>
+                <w:lang w:eastAsia="es-CL"/>
+              </w:rPr>
+            </w:pPr>
+            <w:r>
+              <w:rPr>
+                <w:rFonts w:cs="Arial"/>
+                <w:b w:val="false"/>
+                <w:bCs w:val="false"/>
+                <w:i w:val="false"/>
+                <w:iCs w:val="false"/>
+                <w:color w:val="000000"/>
+                <w:sz w:val="18"/>
+                <w:szCs w:val="20"/>
+                <w:lang w:eastAsia="es-CL"/>
+              </w:rPr>
+            </w:r>
+          </w:p>
+        </w:tc>
+      </w:tr>
+      <w:tr>
+        <w:trPr/>
+        <w:tc>
+          <w:tcPr>
+            <w:tcW w:w="1579" w:type="dxa"/>
+            <w:tcBorders>
+              <w:top w:val="nil"/>
+              <w:start w:val="single" w:sz="4" w:space="0" w:color="BFBFBF"/>
+              <w:bottom w:val="single" w:sz="4" w:space="0" w:color="BFBFBF"/>
+              <w:end w:val="single" w:sz="4" w:space="0" w:color="BFBFBF"/>
+            </w:tcBorders>
+          </w:tcPr>
+          <w:p>
+            <w:pPr>
+              <w:pStyle w:val="Normal"/>
+              <w:widowControl/>
+              <w:suppressAutoHyphens w:val="true"/>
+              <w:bidi w:val="0"/>
+              <w:spacing w:before="0" w:after="160"/>
+              <w:jc w:val="start"/>
+              <w:rPr>
+                <w:rFonts w:ascii="Calibri" w:hAnsi="Calibri" w:cs="Arial"/>
+                <w:b w:val="false"/>
+                <w:bCs w:val="false"/>
+                <w:i w:val="false"/>
+                <w:iCs w:val="false"/>
+                <w:color w:val="000000"/>
+                <w:sz w:val="18"/>
+                <w:szCs w:val="20"/>
+                <w:lang w:eastAsia="es-CL"/>
+              </w:rPr>
+            </w:pPr>
+            <w:r>
+              <w:rPr>
+                <w:rFonts w:cs="Arial"/>
+                <w:b w:val="false"/>
+                <w:bCs w:val="false"/>
+                <w:i w:val="false"/>
+                <w:iCs w:val="false"/>
+                <w:color w:val="000000"/>
+                <w:sz w:val="18"/>
+                <w:szCs w:val="20"/>
+                <w:lang w:eastAsia="es-CL"/>
+              </w:rPr>
+            </w:r>
+          </w:p>
+        </w:tc>
+        <w:tc>
+          <w:tcPr>
+            <w:tcW w:w="1370" w:type="dxa"/>
+            <w:tcBorders>
+              <w:top w:val="nil"/>
+              <w:start w:val="single" w:sz="4" w:space="0" w:color="BFBFBF"/>
+              <w:bottom w:val="single" w:sz="4" w:space="0" w:color="BFBFBF"/>
+              <w:end w:val="single" w:sz="4" w:space="0" w:color="BFBFBF"/>
+            </w:tcBorders>
+          </w:tcPr>
+          <w:p>
+            <w:pPr>
+              <w:pStyle w:val="Normal"/>
+              <w:widowControl/>
+              <w:suppressAutoHyphens w:val="true"/>
+              <w:bidi w:val="0"/>
+              <w:spacing w:before="0" w:after="160"/>
+              <w:jc w:val="start"/>
+              <w:rPr>
+                <w:rFonts w:ascii="Calibri" w:hAnsi="Calibri" w:cs="Arial"/>
+                <w:b w:val="false"/>
+                <w:bCs w:val="false"/>
+                <w:i w:val="false"/>
+                <w:iCs w:val="false"/>
+                <w:color w:val="000000"/>
+                <w:sz w:val="18"/>
+                <w:szCs w:val="20"/>
+                <w:lang w:eastAsia="es-CL"/>
+              </w:rPr>
+            </w:pPr>
+            <w:r>
+              <w:rPr>
+                <w:rFonts w:cs="Arial"/>
+                <w:b w:val="false"/>
+                <w:bCs w:val="false"/>
+                <w:i w:val="false"/>
+                <w:iCs w:val="false"/>
+                <w:color w:val="000000"/>
+                <w:sz w:val="18"/>
+                <w:szCs w:val="20"/>
+                <w:lang w:eastAsia="es-CL"/>
+              </w:rPr>
+              <w:t>Desarrollo de la interfaz de usuario y sistema de programación</w:t>
+            </w:r>
+          </w:p>
+        </w:tc>
+        <w:tc>
+          <w:tcPr>
+            <w:tcW w:w="2150" w:type="dxa"/>
+            <w:tcBorders>
+              <w:top w:val="nil"/>
+              <w:start w:val="single" w:sz="4" w:space="0" w:color="BFBFBF"/>
+              <w:bottom w:val="single" w:sz="4" w:space="0" w:color="BFBFBF"/>
+              <w:end w:val="single" w:sz="4" w:space="0" w:color="BFBFBF"/>
+            </w:tcBorders>
+          </w:tcPr>
+          <w:p>
+            <w:pPr>
+              <w:pStyle w:val="Normal"/>
+              <w:widowControl/>
+              <w:suppressAutoHyphens w:val="true"/>
+              <w:bidi w:val="0"/>
+              <w:spacing w:before="0" w:after="160"/>
+              <w:jc w:val="start"/>
+              <w:rPr>
+                <w:rFonts w:ascii="Calibri" w:hAnsi="Calibri" w:cs="Arial"/>
+                <w:b w:val="false"/>
+                <w:bCs w:val="false"/>
+                <w:i w:val="false"/>
+                <w:iCs w:val="false"/>
+                <w:color w:val="000000"/>
+                <w:sz w:val="18"/>
+                <w:szCs w:val="20"/>
+                <w:lang w:eastAsia="es-CL"/>
+              </w:rPr>
+            </w:pPr>
+            <w:r>
+              <w:rPr>
+                <w:rFonts w:cs="Arial"/>
+                <w:b w:val="false"/>
+                <w:bCs w:val="false"/>
+                <w:i w:val="false"/>
+                <w:iCs w:val="false"/>
+                <w:color w:val="000000"/>
+                <w:sz w:val="18"/>
+                <w:szCs w:val="20"/>
+                <w:lang w:eastAsia="es-CL"/>
+              </w:rPr>
+            </w:r>
+          </w:p>
+        </w:tc>
+        <w:tc>
+          <w:tcPr>
+            <w:tcW w:w="1813" w:type="dxa"/>
+            <w:tcBorders>
+              <w:top w:val="nil"/>
+              <w:start w:val="single" w:sz="4" w:space="0" w:color="BFBFBF"/>
+              <w:bottom w:val="single" w:sz="4" w:space="0" w:color="BFBFBF"/>
+              <w:end w:val="single" w:sz="4" w:space="0" w:color="BFBFBF"/>
+            </w:tcBorders>
+          </w:tcPr>
+          <w:p>
+            <w:pPr>
+              <w:pStyle w:val="Normal"/>
+              <w:widowControl/>
+              <w:suppressAutoHyphens w:val="true"/>
+              <w:bidi w:val="0"/>
+              <w:spacing w:before="0" w:after="160"/>
+              <w:jc w:val="start"/>
+              <w:rPr>
+                <w:rFonts w:ascii="Calibri" w:hAnsi="Calibri" w:cs="Arial"/>
+                <w:b w:val="false"/>
+                <w:bCs w:val="false"/>
+                <w:i w:val="false"/>
+                <w:iCs w:val="false"/>
+                <w:color w:val="000000"/>
+                <w:sz w:val="18"/>
+                <w:szCs w:val="20"/>
+                <w:lang w:eastAsia="es-CL"/>
+              </w:rPr>
+            </w:pPr>
+            <w:r>
+              <w:rPr>
+                <w:rFonts w:cs="Arial"/>
+                <w:b w:val="false"/>
+                <w:bCs w:val="false"/>
+                <w:i w:val="false"/>
+                <w:iCs w:val="false"/>
+                <w:color w:val="000000"/>
+                <w:sz w:val="18"/>
+                <w:szCs w:val="20"/>
+                <w:lang w:eastAsia="es-CL"/>
+              </w:rPr>
+            </w:r>
+          </w:p>
+        </w:tc>
+        <w:tc>
+          <w:tcPr>
+            <w:tcW w:w="987" w:type="dxa"/>
+            <w:tcBorders>
+              <w:top w:val="nil"/>
+              <w:start w:val="single" w:sz="4" w:space="0" w:color="BFBFBF"/>
+              <w:bottom w:val="single" w:sz="4" w:space="0" w:color="BFBFBF"/>
+              <w:end w:val="single" w:sz="4" w:space="0" w:color="FFFFFF"/>
+            </w:tcBorders>
+          </w:tcPr>
+          <w:p>
+            <w:pPr>
+              <w:pStyle w:val="Normal"/>
+              <w:widowControl/>
+              <w:suppressAutoHyphens w:val="true"/>
+              <w:bidi w:val="0"/>
+              <w:spacing w:before="0" w:after="160"/>
+              <w:jc w:val="start"/>
+              <w:rPr>
+                <w:rFonts w:ascii="Calibri" w:hAnsi="Calibri" w:cs="Arial"/>
+                <w:b w:val="false"/>
+                <w:bCs w:val="false"/>
+                <w:i w:val="false"/>
+                <w:iCs w:val="false"/>
+                <w:color w:val="000000"/>
+                <w:sz w:val="18"/>
+                <w:szCs w:val="20"/>
+                <w:lang w:eastAsia="es-CL"/>
+              </w:rPr>
+            </w:pPr>
+            <w:r>
+              <w:rPr>
+                <w:rFonts w:cs="Arial"/>
+                <w:b w:val="false"/>
+                <w:bCs w:val="false"/>
+                <w:i w:val="false"/>
+                <w:iCs w:val="false"/>
+                <w:color w:val="000000"/>
+                <w:sz w:val="18"/>
+                <w:szCs w:val="20"/>
+                <w:lang w:eastAsia="es-CL"/>
+              </w:rPr>
+            </w:r>
+          </w:p>
+        </w:tc>
+        <w:tc>
+          <w:tcPr>
+            <w:tcW w:w="1580" w:type="dxa"/>
+            <w:tcBorders>
+              <w:top w:val="nil"/>
+              <w:start w:val="single" w:sz="4" w:space="0" w:color="FFFFFF"/>
+              <w:bottom w:val="single" w:sz="4" w:space="0" w:color="BFBFBF"/>
+              <w:end w:val="single" w:sz="4" w:space="0" w:color="BFBFBF"/>
+            </w:tcBorders>
+            <w:shd w:color="auto" w:fill="D9D9D9" w:themeFill="background1" w:themeFillShade="d9" w:val="clear"/>
+          </w:tcPr>
+          <w:p>
+            <w:pPr>
+              <w:pStyle w:val="Normal"/>
+              <w:widowControl/>
+              <w:suppressAutoHyphens w:val="true"/>
+              <w:bidi w:val="0"/>
+              <w:spacing w:before="0" w:after="160"/>
+              <w:jc w:val="start"/>
+              <w:rPr>
+                <w:rFonts w:ascii="Calibri" w:hAnsi="Calibri" w:cs="Arial"/>
+                <w:b w:val="false"/>
+                <w:bCs w:val="false"/>
+                <w:i w:val="false"/>
+                <w:iCs w:val="false"/>
+                <w:color w:val="000000"/>
+                <w:sz w:val="18"/>
+                <w:szCs w:val="20"/>
+                <w:lang w:eastAsia="es-CL"/>
+              </w:rPr>
+            </w:pPr>
+            <w:r>
+              <w:rPr>
+                <w:rFonts w:cs="Arial"/>
+                <w:b w:val="false"/>
+                <w:bCs w:val="false"/>
+                <w:i w:val="false"/>
+                <w:iCs w:val="false"/>
+                <w:color w:val="000000"/>
+                <w:sz w:val="18"/>
+                <w:szCs w:val="20"/>
+                <w:lang w:eastAsia="es-CL"/>
+              </w:rPr>
+            </w:r>
+          </w:p>
+        </w:tc>
+        <w:tc>
+          <w:tcPr>
+            <w:tcW w:w="1581" w:type="dxa"/>
+            <w:tcBorders>
+              <w:top w:val="nil"/>
+              <w:start w:val="single" w:sz="4" w:space="0" w:color="BFBFBF"/>
+              <w:bottom w:val="single" w:sz="4" w:space="0" w:color="BFBFBF"/>
+              <w:end w:val="single" w:sz="4" w:space="0" w:color="BFBFBF"/>
+            </w:tcBorders>
+          </w:tcPr>
+          <w:p>
+            <w:pPr>
+              <w:pStyle w:val="Normal"/>
+              <w:widowControl/>
+              <w:suppressAutoHyphens w:val="true"/>
+              <w:bidi w:val="0"/>
+              <w:spacing w:before="0" w:after="160"/>
+              <w:jc w:val="start"/>
+              <w:rPr>
+                <w:rFonts w:ascii="Calibri" w:hAnsi="Calibri" w:cs="Arial"/>
+                <w:b w:val="false"/>
+                <w:bCs w:val="false"/>
+                <w:i w:val="false"/>
+                <w:iCs w:val="false"/>
+                <w:color w:val="000000"/>
+                <w:sz w:val="18"/>
+                <w:szCs w:val="20"/>
+                <w:lang w:eastAsia="es-CL"/>
+              </w:rPr>
+            </w:pPr>
+            <w:r>
+              <w:rPr>
+                <w:rFonts w:cs="Arial"/>
+                <w:b w:val="false"/>
+                <w:bCs w:val="false"/>
+                <w:i w:val="false"/>
+                <w:iCs w:val="false"/>
+                <w:color w:val="000000"/>
+                <w:sz w:val="18"/>
+                <w:szCs w:val="20"/>
+                <w:lang w:eastAsia="es-CL"/>
+              </w:rPr>
+            </w:r>
+          </w:p>
+        </w:tc>
+      </w:tr>
+      <w:tr>
+        <w:trPr/>
+        <w:tc>
+          <w:tcPr>
+            <w:tcW w:w="1579" w:type="dxa"/>
+            <w:tcBorders>
+              <w:top w:val="nil"/>
+              <w:start w:val="single" w:sz="4" w:space="0" w:color="BFBFBF"/>
+              <w:bottom w:val="single" w:sz="4" w:space="0" w:color="BFBFBF"/>
+              <w:end w:val="single" w:sz="4" w:space="0" w:color="BFBFBF"/>
+            </w:tcBorders>
+          </w:tcPr>
+          <w:p>
+            <w:pPr>
+              <w:pStyle w:val="Normal"/>
+              <w:widowControl/>
+              <w:suppressAutoHyphens w:val="true"/>
+              <w:bidi w:val="0"/>
+              <w:spacing w:before="0" w:after="160"/>
+              <w:jc w:val="start"/>
+              <w:rPr>
+                <w:rFonts w:ascii="Calibri" w:hAnsi="Calibri" w:cs="Arial"/>
+                <w:b w:val="false"/>
+                <w:bCs w:val="false"/>
+                <w:i w:val="false"/>
+                <w:iCs w:val="false"/>
+                <w:color w:val="000000"/>
+                <w:sz w:val="18"/>
+                <w:szCs w:val="20"/>
+                <w:lang w:eastAsia="es-CL"/>
+              </w:rPr>
+            </w:pPr>
+            <w:r>
+              <w:rPr>
+                <w:rFonts w:cs="Arial"/>
+                <w:b w:val="false"/>
+                <w:bCs w:val="false"/>
+                <w:i w:val="false"/>
+                <w:iCs w:val="false"/>
+                <w:color w:val="000000"/>
+                <w:sz w:val="18"/>
+                <w:szCs w:val="20"/>
+                <w:lang w:eastAsia="es-CL"/>
+              </w:rPr>
+            </w:r>
+          </w:p>
+        </w:tc>
+        <w:tc>
+          <w:tcPr>
+            <w:tcW w:w="1370" w:type="dxa"/>
+            <w:tcBorders>
+              <w:top w:val="nil"/>
+              <w:start w:val="single" w:sz="4" w:space="0" w:color="BFBFBF"/>
+              <w:bottom w:val="single" w:sz="4" w:space="0" w:color="BFBFBF"/>
+              <w:end w:val="single" w:sz="4" w:space="0" w:color="BFBFBF"/>
+            </w:tcBorders>
+          </w:tcPr>
+          <w:p>
+            <w:pPr>
+              <w:pStyle w:val="Normal"/>
+              <w:widowControl/>
+              <w:suppressAutoHyphens w:val="true"/>
+              <w:bidi w:val="0"/>
+              <w:spacing w:before="0" w:after="160"/>
+              <w:jc w:val="start"/>
+              <w:rPr>
+                <w:rFonts w:ascii="Calibri" w:hAnsi="Calibri" w:cs="Arial"/>
+                <w:b w:val="false"/>
+                <w:bCs w:val="false"/>
+                <w:i w:val="false"/>
+                <w:iCs w:val="false"/>
+                <w:color w:val="000000"/>
+                <w:sz w:val="18"/>
+                <w:szCs w:val="20"/>
+                <w:lang w:eastAsia="es-CL"/>
+              </w:rPr>
+            </w:pPr>
+            <w:r>
+              <w:rPr>
+                <w:rFonts w:cs="Arial"/>
+                <w:b w:val="false"/>
+                <w:bCs w:val="false"/>
+                <w:i w:val="false"/>
+                <w:iCs w:val="false"/>
+                <w:color w:val="000000"/>
+                <w:sz w:val="18"/>
+                <w:szCs w:val="20"/>
+                <w:lang w:eastAsia="es-CL"/>
+              </w:rPr>
+              <w:t>Desarrollo de la representación visual de la simulación</w:t>
+            </w:r>
+          </w:p>
+        </w:tc>
+        <w:tc>
+          <w:tcPr>
+            <w:tcW w:w="2150" w:type="dxa"/>
+            <w:tcBorders>
+              <w:top w:val="nil"/>
+              <w:start w:val="single" w:sz="4" w:space="0" w:color="BFBFBF"/>
+              <w:bottom w:val="single" w:sz="4" w:space="0" w:color="BFBFBF"/>
+              <w:end w:val="single" w:sz="4" w:space="0" w:color="BFBFBF"/>
+            </w:tcBorders>
+          </w:tcPr>
+          <w:p>
+            <w:pPr>
+              <w:pStyle w:val="Normal"/>
+              <w:widowControl/>
+              <w:suppressAutoHyphens w:val="true"/>
+              <w:bidi w:val="0"/>
+              <w:spacing w:before="0" w:after="160"/>
+              <w:jc w:val="start"/>
+              <w:rPr>
+                <w:rFonts w:ascii="Calibri" w:hAnsi="Calibri" w:cs="Arial"/>
+                <w:b w:val="false"/>
+                <w:bCs w:val="false"/>
+                <w:i w:val="false"/>
+                <w:iCs w:val="false"/>
+                <w:color w:val="000000"/>
+                <w:sz w:val="18"/>
+                <w:szCs w:val="20"/>
+                <w:lang w:eastAsia="es-CL"/>
+              </w:rPr>
+            </w:pPr>
+            <w:r>
+              <w:rPr>
+                <w:rFonts w:cs="Arial"/>
+                <w:b w:val="false"/>
+                <w:bCs w:val="false"/>
+                <w:i w:val="false"/>
+                <w:iCs w:val="false"/>
+                <w:color w:val="000000"/>
+                <w:sz w:val="18"/>
+                <w:szCs w:val="20"/>
+                <w:lang w:eastAsia="es-CL"/>
+              </w:rPr>
+            </w:r>
+          </w:p>
+        </w:tc>
+        <w:tc>
+          <w:tcPr>
+            <w:tcW w:w="1813" w:type="dxa"/>
+            <w:tcBorders>
+              <w:top w:val="nil"/>
+              <w:start w:val="single" w:sz="4" w:space="0" w:color="BFBFBF"/>
+              <w:bottom w:val="single" w:sz="4" w:space="0" w:color="BFBFBF"/>
+              <w:end w:val="single" w:sz="4" w:space="0" w:color="BFBFBF"/>
+            </w:tcBorders>
+          </w:tcPr>
+          <w:p>
+            <w:pPr>
+              <w:pStyle w:val="Normal"/>
+              <w:widowControl/>
+              <w:suppressAutoHyphens w:val="true"/>
+              <w:bidi w:val="0"/>
+              <w:spacing w:before="0" w:after="160"/>
+              <w:jc w:val="start"/>
+              <w:rPr>
+                <w:rFonts w:ascii="Calibri" w:hAnsi="Calibri" w:cs="Arial"/>
+                <w:b w:val="false"/>
+                <w:bCs w:val="false"/>
+                <w:i w:val="false"/>
+                <w:iCs w:val="false"/>
+                <w:color w:val="000000"/>
+                <w:sz w:val="18"/>
+                <w:szCs w:val="20"/>
+                <w:lang w:eastAsia="es-CL"/>
+              </w:rPr>
+            </w:pPr>
+            <w:r>
+              <w:rPr>
+                <w:rFonts w:cs="Arial"/>
+                <w:b w:val="false"/>
+                <w:bCs w:val="false"/>
+                <w:i w:val="false"/>
+                <w:iCs w:val="false"/>
+                <w:color w:val="000000"/>
+                <w:sz w:val="18"/>
+                <w:szCs w:val="20"/>
+                <w:lang w:eastAsia="es-CL"/>
+              </w:rPr>
+            </w:r>
+          </w:p>
+        </w:tc>
+        <w:tc>
+          <w:tcPr>
+            <w:tcW w:w="987" w:type="dxa"/>
+            <w:tcBorders>
+              <w:top w:val="nil"/>
+              <w:start w:val="single" w:sz="4" w:space="0" w:color="BFBFBF"/>
+              <w:bottom w:val="single" w:sz="4" w:space="0" w:color="BFBFBF"/>
+              <w:end w:val="single" w:sz="4" w:space="0" w:color="FFFFFF"/>
+            </w:tcBorders>
+          </w:tcPr>
+          <w:p>
+            <w:pPr>
+              <w:pStyle w:val="Normal"/>
+              <w:widowControl/>
+              <w:suppressAutoHyphens w:val="true"/>
+              <w:bidi w:val="0"/>
+              <w:spacing w:before="0" w:after="160"/>
+              <w:jc w:val="start"/>
+              <w:rPr>
+                <w:rFonts w:ascii="Calibri" w:hAnsi="Calibri" w:cs="Arial"/>
+                <w:b w:val="false"/>
+                <w:bCs w:val="false"/>
+                <w:i w:val="false"/>
+                <w:iCs w:val="false"/>
+                <w:color w:val="000000"/>
+                <w:sz w:val="18"/>
+                <w:szCs w:val="20"/>
+                <w:lang w:eastAsia="es-CL"/>
+              </w:rPr>
+            </w:pPr>
+            <w:r>
+              <w:rPr>
+                <w:rFonts w:cs="Arial"/>
+                <w:b w:val="false"/>
+                <w:bCs w:val="false"/>
+                <w:i w:val="false"/>
+                <w:iCs w:val="false"/>
+                <w:color w:val="000000"/>
+                <w:sz w:val="18"/>
+                <w:szCs w:val="20"/>
+                <w:lang w:eastAsia="es-CL"/>
+              </w:rPr>
+            </w:r>
+          </w:p>
+        </w:tc>
+        <w:tc>
+          <w:tcPr>
+            <w:tcW w:w="1580" w:type="dxa"/>
+            <w:tcBorders>
+              <w:top w:val="nil"/>
+              <w:start w:val="single" w:sz="4" w:space="0" w:color="FFFFFF"/>
+              <w:bottom w:val="single" w:sz="4" w:space="0" w:color="BFBFBF"/>
+              <w:end w:val="single" w:sz="4" w:space="0" w:color="BFBFBF"/>
+            </w:tcBorders>
+            <w:shd w:color="auto" w:fill="D9D9D9" w:themeFill="background1" w:themeFillShade="d9" w:val="clear"/>
+          </w:tcPr>
+          <w:p>
+            <w:pPr>
+              <w:pStyle w:val="Normal"/>
+              <w:widowControl/>
+              <w:suppressAutoHyphens w:val="true"/>
+              <w:bidi w:val="0"/>
+              <w:spacing w:before="0" w:after="160"/>
+              <w:jc w:val="start"/>
+              <w:rPr>
+                <w:rFonts w:ascii="Calibri" w:hAnsi="Calibri" w:cs="Arial"/>
+                <w:b w:val="false"/>
+                <w:bCs w:val="false"/>
+                <w:i w:val="false"/>
+                <w:iCs w:val="false"/>
+                <w:color w:val="000000"/>
+                <w:sz w:val="18"/>
+                <w:szCs w:val="20"/>
+                <w:lang w:eastAsia="es-CL"/>
+              </w:rPr>
+            </w:pPr>
+            <w:r>
+              <w:rPr>
+                <w:rFonts w:cs="Arial"/>
+                <w:b w:val="false"/>
+                <w:bCs w:val="false"/>
+                <w:i w:val="false"/>
+                <w:iCs w:val="false"/>
+                <w:color w:val="000000"/>
+                <w:sz w:val="18"/>
+                <w:szCs w:val="20"/>
+                <w:lang w:eastAsia="es-CL"/>
+              </w:rPr>
+            </w:r>
+          </w:p>
+        </w:tc>
+        <w:tc>
+          <w:tcPr>
+            <w:tcW w:w="1581" w:type="dxa"/>
+            <w:tcBorders>
+              <w:top w:val="nil"/>
+              <w:start w:val="single" w:sz="4" w:space="0" w:color="BFBFBF"/>
+              <w:bottom w:val="single" w:sz="4" w:space="0" w:color="BFBFBF"/>
+              <w:end w:val="single" w:sz="4" w:space="0" w:color="BFBFBF"/>
+            </w:tcBorders>
+          </w:tcPr>
+          <w:p>
+            <w:pPr>
+              <w:pStyle w:val="Normal"/>
+              <w:widowControl/>
+              <w:suppressAutoHyphens w:val="true"/>
+              <w:bidi w:val="0"/>
+              <w:spacing w:before="0" w:after="160"/>
+              <w:jc w:val="start"/>
+              <w:rPr>
+                <w:rFonts w:ascii="Calibri" w:hAnsi="Calibri" w:cs="Arial"/>
+                <w:b w:val="false"/>
+                <w:bCs w:val="false"/>
+                <w:i w:val="false"/>
+                <w:iCs w:val="false"/>
+                <w:color w:val="000000"/>
+                <w:sz w:val="18"/>
+                <w:szCs w:val="20"/>
+                <w:lang w:eastAsia="es-CL"/>
+              </w:rPr>
+            </w:pPr>
+            <w:r>
+              <w:rPr>
+                <w:rFonts w:cs="Arial"/>
+                <w:b w:val="false"/>
+                <w:bCs w:val="false"/>
+                <w:i w:val="false"/>
+                <w:iCs w:val="false"/>
+                <w:color w:val="000000"/>
+                <w:sz w:val="18"/>
+                <w:szCs w:val="20"/>
+                <w:lang w:eastAsia="es-CL"/>
+              </w:rPr>
+            </w:r>
+          </w:p>
+        </w:tc>
+      </w:tr>
+      <w:tr>
+        <w:trPr/>
+        <w:tc>
+          <w:tcPr>
+            <w:tcW w:w="1579" w:type="dxa"/>
+            <w:tcBorders>
+              <w:top w:val="nil"/>
+              <w:start w:val="single" w:sz="4" w:space="0" w:color="BFBFBF"/>
+              <w:bottom w:val="single" w:sz="4" w:space="0" w:color="BFBFBF"/>
+              <w:end w:val="single" w:sz="4" w:space="0" w:color="BFBFBF"/>
+            </w:tcBorders>
+          </w:tcPr>
+          <w:p>
+            <w:pPr>
+              <w:pStyle w:val="Normal"/>
+              <w:widowControl/>
+              <w:suppressAutoHyphens w:val="true"/>
+              <w:bidi w:val="0"/>
+              <w:spacing w:before="0" w:after="160"/>
+              <w:jc w:val="start"/>
+              <w:rPr>
+                <w:rFonts w:ascii="Calibri" w:hAnsi="Calibri" w:cs="Arial"/>
+                <w:b w:val="false"/>
+                <w:bCs w:val="false"/>
+                <w:i w:val="false"/>
+                <w:iCs w:val="false"/>
+                <w:color w:val="000000"/>
+                <w:sz w:val="18"/>
+                <w:szCs w:val="20"/>
+                <w:lang w:eastAsia="es-CL"/>
+              </w:rPr>
+            </w:pPr>
+            <w:r>
+              <w:rPr>
+                <w:rFonts w:cs="Arial"/>
+                <w:b w:val="false"/>
+                <w:bCs w:val="false"/>
+                <w:i w:val="false"/>
+                <w:iCs w:val="false"/>
+                <w:color w:val="000000"/>
+                <w:sz w:val="18"/>
+                <w:szCs w:val="20"/>
+                <w:lang w:eastAsia="es-CL"/>
+              </w:rPr>
+            </w:r>
+          </w:p>
+        </w:tc>
+        <w:tc>
+          <w:tcPr>
+            <w:tcW w:w="1370" w:type="dxa"/>
+            <w:tcBorders>
+              <w:top w:val="nil"/>
+              <w:start w:val="single" w:sz="4" w:space="0" w:color="BFBFBF"/>
+              <w:bottom w:val="single" w:sz="4" w:space="0" w:color="BFBFBF"/>
+              <w:end w:val="single" w:sz="4" w:space="0" w:color="BFBFBF"/>
+            </w:tcBorders>
+          </w:tcPr>
+          <w:p>
+            <w:pPr>
+              <w:pStyle w:val="Normal"/>
+              <w:widowControl/>
+              <w:suppressAutoHyphens w:val="true"/>
+              <w:bidi w:val="0"/>
+              <w:spacing w:before="0" w:after="160"/>
+              <w:jc w:val="start"/>
+              <w:rPr>
+                <w:rFonts w:ascii="Calibri" w:hAnsi="Calibri" w:cs="Arial"/>
+                <w:b w:val="false"/>
+                <w:bCs w:val="false"/>
+                <w:i w:val="false"/>
+                <w:iCs w:val="false"/>
+                <w:color w:val="000000"/>
+                <w:sz w:val="18"/>
+                <w:szCs w:val="20"/>
+                <w:lang w:eastAsia="es-CL"/>
+              </w:rPr>
+            </w:pPr>
+            <w:r>
+              <w:rPr>
+                <w:rFonts w:cs="Arial"/>
+                <w:b w:val="false"/>
+                <w:bCs w:val="false"/>
+                <w:i w:val="false"/>
+                <w:iCs w:val="false"/>
+                <w:color w:val="000000"/>
+                <w:sz w:val="18"/>
+                <w:szCs w:val="20"/>
+                <w:lang w:eastAsia="es-CL"/>
+              </w:rPr>
+              <w:t>Integración de sistemas y desarrollo de niveles</w:t>
+            </w:r>
+          </w:p>
+        </w:tc>
+        <w:tc>
+          <w:tcPr>
+            <w:tcW w:w="2150" w:type="dxa"/>
+            <w:tcBorders>
+              <w:top w:val="nil"/>
+              <w:start w:val="single" w:sz="4" w:space="0" w:color="BFBFBF"/>
+              <w:bottom w:val="single" w:sz="4" w:space="0" w:color="BFBFBF"/>
+              <w:end w:val="single" w:sz="4" w:space="0" w:color="BFBFBF"/>
+            </w:tcBorders>
+          </w:tcPr>
+          <w:p>
+            <w:pPr>
+              <w:pStyle w:val="Normal"/>
+              <w:widowControl/>
+              <w:suppressAutoHyphens w:val="true"/>
+              <w:bidi w:val="0"/>
+              <w:spacing w:before="0" w:after="160"/>
+              <w:jc w:val="start"/>
+              <w:rPr>
+                <w:rFonts w:ascii="Calibri" w:hAnsi="Calibri" w:cs="Arial"/>
+                <w:b w:val="false"/>
+                <w:bCs w:val="false"/>
+                <w:i w:val="false"/>
+                <w:iCs w:val="false"/>
+                <w:color w:val="000000"/>
+                <w:sz w:val="18"/>
+                <w:szCs w:val="20"/>
+                <w:lang w:eastAsia="es-CL"/>
+              </w:rPr>
+            </w:pPr>
+            <w:r>
+              <w:rPr>
+                <w:rFonts w:cs="Arial"/>
+                <w:b w:val="false"/>
+                <w:bCs w:val="false"/>
+                <w:i w:val="false"/>
+                <w:iCs w:val="false"/>
+                <w:color w:val="000000"/>
+                <w:sz w:val="18"/>
+                <w:szCs w:val="20"/>
+                <w:lang w:eastAsia="es-CL"/>
+              </w:rPr>
+            </w:r>
+          </w:p>
+        </w:tc>
+        <w:tc>
+          <w:tcPr>
+            <w:tcW w:w="1813" w:type="dxa"/>
+            <w:tcBorders>
+              <w:top w:val="nil"/>
+              <w:start w:val="single" w:sz="4" w:space="0" w:color="BFBFBF"/>
+              <w:bottom w:val="single" w:sz="4" w:space="0" w:color="BFBFBF"/>
+              <w:end w:val="single" w:sz="4" w:space="0" w:color="BFBFBF"/>
+            </w:tcBorders>
+          </w:tcPr>
+          <w:p>
+            <w:pPr>
+              <w:pStyle w:val="Normal"/>
+              <w:widowControl/>
+              <w:suppressAutoHyphens w:val="true"/>
+              <w:bidi w:val="0"/>
+              <w:spacing w:before="0" w:after="160"/>
+              <w:jc w:val="start"/>
+              <w:rPr>
+                <w:rFonts w:ascii="Calibri" w:hAnsi="Calibri" w:cs="Arial"/>
+                <w:b w:val="false"/>
+                <w:bCs w:val="false"/>
+                <w:i w:val="false"/>
+                <w:iCs w:val="false"/>
+                <w:color w:val="000000"/>
+                <w:sz w:val="18"/>
+                <w:szCs w:val="20"/>
+                <w:lang w:eastAsia="es-CL"/>
+              </w:rPr>
+            </w:pPr>
+            <w:r>
+              <w:rPr>
+                <w:rFonts w:cs="Arial"/>
+                <w:b w:val="false"/>
+                <w:bCs w:val="false"/>
+                <w:i w:val="false"/>
+                <w:iCs w:val="false"/>
+                <w:color w:val="000000"/>
+                <w:sz w:val="18"/>
+                <w:szCs w:val="20"/>
+                <w:lang w:eastAsia="es-CL"/>
+              </w:rPr>
+            </w:r>
+          </w:p>
+        </w:tc>
+        <w:tc>
+          <w:tcPr>
+            <w:tcW w:w="987" w:type="dxa"/>
+            <w:tcBorders>
+              <w:top w:val="nil"/>
+              <w:start w:val="single" w:sz="4" w:space="0" w:color="BFBFBF"/>
+              <w:bottom w:val="single" w:sz="4" w:space="0" w:color="BFBFBF"/>
+              <w:end w:val="single" w:sz="4" w:space="0" w:color="FFFFFF"/>
+            </w:tcBorders>
+          </w:tcPr>
+          <w:p>
+            <w:pPr>
+              <w:pStyle w:val="Normal"/>
+              <w:widowControl/>
+              <w:suppressAutoHyphens w:val="true"/>
+              <w:bidi w:val="0"/>
+              <w:spacing w:before="0" w:after="160"/>
+              <w:jc w:val="start"/>
+              <w:rPr>
+                <w:rFonts w:ascii="Calibri" w:hAnsi="Calibri" w:cs="Arial"/>
+                <w:b w:val="false"/>
+                <w:bCs w:val="false"/>
+                <w:i w:val="false"/>
+                <w:iCs w:val="false"/>
+                <w:color w:val="000000"/>
+                <w:sz w:val="18"/>
+                <w:szCs w:val="20"/>
+                <w:lang w:eastAsia="es-CL"/>
+              </w:rPr>
+            </w:pPr>
+            <w:r>
+              <w:rPr>
+                <w:rFonts w:cs="Arial"/>
+                <w:b w:val="false"/>
+                <w:bCs w:val="false"/>
+                <w:i w:val="false"/>
+                <w:iCs w:val="false"/>
+                <w:color w:val="000000"/>
+                <w:sz w:val="18"/>
+                <w:szCs w:val="20"/>
+                <w:lang w:eastAsia="es-CL"/>
+              </w:rPr>
+            </w:r>
+          </w:p>
+        </w:tc>
+        <w:tc>
+          <w:tcPr>
+            <w:tcW w:w="1580" w:type="dxa"/>
+            <w:tcBorders>
+              <w:top w:val="nil"/>
+              <w:start w:val="single" w:sz="4" w:space="0" w:color="FFFFFF"/>
+              <w:bottom w:val="single" w:sz="4" w:space="0" w:color="BFBFBF"/>
+              <w:end w:val="single" w:sz="4" w:space="0" w:color="BFBFBF"/>
+            </w:tcBorders>
+            <w:shd w:color="auto" w:fill="D9D9D9" w:themeFill="background1" w:themeFillShade="d9" w:val="clear"/>
+          </w:tcPr>
+          <w:p>
+            <w:pPr>
+              <w:pStyle w:val="Normal"/>
+              <w:widowControl/>
+              <w:suppressAutoHyphens w:val="true"/>
+              <w:bidi w:val="0"/>
+              <w:spacing w:before="0" w:after="160"/>
+              <w:jc w:val="start"/>
+              <w:rPr>
+                <w:rFonts w:ascii="Calibri" w:hAnsi="Calibri" w:cs="Arial"/>
+                <w:b w:val="false"/>
+                <w:bCs w:val="false"/>
+                <w:i w:val="false"/>
+                <w:iCs w:val="false"/>
+                <w:color w:val="000000"/>
+                <w:sz w:val="18"/>
+                <w:szCs w:val="20"/>
+                <w:lang w:eastAsia="es-CL"/>
+              </w:rPr>
+            </w:pPr>
+            <w:r>
+              <w:rPr>
+                <w:rFonts w:cs="Arial"/>
+                <w:b w:val="false"/>
+                <w:bCs w:val="false"/>
+                <w:i w:val="false"/>
+                <w:iCs w:val="false"/>
+                <w:color w:val="000000"/>
+                <w:sz w:val="18"/>
+                <w:szCs w:val="20"/>
+                <w:lang w:eastAsia="es-CL"/>
+              </w:rPr>
+            </w:r>
+          </w:p>
+        </w:tc>
+        <w:tc>
+          <w:tcPr>
+            <w:tcW w:w="1581" w:type="dxa"/>
+            <w:tcBorders>
+              <w:top w:val="nil"/>
+              <w:start w:val="single" w:sz="4" w:space="0" w:color="BFBFBF"/>
+              <w:bottom w:val="single" w:sz="4" w:space="0" w:color="BFBFBF"/>
+              <w:end w:val="single" w:sz="4" w:space="0" w:color="BFBFBF"/>
+            </w:tcBorders>
+          </w:tcPr>
+          <w:p>
+            <w:pPr>
+              <w:pStyle w:val="Normal"/>
+              <w:widowControl/>
+              <w:suppressAutoHyphens w:val="true"/>
+              <w:bidi w:val="0"/>
+              <w:spacing w:before="0" w:after="160"/>
+              <w:jc w:val="start"/>
+              <w:rPr>
+                <w:rFonts w:ascii="Calibri" w:hAnsi="Calibri" w:cs="Arial"/>
+                <w:b w:val="false"/>
+                <w:bCs w:val="false"/>
+                <w:i w:val="false"/>
+                <w:iCs w:val="false"/>
+                <w:color w:val="000000"/>
+                <w:sz w:val="18"/>
+                <w:szCs w:val="20"/>
+                <w:lang w:eastAsia="es-CL"/>
+              </w:rPr>
+            </w:pPr>
+            <w:r>
+              <w:rPr>
+                <w:rFonts w:cs="Arial"/>
+                <w:b w:val="false"/>
+                <w:bCs w:val="false"/>
+                <w:i w:val="false"/>
+                <w:iCs w:val="false"/>
+                <w:color w:val="000000"/>
+                <w:sz w:val="18"/>
+                <w:szCs w:val="20"/>
+                <w:lang w:eastAsia="es-CL"/>
+              </w:rPr>
+            </w:r>
+          </w:p>
+        </w:tc>
+      </w:tr>
+      <w:tr>
+        <w:trPr/>
+        <w:tc>
+          <w:tcPr>
+            <w:tcW w:w="1579" w:type="dxa"/>
+            <w:tcBorders>
+              <w:top w:val="nil"/>
+              <w:start w:val="single" w:sz="4" w:space="0" w:color="BFBFBF"/>
+              <w:bottom w:val="single" w:sz="4" w:space="0" w:color="BFBFBF"/>
+              <w:end w:val="single" w:sz="4" w:space="0" w:color="BFBFBF"/>
+            </w:tcBorders>
+          </w:tcPr>
+          <w:p>
+            <w:pPr>
+              <w:pStyle w:val="Normal"/>
+              <w:widowControl/>
+              <w:suppressAutoHyphens w:val="true"/>
+              <w:bidi w:val="0"/>
+              <w:spacing w:before="0" w:after="160"/>
+              <w:jc w:val="start"/>
+              <w:rPr>
+                <w:rFonts w:ascii="Calibri" w:hAnsi="Calibri" w:cs="Arial"/>
+                <w:b w:val="false"/>
+                <w:bCs w:val="false"/>
+                <w:i w:val="false"/>
+                <w:iCs w:val="false"/>
+                <w:color w:val="000000"/>
+                <w:sz w:val="18"/>
+                <w:szCs w:val="20"/>
+                <w:lang w:eastAsia="es-CL"/>
+              </w:rPr>
+            </w:pPr>
+            <w:r>
+              <w:rPr>
+                <w:rFonts w:cs="Arial"/>
+                <w:b w:val="false"/>
+                <w:bCs w:val="false"/>
+                <w:i w:val="false"/>
+                <w:iCs w:val="false"/>
+                <w:color w:val="000000"/>
+                <w:sz w:val="18"/>
+                <w:szCs w:val="20"/>
+                <w:lang w:eastAsia="es-CL"/>
+              </w:rPr>
+            </w:r>
+          </w:p>
+        </w:tc>
+        <w:tc>
+          <w:tcPr>
+            <w:tcW w:w="1370" w:type="dxa"/>
+            <w:tcBorders>
+              <w:top w:val="nil"/>
+              <w:start w:val="single" w:sz="4" w:space="0" w:color="BFBFBF"/>
+              <w:bottom w:val="single" w:sz="4" w:space="0" w:color="BFBFBF"/>
+              <w:end w:val="single" w:sz="4" w:space="0" w:color="BFBFBF"/>
+            </w:tcBorders>
+          </w:tcPr>
+          <w:p>
+            <w:pPr>
+              <w:pStyle w:val="Normal"/>
+              <w:widowControl/>
+              <w:suppressAutoHyphens w:val="true"/>
+              <w:bidi w:val="0"/>
+              <w:spacing w:before="0" w:after="160"/>
+              <w:jc w:val="start"/>
+              <w:rPr>
+                <w:rFonts w:ascii="Calibri" w:hAnsi="Calibri" w:cs="Arial"/>
+                <w:b w:val="false"/>
+                <w:bCs w:val="false"/>
+                <w:i w:val="false"/>
+                <w:iCs w:val="false"/>
+                <w:color w:val="000000"/>
+                <w:sz w:val="18"/>
+                <w:szCs w:val="20"/>
+                <w:lang w:eastAsia="es-CL"/>
+              </w:rPr>
+            </w:pPr>
+            <w:r>
+              <w:rPr>
+                <w:rFonts w:cs="Arial"/>
+                <w:b w:val="false"/>
+                <w:bCs w:val="false"/>
+                <w:i w:val="false"/>
+                <w:iCs w:val="false"/>
+                <w:color w:val="000000"/>
+                <w:sz w:val="18"/>
+                <w:szCs w:val="20"/>
+                <w:lang w:eastAsia="es-CL"/>
+              </w:rPr>
+              <w:t>Diseño e integración audiovisual</w:t>
+            </w:r>
+          </w:p>
+        </w:tc>
+        <w:tc>
+          <w:tcPr>
+            <w:tcW w:w="2150" w:type="dxa"/>
+            <w:tcBorders>
+              <w:top w:val="nil"/>
+              <w:start w:val="single" w:sz="4" w:space="0" w:color="BFBFBF"/>
+              <w:bottom w:val="single" w:sz="4" w:space="0" w:color="BFBFBF"/>
+              <w:end w:val="single" w:sz="4" w:space="0" w:color="BFBFBF"/>
+            </w:tcBorders>
+          </w:tcPr>
+          <w:p>
+            <w:pPr>
+              <w:pStyle w:val="Normal"/>
+              <w:widowControl/>
+              <w:suppressAutoHyphens w:val="true"/>
+              <w:bidi w:val="0"/>
+              <w:spacing w:before="0" w:after="160"/>
+              <w:jc w:val="start"/>
+              <w:rPr>
+                <w:rFonts w:ascii="Calibri" w:hAnsi="Calibri" w:cs="Arial"/>
+                <w:b w:val="false"/>
+                <w:bCs w:val="false"/>
+                <w:i w:val="false"/>
+                <w:iCs w:val="false"/>
+                <w:color w:val="000000"/>
+                <w:sz w:val="18"/>
+                <w:szCs w:val="20"/>
+                <w:lang w:eastAsia="es-CL"/>
+              </w:rPr>
+            </w:pPr>
+            <w:r>
+              <w:rPr>
+                <w:rFonts w:cs="Arial"/>
+                <w:b w:val="false"/>
+                <w:bCs w:val="false"/>
+                <w:i w:val="false"/>
+                <w:iCs w:val="false"/>
+                <w:color w:val="000000"/>
+                <w:sz w:val="18"/>
+                <w:szCs w:val="20"/>
+                <w:lang w:eastAsia="es-CL"/>
+              </w:rPr>
+            </w:r>
+          </w:p>
+        </w:tc>
+        <w:tc>
+          <w:tcPr>
+            <w:tcW w:w="1813" w:type="dxa"/>
+            <w:tcBorders>
+              <w:top w:val="nil"/>
+              <w:start w:val="single" w:sz="4" w:space="0" w:color="BFBFBF"/>
+              <w:bottom w:val="single" w:sz="4" w:space="0" w:color="BFBFBF"/>
+              <w:end w:val="single" w:sz="4" w:space="0" w:color="BFBFBF"/>
+            </w:tcBorders>
+          </w:tcPr>
+          <w:p>
+            <w:pPr>
+              <w:pStyle w:val="Normal"/>
+              <w:widowControl/>
+              <w:suppressAutoHyphens w:val="true"/>
+              <w:bidi w:val="0"/>
+              <w:spacing w:before="0" w:after="160"/>
+              <w:jc w:val="start"/>
+              <w:rPr>
+                <w:rFonts w:ascii="Calibri" w:hAnsi="Calibri" w:cs="Arial"/>
+                <w:b w:val="false"/>
+                <w:bCs w:val="false"/>
+                <w:i w:val="false"/>
+                <w:iCs w:val="false"/>
+                <w:color w:val="000000"/>
+                <w:sz w:val="18"/>
+                <w:szCs w:val="20"/>
+                <w:lang w:eastAsia="es-CL"/>
+              </w:rPr>
+            </w:pPr>
+            <w:r>
+              <w:rPr>
+                <w:rFonts w:cs="Arial"/>
+                <w:b w:val="false"/>
+                <w:bCs w:val="false"/>
+                <w:i w:val="false"/>
+                <w:iCs w:val="false"/>
+                <w:color w:val="000000"/>
+                <w:sz w:val="18"/>
+                <w:szCs w:val="20"/>
+                <w:lang w:eastAsia="es-CL"/>
+              </w:rPr>
+            </w:r>
+          </w:p>
+        </w:tc>
+        <w:tc>
+          <w:tcPr>
+            <w:tcW w:w="987" w:type="dxa"/>
+            <w:tcBorders>
+              <w:top w:val="nil"/>
+              <w:start w:val="single" w:sz="4" w:space="0" w:color="BFBFBF"/>
+              <w:bottom w:val="single" w:sz="4" w:space="0" w:color="BFBFBF"/>
+              <w:end w:val="single" w:sz="4" w:space="0" w:color="FFFFFF"/>
+            </w:tcBorders>
+          </w:tcPr>
+          <w:p>
+            <w:pPr>
+              <w:pStyle w:val="Normal"/>
+              <w:widowControl/>
+              <w:suppressAutoHyphens w:val="true"/>
+              <w:bidi w:val="0"/>
+              <w:spacing w:before="0" w:after="160"/>
+              <w:jc w:val="start"/>
+              <w:rPr>
+                <w:rFonts w:ascii="Calibri" w:hAnsi="Calibri" w:cs="Arial"/>
+                <w:b w:val="false"/>
+                <w:bCs w:val="false"/>
+                <w:i w:val="false"/>
+                <w:iCs w:val="false"/>
+                <w:color w:val="000000"/>
+                <w:sz w:val="18"/>
+                <w:szCs w:val="20"/>
+                <w:lang w:eastAsia="es-CL"/>
+              </w:rPr>
+            </w:pPr>
+            <w:r>
+              <w:rPr>
+                <w:rFonts w:cs="Arial"/>
+                <w:b w:val="false"/>
+                <w:bCs w:val="false"/>
+                <w:i w:val="false"/>
+                <w:iCs w:val="false"/>
+                <w:color w:val="000000"/>
+                <w:sz w:val="18"/>
+                <w:szCs w:val="20"/>
+                <w:lang w:eastAsia="es-CL"/>
+              </w:rPr>
+            </w:r>
+          </w:p>
+        </w:tc>
+        <w:tc>
+          <w:tcPr>
+            <w:tcW w:w="1580" w:type="dxa"/>
+            <w:tcBorders>
+              <w:top w:val="nil"/>
+              <w:start w:val="single" w:sz="4" w:space="0" w:color="FFFFFF"/>
+              <w:bottom w:val="single" w:sz="4" w:space="0" w:color="BFBFBF"/>
+              <w:end w:val="single" w:sz="4" w:space="0" w:color="BFBFBF"/>
+            </w:tcBorders>
+            <w:shd w:color="auto" w:fill="D9D9D9" w:themeFill="background1" w:themeFillShade="d9" w:val="clear"/>
+          </w:tcPr>
+          <w:p>
+            <w:pPr>
+              <w:pStyle w:val="Normal"/>
+              <w:widowControl/>
+              <w:suppressAutoHyphens w:val="true"/>
+              <w:bidi w:val="0"/>
+              <w:spacing w:before="0" w:after="160"/>
+              <w:jc w:val="start"/>
+              <w:rPr>
+                <w:rFonts w:ascii="Calibri" w:hAnsi="Calibri" w:cs="Arial"/>
+                <w:b w:val="false"/>
+                <w:bCs w:val="false"/>
+                <w:i w:val="false"/>
+                <w:iCs w:val="false"/>
+                <w:color w:val="000000"/>
+                <w:sz w:val="18"/>
+                <w:szCs w:val="20"/>
+                <w:lang w:eastAsia="es-CL"/>
+              </w:rPr>
+            </w:pPr>
+            <w:r>
+              <w:rPr>
+                <w:rFonts w:cs="Arial"/>
+                <w:b w:val="false"/>
+                <w:bCs w:val="false"/>
+                <w:i w:val="false"/>
+                <w:iCs w:val="false"/>
+                <w:color w:val="000000"/>
+                <w:sz w:val="18"/>
+                <w:szCs w:val="20"/>
+                <w:lang w:eastAsia="es-CL"/>
+              </w:rPr>
+            </w:r>
+          </w:p>
+        </w:tc>
+        <w:tc>
+          <w:tcPr>
+            <w:tcW w:w="1581" w:type="dxa"/>
+            <w:tcBorders>
+              <w:top w:val="nil"/>
+              <w:start w:val="single" w:sz="4" w:space="0" w:color="BFBFBF"/>
+              <w:bottom w:val="single" w:sz="4" w:space="0" w:color="BFBFBF"/>
+              <w:end w:val="single" w:sz="4" w:space="0" w:color="BFBFBF"/>
+            </w:tcBorders>
+          </w:tcPr>
+          <w:p>
+            <w:pPr>
+              <w:pStyle w:val="Normal"/>
+              <w:widowControl/>
+              <w:suppressAutoHyphens w:val="true"/>
+              <w:bidi w:val="0"/>
+              <w:spacing w:before="0" w:after="160"/>
+              <w:jc w:val="start"/>
+              <w:rPr>
+                <w:rFonts w:ascii="Calibri" w:hAnsi="Calibri" w:cs="Arial"/>
+                <w:b w:val="false"/>
+                <w:bCs w:val="false"/>
+                <w:i w:val="false"/>
+                <w:iCs w:val="false"/>
+                <w:color w:val="000000"/>
+                <w:sz w:val="18"/>
+                <w:szCs w:val="20"/>
+                <w:lang w:eastAsia="es-CL"/>
+              </w:rPr>
+            </w:pPr>
+            <w:r>
+              <w:rPr>
+                <w:rFonts w:cs="Arial"/>
+                <w:b w:val="false"/>
+                <w:bCs w:val="false"/>
+                <w:i w:val="false"/>
+                <w:iCs w:val="false"/>
+                <w:color w:val="000000"/>
+                <w:sz w:val="18"/>
+                <w:szCs w:val="20"/>
+                <w:lang w:eastAsia="es-CL"/>
+              </w:rPr>
+            </w:r>
+          </w:p>
+        </w:tc>
+      </w:tr>
+      <w:tr>
+        <w:trPr/>
+        <w:tc>
+          <w:tcPr>
+            <w:tcW w:w="1579" w:type="dxa"/>
+            <w:tcBorders>
+              <w:top w:val="nil"/>
+              <w:start w:val="single" w:sz="4" w:space="0" w:color="BFBFBF"/>
+              <w:bottom w:val="single" w:sz="4" w:space="0" w:color="BFBFBF"/>
+              <w:end w:val="single" w:sz="4" w:space="0" w:color="BFBFBF"/>
+            </w:tcBorders>
+          </w:tcPr>
+          <w:p>
+            <w:pPr>
+              <w:pStyle w:val="Normal"/>
+              <w:widowControl/>
+              <w:suppressAutoHyphens w:val="true"/>
+              <w:bidi w:val="0"/>
+              <w:spacing w:before="0" w:after="160"/>
+              <w:jc w:val="start"/>
+              <w:rPr>
+                <w:rFonts w:ascii="Calibri" w:hAnsi="Calibri" w:cs="Arial"/>
+                <w:b w:val="false"/>
+                <w:bCs w:val="false"/>
+                <w:i w:val="false"/>
+                <w:iCs w:val="false"/>
+                <w:color w:val="000000"/>
+                <w:sz w:val="18"/>
+                <w:szCs w:val="20"/>
+                <w:lang w:eastAsia="es-CL"/>
+              </w:rPr>
+            </w:pPr>
+            <w:r>
+              <w:rPr>
+                <w:rFonts w:cs="Arial"/>
+                <w:b w:val="false"/>
+                <w:bCs w:val="false"/>
+                <w:i w:val="false"/>
+                <w:iCs w:val="false"/>
+                <w:color w:val="000000"/>
+                <w:sz w:val="18"/>
+                <w:szCs w:val="20"/>
+                <w:lang w:eastAsia="es-CL"/>
+              </w:rPr>
+            </w:r>
+          </w:p>
+        </w:tc>
+        <w:tc>
+          <w:tcPr>
+            <w:tcW w:w="1370" w:type="dxa"/>
+            <w:tcBorders>
+              <w:top w:val="nil"/>
+              <w:start w:val="single" w:sz="4" w:space="0" w:color="BFBFBF"/>
+              <w:bottom w:val="single" w:sz="4" w:space="0" w:color="BFBFBF"/>
+              <w:end w:val="single" w:sz="4" w:space="0" w:color="BFBFBF"/>
+            </w:tcBorders>
+          </w:tcPr>
+          <w:p>
+            <w:pPr>
+              <w:pStyle w:val="Normal"/>
+              <w:widowControl/>
+              <w:suppressAutoHyphens w:val="true"/>
+              <w:bidi w:val="0"/>
+              <w:spacing w:before="0" w:after="160"/>
+              <w:jc w:val="start"/>
+              <w:rPr>
+                <w:rFonts w:ascii="Calibri" w:hAnsi="Calibri" w:cs="Arial"/>
+                <w:b w:val="false"/>
+                <w:bCs w:val="false"/>
+                <w:i w:val="false"/>
+                <w:iCs w:val="false"/>
+                <w:color w:val="000000"/>
+                <w:sz w:val="18"/>
+                <w:szCs w:val="20"/>
+                <w:lang w:eastAsia="es-CL"/>
+              </w:rPr>
+            </w:pPr>
+            <w:r>
+              <w:rPr>
+                <w:rFonts w:cs="Arial"/>
+                <w:b w:val="false"/>
+                <w:bCs w:val="false"/>
+                <w:i w:val="false"/>
+                <w:iCs w:val="false"/>
+                <w:color w:val="000000"/>
+                <w:sz w:val="18"/>
+                <w:szCs w:val="20"/>
+                <w:lang w:eastAsia="es-CL"/>
+              </w:rPr>
+              <w:t>Pruebas funcionales y validación técnica</w:t>
+            </w:r>
+          </w:p>
+        </w:tc>
+        <w:tc>
+          <w:tcPr>
+            <w:tcW w:w="2150" w:type="dxa"/>
+            <w:tcBorders>
+              <w:top w:val="nil"/>
+              <w:start w:val="single" w:sz="4" w:space="0" w:color="BFBFBF"/>
+              <w:bottom w:val="single" w:sz="4" w:space="0" w:color="BFBFBF"/>
+              <w:end w:val="single" w:sz="4" w:space="0" w:color="BFBFBF"/>
+            </w:tcBorders>
+          </w:tcPr>
+          <w:p>
+            <w:pPr>
+              <w:pStyle w:val="Normal"/>
+              <w:widowControl/>
+              <w:suppressAutoHyphens w:val="true"/>
+              <w:bidi w:val="0"/>
+              <w:spacing w:before="0" w:after="160"/>
+              <w:jc w:val="start"/>
+              <w:rPr>
+                <w:rFonts w:ascii="Calibri" w:hAnsi="Calibri" w:cs="Arial"/>
+                <w:b w:val="false"/>
+                <w:bCs w:val="false"/>
+                <w:i w:val="false"/>
+                <w:iCs w:val="false"/>
+                <w:color w:val="000000"/>
+                <w:sz w:val="18"/>
+                <w:szCs w:val="20"/>
+                <w:lang w:eastAsia="es-CL"/>
+              </w:rPr>
+            </w:pPr>
+            <w:r>
+              <w:rPr>
+                <w:rFonts w:cs="Arial"/>
+                <w:b w:val="false"/>
+                <w:bCs w:val="false"/>
+                <w:i w:val="false"/>
+                <w:iCs w:val="false"/>
+                <w:color w:val="000000"/>
+                <w:sz w:val="18"/>
+                <w:szCs w:val="20"/>
+                <w:lang w:eastAsia="es-CL"/>
+              </w:rPr>
+            </w:r>
+          </w:p>
+        </w:tc>
+        <w:tc>
+          <w:tcPr>
+            <w:tcW w:w="1813" w:type="dxa"/>
+            <w:tcBorders>
+              <w:top w:val="nil"/>
+              <w:start w:val="single" w:sz="4" w:space="0" w:color="BFBFBF"/>
+              <w:bottom w:val="single" w:sz="4" w:space="0" w:color="BFBFBF"/>
+              <w:end w:val="single" w:sz="4" w:space="0" w:color="BFBFBF"/>
+            </w:tcBorders>
+          </w:tcPr>
+          <w:p>
+            <w:pPr>
+              <w:pStyle w:val="Normal"/>
+              <w:widowControl/>
+              <w:suppressAutoHyphens w:val="true"/>
+              <w:bidi w:val="0"/>
+              <w:spacing w:before="0" w:after="160"/>
+              <w:jc w:val="start"/>
+              <w:rPr>
+                <w:rFonts w:ascii="Calibri" w:hAnsi="Calibri" w:cs="Arial"/>
+                <w:b w:val="false"/>
+                <w:bCs w:val="false"/>
+                <w:i w:val="false"/>
+                <w:iCs w:val="false"/>
+                <w:color w:val="000000"/>
+                <w:sz w:val="18"/>
+                <w:szCs w:val="20"/>
+                <w:lang w:eastAsia="es-CL"/>
+              </w:rPr>
+            </w:pPr>
+            <w:r>
+              <w:rPr>
+                <w:rFonts w:cs="Arial"/>
+                <w:b w:val="false"/>
+                <w:bCs w:val="false"/>
+                <w:i w:val="false"/>
+                <w:iCs w:val="false"/>
+                <w:color w:val="000000"/>
+                <w:sz w:val="18"/>
+                <w:szCs w:val="20"/>
+                <w:lang w:eastAsia="es-CL"/>
+              </w:rPr>
+            </w:r>
+          </w:p>
+        </w:tc>
+        <w:tc>
+          <w:tcPr>
+            <w:tcW w:w="987" w:type="dxa"/>
+            <w:tcBorders>
+              <w:top w:val="nil"/>
+              <w:start w:val="single" w:sz="4" w:space="0" w:color="BFBFBF"/>
+              <w:bottom w:val="single" w:sz="4" w:space="0" w:color="BFBFBF"/>
+              <w:end w:val="single" w:sz="4" w:space="0" w:color="FFFFFF"/>
+            </w:tcBorders>
+          </w:tcPr>
+          <w:p>
+            <w:pPr>
+              <w:pStyle w:val="Normal"/>
+              <w:widowControl/>
+              <w:suppressAutoHyphens w:val="true"/>
+              <w:bidi w:val="0"/>
+              <w:spacing w:before="0" w:after="160"/>
+              <w:jc w:val="start"/>
+              <w:rPr>
+                <w:rFonts w:ascii="Calibri" w:hAnsi="Calibri" w:cs="Arial"/>
+                <w:b w:val="false"/>
+                <w:bCs w:val="false"/>
+                <w:i w:val="false"/>
+                <w:iCs w:val="false"/>
+                <w:color w:val="000000"/>
+                <w:sz w:val="18"/>
+                <w:szCs w:val="20"/>
+                <w:lang w:eastAsia="es-CL"/>
+              </w:rPr>
+            </w:pPr>
+            <w:r>
+              <w:rPr>
+                <w:rFonts w:cs="Arial"/>
+                <w:b w:val="false"/>
+                <w:bCs w:val="false"/>
+                <w:i w:val="false"/>
+                <w:iCs w:val="false"/>
+                <w:color w:val="000000"/>
+                <w:sz w:val="18"/>
+                <w:szCs w:val="20"/>
+                <w:lang w:eastAsia="es-CL"/>
+              </w:rPr>
+            </w:r>
+          </w:p>
+        </w:tc>
+        <w:tc>
+          <w:tcPr>
+            <w:tcW w:w="1580" w:type="dxa"/>
+            <w:tcBorders>
+              <w:top w:val="nil"/>
+              <w:start w:val="single" w:sz="4" w:space="0" w:color="FFFFFF"/>
+              <w:bottom w:val="single" w:sz="4" w:space="0" w:color="BFBFBF"/>
+              <w:end w:val="single" w:sz="4" w:space="0" w:color="BFBFBF"/>
+            </w:tcBorders>
+            <w:shd w:color="auto" w:fill="D9D9D9" w:themeFill="background1" w:themeFillShade="d9" w:val="clear"/>
+          </w:tcPr>
+          <w:p>
+            <w:pPr>
+              <w:pStyle w:val="Normal"/>
+              <w:widowControl/>
+              <w:suppressAutoHyphens w:val="true"/>
+              <w:bidi w:val="0"/>
+              <w:spacing w:before="0" w:after="160"/>
+              <w:jc w:val="start"/>
+              <w:rPr>
+                <w:rFonts w:ascii="Calibri" w:hAnsi="Calibri" w:cs="Arial"/>
+                <w:b w:val="false"/>
+                <w:bCs w:val="false"/>
+                <w:i w:val="false"/>
+                <w:iCs w:val="false"/>
+                <w:color w:val="000000"/>
+                <w:sz w:val="18"/>
+                <w:szCs w:val="20"/>
+                <w:lang w:eastAsia="es-CL"/>
+              </w:rPr>
+            </w:pPr>
+            <w:r>
+              <w:rPr>
+                <w:rFonts w:cs="Arial"/>
+                <w:b w:val="false"/>
+                <w:bCs w:val="false"/>
+                <w:i w:val="false"/>
+                <w:iCs w:val="false"/>
+                <w:color w:val="000000"/>
+                <w:sz w:val="18"/>
+                <w:szCs w:val="20"/>
+                <w:lang w:eastAsia="es-CL"/>
+              </w:rPr>
+            </w:r>
+          </w:p>
+        </w:tc>
+        <w:tc>
+          <w:tcPr>
+            <w:tcW w:w="1581" w:type="dxa"/>
+            <w:tcBorders>
+              <w:top w:val="nil"/>
+              <w:start w:val="single" w:sz="4" w:space="0" w:color="BFBFBF"/>
+              <w:bottom w:val="single" w:sz="4" w:space="0" w:color="BFBFBF"/>
+              <w:end w:val="single" w:sz="4" w:space="0" w:color="BFBFBF"/>
+            </w:tcBorders>
+          </w:tcPr>
+          <w:p>
+            <w:pPr>
+              <w:pStyle w:val="Normal"/>
+              <w:widowControl/>
+              <w:suppressAutoHyphens w:val="true"/>
+              <w:bidi w:val="0"/>
+              <w:spacing w:before="0" w:after="160"/>
+              <w:jc w:val="start"/>
+              <w:rPr>
+                <w:rFonts w:ascii="Calibri" w:hAnsi="Calibri" w:cs="Arial"/>
+                <w:b w:val="false"/>
+                <w:bCs w:val="false"/>
+                <w:i w:val="false"/>
+                <w:iCs w:val="false"/>
+                <w:color w:val="000000"/>
+                <w:sz w:val="18"/>
+                <w:szCs w:val="20"/>
+                <w:lang w:eastAsia="es-CL"/>
+              </w:rPr>
+            </w:pPr>
+            <w:r>
+              <w:rPr>
+                <w:rFonts w:cs="Arial"/>
+                <w:b w:val="false"/>
+                <w:bCs w:val="false"/>
+                <w:i w:val="false"/>
+                <w:iCs w:val="false"/>
+                <w:color w:val="000000"/>
+                <w:sz w:val="18"/>
+                <w:szCs w:val="20"/>
+                <w:lang w:eastAsia="es-CL"/>
+              </w:rPr>
+            </w:r>
+          </w:p>
+        </w:tc>
+      </w:tr>
+      <w:tr>
+        <w:trPr/>
+        <w:tc>
+          <w:tcPr>
+            <w:tcW w:w="1579" w:type="dxa"/>
+            <w:tcBorders>
+              <w:top w:val="nil"/>
+              <w:start w:val="single" w:sz="4" w:space="0" w:color="BFBFBF"/>
+              <w:bottom w:val="single" w:sz="4" w:space="0" w:color="BFBFBF"/>
+              <w:end w:val="single" w:sz="4" w:space="0" w:color="BFBFBF"/>
+            </w:tcBorders>
+          </w:tcPr>
+          <w:p>
+            <w:pPr>
+              <w:pStyle w:val="Normal"/>
+              <w:widowControl/>
+              <w:suppressAutoHyphens w:val="true"/>
+              <w:bidi w:val="0"/>
+              <w:spacing w:before="0" w:after="160"/>
+              <w:jc w:val="start"/>
+              <w:rPr>
+                <w:rFonts w:ascii="Calibri" w:hAnsi="Calibri" w:cs="Arial"/>
+                <w:b w:val="false"/>
+                <w:bCs w:val="false"/>
+                <w:i w:val="false"/>
+                <w:iCs w:val="false"/>
+                <w:color w:val="000000"/>
+                <w:sz w:val="18"/>
+                <w:szCs w:val="20"/>
+                <w:lang w:eastAsia="es-CL"/>
+              </w:rPr>
+            </w:pPr>
+            <w:r>
+              <w:rPr>
+                <w:rFonts w:cs="Arial"/>
+                <w:b w:val="false"/>
+                <w:bCs w:val="false"/>
+                <w:i w:val="false"/>
+                <w:iCs w:val="false"/>
+                <w:color w:val="000000"/>
+                <w:sz w:val="18"/>
+                <w:szCs w:val="20"/>
+                <w:lang w:eastAsia="es-CL"/>
+              </w:rPr>
+            </w:r>
+          </w:p>
+        </w:tc>
+        <w:tc>
+          <w:tcPr>
+            <w:tcW w:w="1370" w:type="dxa"/>
+            <w:tcBorders>
+              <w:top w:val="nil"/>
+              <w:start w:val="single" w:sz="4" w:space="0" w:color="BFBFBF"/>
+              <w:bottom w:val="single" w:sz="4" w:space="0" w:color="BFBFBF"/>
+              <w:end w:val="single" w:sz="4" w:space="0" w:color="BFBFBF"/>
+            </w:tcBorders>
+          </w:tcPr>
+          <w:p>
+            <w:pPr>
+              <w:pStyle w:val="Normal"/>
+              <w:widowControl/>
+              <w:suppressAutoHyphens w:val="true"/>
+              <w:bidi w:val="0"/>
+              <w:spacing w:before="0" w:after="160"/>
+              <w:jc w:val="start"/>
+              <w:rPr>
+                <w:rFonts w:ascii="Calibri" w:hAnsi="Calibri" w:cs="Arial"/>
+                <w:b w:val="false"/>
+                <w:bCs w:val="false"/>
+                <w:i w:val="false"/>
+                <w:iCs w:val="false"/>
+                <w:color w:val="000000"/>
+                <w:sz w:val="18"/>
+                <w:szCs w:val="20"/>
+                <w:lang w:eastAsia="es-CL"/>
+              </w:rPr>
+            </w:pPr>
+            <w:r>
+              <w:rPr>
+                <w:rFonts w:cs="Arial"/>
+                <w:b w:val="false"/>
+                <w:bCs w:val="false"/>
+                <w:i w:val="false"/>
+                <w:iCs w:val="false"/>
+                <w:color w:val="000000"/>
+                <w:sz w:val="18"/>
+                <w:szCs w:val="20"/>
+                <w:lang w:eastAsia="es-CL"/>
+              </w:rPr>
+              <w:t>Playtests e iteración del producto</w:t>
+            </w:r>
+          </w:p>
+        </w:tc>
+        <w:tc>
+          <w:tcPr>
+            <w:tcW w:w="2150" w:type="dxa"/>
+            <w:tcBorders>
+              <w:top w:val="nil"/>
+              <w:start w:val="single" w:sz="4" w:space="0" w:color="BFBFBF"/>
+              <w:bottom w:val="single" w:sz="4" w:space="0" w:color="BFBFBF"/>
+              <w:end w:val="single" w:sz="4" w:space="0" w:color="BFBFBF"/>
+            </w:tcBorders>
+          </w:tcPr>
+          <w:p>
+            <w:pPr>
+              <w:pStyle w:val="Normal"/>
+              <w:widowControl/>
+              <w:suppressAutoHyphens w:val="true"/>
+              <w:bidi w:val="0"/>
+              <w:spacing w:before="0" w:after="160"/>
+              <w:jc w:val="start"/>
+              <w:rPr>
+                <w:rFonts w:ascii="Calibri" w:hAnsi="Calibri" w:cs="Arial"/>
+                <w:b w:val="false"/>
+                <w:bCs w:val="false"/>
+                <w:i w:val="false"/>
+                <w:iCs w:val="false"/>
+                <w:color w:val="000000"/>
+                <w:sz w:val="18"/>
+                <w:szCs w:val="20"/>
+                <w:lang w:eastAsia="es-CL"/>
+              </w:rPr>
+            </w:pPr>
+            <w:r>
+              <w:rPr>
+                <w:rFonts w:cs="Arial"/>
+                <w:b w:val="false"/>
+                <w:bCs w:val="false"/>
+                <w:i w:val="false"/>
+                <w:iCs w:val="false"/>
+                <w:color w:val="000000"/>
+                <w:sz w:val="18"/>
+                <w:szCs w:val="20"/>
+                <w:lang w:eastAsia="es-CL"/>
+              </w:rPr>
+            </w:r>
+          </w:p>
+        </w:tc>
+        <w:tc>
+          <w:tcPr>
+            <w:tcW w:w="1813" w:type="dxa"/>
+            <w:tcBorders>
+              <w:top w:val="nil"/>
+              <w:start w:val="single" w:sz="4" w:space="0" w:color="BFBFBF"/>
+              <w:bottom w:val="single" w:sz="4" w:space="0" w:color="BFBFBF"/>
+              <w:end w:val="single" w:sz="4" w:space="0" w:color="BFBFBF"/>
+            </w:tcBorders>
+          </w:tcPr>
+          <w:p>
+            <w:pPr>
+              <w:pStyle w:val="Normal"/>
+              <w:widowControl/>
+              <w:suppressAutoHyphens w:val="true"/>
+              <w:bidi w:val="0"/>
+              <w:spacing w:before="0" w:after="160"/>
+              <w:jc w:val="start"/>
+              <w:rPr>
+                <w:rFonts w:ascii="Calibri" w:hAnsi="Calibri" w:cs="Arial"/>
+                <w:b w:val="false"/>
+                <w:bCs w:val="false"/>
+                <w:i w:val="false"/>
+                <w:iCs w:val="false"/>
+                <w:color w:val="000000"/>
+                <w:sz w:val="18"/>
+                <w:szCs w:val="20"/>
+                <w:lang w:eastAsia="es-CL"/>
+              </w:rPr>
+            </w:pPr>
+            <w:r>
+              <w:rPr>
+                <w:rFonts w:cs="Arial"/>
+                <w:b w:val="false"/>
+                <w:bCs w:val="false"/>
+                <w:i w:val="false"/>
+                <w:iCs w:val="false"/>
+                <w:color w:val="000000"/>
+                <w:sz w:val="18"/>
+                <w:szCs w:val="20"/>
+                <w:lang w:eastAsia="es-CL"/>
+              </w:rPr>
+            </w:r>
+          </w:p>
+        </w:tc>
+        <w:tc>
+          <w:tcPr>
+            <w:tcW w:w="987" w:type="dxa"/>
+            <w:tcBorders>
+              <w:top w:val="nil"/>
+              <w:start w:val="single" w:sz="4" w:space="0" w:color="BFBFBF"/>
+              <w:bottom w:val="single" w:sz="4" w:space="0" w:color="BFBFBF"/>
+              <w:end w:val="single" w:sz="4" w:space="0" w:color="FFFFFF"/>
+            </w:tcBorders>
+          </w:tcPr>
+          <w:p>
+            <w:pPr>
+              <w:pStyle w:val="Normal"/>
+              <w:widowControl/>
+              <w:suppressAutoHyphens w:val="true"/>
+              <w:bidi w:val="0"/>
+              <w:spacing w:before="0" w:after="160"/>
+              <w:jc w:val="start"/>
+              <w:rPr>
+                <w:rFonts w:ascii="Calibri" w:hAnsi="Calibri" w:cs="Arial"/>
+                <w:b w:val="false"/>
+                <w:bCs w:val="false"/>
+                <w:i w:val="false"/>
+                <w:iCs w:val="false"/>
+                <w:color w:val="000000"/>
+                <w:sz w:val="18"/>
+                <w:szCs w:val="20"/>
+                <w:lang w:eastAsia="es-CL"/>
+              </w:rPr>
+            </w:pPr>
+            <w:r>
+              <w:rPr>
+                <w:rFonts w:cs="Arial"/>
+                <w:b w:val="false"/>
+                <w:bCs w:val="false"/>
+                <w:i w:val="false"/>
+                <w:iCs w:val="false"/>
+                <w:color w:val="000000"/>
+                <w:sz w:val="18"/>
+                <w:szCs w:val="20"/>
+                <w:lang w:eastAsia="es-CL"/>
+              </w:rPr>
+            </w:r>
+          </w:p>
+        </w:tc>
+        <w:tc>
+          <w:tcPr>
+            <w:tcW w:w="1580" w:type="dxa"/>
+            <w:tcBorders>
+              <w:top w:val="nil"/>
+              <w:start w:val="single" w:sz="4" w:space="0" w:color="FFFFFF"/>
+              <w:bottom w:val="single" w:sz="4" w:space="0" w:color="BFBFBF"/>
+              <w:end w:val="single" w:sz="4" w:space="0" w:color="BFBFBF"/>
+            </w:tcBorders>
+            <w:shd w:color="auto" w:fill="D9D9D9" w:themeFill="background1" w:themeFillShade="d9" w:val="clear"/>
+          </w:tcPr>
+          <w:p>
+            <w:pPr>
+              <w:pStyle w:val="Normal"/>
+              <w:widowControl/>
+              <w:suppressAutoHyphens w:val="true"/>
+              <w:bidi w:val="0"/>
+              <w:spacing w:before="0" w:after="160"/>
+              <w:jc w:val="start"/>
+              <w:rPr>
+                <w:rFonts w:ascii="Calibri" w:hAnsi="Calibri" w:cs="Arial"/>
+                <w:b w:val="false"/>
+                <w:bCs w:val="false"/>
+                <w:i w:val="false"/>
+                <w:iCs w:val="false"/>
+                <w:color w:val="000000"/>
+                <w:sz w:val="18"/>
+                <w:szCs w:val="20"/>
+                <w:lang w:eastAsia="es-CL"/>
+              </w:rPr>
+            </w:pPr>
+            <w:r>
+              <w:rPr>
+                <w:rFonts w:cs="Arial"/>
+                <w:b w:val="false"/>
+                <w:bCs w:val="false"/>
+                <w:i w:val="false"/>
+                <w:iCs w:val="false"/>
+                <w:color w:val="000000"/>
+                <w:sz w:val="18"/>
+                <w:szCs w:val="20"/>
+                <w:lang w:eastAsia="es-CL"/>
+              </w:rPr>
+            </w:r>
+          </w:p>
+        </w:tc>
+        <w:tc>
+          <w:tcPr>
+            <w:tcW w:w="1581" w:type="dxa"/>
+            <w:tcBorders>
+              <w:top w:val="nil"/>
+              <w:start w:val="single" w:sz="4" w:space="0" w:color="BFBFBF"/>
+              <w:bottom w:val="single" w:sz="4" w:space="0" w:color="BFBFBF"/>
+              <w:end w:val="single" w:sz="4" w:space="0" w:color="BFBFBF"/>
+            </w:tcBorders>
+          </w:tcPr>
+          <w:p>
+            <w:pPr>
+              <w:pStyle w:val="Normal"/>
+              <w:widowControl/>
+              <w:suppressAutoHyphens w:val="true"/>
+              <w:bidi w:val="0"/>
+              <w:spacing w:before="0" w:after="160"/>
+              <w:jc w:val="start"/>
+              <w:rPr>
+                <w:rFonts w:ascii="Calibri" w:hAnsi="Calibri" w:cs="Arial"/>
+                <w:b w:val="false"/>
+                <w:bCs w:val="false"/>
+                <w:i w:val="false"/>
+                <w:iCs w:val="false"/>
+                <w:color w:val="000000"/>
+                <w:sz w:val="18"/>
+                <w:szCs w:val="20"/>
+                <w:lang w:eastAsia="es-CL"/>
+              </w:rPr>
+            </w:pPr>
+            <w:r>
+              <w:rPr>
+                <w:rFonts w:cs="Arial"/>
+                <w:b w:val="false"/>
+                <w:bCs w:val="false"/>
+                <w:i w:val="false"/>
+                <w:iCs w:val="false"/>
+                <w:color w:val="000000"/>
+                <w:sz w:val="18"/>
+                <w:szCs w:val="20"/>
+                <w:lang w:eastAsia="es-CL"/>
+              </w:rPr>
+            </w:r>
+          </w:p>
+        </w:tc>
+      </w:tr>
+      <w:tr>
+        <w:trPr/>
+        <w:tc>
+          <w:tcPr>
+            <w:tcW w:w="1579" w:type="dxa"/>
+            <w:tcBorders>
+              <w:top w:val="nil"/>
+              <w:start w:val="single" w:sz="4" w:space="0" w:color="BFBFBF"/>
+              <w:bottom w:val="single" w:sz="4" w:space="0" w:color="BFBFBF"/>
+              <w:end w:val="single" w:sz="4" w:space="0" w:color="BFBFBF"/>
+            </w:tcBorders>
+          </w:tcPr>
+          <w:p>
+            <w:pPr>
+              <w:pStyle w:val="Normal"/>
+              <w:widowControl/>
+              <w:suppressAutoHyphens w:val="true"/>
+              <w:bidi w:val="0"/>
+              <w:spacing w:before="0" w:after="160"/>
+              <w:jc w:val="start"/>
+              <w:rPr>
+                <w:rFonts w:ascii="Calibri" w:hAnsi="Calibri" w:cs="Arial"/>
+                <w:b w:val="false"/>
+                <w:bCs w:val="false"/>
+                <w:i w:val="false"/>
+                <w:iCs w:val="false"/>
+                <w:color w:val="000000"/>
+                <w:sz w:val="18"/>
+                <w:szCs w:val="20"/>
+                <w:lang w:eastAsia="es-CL"/>
+              </w:rPr>
+            </w:pPr>
+            <w:r>
+              <w:rPr>
+                <w:rFonts w:cs="Arial"/>
+                <w:b w:val="false"/>
+                <w:bCs w:val="false"/>
+                <w:i w:val="false"/>
+                <w:iCs w:val="false"/>
+                <w:color w:val="000000"/>
+                <w:sz w:val="18"/>
+                <w:szCs w:val="20"/>
+                <w:lang w:eastAsia="es-CL"/>
+              </w:rPr>
+            </w:r>
+          </w:p>
+        </w:tc>
+        <w:tc>
+          <w:tcPr>
+            <w:tcW w:w="1370" w:type="dxa"/>
+            <w:tcBorders>
+              <w:top w:val="nil"/>
+              <w:start w:val="single" w:sz="4" w:space="0" w:color="BFBFBF"/>
+              <w:bottom w:val="single" w:sz="4" w:space="0" w:color="BFBFBF"/>
+              <w:end w:val="single" w:sz="4" w:space="0" w:color="BFBFBF"/>
+            </w:tcBorders>
+          </w:tcPr>
+          <w:p>
+            <w:pPr>
+              <w:pStyle w:val="Normal"/>
+              <w:widowControl/>
+              <w:suppressAutoHyphens w:val="true"/>
+              <w:bidi w:val="0"/>
+              <w:spacing w:before="0" w:after="160"/>
+              <w:jc w:val="start"/>
+              <w:rPr>
+                <w:rFonts w:ascii="Calibri" w:hAnsi="Calibri" w:cs="Arial"/>
+                <w:b w:val="false"/>
+                <w:bCs w:val="false"/>
+                <w:i w:val="false"/>
+                <w:iCs w:val="false"/>
+                <w:color w:val="000000"/>
+                <w:sz w:val="18"/>
+                <w:szCs w:val="20"/>
+                <w:lang w:eastAsia="es-CL"/>
+              </w:rPr>
+            </w:pPr>
+            <w:r>
+              <w:rPr>
+                <w:rFonts w:cs="Arial"/>
+                <w:b w:val="false"/>
+                <w:bCs w:val="false"/>
+                <w:i w:val="false"/>
+                <w:iCs w:val="false"/>
+                <w:color w:val="000000"/>
+                <w:sz w:val="18"/>
+                <w:szCs w:val="20"/>
+                <w:lang w:eastAsia="es-CL"/>
+              </w:rPr>
+              <w:t>Preparación de versión final y publicación</w:t>
+            </w:r>
+          </w:p>
+        </w:tc>
+        <w:tc>
+          <w:tcPr>
+            <w:tcW w:w="2150" w:type="dxa"/>
+            <w:tcBorders>
+              <w:top w:val="nil"/>
+              <w:start w:val="single" w:sz="4" w:space="0" w:color="BFBFBF"/>
+              <w:bottom w:val="single" w:sz="4" w:space="0" w:color="BFBFBF"/>
+              <w:end w:val="single" w:sz="4" w:space="0" w:color="BFBFBF"/>
+            </w:tcBorders>
+          </w:tcPr>
+          <w:p>
+            <w:pPr>
+              <w:pStyle w:val="Normal"/>
+              <w:widowControl/>
+              <w:suppressAutoHyphens w:val="true"/>
+              <w:bidi w:val="0"/>
+              <w:spacing w:before="0" w:after="160"/>
+              <w:jc w:val="start"/>
+              <w:rPr>
+                <w:rFonts w:ascii="Calibri" w:hAnsi="Calibri" w:cs="Arial"/>
+                <w:b w:val="false"/>
+                <w:bCs w:val="false"/>
+                <w:i w:val="false"/>
+                <w:iCs w:val="false"/>
+                <w:color w:val="000000"/>
+                <w:sz w:val="18"/>
+                <w:szCs w:val="20"/>
+                <w:lang w:eastAsia="es-CL"/>
+              </w:rPr>
+            </w:pPr>
+            <w:r>
+              <w:rPr>
+                <w:rFonts w:cs="Arial"/>
+                <w:b w:val="false"/>
+                <w:bCs w:val="false"/>
+                <w:i w:val="false"/>
+                <w:iCs w:val="false"/>
+                <w:color w:val="000000"/>
+                <w:sz w:val="18"/>
+                <w:szCs w:val="20"/>
+                <w:lang w:eastAsia="es-CL"/>
+              </w:rPr>
+            </w:r>
+          </w:p>
+        </w:tc>
+        <w:tc>
+          <w:tcPr>
+            <w:tcW w:w="1813" w:type="dxa"/>
+            <w:tcBorders>
+              <w:top w:val="nil"/>
+              <w:start w:val="single" w:sz="4" w:space="0" w:color="BFBFBF"/>
+              <w:bottom w:val="single" w:sz="4" w:space="0" w:color="BFBFBF"/>
+              <w:end w:val="single" w:sz="4" w:space="0" w:color="BFBFBF"/>
+            </w:tcBorders>
+          </w:tcPr>
+          <w:p>
+            <w:pPr>
+              <w:pStyle w:val="Normal"/>
+              <w:widowControl/>
+              <w:suppressAutoHyphens w:val="true"/>
+              <w:bidi w:val="0"/>
+              <w:spacing w:before="0" w:after="160"/>
+              <w:jc w:val="start"/>
+              <w:rPr>
+                <w:rFonts w:ascii="Calibri" w:hAnsi="Calibri" w:cs="Arial"/>
+                <w:b w:val="false"/>
+                <w:bCs w:val="false"/>
+                <w:i w:val="false"/>
+                <w:iCs w:val="false"/>
+                <w:color w:val="000000"/>
+                <w:sz w:val="18"/>
+                <w:szCs w:val="20"/>
+                <w:lang w:eastAsia="es-CL"/>
+              </w:rPr>
+            </w:pPr>
+            <w:r>
+              <w:rPr>
+                <w:rFonts w:cs="Arial"/>
+                <w:b w:val="false"/>
+                <w:bCs w:val="false"/>
+                <w:i w:val="false"/>
+                <w:iCs w:val="false"/>
+                <w:color w:val="000000"/>
+                <w:sz w:val="18"/>
+                <w:szCs w:val="20"/>
+                <w:lang w:eastAsia="es-CL"/>
+              </w:rPr>
+            </w:r>
+          </w:p>
+        </w:tc>
+        <w:tc>
+          <w:tcPr>
+            <w:tcW w:w="987" w:type="dxa"/>
+            <w:tcBorders>
+              <w:top w:val="nil"/>
+              <w:start w:val="single" w:sz="4" w:space="0" w:color="BFBFBF"/>
+              <w:bottom w:val="single" w:sz="4" w:space="0" w:color="BFBFBF"/>
+              <w:end w:val="single" w:sz="4" w:space="0" w:color="FFFFFF"/>
+            </w:tcBorders>
+          </w:tcPr>
+          <w:p>
+            <w:pPr>
+              <w:pStyle w:val="Normal"/>
+              <w:widowControl/>
+              <w:suppressAutoHyphens w:val="true"/>
+              <w:bidi w:val="0"/>
+              <w:spacing w:before="0" w:after="160"/>
+              <w:jc w:val="start"/>
+              <w:rPr>
+                <w:rFonts w:ascii="Calibri" w:hAnsi="Calibri" w:cs="Arial"/>
+                <w:b w:val="false"/>
+                <w:bCs w:val="false"/>
+                <w:i w:val="false"/>
+                <w:iCs w:val="false"/>
+                <w:color w:val="000000"/>
+                <w:sz w:val="18"/>
+                <w:szCs w:val="20"/>
+                <w:lang w:eastAsia="es-CL"/>
+              </w:rPr>
+            </w:pPr>
+            <w:r>
+              <w:rPr>
+                <w:rFonts w:cs="Arial"/>
+                <w:b w:val="false"/>
+                <w:bCs w:val="false"/>
+                <w:i w:val="false"/>
+                <w:iCs w:val="false"/>
+                <w:color w:val="000000"/>
+                <w:sz w:val="18"/>
+                <w:szCs w:val="20"/>
+                <w:lang w:eastAsia="es-CL"/>
+              </w:rPr>
+            </w:r>
+          </w:p>
+        </w:tc>
+        <w:tc>
+          <w:tcPr>
+            <w:tcW w:w="1580" w:type="dxa"/>
+            <w:tcBorders>
+              <w:top w:val="nil"/>
+              <w:start w:val="single" w:sz="4" w:space="0" w:color="FFFFFF"/>
+              <w:bottom w:val="single" w:sz="4" w:space="0" w:color="BFBFBF"/>
+              <w:end w:val="single" w:sz="4" w:space="0" w:color="BFBFBF"/>
+            </w:tcBorders>
+            <w:shd w:color="auto" w:fill="D9D9D9" w:themeFill="background1" w:themeFillShade="d9" w:val="clear"/>
+          </w:tcPr>
+          <w:p>
+            <w:pPr>
+              <w:pStyle w:val="Normal"/>
+              <w:widowControl/>
+              <w:suppressAutoHyphens w:val="true"/>
+              <w:bidi w:val="0"/>
+              <w:spacing w:before="0" w:after="160"/>
+              <w:jc w:val="start"/>
+              <w:rPr>
+                <w:rFonts w:ascii="Calibri" w:hAnsi="Calibri" w:cs="Arial"/>
+                <w:b w:val="false"/>
+                <w:bCs w:val="false"/>
+                <w:i w:val="false"/>
+                <w:iCs w:val="false"/>
+                <w:color w:val="000000"/>
+                <w:sz w:val="18"/>
+                <w:szCs w:val="20"/>
+                <w:lang w:eastAsia="es-CL"/>
+              </w:rPr>
+            </w:pPr>
+            <w:r>
+              <w:rPr>
+                <w:rFonts w:cs="Arial"/>
+                <w:b w:val="false"/>
+                <w:bCs w:val="false"/>
+                <w:i w:val="false"/>
+                <w:iCs w:val="false"/>
+                <w:color w:val="000000"/>
+                <w:sz w:val="18"/>
+                <w:szCs w:val="20"/>
+                <w:lang w:eastAsia="es-CL"/>
+              </w:rPr>
+            </w:r>
+          </w:p>
+        </w:tc>
+        <w:tc>
+          <w:tcPr>
+            <w:tcW w:w="1581" w:type="dxa"/>
+            <w:tcBorders>
+              <w:top w:val="nil"/>
+              <w:start w:val="single" w:sz="4" w:space="0" w:color="BFBFBF"/>
+              <w:bottom w:val="single" w:sz="4" w:space="0" w:color="BFBFBF"/>
+              <w:end w:val="single" w:sz="4" w:space="0" w:color="BFBFBF"/>
+            </w:tcBorders>
+          </w:tcPr>
+          <w:p>
+            <w:pPr>
+              <w:pStyle w:val="Normal"/>
+              <w:widowControl/>
+              <w:suppressAutoHyphens w:val="true"/>
+              <w:bidi w:val="0"/>
+              <w:spacing w:before="0" w:after="160"/>
+              <w:jc w:val="start"/>
+              <w:rPr>
+                <w:rFonts w:ascii="Calibri" w:hAnsi="Calibri" w:cs="Arial"/>
+                <w:b w:val="false"/>
+                <w:bCs w:val="false"/>
+                <w:i w:val="false"/>
+                <w:iCs w:val="false"/>
+                <w:color w:val="000000"/>
+                <w:sz w:val="18"/>
+                <w:szCs w:val="20"/>
+                <w:lang w:eastAsia="es-CL"/>
+              </w:rPr>
+            </w:pPr>
+            <w:r>
+              <w:rPr>
+                <w:rFonts w:cs="Arial"/>
+                <w:b w:val="false"/>
+                <w:bCs w:val="false"/>
+                <w:i w:val="false"/>
+                <w:iCs w:val="false"/>
+                <w:color w:val="000000"/>
+                <w:sz w:val="18"/>
+                <w:szCs w:val="20"/>
+                <w:lang w:eastAsia="es-CL"/>
+              </w:rPr>
+            </w:r>
+          </w:p>
+        </w:tc>
+      </w:tr>
+      <w:tr>
+        <w:trPr/>
+        <w:tc>
+          <w:tcPr>
+            <w:tcW w:w="1579" w:type="dxa"/>
+            <w:tcBorders>
+              <w:top w:val="nil"/>
+              <w:start w:val="single" w:sz="4" w:space="0" w:color="BFBFBF"/>
+              <w:bottom w:val="single" w:sz="4" w:space="0" w:color="BFBFBF"/>
+              <w:end w:val="single" w:sz="4" w:space="0" w:color="BFBFBF"/>
+            </w:tcBorders>
+          </w:tcPr>
+          <w:p>
+            <w:pPr>
+              <w:pStyle w:val="Normal"/>
+              <w:widowControl/>
+              <w:suppressAutoHyphens w:val="true"/>
+              <w:bidi w:val="0"/>
+              <w:spacing w:before="0" w:after="160"/>
+              <w:jc w:val="start"/>
+              <w:rPr>
+                <w:rFonts w:ascii="Calibri" w:hAnsi="Calibri" w:cs="Arial"/>
+                <w:b w:val="false"/>
+                <w:bCs w:val="false"/>
+                <w:i w:val="false"/>
+                <w:iCs w:val="false"/>
+                <w:color w:val="000000"/>
+                <w:sz w:val="18"/>
+                <w:szCs w:val="20"/>
+                <w:lang w:eastAsia="es-CL"/>
+              </w:rPr>
+            </w:pPr>
+            <w:r>
+              <w:rPr>
+                <w:rFonts w:cs="Arial"/>
+                <w:b w:val="false"/>
+                <w:bCs w:val="false"/>
+                <w:i w:val="false"/>
+                <w:iCs w:val="false"/>
+                <w:color w:val="000000"/>
+                <w:sz w:val="18"/>
+                <w:szCs w:val="20"/>
+                <w:lang w:eastAsia="es-CL"/>
+              </w:rPr>
+            </w:r>
+          </w:p>
+        </w:tc>
+        <w:tc>
+          <w:tcPr>
+            <w:tcW w:w="1370" w:type="dxa"/>
+            <w:tcBorders>
+              <w:top w:val="nil"/>
+              <w:start w:val="single" w:sz="4" w:space="0" w:color="BFBFBF"/>
+              <w:bottom w:val="single" w:sz="4" w:space="0" w:color="BFBFBF"/>
+              <w:end w:val="single" w:sz="4" w:space="0" w:color="BFBFBF"/>
+            </w:tcBorders>
+          </w:tcPr>
+          <w:p>
+            <w:pPr>
+              <w:pStyle w:val="Normal"/>
+              <w:widowControl/>
+              <w:suppressAutoHyphens w:val="true"/>
+              <w:bidi w:val="0"/>
+              <w:spacing w:before="0" w:after="160"/>
+              <w:jc w:val="start"/>
+              <w:rPr>
+                <w:rFonts w:ascii="Calibri" w:hAnsi="Calibri" w:cs="Arial"/>
+                <w:b w:val="false"/>
+                <w:bCs w:val="false"/>
+                <w:i w:val="false"/>
+                <w:iCs w:val="false"/>
+                <w:color w:val="000000"/>
+                <w:sz w:val="18"/>
+                <w:szCs w:val="20"/>
+                <w:lang w:eastAsia="es-CL"/>
+              </w:rPr>
+            </w:pPr>
+            <w:r>
+              <w:rPr>
+                <w:rFonts w:cs="Arial"/>
+                <w:b w:val="false"/>
+                <w:bCs w:val="false"/>
+                <w:i w:val="false"/>
+                <w:iCs w:val="false"/>
+                <w:color w:val="000000"/>
+                <w:sz w:val="18"/>
+                <w:szCs w:val="20"/>
+                <w:lang w:eastAsia="es-CL"/>
+              </w:rPr>
+              <w:t>Cierre, documentación y presentación del proyecto</w:t>
+            </w:r>
+          </w:p>
+        </w:tc>
+        <w:tc>
+          <w:tcPr>
+            <w:tcW w:w="2150" w:type="dxa"/>
+            <w:tcBorders>
+              <w:top w:val="nil"/>
+              <w:start w:val="single" w:sz="4" w:space="0" w:color="BFBFBF"/>
+              <w:bottom w:val="single" w:sz="4" w:space="0" w:color="BFBFBF"/>
+              <w:end w:val="single" w:sz="4" w:space="0" w:color="BFBFBF"/>
+            </w:tcBorders>
+          </w:tcPr>
+          <w:p>
+            <w:pPr>
+              <w:pStyle w:val="Normal"/>
+              <w:widowControl/>
+              <w:suppressAutoHyphens w:val="true"/>
+              <w:bidi w:val="0"/>
+              <w:spacing w:before="0" w:after="160"/>
+              <w:jc w:val="start"/>
+              <w:rPr>
+                <w:rFonts w:ascii="Calibri" w:hAnsi="Calibri" w:cs="Arial"/>
+                <w:b w:val="false"/>
+                <w:bCs w:val="false"/>
+                <w:i w:val="false"/>
+                <w:iCs w:val="false"/>
+                <w:color w:val="000000"/>
+                <w:sz w:val="18"/>
+                <w:szCs w:val="20"/>
+                <w:lang w:eastAsia="es-CL"/>
+              </w:rPr>
+            </w:pPr>
+            <w:r>
+              <w:rPr>
+                <w:rFonts w:cs="Arial"/>
+                <w:b w:val="false"/>
+                <w:bCs w:val="false"/>
+                <w:i w:val="false"/>
+                <w:iCs w:val="false"/>
+                <w:color w:val="000000"/>
+                <w:sz w:val="18"/>
+                <w:szCs w:val="20"/>
+                <w:lang w:eastAsia="es-CL"/>
+              </w:rPr>
+            </w:r>
+          </w:p>
+        </w:tc>
+        <w:tc>
+          <w:tcPr>
+            <w:tcW w:w="1813" w:type="dxa"/>
+            <w:tcBorders>
+              <w:top w:val="nil"/>
+              <w:start w:val="single" w:sz="4" w:space="0" w:color="BFBFBF"/>
+              <w:bottom w:val="single" w:sz="4" w:space="0" w:color="BFBFBF"/>
+              <w:end w:val="single" w:sz="4" w:space="0" w:color="BFBFBF"/>
+            </w:tcBorders>
+          </w:tcPr>
+          <w:p>
+            <w:pPr>
+              <w:pStyle w:val="Normal"/>
+              <w:widowControl/>
+              <w:suppressAutoHyphens w:val="true"/>
+              <w:bidi w:val="0"/>
+              <w:spacing w:before="0" w:after="160"/>
+              <w:jc w:val="start"/>
+              <w:rPr>
+                <w:rFonts w:ascii="Calibri" w:hAnsi="Calibri" w:cs="Arial"/>
+                <w:b w:val="false"/>
+                <w:bCs w:val="false"/>
+                <w:i w:val="false"/>
+                <w:iCs w:val="false"/>
+                <w:color w:val="000000"/>
+                <w:sz w:val="18"/>
+                <w:szCs w:val="20"/>
+                <w:lang w:eastAsia="es-CL"/>
+              </w:rPr>
+            </w:pPr>
+            <w:r>
+              <w:rPr>
+                <w:rFonts w:cs="Arial"/>
+                <w:b w:val="false"/>
+                <w:bCs w:val="false"/>
+                <w:i w:val="false"/>
+                <w:iCs w:val="false"/>
+                <w:color w:val="000000"/>
+                <w:sz w:val="18"/>
+                <w:szCs w:val="20"/>
+                <w:lang w:eastAsia="es-CL"/>
+              </w:rPr>
+            </w:r>
+          </w:p>
+        </w:tc>
+        <w:tc>
+          <w:tcPr>
+            <w:tcW w:w="987" w:type="dxa"/>
+            <w:tcBorders>
+              <w:top w:val="nil"/>
+              <w:start w:val="single" w:sz="4" w:space="0" w:color="BFBFBF"/>
+              <w:bottom w:val="single" w:sz="4" w:space="0" w:color="BFBFBF"/>
+              <w:end w:val="single" w:sz="4" w:space="0" w:color="FFFFFF"/>
+            </w:tcBorders>
+          </w:tcPr>
+          <w:p>
+            <w:pPr>
+              <w:pStyle w:val="Normal"/>
+              <w:widowControl/>
+              <w:suppressAutoHyphens w:val="true"/>
+              <w:bidi w:val="0"/>
+              <w:spacing w:before="0" w:after="160"/>
+              <w:jc w:val="start"/>
+              <w:rPr>
+                <w:rFonts w:ascii="Calibri" w:hAnsi="Calibri" w:cs="Arial"/>
+                <w:b w:val="false"/>
+                <w:bCs w:val="false"/>
+                <w:i w:val="false"/>
+                <w:iCs w:val="false"/>
+                <w:color w:val="000000"/>
+                <w:sz w:val="18"/>
+                <w:szCs w:val="20"/>
+                <w:lang w:eastAsia="es-CL"/>
+              </w:rPr>
+            </w:pPr>
+            <w:r>
+              <w:rPr>
+                <w:rFonts w:cs="Arial"/>
+                <w:b w:val="false"/>
+                <w:bCs w:val="false"/>
+                <w:i w:val="false"/>
+                <w:iCs w:val="false"/>
+                <w:color w:val="000000"/>
+                <w:sz w:val="18"/>
+                <w:szCs w:val="20"/>
+                <w:lang w:eastAsia="es-CL"/>
+              </w:rPr>
+            </w:r>
+          </w:p>
+        </w:tc>
+        <w:tc>
+          <w:tcPr>
+            <w:tcW w:w="1580" w:type="dxa"/>
+            <w:tcBorders>
+              <w:top w:val="nil"/>
+              <w:start w:val="single" w:sz="4" w:space="0" w:color="FFFFFF"/>
+              <w:bottom w:val="single" w:sz="4" w:space="0" w:color="BFBFBF"/>
+              <w:end w:val="single" w:sz="4" w:space="0" w:color="BFBFBF"/>
+            </w:tcBorders>
+            <w:shd w:color="auto" w:fill="D9D9D9" w:themeFill="background1" w:themeFillShade="d9" w:val="clear"/>
+          </w:tcPr>
+          <w:p>
+            <w:pPr>
+              <w:pStyle w:val="Normal"/>
+              <w:widowControl/>
+              <w:suppressAutoHyphens w:val="true"/>
+              <w:bidi w:val="0"/>
+              <w:spacing w:before="0" w:after="160"/>
+              <w:jc w:val="start"/>
+              <w:rPr>
+                <w:rFonts w:ascii="Calibri" w:hAnsi="Calibri" w:cs="Arial"/>
+                <w:b w:val="false"/>
+                <w:bCs w:val="false"/>
+                <w:i w:val="false"/>
+                <w:iCs w:val="false"/>
+                <w:color w:val="000000"/>
+                <w:sz w:val="18"/>
+                <w:szCs w:val="20"/>
+                <w:lang w:eastAsia="es-CL"/>
+              </w:rPr>
+            </w:pPr>
+            <w:r>
+              <w:rPr>
+                <w:rFonts w:cs="Arial"/>
+                <w:b w:val="false"/>
+                <w:bCs w:val="false"/>
+                <w:i w:val="false"/>
+                <w:iCs w:val="false"/>
+                <w:color w:val="000000"/>
+                <w:sz w:val="18"/>
+                <w:szCs w:val="20"/>
+                <w:lang w:eastAsia="es-CL"/>
+              </w:rPr>
+            </w:r>
+          </w:p>
+        </w:tc>
+        <w:tc>
+          <w:tcPr>
+            <w:tcW w:w="1581" w:type="dxa"/>
+            <w:tcBorders>
+              <w:top w:val="nil"/>
+              <w:start w:val="single" w:sz="4" w:space="0" w:color="BFBFBF"/>
+              <w:bottom w:val="single" w:sz="4" w:space="0" w:color="BFBFBF"/>
+              <w:end w:val="single" w:sz="4" w:space="0" w:color="BFBFBF"/>
+            </w:tcBorders>
+          </w:tcPr>
+          <w:p>
+            <w:pPr>
+              <w:pStyle w:val="Normal"/>
+              <w:widowControl/>
+              <w:suppressAutoHyphens w:val="true"/>
+              <w:bidi w:val="0"/>
               <w:spacing w:before="0" w:after="160"/>
               <w:jc w:val="start"/>
               <w:rPr>
@@ -5777,6 +8947,9 @@
           <w:sz w:val="24"/>
           <w:szCs w:val="24"/>
         </w:rPr>
+      </w:r>
+      <w:r>
+        <w:br w:type="page"/>
       </w:r>
     </w:p>
     <w:tbl>
@@ -5815,6 +8988,7 @@
           <w:p>
             <w:pPr>
               <w:pStyle w:val="Normal"/>
+              <w:pageBreakBefore/>
               <w:widowControl/>
               <w:suppressAutoHyphens w:val="true"/>
               <w:spacing w:before="0" w:after="160"/>
@@ -5841,66 +9015,7 @@
           </w:p>
         </w:tc>
       </w:tr>
-      <w:tr>
-        <w:trPr>
-          <w:trHeight w:val="440" w:hRule="atLeast"/>
-        </w:trPr>
-        <w:tc>
-          <w:tcPr>
-            <w:tcW w:w="9640" w:type="dxa"/>
-            <w:tcBorders>
-              <w:top w:val="single" w:sz="4" w:space="0" w:color="BFBFBF"/>
-              <w:start w:val="single" w:sz="4" w:space="0" w:color="BFBFBF"/>
-              <w:bottom w:val="single" w:sz="4" w:space="0" w:color="BFBFBF"/>
-              <w:end w:val="single" w:sz="4" w:space="0" w:color="BFBFBF"/>
-            </w:tcBorders>
-            <w:shd w:color="auto" w:fill="D9E2F3" w:themeFill="accent1" w:themeFillTint="33" w:val="clear"/>
-            <w:vAlign w:val="center"/>
-          </w:tcPr>
-          <w:p>
-            <w:pPr>
-              <w:pStyle w:val="Footer"/>
-              <w:widowControl/>
-              <w:suppressAutoHyphens w:val="true"/>
-              <w:spacing w:before="0" w:after="0"/>
-              <w:jc w:val="both"/>
-              <w:rPr>
-                <w:rFonts w:ascii="Calibri" w:hAnsi="Calibri"/>
-                <w:color w:themeColor="accent1" w:themeShade="80" w:val="1F3864"/>
-              </w:rPr>
-            </w:pPr>
-            <w:r>
-              <w:rPr>
-                <w:rFonts w:eastAsia="Calibri" w:cs=""/>
-                <w:color w:themeColor="accent1" w:themeShade="80" w:val="1F3864"/>
-                <w:kern w:val="0"/>
-                <w:lang w:val="es-CL" w:eastAsia="en-US" w:bidi="ar-SA"/>
-              </w:rPr>
-              <w:t>Busca un formato de Carta Gantt que te acomode y organiza en este las actividades planificadas en el punto anterior considerando el periodo asignado para el desarrollo de tu Proyecto APT. Debes mantener la temporalidad del periodo académico en el desarrollo de las tres fases que contempla la Asignatura de Portafolio de Título.</w:t>
-            </w:r>
-          </w:p>
-        </w:tc>
-      </w:tr>
     </w:tbl>
-    <w:p>
-      <w:pPr>
-        <w:pStyle w:val="Normal"/>
-        <w:spacing w:lineRule="auto" w:line="360" w:before="0" w:after="0"/>
-        <w:jc w:val="both"/>
-        <w:rPr>
-          <w:b/>
-          <w:sz w:val="24"/>
-          <w:szCs w:val="24"/>
-        </w:rPr>
-      </w:pPr>
-      <w:r>
-        <w:rPr>
-          <w:b/>
-          <w:sz w:val="24"/>
-          <w:szCs w:val="24"/>
-        </w:rPr>
-      </w:r>
-    </w:p>
     <w:p>
       <w:pPr>
         <w:pStyle w:val="Normal"/>
@@ -5938,22 +9053,22 @@
       <w:tblGrid>
         <w:gridCol w:w="1351"/>
         <w:gridCol w:w="536"/>
+        <w:gridCol w:w="518"/>
+        <w:gridCol w:w="524"/>
+        <w:gridCol w:w="525"/>
+        <w:gridCol w:w="526"/>
+        <w:gridCol w:w="524"/>
+        <w:gridCol w:w="523"/>
+        <w:gridCol w:w="523"/>
         <w:gridCol w:w="519"/>
         <w:gridCol w:w="523"/>
         <w:gridCol w:w="526"/>
-        <w:gridCol w:w="525"/>
-        <w:gridCol w:w="524"/>
-        <w:gridCol w:w="523"/>
-        <w:gridCol w:w="523"/>
-        <w:gridCol w:w="520"/>
-        <w:gridCol w:w="523"/>
-        <w:gridCol w:w="525"/>
         <w:gridCol w:w="524"/>
         <w:gridCol w:w="525"/>
         <w:gridCol w:w="525"/>
         <w:gridCol w:w="525"/>
-        <w:gridCol w:w="4"/>
-        <w:gridCol w:w="521"/>
+        <w:gridCol w:w="3"/>
+        <w:gridCol w:w="522"/>
         <w:gridCol w:w="525"/>
         <w:gridCol w:w="525"/>
         <w:gridCol w:w="10"/>
@@ -6001,7 +9116,7 @@
         </w:tc>
         <w:tc>
           <w:tcPr>
-            <w:tcW w:w="2104" w:type="dxa"/>
+            <w:tcW w:w="2103" w:type="dxa"/>
             <w:gridSpan w:val="4"/>
             <w:tcBorders>
               <w:top w:val="single" w:sz="4" w:space="0" w:color="BFBFBF"/>
@@ -6077,7 +9192,7 @@
         </w:tc>
         <w:tc>
           <w:tcPr>
-            <w:tcW w:w="1581" w:type="dxa"/>
+            <w:tcW w:w="1582" w:type="dxa"/>
             <w:gridSpan w:val="4"/>
             <w:tcBorders>
               <w:top w:val="single" w:sz="4" w:space="0" w:color="BFBFBF"/>
@@ -6190,7 +9305,7 @@
         </w:tc>
         <w:tc>
           <w:tcPr>
-            <w:tcW w:w="519" w:type="dxa"/>
+            <w:tcW w:w="518" w:type="dxa"/>
             <w:tcBorders>
               <w:top w:val="single" w:sz="4" w:space="0" w:color="BFBFBF"/>
               <w:start w:val="single" w:sz="4" w:space="0" w:color="BFBFBF"/>
@@ -6226,7 +9341,7 @@
         </w:tc>
         <w:tc>
           <w:tcPr>
-            <w:tcW w:w="523" w:type="dxa"/>
+            <w:tcW w:w="524" w:type="dxa"/>
             <w:tcBorders>
               <w:top w:val="single" w:sz="4" w:space="0" w:color="BFBFBF"/>
               <w:start w:val="single" w:sz="4" w:space="0" w:color="BFBFBF"/>
@@ -6262,7 +9377,7 @@
         </w:tc>
         <w:tc>
           <w:tcPr>
-            <w:tcW w:w="526" w:type="dxa"/>
+            <w:tcW w:w="525" w:type="dxa"/>
             <w:tcBorders>
               <w:top w:val="single" w:sz="4" w:space="0" w:color="BFBFBF"/>
               <w:start w:val="single" w:sz="4" w:space="0" w:color="BFBFBF"/>
@@ -6298,7 +9413,7 @@
         </w:tc>
         <w:tc>
           <w:tcPr>
-            <w:tcW w:w="525" w:type="dxa"/>
+            <w:tcW w:w="526" w:type="dxa"/>
             <w:tcBorders>
               <w:top w:val="single" w:sz="4" w:space="0" w:color="BFBFBF"/>
               <w:start w:val="single" w:sz="4" w:space="0" w:color="BFBFBF"/>
@@ -6442,7 +9557,7 @@
         </w:tc>
         <w:tc>
           <w:tcPr>
-            <w:tcW w:w="520" w:type="dxa"/>
+            <w:tcW w:w="519" w:type="dxa"/>
             <w:tcBorders>
               <w:top w:val="single" w:sz="4" w:space="0" w:color="BFBFBF"/>
               <w:start w:val="single" w:sz="4" w:space="0" w:color="BFBFBF"/>
@@ -6514,7 +9629,7 @@
         </w:tc>
         <w:tc>
           <w:tcPr>
-            <w:tcW w:w="525" w:type="dxa"/>
+            <w:tcW w:w="526" w:type="dxa"/>
             <w:tcBorders>
               <w:top w:val="single" w:sz="4" w:space="0" w:color="BFBFBF"/>
               <w:start w:val="single" w:sz="4" w:space="0" w:color="BFBFBF"/>
@@ -6905,7 +10020,7 @@
         </w:tc>
         <w:tc>
           <w:tcPr>
-            <w:tcW w:w="519" w:type="dxa"/>
+            <w:tcW w:w="518" w:type="dxa"/>
             <w:tcBorders>
               <w:top w:val="single" w:sz="4" w:space="0" w:color="BFBFBF"/>
               <w:start w:val="single" w:sz="4" w:space="0" w:color="BFBFBF"/>
@@ -6937,7 +10052,7 @@
         </w:tc>
         <w:tc>
           <w:tcPr>
-            <w:tcW w:w="523" w:type="dxa"/>
+            <w:tcW w:w="524" w:type="dxa"/>
             <w:tcBorders>
               <w:top w:val="single" w:sz="4" w:space="0" w:color="BFBFBF"/>
               <w:start w:val="single" w:sz="4" w:space="0" w:color="BFBFBF"/>
@@ -6969,7 +10084,7 @@
         </w:tc>
         <w:tc>
           <w:tcPr>
-            <w:tcW w:w="526" w:type="dxa"/>
+            <w:tcW w:w="525" w:type="dxa"/>
             <w:tcBorders>
               <w:top w:val="single" w:sz="4" w:space="0" w:color="BFBFBF"/>
               <w:start w:val="single" w:sz="4" w:space="0" w:color="BFBFBF"/>
@@ -7001,7 +10116,7 @@
         </w:tc>
         <w:tc>
           <w:tcPr>
-            <w:tcW w:w="525" w:type="dxa"/>
+            <w:tcW w:w="526" w:type="dxa"/>
             <w:tcBorders>
               <w:top w:val="single" w:sz="4" w:space="0" w:color="BFBFBF"/>
               <w:start w:val="single" w:sz="4" w:space="0" w:color="BFBFBF"/>
@@ -7129,7 +10244,7 @@
         </w:tc>
         <w:tc>
           <w:tcPr>
-            <w:tcW w:w="520" w:type="dxa"/>
+            <w:tcW w:w="519" w:type="dxa"/>
             <w:tcBorders>
               <w:top w:val="single" w:sz="4" w:space="0" w:color="BFBFBF"/>
               <w:start w:val="single" w:sz="4" w:space="0" w:color="BFBFBF"/>
@@ -7193,7 +10308,7 @@
         </w:tc>
         <w:tc>
           <w:tcPr>
-            <w:tcW w:w="525" w:type="dxa"/>
+            <w:tcW w:w="526" w:type="dxa"/>
             <w:tcBorders>
               <w:top w:val="single" w:sz="4" w:space="0" w:color="BFBFBF"/>
               <w:start w:val="single" w:sz="4" w:space="0" w:color="BFBFBF"/>
@@ -7547,7 +10662,7 @@
         </w:tc>
         <w:tc>
           <w:tcPr>
-            <w:tcW w:w="519" w:type="dxa"/>
+            <w:tcW w:w="518" w:type="dxa"/>
             <w:tcBorders>
               <w:top w:val="single" w:sz="4" w:space="0" w:color="BFBFBF"/>
               <w:start w:val="single" w:sz="4" w:space="0" w:color="BFBFBF"/>
@@ -7579,7 +10694,7 @@
         </w:tc>
         <w:tc>
           <w:tcPr>
-            <w:tcW w:w="523" w:type="dxa"/>
+            <w:tcW w:w="524" w:type="dxa"/>
             <w:tcBorders>
               <w:top w:val="single" w:sz="4" w:space="0" w:color="BFBFBF"/>
               <w:start w:val="single" w:sz="4" w:space="0" w:color="BFBFBF"/>
@@ -7611,7 +10726,7 @@
         </w:tc>
         <w:tc>
           <w:tcPr>
-            <w:tcW w:w="526" w:type="dxa"/>
+            <w:tcW w:w="525" w:type="dxa"/>
             <w:tcBorders>
               <w:top w:val="single" w:sz="4" w:space="0" w:color="BFBFBF"/>
               <w:start w:val="single" w:sz="4" w:space="0" w:color="BFBFBF"/>
@@ -7643,7 +10758,7 @@
         </w:tc>
         <w:tc>
           <w:tcPr>
-            <w:tcW w:w="525" w:type="dxa"/>
+            <w:tcW w:w="526" w:type="dxa"/>
             <w:tcBorders>
               <w:top w:val="single" w:sz="4" w:space="0" w:color="BFBFBF"/>
               <w:start w:val="single" w:sz="4" w:space="0" w:color="BFBFBF"/>
@@ -7771,7 +10886,7 @@
         </w:tc>
         <w:tc>
           <w:tcPr>
-            <w:tcW w:w="520" w:type="dxa"/>
+            <w:tcW w:w="519" w:type="dxa"/>
             <w:tcBorders>
               <w:top w:val="single" w:sz="4" w:space="0" w:color="BFBFBF"/>
               <w:start w:val="single" w:sz="4" w:space="0" w:color="BFBFBF"/>
@@ -7835,7 +10950,7 @@
         </w:tc>
         <w:tc>
           <w:tcPr>
-            <w:tcW w:w="525" w:type="dxa"/>
+            <w:tcW w:w="526" w:type="dxa"/>
             <w:tcBorders>
               <w:top w:val="single" w:sz="4" w:space="0" w:color="BFBFBF"/>
               <w:start w:val="single" w:sz="4" w:space="0" w:color="BFBFBF"/>
@@ -8189,7 +11304,7 @@
         </w:tc>
         <w:tc>
           <w:tcPr>
-            <w:tcW w:w="519" w:type="dxa"/>
+            <w:tcW w:w="518" w:type="dxa"/>
             <w:tcBorders>
               <w:top w:val="single" w:sz="4" w:space="0" w:color="BFBFBF"/>
               <w:start w:val="single" w:sz="4" w:space="0" w:color="BFBFBF"/>
@@ -8221,7 +11336,7 @@
         </w:tc>
         <w:tc>
           <w:tcPr>
-            <w:tcW w:w="523" w:type="dxa"/>
+            <w:tcW w:w="524" w:type="dxa"/>
             <w:tcBorders>
               <w:top w:val="single" w:sz="4" w:space="0" w:color="BFBFBF"/>
               <w:start w:val="single" w:sz="4" w:space="0" w:color="BFBFBF"/>
@@ -8253,7 +11368,7 @@
         </w:tc>
         <w:tc>
           <w:tcPr>
-            <w:tcW w:w="526" w:type="dxa"/>
+            <w:tcW w:w="525" w:type="dxa"/>
             <w:tcBorders>
               <w:top w:val="single" w:sz="4" w:space="0" w:color="BFBFBF"/>
               <w:start w:val="single" w:sz="4" w:space="0" w:color="BFBFBF"/>
@@ -8285,7 +11400,7 @@
         </w:tc>
         <w:tc>
           <w:tcPr>
-            <w:tcW w:w="525" w:type="dxa"/>
+            <w:tcW w:w="526" w:type="dxa"/>
             <w:tcBorders>
               <w:top w:val="single" w:sz="4" w:space="0" w:color="BFBFBF"/>
               <w:start w:val="single" w:sz="4" w:space="0" w:color="BFBFBF"/>
@@ -8413,7 +11528,7 @@
         </w:tc>
         <w:tc>
           <w:tcPr>
-            <w:tcW w:w="520" w:type="dxa"/>
+            <w:tcW w:w="519" w:type="dxa"/>
             <w:tcBorders>
               <w:top w:val="single" w:sz="4" w:space="0" w:color="BFBFBF"/>
               <w:start w:val="single" w:sz="4" w:space="0" w:color="BFBFBF"/>
@@ -8477,7 +11592,7 @@
         </w:tc>
         <w:tc>
           <w:tcPr>
-            <w:tcW w:w="525" w:type="dxa"/>
+            <w:tcW w:w="526" w:type="dxa"/>
             <w:tcBorders>
               <w:top w:val="single" w:sz="4" w:space="0" w:color="BFBFBF"/>
               <w:start w:val="single" w:sz="4" w:space="0" w:color="BFBFBF"/>
@@ -8873,8 +11988,8 @@
       <w:tblLook w:val="04a0" w:firstRow="1" w:noVBand="1" w:lastRow="0" w:firstColumn="1" w:lastColumn="0" w:noHBand="0"/>
     </w:tblPr>
     <w:tblGrid>
-      <w:gridCol w:w="5704"/>
-      <w:gridCol w:w="4219"/>
+      <w:gridCol w:w="5703"/>
+      <w:gridCol w:w="4220"/>
     </w:tblGrid>
     <w:tr>
       <w:trPr>
@@ -8882,7 +11997,7 @@
       </w:trPr>
       <w:tc>
         <w:tcPr>
-          <w:tcW w:w="5704" w:type="dxa"/>
+          <w:tcW w:w="5703" w:type="dxa"/>
           <w:tcBorders>
             <w:top w:val="nil"/>
             <w:start w:val="nil"/>
@@ -8949,7 +12064,7 @@
       </w:tc>
       <w:tc>
         <w:tcPr>
-          <w:tcW w:w="4219" w:type="dxa"/>
+          <w:tcW w:w="4220" w:type="dxa"/>
           <w:tcBorders>
             <w:top w:val="nil"/>
             <w:start w:val="nil"/>
@@ -9047,8 +12162,8 @@
       <w:tblLook w:val="04a0" w:firstRow="1" w:noVBand="1" w:lastRow="0" w:firstColumn="1" w:lastColumn="0" w:noHBand="0"/>
     </w:tblPr>
     <w:tblGrid>
-      <w:gridCol w:w="5704"/>
-      <w:gridCol w:w="4219"/>
+      <w:gridCol w:w="5703"/>
+      <w:gridCol w:w="4220"/>
     </w:tblGrid>
     <w:tr>
       <w:trPr>
@@ -9056,7 +12171,7 @@
       </w:trPr>
       <w:tc>
         <w:tcPr>
-          <w:tcW w:w="5704" w:type="dxa"/>
+          <w:tcW w:w="5703" w:type="dxa"/>
           <w:tcBorders>
             <w:top w:val="nil"/>
             <w:start w:val="nil"/>
@@ -9123,7 +12238,7 @@
       </w:tc>
       <w:tc>
         <w:tcPr>
-          <w:tcW w:w="4219" w:type="dxa"/>
+          <w:tcW w:w="4220" w:type="dxa"/>
           <w:tcBorders>
             <w:top w:val="nil"/>
             <w:start w:val="nil"/>
@@ -10060,16 +13175,16 @@
       <w:lang w:val="es-ES"/>
     </w:rPr>
   </w:style>
-  <w:style w:type="character" w:styleId="FootnoteCharacters">
-    <w:name w:val="Footnote Characters"/>
+  <w:style w:type="character" w:styleId="FootnoteCharactersuser">
+    <w:name w:val="Footnote Characters (user)"/>
     <w:unhideWhenUsed/>
     <w:rsid w:val="00d110ec"/>
     <w:rPr>
       <w:vertAlign w:val="superscript"/>
     </w:rPr>
   </w:style>
-  <w:style w:type="character" w:styleId="FootnoteCharactersuser">
-    <w:name w:val="Footnote Characters (user)"/>
+  <w:style w:type="character" w:styleId="FootnoteCharacters">
+    <w:name w:val="Footnote Characters"/>
     <w:rPr>
       <w:vertAlign w:val="superscript"/>
     </w:rPr>
@@ -10152,14 +13267,14 @@
     <w:name w:val="Numbering Symbols"/>
     <w:rPr/>
   </w:style>
-  <w:style w:type="character" w:styleId="EndnoteCharactersuser">
-    <w:name w:val="Endnote Characters (user)"/>
+  <w:style w:type="character" w:styleId="EndnoteCharacters">
+    <w:name w:val="Endnote Characters"/>
     <w:rPr>
       <w:vertAlign w:val="superscript"/>
     </w:rPr>
   </w:style>
-  <w:style w:type="character" w:styleId="EndnoteCharacters">
-    <w:name w:val="Endnote Characters"/>
+  <w:style w:type="character" w:styleId="EndnoteCharactersuser">
+    <w:name w:val="Endnote Characters (user)"/>
     <w:rPr/>
   </w:style>
   <w:style w:type="character" w:styleId="EndnoteReference">
@@ -10341,8 +13456,8 @@
       <w:bCs/>
     </w:rPr>
   </w:style>
-  <w:style w:type="paragraph" w:styleId="FrameContents">
-    <w:name w:val="Frame Contents"/>
+  <w:style w:type="paragraph" w:styleId="FrameContentsuser">
+    <w:name w:val="Frame Contents (user)"/>
     <w:basedOn w:val="Normal"/>
     <w:pPr/>
     <w:rPr/>
@@ -10368,8 +13483,8 @@
       <w:bCs/>
     </w:rPr>
   </w:style>
-  <w:style w:type="paragraph" w:styleId="FrameContentsuser">
-    <w:name w:val="Frame Contents (user)"/>
+  <w:style w:type="paragraph" w:styleId="FrameContents">
+    <w:name w:val="Frame Contents"/>
     <w:basedOn w:val="Normal"/>
     <w:pPr/>
     <w:rPr/>
